--- a/assets/windows/wsmart_route_results.docx
+++ b/assets/windows/wsmart_route_results.docx
@@ -472,7 +472,7 @@
     </w:p>
     <w:p>
       <w:r>
-        <w:t xml:space="preserve">Full results table, columns grouped by mandatory selection strategy × route constructor × route improver.</w:t>
+        <w:t xml:space="preserve">Full results table, columns grouped by partitioned by route improver (FTSP, CLS), one partial table per value; each partial table then grouped by mandatory selection strategy × route constructor.</w:t>
       </w:r>
     </w:p>
     <w:p/>

--- a/assets/windows/wsmart_route_results.docx
+++ b/assets/windows/wsmart_route_results.docx
@@ -12,12 +12,12 @@
     </w:p>
     <w:p>
       <w:r>
-        <w:t xml:space="preserve">WSmart+ Route — Adaptive Routing Policies for Smart Waste Collection</w:t>
+        <w:t xml:space="preserve">A Simulation Framework for the Multi-Period Vehicle Routing Problem with Profits in Smart Waste Collection</w:t>
       </w:r>
     </w:p>
     <w:p>
       <w:r>
-        <w:t xml:space="preserve">Generated for: Afonso Fernandes</w:t>
+        <w:t xml:space="preserve">Generated for: Afonso Cruz Fernandes¹</w:t>
       </w:r>
     </w:p>
     <w:p/>
@@ -31,12 +31,12 @@
         <w:pStyle w:val="Heading2"/>
       </w:pPr>
       <w:r>
-        <w:t xml:space="preserve">Slide 1 — WSmart+ Route — Adaptive Routing Policies for Smart Waste Collection</w:t>
+        <w:t xml:space="preserve">Slide 1 — A Simulation Framework for the Multi-Period Vehicle Routing Problem with Profits in Smart Waste Collection</w:t>
       </w:r>
     </w:p>
     <w:p>
       <w:r>
-        <w:t xml:space="preserve">Presented by Afonso Fernandes.</w:t>
+        <w:t xml:space="preserve">Presented by Afonso Cruz Fernandes¹. With Héctor Bonilla-Londoño², Diana Jorge², Manuel Lopes¹, Pedro A. Santos¹, Tânia Ramos².</w:t>
       </w:r>
     </w:p>
     <w:p/>
@@ -55,7 +55,7 @@
     </w:p>
     <w:p>
       <w:r>
-        <w:t xml:space="preserve">Today's agenda: The Vehicle Routing Problem with Profits (VRPP); Routing Simulator Philosophy; Mandatory Node Selection Strategies; Exact Solvers: BPC  SWC-TCF; Meta-Heuristics  Hyper-Heuristics; Evolutionary Algorithms: HGS; Swarm Intelligence: PSOMA  ACO-HH; Neighborhood Search: SANS  PG-CLNS; Route Improvers: Classical Local Search vs Fast-TSP; Results — Pareto Front; Results — Summary KPI Analysis; Results — Per-Scenario Heatmaps; Results — Policy × Scenario Heatmaps (90 days); Results — Route Improver Comparison; Conclusions, Limitations  Future Work.</w:t>
+        <w:t xml:space="preserve">Today's agenda: Introduction — VRPP, Simulator Philosophy  Objective; Mandatory Node Selection Strategies; Route Constructors  Route Improvers; Results; Conclusions, Limitations  Future Work.</w:t>
       </w:r>
     </w:p>
     <w:p/>
@@ -104,7 +104,42 @@
         <w:pStyle w:val="Heading2"/>
       </w:pPr>
       <w:r>
-        <w:t xml:space="preserve">Slide 4 — Routing Simulator Philosophy — Modular Policy Pipeline</w:t>
+        <w:t xml:space="preserve">Slide 4 — Objective of this Work</w:t>
+      </w:r>
+    </w:p>
+    <w:p>
+      <w:r>
+        <w:t xml:space="preserve">Benchmark, under one simulation framework, the full space of daily routing policies for the multi-period VRPP in smart waste collection</w:t>
+        <w:br/>
+        <w:t xml:space="preserve"/>
+        <w:br/>
+        <w:t xml:space="preserve">Exact methods: Branch-Price-and-Cut (BPC) and SWC-TCF — optimality reference points at the daily-subproblem scale</w:t>
+        <w:br/>
+        <w:t xml:space="preserve"/>
+        <w:br/>
+        <w:t xml:space="preserve">Meta-heuristics: Hybrid Genetic Search (HGS), Adaptive Large Neighborhood Search (ALNS), Simulated Annealing Neighborhood Search (SANS), Policy-Gradient CLNS (PG-CLNS)</w:t>
+        <w:br/>
+        <w:t xml:space="preserve"/>
+        <w:br/>
+        <w:t xml:space="preserve">Hyper-heuristics: Particle Swarm Optimisation Memetic Algorithm (PSOMA) and Ant Colony Optimisation Hyper-Heuristic (ACO-HH)</w:t>
+        <w:br/>
+        <w:t xml:space="preserve"/>
+        <w:br/>
+        <w:t xml:space="preserve">Question: which combination of mandatory selection strategy, route constructor and route improver dominates the overflow vs kg/km trade-off, and how stable is that answer across scenarios and horizons?</w:t>
+      </w:r>
+    </w:p>
+    <w:p/>
+    <w:p>
+      <w:r>
+        <w:t xml:space="preserve"/>
+      </w:r>
+    </w:p>
+    <w:p>
+      <w:pPr>
+        <w:pStyle w:val="Heading2"/>
+      </w:pPr>
+      <w:r>
+        <w:t xml:space="preserve">Slide 5 — Routing Simulator Philosophy — Modular Policy Pipeline</w:t>
       </w:r>
     </w:p>
     <w:p>
@@ -131,7 +166,7 @@
         <w:pStyle w:val="Heading2"/>
       </w:pPr>
       <w:r>
-        <w:t xml:space="preserve">Slide 5 — Mandatory Node Selection Strategies</w:t>
+        <w:t xml:space="preserve">Slide 6 — Mandatory Node Selection Strategies</w:t>
       </w:r>
     </w:p>
     <w:p>
@@ -140,7 +175,7 @@
         <w:br/>
         <w:t xml:space="preserve"/>
         <w:br/>
-        <w:t xml:space="preserve">Look-Ahead anticipates predicted overflows; Last-Minute waits for a critical fill threshold; Service-Level bounds each bin's overflow probability</w:t>
+        <w:t xml:space="preserve">Look-Ahead (LA) anticipates predicted overflows; Last-Minute (LM) waits for a critical fill threshold; Service-Level (SL) bounds each bin's overflow probability</w:t>
         <w:br/>
         <w:t xml:space="preserve"/>
         <w:br/>
@@ -162,7 +197,34 @@
         <w:pStyle w:val="Heading2"/>
       </w:pPr>
       <w:r>
-        <w:t xml:space="preserve">Slide 6 — Exact Solvers: BPC  SWC-TCF</w:t>
+        <w:t xml:space="preserve">Slide 7 — Big Picture: Policy Configuration Space</w:t>
+      </w:r>
+    </w:p>
+    <w:p>
+      <w:r>
+        <w:t xml:space="preserve">Every simulated policy is one path through the three columns: a mandatory selection strategy, a route constructor (exact / meta-heuristic / hyper-heuristic) and an optional route improver.</w:t>
+        <w:br/>
+        <w:t xml:space="preserve"/>
+        <w:br/>
+        <w:t xml:space="preserve">Mandatory selection × route constructor × route improver — every combination is run through the same multi-day simulator</w:t>
+        <w:br/>
+        <w:t xml:space="preserve"/>
+        <w:br/>
+        <w:t xml:space="preserve">Exact methods and meta-/hyper-heuristics are interchangeable route constructors under the identical selection and improvement stages</w:t>
+      </w:r>
+    </w:p>
+    <w:p/>
+    <w:p>
+      <w:r>
+        <w:t xml:space="preserve"/>
+      </w:r>
+    </w:p>
+    <w:p>
+      <w:pPr>
+        <w:pStyle w:val="Heading2"/>
+      </w:pPr>
+      <w:r>
+        <w:t xml:space="preserve">Slide 8 — Exact Methods: BPC  SWC-TCF</w:t>
       </w:r>
     </w:p>
     <w:p>
@@ -197,7 +259,7 @@
         <w:pStyle w:val="Heading2"/>
       </w:pPr>
       <w:r>
-        <w:t xml:space="preserve">Slide 7 — Meta-Heuristics  Hyper-Heuristics — Overarching Philosophy</w:t>
+        <w:t xml:space="preserve">Slide 9 — Meta-Heuristics  Hyper-Heuristics — Overarching Philosophy</w:t>
       </w:r>
     </w:p>
     <w:p>
@@ -206,19 +268,23 @@
         <w:br/>
         <w:t xml:space="preserve"/>
         <w:br/>
-        <w:t xml:space="preserve">Heuristic search trades a small optimality gap for polynomial runtime — essential beyond the exact solvers' size limits</w:t>
+        <w:t xml:space="preserve">Heuristic search trades a small optimality gap for polynomial runtime — essential beyond the exact methods' size limits</w:t>
         <w:br/>
         <w:t xml:space="preserve"/>
         <w:br/>
-        <w:t xml:space="preserve">Meta-heuristics balance exploration (diversify, escape local optima) and exploitation (intensify, polish good solutions)</w:t>
+        <w:t xml:space="preserve">Evolutionary — HGS: population-based, ordered crossover + aggressive local search, biased fitness balances quality and diversity</w:t>
         <w:br/>
         <w:t xml:space="preserve"/>
         <w:br/>
-        <w:t xml:space="preserve">Hyper-heuristics search the space of heuristics itself, learning which low-level operator to apply next (e.g. ACO-HH)</w:t>
+        <w:t xml:space="preserve">Swarm intelligence — PSOMA: particle swarm + memetic refinement (best-overflow performer); ACO-HH: pheromones over low-level heuristics, most robust all-rounder</w:t>
         <w:br/>
         <w:t xml:space="preserve"/>
         <w:br/>
-        <w:t xml:space="preserve">Three families studied: evolutionary (HGS), swarm intelligence (PSOMA, ACO-HH), neighborhood search (SANS, PG-CLNS)</w:t>
+        <w:t xml:space="preserve">Trajectory-based — SANS: simulated annealing accepts worsening moves under a cooling schedule; PG-CLNS: destroy-and-repair LNS whose operator choice is learned via policy gradients</w:t>
+        <w:br/>
+        <w:t xml:space="preserve"/>
+        <w:br/>
+        <w:t xml:space="preserve">Three families, one shared interface: each plugs into the pipeline as an interchangeable route constructor</w:t>
       </w:r>
     </w:p>
     <w:p/>
@@ -232,112 +298,7 @@
         <w:pStyle w:val="Heading2"/>
       </w:pPr>
       <w:r>
-        <w:t xml:space="preserve">Slide 8 — Evolutionary Algorithms — HGS (Hybrid Genetic Search)</w:t>
-      </w:r>
-    </w:p>
-    <w:p>
-      <w:r>
-        <w:t xml:space="preserve">Biased fitness function used to rank current solutions by both quality and diversity. n_pop is the current population size and n_elite the number of elite (best-cost) individuals; individuals outside the elite are increasingly rewarded for contributing diversity.</w:t>
-        <w:br/>
-        <w:t xml:space="preserve"/>
-        <w:br/>
-        <w:t xml:space="preserve">Population-based: parents recombine via ordered crossover; every offspring is 'educated' by aggressive local search</w:t>
-        <w:br/>
-        <w:t xml:space="preserve"/>
-        <w:br/>
-        <w:t xml:space="preserve">Biased fitness (above) blends solution quality with diversity contribution — prevents premature convergence</w:t>
-        <w:br/>
-        <w:t xml:space="preserve"/>
-        <w:br/>
-        <w:t xml:space="preserve">Infeasible individuals survive in a penalised sub-population, letting the search cross infeasible regions</w:t>
-        <w:br/>
-        <w:t xml:space="preserve"/>
-        <w:br/>
-        <w:t xml:space="preserve">State-of-the-art on classical CVRP; strong efficiency performer here when paired with the CLS improver</w:t>
-      </w:r>
-    </w:p>
-    <w:p/>
-    <w:p>
-      <w:r>
-        <w:t xml:space="preserve"/>
-      </w:r>
-    </w:p>
-    <w:p>
-      <w:pPr>
-        <w:pStyle w:val="Heading2"/>
-      </w:pPr>
-      <w:r>
-        <w:t xml:space="preserve">Slide 9 — Swarm Intelligence — PSOMA  ACO-HH</w:t>
-      </w:r>
-    </w:p>
-    <w:p>
-      <w:r>
-        <w:t xml:space="preserve">PSO velocity update: particle i moves toward its personal best p_i and the global best g under inertia ω and acceleration coefficients c1, c2. ACO pheromone update: pheromone τ_h on heuristic h decays by evaporation rate ρ and is reinforced by the deposits Δτ_h of the k ants that used it.</w:t>
-        <w:br/>
-        <w:t xml:space="preserve"/>
-        <w:br/>
-        <w:t xml:space="preserve">Many simple agents share information; global order emerges from local interactions</w:t>
-        <w:br/>
-        <w:t xml:space="preserve"/>
-        <w:br/>
-        <w:t xml:space="preserve">PSOMA: particles attracted by personal/global bests + a memetic local-search refinement phase — consistent best-overflow performer in the empirical scenarios</w:t>
-        <w:br/>
-        <w:t xml:space="preserve"/>
-        <w:br/>
-        <w:t xml:space="preserve">ACO-HH: pheromones are laid over low-level heuristics (h) rather than arcs — the colony learns the best sequence of constructive operators</w:t>
-        <w:br/>
-        <w:t xml:space="preserve"/>
-        <w:br/>
-        <w:t xml:space="preserve">ACO-HH is the most robust all-rounder: Pareto-optimal in multiple scenarios (zero-overflow SL2 configs at FFZ-350)</w:t>
-      </w:r>
-    </w:p>
-    <w:p/>
-    <w:p>
-      <w:r>
-        <w:t xml:space="preserve"/>
-      </w:r>
-    </w:p>
-    <w:p>
-      <w:pPr>
-        <w:pStyle w:val="Heading2"/>
-      </w:pPr>
-      <w:r>
-        <w:t xml:space="preserve">Slide 10 — Neighborhood Search — SANS  PG-CLNS</w:t>
-      </w:r>
-    </w:p>
-    <w:p>
-      <w:r>
-        <w:t xml:space="preserve">Simulated annealing accepts a worsening move with probability e^(−Δ/T_t), cooling temperature T by factor γ each iteration. PG-CLNS learns its destroy/repair operator choice o via the policy-gradient estimator ∇_θJ, using state s (fill levels, geography) and observed reward R.</w:t>
-        <w:br/>
-        <w:t xml:space="preserve"/>
-        <w:br/>
-        <w:t xml:space="preserve">Trajectory-based: iteratively perturb the incumbent through neighbourhood moves</w:t>
-        <w:br/>
-        <w:t xml:space="preserve"/>
-        <w:br/>
-        <w:t xml:space="preserve">SANS: simulated annealing accepts worsening moves with probability e^(−Δ/T); cooling shifts exploration → exploitation</w:t>
-        <w:br/>
-        <w:t xml:space="preserve"/>
-        <w:br/>
-        <w:t xml:space="preserve">PG-CLNS: destroy-and-repair large-neighborhood search whose operator selection is learned online via policy gradients, adapting to instance context (fill levels, geography)</w:t>
-        <w:br/>
-        <w:t xml:space="preserve"/>
-        <w:br/>
-        <w:t xml:space="preserve">PG-CLNS is a standout overflow performer: SL1 + PG-CLNS reaches the Pareto front with ~1 overflow / 30 days</w:t>
-      </w:r>
-    </w:p>
-    <w:p/>
-    <w:p>
-      <w:r>
-        <w:t xml:space="preserve"/>
-      </w:r>
-    </w:p>
-    <w:p>
-      <w:pPr>
-        <w:pStyle w:val="Heading2"/>
-      </w:pPr>
-      <w:r>
-        <w:t xml:space="preserve">Slide 11 — Route Improvers: Classical Local Search vs Fast-TSP</w:t>
+        <w:t xml:space="preserve">Slide 10 — Route Improvers: Classical Local Search vs Fast-TSP</w:t>
       </w:r>
     </w:p>
     <w:p>
@@ -359,6 +320,33 @@
         <w:t xml:space="preserve"/>
         <w:br/>
         <w:t xml:space="preserve">Improver choice is a second-order effect: selection strategy and constructor dominate the KPI outcomes</w:t>
+      </w:r>
+    </w:p>
+    <w:p/>
+    <w:p>
+      <w:r>
+        <w:t xml:space="preserve"/>
+      </w:r>
+    </w:p>
+    <w:p>
+      <w:pPr>
+        <w:pStyle w:val="Heading2"/>
+      </w:pPr>
+      <w:r>
+        <w:t xml:space="preserve">Slide 11 — Design of Experiments</w:t>
+      </w:r>
+    </w:p>
+    <w:p>
+      <w:r>
+        <w:t xml:space="preserve">Every scenario (region × graph size × waste distribution) is simulated for both the 30-day and the 90-day horizon; the 90-day runs are restricted to the 30-day Pareto-front policies.</w:t>
+        <w:br/>
+        <w:t xml:space="preserve"/>
+        <w:br/>
+        <w:t xml:space="preserve">Regions/graph sizes: RM-100, RM-170 (Rio Maior), FFZ-350 (Figueira da Foz) — two waste distributions each: Empirical and Gamma-3</w:t>
+        <w:br/>
+        <w:t xml:space="preserve"/>
+        <w:br/>
+        <w:t xml:space="preserve">5 mandatory selection variants × 8 route constructors × up to 2 improvers, replicated at 30 and 90 days</w:t>
       </w:r>
     </w:p>
     <w:p/>
@@ -410,7 +398,26 @@
         <w:pStyle w:val="Heading2"/>
       </w:pPr>
       <w:r>
-        <w:t xml:space="preserve">Slide 14 — Results — Per-Scenario Heatmaps (Constructors × Strategy·Improver)</w:t>
+        <w:t xml:space="preserve">Slide 14 — Results — Strategy Trade-off (Overflows vs kg/km)</w:t>
+      </w:r>
+    </w:p>
+    <w:p>
+      <w:r>
+        <w:t xml:space="preserve">Each bubble = (selection strategy, scenario) averaged over constructors and improvers — coloured by mandatory selection strategy (LA/LM/SL).</w:t>
+      </w:r>
+    </w:p>
+    <w:p/>
+    <w:p>
+      <w:r>
+        <w:t xml:space="preserve"/>
+      </w:r>
+    </w:p>
+    <w:p>
+      <w:pPr>
+        <w:pStyle w:val="Heading2"/>
+      </w:pPr>
+      <w:r>
+        <w:t xml:space="preserve">Slide 15 — Results — Per-Scenario Heatmaps (Constructors × Strategy·Improver)</w:t>
       </w:r>
     </w:p>
     <w:p>
@@ -429,7 +436,7 @@
         <w:pStyle w:val="Heading2"/>
       </w:pPr>
       <w:r>
-        <w:t xml:space="preserve">Slide 15 — Results — Overflow  kg/km Heatmaps, 90 Days (Policies × Scenarios)</w:t>
+        <w:t xml:space="preserve">Slide 16 — Results — Overflow  kg/km Heatmaps, 90 Days (Policies × Scenarios)</w:t>
       </w:r>
     </w:p>
     <w:p>
@@ -448,7 +455,7 @@
         <w:pStyle w:val="Heading2"/>
       </w:pPr>
       <w:r>
-        <w:t xml:space="preserve">Slide 16 — Results — Route Improver Comparison</w:t>
+        <w:t xml:space="preserve">Slide 17 — Results — Route Improver Comparison</w:t>
       </w:r>
     </w:p>
     <w:p>
@@ -467,7 +474,7 @@
         <w:pStyle w:val="Heading2"/>
       </w:pPr>
       <w:r>
-        <w:t xml:space="preserve">Slide 17 — Results — Full Table (30-Day Horizon)</w:t>
+        <w:t xml:space="preserve">Slide 18 — Results — Full Table (30-Day Horizon)</w:t>
       </w:r>
     </w:p>
     <w:p>
@@ -486,7 +493,7 @@
         <w:pStyle w:val="Heading2"/>
       </w:pPr>
       <w:r>
-        <w:t xml:space="preserve">Slide 18 — Conclusions, Limitations  Future Work</w:t>
+        <w:t xml:space="preserve">Slide 19 — Conclusions, Limitations  Future Work</w:t>
       </w:r>
     </w:p>
     <w:p>
@@ -511,7 +518,7 @@
         <w:br/>
         <w:t xml:space="preserve"/>
         <w:br/>
-        <w:t xml:space="preserve">Future work: richer acceptance criteria, neural constructors in the same pipeline, multi-vehicle fleets, intra-day re-routing, CO₂-aware objectives</w:t>
+        <w:t xml:space="preserve">Future work: richer acceptance criteria, neural constructors (e.g. Attention Model) in the same pipeline, multi-vehicle fleets, intra-day re-routing, CO₂-aware objectives</w:t>
       </w:r>
     </w:p>
     <w:p/>
@@ -525,7 +532,7 @@
         <w:pStyle w:val="Heading2"/>
       </w:pPr>
       <w:r>
-        <w:t xml:space="preserve">Slide 19 — Thank You — Questions  Answers</w:t>
+        <w:t xml:space="preserve">Slide 20 — Thank You — Questions  Answers</w:t>
       </w:r>
     </w:p>
     <w:p>

--- a/assets/windows/wsmart_route_results.docx
+++ b/assets/windows/wsmart_route_results.docx
@@ -55,7 +55,7 @@
     </w:p>
     <w:p>
       <w:r>
-        <w:t xml:space="preserve">Today's agenda: Introduction — VRPP, Simulator Philosophy  Objective; Mandatory Node Selection Strategies; Route Constructors  Route Improvers; Results; Conclusions, Limitations  Future Work.</w:t>
+        <w:t xml:space="preserve">Today's agenda: Introduction: Problem and Objective; Simulator Overview; Mandatory Node Selection Strategies; Route Constructors; Route Improvers; Experimental Methodology; Experimental Results; Conclusions  Limitations.</w:t>
       </w:r>
     </w:p>
     <w:p/>
@@ -74,7 +74,7 @@
     </w:p>
     <w:p>
       <w:r>
-        <w:t xml:space="preserve">Objective: maximise collected profit minus travel cost, choosing which nodes y to visit and how x routes them, subject to the vehicle capacity Q.</w:t>
+        <w:t xml:space="preserve">Bin fill w_i,d accumulates stochastically (rate δ) and resets on a visit. Daily profit P nets collected-waste revenue r_w against travel cost c_km along the chosen route A_d. The policy π must maximise the expected profit summed over the full D-day horizon.</w:t>
         <w:br/>
         <w:t xml:space="preserve"/>
         <w:br/>
@@ -86,7 +86,7 @@
         <w:br/>
         <w:t xml:space="preserve"/>
         <w:br/>
-        <w:t xml:space="preserve">Two conflicting KPIs: bin overflows (service quality, ↓) and kg/km route efficiency (cost, ↑)</w:t>
+        <w:t xml:space="preserve">Two conflicting KPIs: bin overflows (service quality, ↓) and KG / KM route efficiency (cost, ↑)</w:t>
         <w:br/>
         <w:t xml:space="preserve"/>
         <w:br/>
@@ -104,28 +104,40 @@
         <w:pStyle w:val="Heading2"/>
       </w:pPr>
       <w:r>
-        <w:t xml:space="preserve">Slide 4 — Objective of this Work</w:t>
+        <w:t xml:space="preserve">Slide 4 — Objective of this Work — Algorithm Glossary</w:t>
       </w:r>
     </w:p>
     <w:p>
       <w:r>
-        <w:t xml:space="preserve">Benchmark, under one simulation framework, the full space of daily routing policies for the multi-period VRPP in smart waste collection</w:t>
+        <w:t xml:space="preserve">BPC: Branch-Price-and-Cut</w:t>
         <w:br/>
         <w:t xml:space="preserve"/>
         <w:br/>
-        <w:t xml:space="preserve">Exact methods: Branch-Price-and-Cut (BPC) and SWC-TCF — optimality reference points at the daily-subproblem scale</w:t>
+        <w:t xml:space="preserve">SWC-TCF: Smart Waste Collection – Two-Commodity Flow</w:t>
         <w:br/>
         <w:t xml:space="preserve"/>
         <w:br/>
-        <w:t xml:space="preserve">Meta-heuristics: Hybrid Genetic Search (HGS), Adaptive Large Neighborhood Search (ALNS), Simulated Annealing Neighborhood Search (SANS), Policy-Gradient CLNS (PG-CLNS)</w:t>
+        <w:t xml:space="preserve">HGS: Hybrid Genetic Search</w:t>
         <w:br/>
         <w:t xml:space="preserve"/>
         <w:br/>
-        <w:t xml:space="preserve">Hyper-heuristics: Particle Swarm Optimisation Memetic Algorithm (PSOMA) and Ant Colony Optimisation Hyper-Heuristic (ACO-HH)</w:t>
+        <w:t xml:space="preserve">ALNS: Adaptive Large Neighborhood Search</w:t>
         <w:br/>
         <w:t xml:space="preserve"/>
         <w:br/>
-        <w:t xml:space="preserve">Question: which combination of mandatory selection strategy, route constructor and route improver dominates the overflow vs kg/km trade-off, and how stable is that answer across scenarios and horizons?</w:t>
+        <w:t xml:space="preserve">SANS: Simulated Annealing Neighborhood Search</w:t>
+        <w:br/>
+        <w:t xml:space="preserve"/>
+        <w:br/>
+        <w:t xml:space="preserve">PG-CLNS: Policy-Gradient Cooperative Large Neighborhood Search</w:t>
+        <w:br/>
+        <w:t xml:space="preserve"/>
+        <w:br/>
+        <w:t xml:space="preserve">PSOMA: Particle Swarm Optimisation Memetic Algorithm</w:t>
+        <w:br/>
+        <w:t xml:space="preserve"/>
+        <w:br/>
+        <w:t xml:space="preserve">ACO-HH: Ant Colony Optimisation Hyper-Heuristic</w:t>
       </w:r>
     </w:p>
     <w:p/>
@@ -152,7 +164,7 @@
         <w:br/>
         <w:t xml:space="preserve"/>
         <w:br/>
-        <w:t xml:space="preserve">The simulator replays multi-day scenarios (region × graph size × waste distribution), logging overflows, kg, km, kg/km and profit for every policy combination</w:t>
+        <w:t xml:space="preserve">The simulator replays multi-day scenarios (region × graph size × waste distribution), logging overflows, kg, km, KG / KM and profit for every policy combination</w:t>
       </w:r>
     </w:p>
     <w:p/>
@@ -166,38 +178,7 @@
         <w:pStyle w:val="Heading2"/>
       </w:pPr>
       <w:r>
-        <w:t xml:space="preserve">Slide 6 — Mandatory Node Selection Strategies</w:t>
-      </w:r>
-    </w:p>
-    <w:p>
-      <w:r>
-        <w:t xml:space="preserve">The three mandatory selection rules — Look-Ahead (LA) forecasts fill level f_i at t+δ, Last-Minute (LM) reacts once f_i crosses a critical fill threshold CF, and Service-Level (SL) bounds each bin's overflow probability by a target confidence α.</w:t>
-        <w:br/>
-        <w:t xml:space="preserve"/>
-        <w:br/>
-        <w:t xml:space="preserve">Look-Ahead (LA) anticipates predicted overflows; Last-Minute (LM) waits for a critical fill threshold; Service-Level (SL) bounds each bin's overflow probability</w:t>
-        <w:br/>
-        <w:t xml:space="preserve"/>
-        <w:br/>
-        <w:t xml:space="preserve">Empirical trade-off: LM dominates efficiency (kg/km), SL dominates overflow prevention, LA sits in between</w:t>
-        <w:br/>
-        <w:t xml:space="preserve"/>
-        <w:br/>
-        <w:t xml:space="preserve">The choice spans the service-quality vs cost spectrum — an operational decision, not an algorithmic one</w:t>
-      </w:r>
-    </w:p>
-    <w:p/>
-    <w:p>
-      <w:r>
-        <w:t xml:space="preserve"/>
-      </w:r>
-    </w:p>
-    <w:p>
-      <w:pPr>
-        <w:pStyle w:val="Heading2"/>
-      </w:pPr>
-      <w:r>
-        <w:t xml:space="preserve">Slide 7 — Big Picture: Policy Configuration Space</w:t>
+        <w:t xml:space="preserve">Slide 6 — Big Picture: Policy Configuration Space</w:t>
       </w:r>
     </w:p>
     <w:p>
@@ -224,28 +205,55 @@
         <w:pStyle w:val="Heading2"/>
       </w:pPr>
       <w:r>
+        <w:t xml:space="preserve">Slide 7 — Mandatory Node Selection Strategies</w:t>
+      </w:r>
+    </w:p>
+    <w:p>
+      <w:r>
+        <w:t xml:space="preserve">Look-Ahead first flags bins that would overflow tomorrow, then simulates forward to also bundle in any bin that would overflow before that same group's next natural collection day — avoiding an extra near-term trip. Service-Level flags a bin once its n-day-ahead worst case (mean fill + z_α standard deviations) crosses capacity τ. Last-Minute simply reacts once the fill ratio f_i crosses a fixed critical threshold CF. Choosing which bins to collect today is itself a knapsack-style decision (right): pick the subset of items that best fits the day's capacity/urgency budget.</w:t>
+        <w:br/>
+        <w:t xml:space="preserve"/>
+        <w:br/>
+        <w:t xml:space="preserve">Look-Ahead (LA) anticipates predicted overflows by bundling nearby future collections; Last-Minute (LM) waits for a critical fill threshold; Service-Level (SL) bounds each bin's overflow probability via a confidence factor</w:t>
+        <w:br/>
+        <w:t xml:space="preserve"/>
+        <w:br/>
+        <w:t xml:space="preserve">Empirical trade-off: LM dominates efficiency (KG / KM), SL dominates overflow prevention, LA sits in between</w:t>
+        <w:br/>
+        <w:t xml:space="preserve"/>
+        <w:br/>
+        <w:t xml:space="preserve">The choice spans the service-quality vs cost spectrum — an operational decision, not an algorithmic one</w:t>
+      </w:r>
+    </w:p>
+    <w:p/>
+    <w:p>
+      <w:r>
+        <w:t xml:space="preserve"/>
+      </w:r>
+    </w:p>
+    <w:p>
+      <w:pPr>
+        <w:pStyle w:val="Heading2"/>
+      </w:pPr>
+      <w:r>
         <w:t xml:space="preserve">Slide 8 — Exact Methods: BPC  SWC-TCF</w:t>
       </w:r>
     </w:p>
     <w:p>
       <w:r>
-        <w:t xml:space="preserve">Set-partitioning master problem: choose a minimum-cost combination of routes r ∈ Ω (weight λ_r) such that every node i is covered exactly once (a_ir = 1 iff route r visits i).</w:t>
+        <w:t xml:space="preserve">SWC-TCF's two-commodity flow (Ramos, Morais  Barbosa-Póvoa, 2018): g_i marks a visited bin and x_ij the routing arcs; the waste commodity f_ij and the empty-space commodity h_ij are coupled to the vehicle capacity Q along every used arc. BPC instead solves a column-generation master problem (Barnhart et al., 1998): pick a minimum-cost combination of priced routes r ∈ Ω (weight λ_r) covering every node i exactly once (a_ir = 1 iff route r visits i), pricing new columns and adding cuts at every Branch-and-Bound node.</w:t>
         <w:br/>
         <w:t xml:space="preserve"/>
         <w:br/>
-        <w:t xml:space="preserve">Branch-Price-and-Cut (BPC): column generation over the route set Ω with cutting planes — proven optimality (BHV2000 lineage)</w:t>
+        <w:t xml:space="preserve">Branch-Price-and-Cut (BPC): a Branch-and-Bound tree where, at every node, column generation prices new routes and valid cuts tighten the LP relaxation before branching on a fractional arc/route variable — proven optimality (BHV2000 lineage)</w:t>
         <w:br/>
         <w:t xml:space="preserve"/>
         <w:br/>
-        <w:t xml:space="preserve">Pricing subproblem: elementary shortest path with resource constraints, accelerated by ng-route relaxation and limited-memory cuts</w:t>
+        <w:t xml:space="preserve">SWC-TCF: two-commodity network flow MILP (Ramos, Morais  Barbosa-Póvoa, 2018) — g_i marks a visited bin, x_ij the routing arcs, and two coupled flow commodities (f: waste, h: empty space) enforce capacity along each route</w:t>
         <w:br/>
         <w:t xml:space="preserve"/>
         <w:br/>
-        <w:t xml:space="preserve">SWC-TCF: exact set-partitioning over Clarke-Wright-style savings columns with traffic-congestion-adjusted costs</w:t>
-        <w:br/>
-        <w:t xml:space="preserve"/>
-        <w:br/>
-        <w:t xml:space="preserve">Both provide optimality reference points; exponential worst-case runtime limits them to the daily subproblem sizes</w:t>
+        <w:t xml:space="preserve">Both are exact: guaranteed-optimal for the daily subproblem, at the cost of exponential worst-case runtime — no results figures belong on this slide, only the methodology</w:t>
       </w:r>
     </w:p>
     <w:p/>
@@ -264,7 +272,7 @@
     </w:p>
     <w:p>
       <w:r>
-        <w:t xml:space="preserve">A meta-heuristic maps the incumbent x_t to a new candidate via operator A parameterised by θ_t, updated from feedback; a hyper-heuristic instead searches over low-level heuristics h ∈ H, picking the one with highest estimated value Q_t(h) at each step.</w:t>
+        <w:t xml:space="preserve">Meta-heuristics (HGS, PSOMA, SANS, PG-CLNS, ALNS) search the solution space directly; the hyper-heuristic (ACO-HH) instead searches the space of low-level heuristics. Within meta-heuristics, trajectory-based methods refine one incumbent solution while population-based methods evolve many candidates in parallel.</w:t>
         <w:br/>
         <w:t xml:space="preserve"/>
         <w:br/>
@@ -272,19 +280,23 @@
         <w:br/>
         <w:t xml:space="preserve"/>
         <w:br/>
-        <w:t xml:space="preserve">Evolutionary — HGS: population-based, ordered crossover + aggressive local search, biased fitness balances quality and diversity</w:t>
+        <w:t xml:space="preserve">Meta-heuristics (HGS, ALNS, SANS, PG-CLNS, PSOMA) balance exploration (diversify, escape local optima) and exploitation (intensify, polish good solutions)</w:t>
         <w:br/>
         <w:t xml:space="preserve"/>
         <w:br/>
-        <w:t xml:space="preserve">Swarm intelligence — PSOMA: particle swarm + memetic refinement (best-overflow performer); ACO-HH: pheromones over low-level heuristics, most robust all-rounder</w:t>
+        <w:t xml:space="preserve">The hyper-heuristic (ACO-HH) instead learns which low-level heuristic to apply next, via pheromones over the heuristics themselves rather than over the solution</w:t>
         <w:br/>
         <w:t xml:space="preserve"/>
         <w:br/>
-        <w:t xml:space="preserve">Trajectory-based — SANS: simulated annealing accepts worsening moves under a cooling schedule; PG-CLNS: destroy-and-repair LNS whose operator choice is learned via policy gradients</w:t>
+        <w:t xml:space="preserve">Trajectory-based (SANS, PG-CLNS): iteratively perturb one incumbent solution</w:t>
         <w:br/>
         <w:t xml:space="preserve"/>
         <w:br/>
-        <w:t xml:space="preserve">Three families, one shared interface: each plugs into the pipeline as an interchangeable route constructor</w:t>
+        <w:t xml:space="preserve">Population-based (HGS, PSOMA): evolve a whole population of candidate solutions in parallel each generation</w:t>
+        <w:br/>
+        <w:t xml:space="preserve"/>
+        <w:br/>
+        <w:t xml:space="preserve">All families plug into the pipeline as interchangeable route constructors</w:t>
       </w:r>
     </w:p>
     <w:p/>
@@ -303,7 +315,7 @@
     </w:p>
     <w:p>
       <w:r>
-        <w:t xml:space="preserve">2-opt accepts an edge swap whenever the resulting distance change Δ is negative. Fast-TSP reorders each route's visiting sequence π to minimise total distance — solved exactly for small routes and via Stochastic Local Search (SLS) once N exceeds 20 stops.</w:t>
+        <w:t xml:space="preserve">CLS explores several intra/inter-route neighbourhoods to a local optimum: 2-opt removes a crossing by reversing a segment, swap exchanges two nodes between routes, and relocate moves a single node to a better position. Fast-TSP applies the analogous exact/Stochastic-Local-Search reordering within each route.</w:t>
         <w:br/>
         <w:t xml:space="preserve"/>
         <w:br/>
@@ -311,7 +323,7 @@
         <w:br/>
         <w:t xml:space="preserve"/>
         <w:br/>
-        <w:t xml:space="preserve">CLS: exhaustive intra/inter-route neighbourhoods (2-opt, or-opt, swap, relocate) to a local optimum — best kg/km polish</w:t>
+        <w:t xml:space="preserve">CLS: exhaustive intra/inter-route neighbourhoods (2-opt, or-opt, swap, relocate) to a local optimum — best KG / KM polish</w:t>
         <w:br/>
         <w:t xml:space="preserve"/>
         <w:br/>
@@ -360,7 +372,7 @@
         <w:pStyle w:val="Heading2"/>
       </w:pPr>
       <w:r>
-        <w:t xml:space="preserve">Slide 12 — Results — Pareto Front (Overflows vs kg/km)</w:t>
+        <w:t xml:space="preserve">Slide 12 — Results — Pareto Front (Overflows vs KG / KM)</w:t>
       </w:r>
     </w:p>
     <w:p>
@@ -398,7 +410,7 @@
         <w:pStyle w:val="Heading2"/>
       </w:pPr>
       <w:r>
-        <w:t xml:space="preserve">Slide 14 — Results — Strategy Trade-off (Overflows vs kg/km)</w:t>
+        <w:t xml:space="preserve">Slide 14 — Results — Strategy Trade-off (Overflows vs KG / KM)</w:t>
       </w:r>
     </w:p>
     <w:p>
@@ -436,7 +448,7 @@
         <w:pStyle w:val="Heading2"/>
       </w:pPr>
       <w:r>
-        <w:t xml:space="preserve">Slide 16 — Results — Overflow  kg/km Heatmaps, 90 Days (Policies × Scenarios)</w:t>
+        <w:t xml:space="preserve">Slide 16 — Results — Overflow  KG / KM Heatmaps, 90 Days (Policies × Scenarios)</w:t>
       </w:r>
     </w:p>
     <w:p>
@@ -479,7 +491,7 @@
     </w:p>
     <w:p>
       <w:r>
-        <w:t xml:space="preserve">Full results table, columns grouped by partitioned by route improver (FTSP, CLS), one partial table per value; each partial table then grouped by mandatory selection strategy × route constructor.</w:t>
+        <w:t xml:space="preserve">Full results table, columns grouped by partitioned by mandatory selection strategy (LA, LM, SL), one partial table per value; each partial table then grouped by route constructor × route improver.</w:t>
       </w:r>
     </w:p>
     <w:p/>
@@ -498,11 +510,11 @@
     </w:p>
     <w:p>
       <w:r>
-        <w:t xml:space="preserve">Overlaid radar chart comparing key route constructors across overflow, efficiency, distance and profit axes — outer position indicates better performance on that axis.</w:t>
+        <w:t xml:space="preserve">Overlaid radar charts comparing route constructors across overflow, efficiency, distance and profit axes (outer = better) — a curated subset (left) and every constructor (right).</w:t>
         <w:br/>
         <w:t xml:space="preserve"/>
         <w:br/>
-        <w:t xml:space="preserve">The selection strategy dominates the overflow/efficiency trade-off: SL prevents overflows (SL2 + ACO_HH reached 0 at FFZ-350), LM (CF90) maximises kg/km (~12), LA balances</w:t>
+        <w:t xml:space="preserve">The selection strategy dominates the overflow/efficiency trade-off: SL prevents overflows (SL2 + ACO-HH reached 0 at FFZ-350), LM (CF90) maximises KG / KM (~12), LA balances</w:t>
         <w:br/>
         <w:t xml:space="preserve"/>
         <w:br/>
@@ -510,7 +522,7 @@
         <w:br/>
         <w:t xml:space="preserve"/>
         <w:br/>
-        <w:t xml:space="preserve">Patterns are stable from 30 to 90 days; overflow pressure grows with the horizon while kg/km stays consistent</w:t>
+        <w:t xml:space="preserve">Patterns are stable from 30 to 90 days; overflow pressure grows with the horizon while KG / KM stays consistent</w:t>
         <w:br/>
         <w:t xml:space="preserve"/>
         <w:br/>

--- a/assets/windows/wsmart_route_results.docx
+++ b/assets/windows/wsmart_route_results.docx
@@ -91,6 +91,22 @@
         <w:t xml:space="preserve"/>
         <w:br/>
         <w:t xml:space="preserve">Multi-day sequential decision problem over scenarios: RM-100, RM-170, FFZ-350 × {Empirical, Gamma-3} × {30, 90} days</w:t>
+        <w:br/>
+        <w:t xml:space="preserve"/>
+        <w:br/>
+        <w:t xml:space="preserve">The waste collection VRPP is a multi-day sequential decision problem: every day we decide which bins to visit (the mandatory selection) and in what order (the route), trading off the revenue from collected waste against the travel cost.</w:t>
+        <w:br/>
+        <w:t xml:space="preserve"/>
+        <w:br/>
+        <w:t xml:space="preserve">Bins fill stochastically between visits following an empirical or parametric distribution (Gamma-3). When a bin overflows, waste spills — a service failure we want to minimise.</w:t>
+        <w:br/>
+        <w:t xml:space="preserve"/>
+        <w:br/>
+        <w:t xml:space="preserve">The two KPIs are in direct tension: selecting fewer bins reduces km (higher KG/KM efficiency) but risks overflows; selecting more bins prevents overflows but drives up distance cost.</w:t>
+        <w:br/>
+        <w:t xml:space="preserve"/>
+        <w:br/>
+        <w:t xml:space="preserve">The policy π must make this trade-off optimally over D days and multiple scenarios — that is the core challenge we benchmark.</w:t>
       </w:r>
     </w:p>
     <w:p/>
@@ -138,6 +154,18 @@
         <w:t xml:space="preserve"/>
         <w:br/>
         <w:t xml:space="preserve">ACO-HH: Ant Colony Optimisation Hyper-Heuristic</w:t>
+        <w:br/>
+        <w:t xml:space="preserve"/>
+        <w:br/>
+        <w:t xml:space="preserve">The simulator collects five KPIs per run: (1) overflows — bins that exceed capacity, a service failure; (2) kg collected — total waste removed; (3) km driven — total vehicle distance; (4) KG/KM — efficiency ratio (kg per km driven); (5) profit — revenue from collected waste minus travel cost.</w:t>
+        <w:br/>
+        <w:t xml:space="preserve"/>
+        <w:br/>
+        <w:t xml:space="preserve">Every algorithm, exact or heuristic, runs under the same simulator and the same scenarios — this is what makes the comparison fair: identical demand realisations, identical KPI definitions, identical vehicle constraints.</w:t>
+        <w:br/>
+        <w:t xml:space="preserve"/>
+        <w:br/>
+        <w:t xml:space="preserve">The framework lets us ask: given the same mandatory selection strategy and the same daily scenario, how does BPC compare to HGS or ACO-HH on overflow prevention and route efficiency?</w:t>
       </w:r>
     </w:p>
     <w:p/>
@@ -345,7 +373,7 @@
         <w:pStyle w:val="Heading2"/>
       </w:pPr>
       <w:r>
-        <w:t xml:space="preserve">Slide 11 — Design of Experiments</w:t>
+        <w:t xml:space="preserve">Slide 11 — Experimental Methodology</w:t>
       </w:r>
     </w:p>
     <w:p>
@@ -429,12 +457,12 @@
         <w:pStyle w:val="Heading2"/>
       </w:pPr>
       <w:r>
-        <w:t xml:space="preserve">Slide 15 — Results — Per-Scenario Heatmaps (Constructors × Strategy·Improver)</w:t>
+        <w:t xml:space="preserve">Slide 15 — Results — Per-Scenario Heatmaps (Constructors × Strategy·Improver, Empirical Distribution)</w:t>
       </w:r>
     </w:p>
     <w:p>
       <w:r>
-        <w:t xml:space="preserve">30-day runs. One panel per scenario; route constructors on the rows, selection × improver combinations on the columns.</w:t>
+        <w:t xml:space="preserve">30-day runs, Empirical distribution only. One panel per scenario; route constructors on the rows, selection × improver combinations on the columns.</w:t>
       </w:r>
     </w:p>
     <w:p/>
@@ -491,7 +519,7 @@
     </w:p>
     <w:p>
       <w:r>
-        <w:t xml:space="preserve">Full results table, columns grouped by partitioned by mandatory selection strategy (LA, LM, SL), one partial table per value; each partial table then grouped by route constructor × route improver.</w:t>
+        <w:t xml:space="preserve">Full results table, columns grouped by partitioned by mandatory selection strategy (LA, LM, SL), one partial table per value; each partial table then grouped by route constructor × route improver. In each cell, left=overflows (lower is better), right=KG / KM (higher is better); best in bold green.</w:t>
       </w:r>
     </w:p>
     <w:p/>
@@ -544,7 +572,26 @@
         <w:pStyle w:val="Heading2"/>
       </w:pPr>
       <w:r>
-        <w:t xml:space="preserve">Slide 20 — Thank You — Questions  Answers</w:t>
+        <w:t xml:space="preserve">Slide 20 — Acknowledgements</w:t>
+      </w:r>
+    </w:p>
+    <w:p>
+      <w:r>
+        <w:t xml:space="preserve">This work was supported by FCT – Foundation for Science and Technology, I.P., under project 2022.04180.PTDC and individual PhD research grant - 2025.06860.BDANA</w:t>
+      </w:r>
+    </w:p>
+    <w:p/>
+    <w:p>
+      <w:r>
+        <w:t xml:space="preserve"/>
+      </w:r>
+    </w:p>
+    <w:p>
+      <w:pPr>
+        <w:pStyle w:val="Heading2"/>
+      </w:pPr>
+      <w:r>
+        <w:t xml:space="preserve">Slide 21 — Thank You — Questions  Answers</w:t>
       </w:r>
     </w:p>
     <w:p>

--- a/assets/windows/wsmart_route_results.docx
+++ b/assets/windows/wsmart_route_results.docx
@@ -120,44 +120,12 @@
         <w:pStyle w:val="Heading2"/>
       </w:pPr>
       <w:r>
-        <w:t xml:space="preserve">Slide 4 — Objective of this Work — Algorithm Glossary</w:t>
+        <w:t xml:space="preserve">Slide 4 — Objective: Build a simulator to test different algorithms</w:t>
       </w:r>
     </w:p>
     <w:p>
       <w:r>
-        <w:t xml:space="preserve">BPC: Branch-Price-and-Cut</w:t>
-        <w:br/>
-        <w:t xml:space="preserve"/>
-        <w:br/>
-        <w:t xml:space="preserve">SWC-TCF: Smart Waste Collection – Two-Commodity Flow</w:t>
-        <w:br/>
-        <w:t xml:space="preserve"/>
-        <w:br/>
-        <w:t xml:space="preserve">HGS: Hybrid Genetic Search</w:t>
-        <w:br/>
-        <w:t xml:space="preserve"/>
-        <w:br/>
-        <w:t xml:space="preserve">ALNS: Adaptive Large Neighborhood Search</w:t>
-        <w:br/>
-        <w:t xml:space="preserve"/>
-        <w:br/>
-        <w:t xml:space="preserve">SANS: Simulated Annealing Neighborhood Search</w:t>
-        <w:br/>
-        <w:t xml:space="preserve"/>
-        <w:br/>
-        <w:t xml:space="preserve">PG-CLNS: Policy-Gradient Cooperative Large Neighborhood Search</w:t>
-        <w:br/>
-        <w:t xml:space="preserve"/>
-        <w:br/>
-        <w:t xml:space="preserve">PSOMA: Particle Swarm Optimisation Memetic Algorithm</w:t>
-        <w:br/>
-        <w:t xml:space="preserve"/>
-        <w:br/>
-        <w:t xml:space="preserve">ACO-HH: Ant Colony Optimisation Hyper-Heuristic</w:t>
-        <w:br/>
-        <w:t xml:space="preserve"/>
-        <w:br/>
-        <w:t xml:space="preserve">The simulator collects five KPIs per run: (1) overflows — bins that exceed capacity, a service failure; (2) kg collected — total waste removed; (3) km driven — total vehicle distance; (4) KG/KM — efficiency ratio (kg per km driven); (5) profit — revenue from collected waste minus travel cost.</w:t>
+        <w:t xml:space="preserve">The simulator collects nine KPIs per run: (1) overflows — bins that exceeded capacity, a service failure; (2) number of bins collected — how many collection visits were performed; (3) kg collected — total waste removed; (4) km driven — total vehicle distance; (5) KG/KM — efficiency ratio, kg collected per km driven; (6) reinforcement-learning reward — the RL training/evaluation signal, computed uniformly for every policy so exact and heuristic methods stay comparable; (7) total profit — revenue from collected waste minus travel cost; (8) simulation run execution time — the wall-clock cost of running the policy; (9) number of days with a collection tour — out of the full horizon, how many days actually dispatched a vehicle.</w:t>
         <w:br/>
         <w:t xml:space="preserve"/>
         <w:br/>
@@ -184,10 +152,6 @@
     </w:p>
     <w:p>
       <w:r>
-        <w:t xml:space="preserve">Every daily routing policy decomposes into a mandatory bin-selection strategy, a route constructor, an optional acceptance criterion and an optional route improver.</w:t>
-        <w:br/>
-        <w:t xml:space="preserve"/>
-        <w:br/>
         <w:t xml:space="preserve">Every daily routing policy is a composition of interchangeable stages, benchmarked under identical conditions</w:t>
         <w:br/>
         <w:t xml:space="preserve"/>
@@ -238,7 +202,7 @@
     </w:p>
     <w:p>
       <w:r>
-        <w:t xml:space="preserve">Look-Ahead first flags bins that would overflow tomorrow, then simulates forward to also bundle in any bin that would overflow before that same group's next natural collection day — avoiding an extra near-term trip. Service-Level flags a bin once its n-day-ahead worst case (mean fill + z_α standard deviations) crosses capacity τ. Last-Minute simply reacts once the fill ratio f_i crosses a fixed critical threshold CF. Choosing which bins to collect today is itself a knapsack-style decision (right): pick the subset of items that best fits the day's capacity/urgency budget.</w:t>
+        <w:t xml:space="preserve">Look-Ahead (LA) flags today's overflowing bins (Step 1), simulates their collection (Step 3), then predicts the earliest day any of them would overflow again — the next collection day nc (Step 4) — and, if that day has not already arrived, bundles in any other bin that would overflow before it (Step 6), so it is not visited on its own extra trip (ports LookaheadSelection.select_bins). Service-Level flags a bin once its n-day-ahead worst case (mean fill + z_α standard deviations) crosses capacity τ. Last-Minute reacts once the fill ratio f_i crosses a fixed critical threshold CF.</w:t>
         <w:br/>
         <w:t xml:space="preserve"/>
         <w:br/>
@@ -269,19 +233,15 @@
     </w:p>
     <w:p>
       <w:r>
-        <w:t xml:space="preserve">SWC-TCF's two-commodity flow (Ramos, Morais  Barbosa-Póvoa, 2018): g_i marks a visited bin and x_ij the routing arcs; the waste commodity f_ij and the empty-space commodity h_ij are coupled to the vehicle capacity Q along every used arc. BPC instead solves a column-generation master problem (Barnhart et al., 1998): pick a minimum-cost combination of priced routes r ∈ Ω (weight λ_r) covering every node i exactly once (a_ir = 1 iff route r visits i), pricing new columns and adding cuts at every Branch-and-Bound node.</w:t>
+        <w:t xml:space="preserve">BPC solves a Branch-and-Bound tree with column generation (price) and cutting planes (cut) at every node; SWC-TCF solves a two-commodity flow MILP directly. Both are exact — guaranteed-optimal for the day's subproblem, at exponential worst-case cost.</w:t>
         <w:br/>
         <w:t xml:space="preserve"/>
         <w:br/>
-        <w:t xml:space="preserve">Branch-Price-and-Cut (BPC): a Branch-and-Bound tree where, at every node, column generation prices new routes and valid cuts tighten the LP relaxation before branching on a fractional arc/route variable — proven optimality (BHV2000 lineage)</w:t>
+        <w:t xml:space="preserve">BPC: branch-and-bound + column generation (price) + cutting planes (cut) — proven optimality</w:t>
         <w:br/>
         <w:t xml:space="preserve"/>
         <w:br/>
-        <w:t xml:space="preserve">SWC-TCF: two-commodity network flow MILP (Ramos, Morais  Barbosa-Póvoa, 2018) — g_i marks a visited bin, x_ij the routing arcs, and two coupled flow commodities (f: waste, h: empty space) enforce capacity along each route</w:t>
-        <w:br/>
-        <w:t xml:space="preserve"/>
-        <w:br/>
-        <w:t xml:space="preserve">Both are exact: guaranteed-optimal for the daily subproblem, at the cost of exponential worst-case runtime — no results figures belong on this slide, only the methodology</w:t>
+        <w:t xml:space="preserve">SWC-TCF: two-commodity flow MILP (waste + empty-space commodities) — also exact</w:t>
       </w:r>
     </w:p>
     <w:p/>
@@ -300,31 +260,19 @@
     </w:p>
     <w:p>
       <w:r>
-        <w:t xml:space="preserve">Meta-heuristics (HGS, PSOMA, SANS, PG-CLNS, ALNS) search the solution space directly; the hyper-heuristic (ACO-HH) instead searches the space of low-level heuristics. Within meta-heuristics, trajectory-based methods refine one incumbent solution while population-based methods evolve many candidates in parallel.</w:t>
+        <w:t xml:space="preserve">Meta-heuristics (HGS, ALNS, SANS, PG-CLNS, PSOMA) search the solution space directly — trajectory-based methods refine one incumbent, population-based methods evolve many candidates in parallel. The hyper-heuristic (ACO-HH) instead searches the space of low-level heuristics.</w:t>
         <w:br/>
         <w:t xml:space="preserve"/>
         <w:br/>
-        <w:t xml:space="preserve">Heuristic search trades a small optimality gap for polynomial runtime — essential beyond the exact methods' size limits</w:t>
+        <w:t xml:space="preserve">Meta-heuristics balance exploration and exploitation; trajectory-based (SANS, PG-CLNS) vs population-based (HGS, PSOMA)</w:t>
         <w:br/>
         <w:t xml:space="preserve"/>
         <w:br/>
-        <w:t xml:space="preserve">Meta-heuristics (HGS, ALNS, SANS, PG-CLNS, PSOMA) balance exploration (diversify, escape local optima) and exploitation (intensify, polish good solutions)</w:t>
+        <w:t xml:space="preserve">ACO-HH is a hyper-heuristic: pheromones select which low-level heuristic to apply next, not which solution move</w:t>
         <w:br/>
         <w:t xml:space="preserve"/>
         <w:br/>
-        <w:t xml:space="preserve">The hyper-heuristic (ACO-HH) instead learns which low-level heuristic to apply next, via pheromones over the heuristics themselves rather than over the solution</w:t>
-        <w:br/>
-        <w:t xml:space="preserve"/>
-        <w:br/>
-        <w:t xml:space="preserve">Trajectory-based (SANS, PG-CLNS): iteratively perturb one incumbent solution</w:t>
-        <w:br/>
-        <w:t xml:space="preserve"/>
-        <w:br/>
-        <w:t xml:space="preserve">Population-based (HGS, PSOMA): evolve a whole population of candidate solutions in parallel each generation</w:t>
-        <w:br/>
-        <w:t xml:space="preserve"/>
-        <w:br/>
-        <w:t xml:space="preserve">All families plug into the pipeline as interchangeable route constructors</w:t>
+        <w:t xml:space="preserve">All are interchangeable route constructors in the same pipeline</w:t>
       </w:r>
     </w:p>
     <w:p/>
@@ -343,23 +291,15 @@
     </w:p>
     <w:p>
       <w:r>
-        <w:t xml:space="preserve">CLS explores several intra/inter-route neighbourhoods to a local optimum: 2-opt removes a crossing by reversing a segment, swap exchanges two nodes between routes, and relocate moves a single node to a better position. Fast-TSP applies the analogous exact/Stochastic-Local-Search reordering within each route.</w:t>
+        <w:t xml:space="preserve">CLS polishes routes via 2-opt / or-opt / swap / relocate local search to a local optimum. Fast-TSP re-orders each route as its own TSP — exact for short routes, stochastic local search beyond ~20 nodes. Improver choice is a second-order effect: selection strategy and constructor dominate the KPI outcomes.</w:t>
         <w:br/>
         <w:t xml:space="preserve"/>
         <w:br/>
-        <w:t xml:space="preserve">Optional, constructor-agnostic post-optimisation of each constructed route</w:t>
+        <w:t xml:space="preserve">CLS: exhaustive local search (2-opt, or-opt, swap, relocate) — best KG / KM polish</w:t>
         <w:br/>
         <w:t xml:space="preserve"/>
         <w:br/>
-        <w:t xml:space="preserve">CLS: exhaustive intra/inter-route neighbourhoods (2-opt, or-opt, swap, relocate) to a local optimum — best KG / KM polish</w:t>
-        <w:br/>
-        <w:t xml:space="preserve"/>
-        <w:br/>
-        <w:t xml:space="preserve">Fast-TSP: reorders each route as a TSP — exact for small routes, Stochastic Local Search (SLS) under the hood for graphs with more than 20 nodes</w:t>
-        <w:br/>
-        <w:t xml:space="preserve"/>
-        <w:br/>
-        <w:t xml:space="preserve">Improver choice is a second-order effect: selection strategy and constructor dominate the KPI outcomes</w:t>
+        <w:t xml:space="preserve">Fast-TSP: per-route TSP reorder — exact for small routes, SLS beyond ~20 nodes</w:t>
       </w:r>
     </w:p>
     <w:p/>
@@ -405,7 +345,7 @@
     </w:p>
     <w:p>
       <w:r>
-        <w:t xml:space="preserve">Symlog X axis (overflows). Colour = selection variant, shape = scenario, dashed lines = Pareto fronts (one colour per scenario).</w:t>
+        <w:t xml:space="preserve">Symlog X axis (overflows). Colour = selection variant, shape = scenario. Pareto fronts are styled by region — solid dark purple (RM-100), dashed dark bronze (RM-170), dotted dark slate (FFZ-350) — identically in both panels, so the same region's front is directly comparable across the Empirical and Gamma-3 distributions.</w:t>
       </w:r>
     </w:p>
     <w:p/>
@@ -419,26 +359,7 @@
         <w:pStyle w:val="Heading2"/>
       </w:pPr>
       <w:r>
-        <w:t xml:space="preserve">Slide 13 — Results — Summary KPI Analysis by Selection Strategy</w:t>
-      </w:r>
-    </w:p>
-    <w:p>
-      <w:r>
-        <w:t xml:space="preserve">Mean ± min/max range across route constructors; colours discriminate the mandatory selection strategies.</w:t>
-      </w:r>
-    </w:p>
-    <w:p/>
-    <w:p>
-      <w:r>
-        <w:t xml:space="preserve"/>
-      </w:r>
-    </w:p>
-    <w:p>
-      <w:pPr>
-        <w:pStyle w:val="Heading2"/>
-      </w:pPr>
-      <w:r>
-        <w:t xml:space="preserve">Slide 14 — Results — Strategy Trade-off (Overflows vs KG / KM)</w:t>
+        <w:t xml:space="preserve">Slide 13 — Results — Strategy Trade-off (Overflows vs KG / KM)</w:t>
       </w:r>
     </w:p>
     <w:p>
@@ -457,7 +378,7 @@
         <w:pStyle w:val="Heading2"/>
       </w:pPr>
       <w:r>
-        <w:t xml:space="preserve">Slide 15 — Results — Per-Scenario Heatmaps (Constructors × Strategy·Improver, Empirical Distribution)</w:t>
+        <w:t xml:space="preserve">Slide 14 — Results — Per-Scenario Heatmaps (Constructors × Strategy·Improver, Empirical Distribution)</w:t>
       </w:r>
     </w:p>
     <w:p>
@@ -476,7 +397,7 @@
         <w:pStyle w:val="Heading2"/>
       </w:pPr>
       <w:r>
-        <w:t xml:space="preserve">Slide 16 — Results — Overflow  KG / KM Heatmaps, 90 Days (Policies × Scenarios)</w:t>
+        <w:t xml:space="preserve">Slide 15 — Results — Overflow  KG / KM Heatmaps, 90 Days (Policies × Scenarios)</w:t>
       </w:r>
     </w:p>
     <w:p>
@@ -495,7 +416,7 @@
         <w:pStyle w:val="Heading2"/>
       </w:pPr>
       <w:r>
-        <w:t xml:space="preserve">Slide 17 — Results — Route Improver Comparison</w:t>
+        <w:t xml:space="preserve">Slide 16 — Results — Route Improver Comparison</w:t>
       </w:r>
     </w:p>
     <w:p>
@@ -514,12 +435,12 @@
         <w:pStyle w:val="Heading2"/>
       </w:pPr>
       <w:r>
-        <w:t xml:space="preserve">Slide 18 — Results — Full Table (30-Day Horizon)</w:t>
+        <w:t xml:space="preserve">Slide 17 — Results — CLS Improver (30-Day Horizon)</w:t>
       </w:r>
     </w:p>
     <w:p>
       <w:r>
-        <w:t xml:space="preserve">Full results table, columns grouped by partitioned by mandatory selection strategy (LA, LM, SL), one partial table per value; each partial table then grouped by route constructor × route improver. In each cell, left=overflows (lower is better), right=KG / KM (higher is better); best in bold green.</w:t>
+        <w:t xml:space="preserve">CLS route improver results table, columns grouped by mandatory selection strategy × route constructor × route improver. In each cell, top=overflows (lower is better), bottom=KG / KM (higher is better); best in bold green.</w:t>
       </w:r>
     </w:p>
     <w:p/>
@@ -533,7 +454,7 @@
         <w:pStyle w:val="Heading2"/>
       </w:pPr>
       <w:r>
-        <w:t xml:space="preserve">Slide 19 — Conclusions, Limitations  Future Work</w:t>
+        <w:t xml:space="preserve">Slide 18 — Conclusions, Limitations  Future Work</w:t>
       </w:r>
     </w:p>
     <w:p>
@@ -572,7 +493,7 @@
         <w:pStyle w:val="Heading2"/>
       </w:pPr>
       <w:r>
-        <w:t xml:space="preserve">Slide 20 — Acknowledgements</w:t>
+        <w:t xml:space="preserve">Slide 19 — Acknowledgements</w:t>
       </w:r>
     </w:p>
     <w:p>
@@ -591,7 +512,7 @@
         <w:pStyle w:val="Heading2"/>
       </w:pPr>
       <w:r>
-        <w:t xml:space="preserve">Slide 21 — Thank You — Questions  Answers</w:t>
+        <w:t xml:space="preserve">Slide 20 — Thank You — Questions  Answers</w:t>
       </w:r>
     </w:p>
     <w:p>

--- a/assets/windows/wsmart_route_results.docx
+++ b/assets/windows/wsmart_route_results.docx
@@ -528,6 +528,7336 @@
     <w:p>
       <w:r>
         <w:t xml:space="preserve"/>
+      </w:r>
+    </w:p>
+    <w:p>
+      <w:r>
+        <w:br w:type="page"/>
+      </w:r>
+    </w:p>
+    <w:p>
+      <w:pPr>
+        <w:pStyle w:val="Heading1"/>
+      </w:pPr>
+      <w:r>
+        <w:t>Appendix — Q&amp;A Preparation Notes</w:t>
+      </w:r>
+    </w:p>
+    <w:p>
+      <w:pPr>
+        <w:pStyle w:val="Heading2"/>
+      </w:pPr>
+      <w:r>
+        <w:t>Route Constructors</w:t>
+      </w:r>
+    </w:p>
+    <w:p>
+      <w:pPr>
+        <w:pStyle w:val="Heading3"/>
+      </w:pPr>
+      <w:r>
+        <w:t>BPC (Branch-Price-and-Cut)</w:t>
+      </w:r>
+    </w:p>
+    <w:p>
+      <w:pPr>
+        <w:spacing w:after="160"/>
+      </w:pPr>
+      <w:r>
+        <w:rPr>
+          <w:b/>
+          <w:sz w:val="22"/>
+        </w:rPr>
+        <w:t>Code</w:t>
+      </w:r>
+      <w:r>
+        <w:rPr>
+          <w:sz w:val="22"/>
+        </w:rPr>
+        <w:t xml:space="preserve">: </w:t>
+      </w:r>
+      <w:r>
+        <w:rPr>
+          <w:rFonts w:ascii="Consolas" w:hAnsi="Consolas"/>
+          <w:sz w:val="21"/>
+        </w:rPr>
+        <w:t>logic/src/policies/route_construction/exact_and_decomposition_solvers/branch_and_price_and_cut/{policy_bpc.py,bpc_engine.py,params.py}</w:t>
+      </w:r>
+      <w:r>
+        <w:rPr>
+          <w:sz w:val="22"/>
+        </w:rPr>
+        <w:t xml:space="preserve">, with heavy supporting logic in </w:t>
+      </w:r>
+      <w:r>
+        <w:rPr>
+          <w:rFonts w:ascii="Consolas" w:hAnsi="Consolas"/>
+          <w:sz w:val="21"/>
+        </w:rPr>
+        <w:t>logic/src/policies/helpers/solvers_and_matheuristics/{master_problem/model.py, pricing/solver.py, search/cutting_planes.py, search/column_generation.py, branching/strategies.py}</w:t>
+      </w:r>
+      <w:r>
+        <w:rPr>
+          <w:sz w:val="22"/>
+        </w:rPr>
+        <w:t>.</w:t>
+      </w:r>
+    </w:p>
+    <w:p>
+      <w:pPr>
+        <w:spacing w:after="160"/>
+      </w:pPr>
+      <w:r>
+        <w:rPr>
+          <w:b/>
+          <w:sz w:val="22"/>
+        </w:rPr>
+        <w:t>Master formulation</w:t>
+      </w:r>
+      <w:r>
+        <w:rPr>
+          <w:sz w:val="22"/>
+        </w:rPr>
+        <w:t xml:space="preserve"> (</w:t>
+      </w:r>
+      <w:r>
+        <w:rPr>
+          <w:rFonts w:ascii="Consolas" w:hAnsi="Consolas"/>
+          <w:sz w:val="21"/>
+        </w:rPr>
+        <w:t>VRPPMasterProblem.build_model</w:t>
+      </w:r>
+      <w:r>
+        <w:rPr>
+          <w:sz w:val="22"/>
+        </w:rPr>
+        <w:t xml:space="preserve">, </w:t>
+      </w:r>
+      <w:r>
+        <w:rPr>
+          <w:rFonts w:ascii="Consolas" w:hAnsi="Consolas"/>
+          <w:sz w:val="21"/>
+        </w:rPr>
+        <w:t>master_problem/model.py:210-267</w:t>
+      </w:r>
+      <w:r>
+        <w:rPr>
+          <w:sz w:val="22"/>
+        </w:rPr>
+        <w:t xml:space="preserve">): a route-column set-partitioning/set-covering LP. Binary variables </w:t>
+      </w:r>
+      <w:r>
+        <w:rPr>
+          <w:rFonts w:ascii="Consolas" w:hAnsi="Consolas"/>
+          <w:sz w:val="21"/>
+        </w:rPr>
+        <w:t>route_k</w:t>
+      </w:r>
+      <w:r>
+        <w:rPr>
+          <w:sz w:val="22"/>
+        </w:rPr>
+        <w:t xml:space="preserve"> (one per generated </w:t>
+      </w:r>
+      <w:r>
+        <w:rPr>
+          <w:rFonts w:ascii="Consolas" w:hAnsi="Consolas"/>
+          <w:sz w:val="21"/>
+        </w:rPr>
+        <w:t>Route</w:t>
+      </w:r>
+      <w:r>
+        <w:rPr>
+          <w:sz w:val="22"/>
+        </w:rPr>
+        <w:t xml:space="preserve">), objective coefficient = </w:t>
+      </w:r>
+      <w:r>
+        <w:rPr>
+          <w:rFonts w:ascii="Consolas" w:hAnsi="Consolas"/>
+          <w:sz w:val="21"/>
+        </w:rPr>
+        <w:t>route.profit</w:t>
+      </w:r>
+      <w:r>
+        <w:rPr>
+          <w:sz w:val="22"/>
+        </w:rPr>
+        <w:t xml:space="preserve"> (revenue minus travel cost of that route), maximized. Mandatory nodes get </w:t>
+      </w:r>
+      <w:r>
+        <w:rPr>
+          <w:rFonts w:ascii="Consolas" w:hAnsi="Consolas"/>
+          <w:sz w:val="21"/>
+        </w:rPr>
+        <w:t>Σ_k δ_ik λ_k == 1</w:t>
+      </w:r>
+      <w:r>
+        <w:rPr>
+          <w:sz w:val="22"/>
+        </w:rPr>
+        <w:t xml:space="preserve"> if </w:t>
+      </w:r>
+      <w:r>
+        <w:rPr>
+          <w:rFonts w:ascii="Consolas" w:hAnsi="Consolas"/>
+          <w:sz w:val="21"/>
+        </w:rPr>
+        <w:t>strict_set_partitioning</w:t>
+      </w:r>
+      <w:r>
+        <w:rPr>
+          <w:sz w:val="22"/>
+        </w:rPr>
+        <w:t xml:space="preserve"> (forced when Ryan-Foster branching is active), else </w:t>
+      </w:r>
+      <w:r>
+        <w:rPr>
+          <w:rFonts w:ascii="Consolas" w:hAnsi="Consolas"/>
+          <w:sz w:val="21"/>
+        </w:rPr>
+        <w:t>&gt;= 1</w:t>
+      </w:r>
+      <w:r>
+        <w:rPr>
+          <w:sz w:val="22"/>
+        </w:rPr>
+        <w:t xml:space="preserve">; optional nodes get packing constraints </w:t>
+      </w:r>
+      <w:r>
+        <w:rPr>
+          <w:rFonts w:ascii="Consolas" w:hAnsi="Consolas"/>
+          <w:sz w:val="21"/>
+        </w:rPr>
+        <w:t>Σ_k δ_ik λ_k &lt;= 1</w:t>
+      </w:r>
+      <w:r>
+        <w:rPr>
+          <w:sz w:val="22"/>
+        </w:rPr>
+        <w:t xml:space="preserve"> (model.py:245-260). A fleet-size cut </w:t>
+      </w:r>
+      <w:r>
+        <w:rPr>
+          <w:rFonts w:ascii="Consolas" w:hAnsi="Consolas"/>
+          <w:sz w:val="21"/>
+        </w:rPr>
+        <w:t>Σ λ_k &lt;= vehicle_limit</w:t>
+      </w:r>
+      <w:r>
+        <w:rPr>
+          <w:sz w:val="22"/>
+        </w:rPr>
+        <w:t xml:space="preserve"> is added when a vehicle cap is supplied. No Big-M artificial variables are used — infeasible RMPs are handled via Farkas dual-ray extraction (</w:t>
+      </w:r>
+      <w:r>
+        <w:rPr>
+          <w:rFonts w:ascii="Consolas" w:hAnsi="Consolas"/>
+          <w:sz w:val="21"/>
+        </w:rPr>
+        <w:t>_handle_infeasibility</w:t>
+      </w:r>
+      <w:r>
+        <w:rPr>
+          <w:sz w:val="22"/>
+        </w:rPr>
+        <w:t xml:space="preserve">) to drive Phase-I pricing (Barnhart et al. 2000 §3), and the code explicitly documents that Big-M would "suppress infeasibility and deadlock the Phase I/Farkas loop." Gurobi is configured with </w:t>
+      </w:r>
+      <w:r>
+        <w:rPr>
+          <w:rFonts w:ascii="Consolas" w:hAnsi="Consolas"/>
+          <w:sz w:val="21"/>
+        </w:rPr>
+        <w:t>Method=1</w:t>
+      </w:r>
+      <w:r>
+        <w:rPr>
+          <w:sz w:val="22"/>
+        </w:rPr>
+        <w:t xml:space="preserve"> (dual simplex, for LP reoptimization after adding columns/cuts) and </w:t>
+      </w:r>
+      <w:r>
+        <w:rPr>
+          <w:rFonts w:ascii="Consolas" w:hAnsi="Consolas"/>
+          <w:sz w:val="21"/>
+        </w:rPr>
+        <w:t>InfUnbdInfo=1</w:t>
+      </w:r>
+      <w:r>
+        <w:rPr>
+          <w:sz w:val="22"/>
+        </w:rPr>
+        <w:t xml:space="preserve"> for ray extraction.</w:t>
+      </w:r>
+    </w:p>
+    <w:p>
+      <w:pPr>
+        <w:spacing w:after="160"/>
+      </w:pPr>
+      <w:r>
+        <w:rPr>
+          <w:b/>
+          <w:sz w:val="22"/>
+        </w:rPr>
+        <w:t>Pricing subproblem</w:t>
+      </w:r>
+      <w:r>
+        <w:rPr>
+          <w:sz w:val="22"/>
+        </w:rPr>
+        <w:t xml:space="preserve">: </w:t>
+      </w:r>
+      <w:r>
+        <w:rPr>
+          <w:rFonts w:ascii="Consolas" w:hAnsi="Consolas"/>
+          <w:sz w:val="21"/>
+        </w:rPr>
+        <w:t>RCSPPSolver._label_correcting_algorithm</w:t>
+      </w:r>
+      <w:r>
+        <w:rPr>
+          <w:sz w:val="22"/>
+        </w:rPr>
+        <w:t xml:space="preserve"> (</w:t>
+      </w:r>
+      <w:r>
+        <w:rPr>
+          <w:rFonts w:ascii="Consolas" w:hAnsi="Consolas"/>
+          <w:sz w:val="21"/>
+        </w:rPr>
+        <w:t>pricing/solver.py:599</w:t>
+      </w:r>
+      <w:r>
+        <w:rPr>
+          <w:sz w:val="22"/>
+        </w:rPr>
+        <w:t xml:space="preserve">) — a resource-constrained shortest-path label-correcting DP over the full node graph (depot + n customers), with load as the resource dimension, run as a max-heap on reduced cost. It supports </w:t>
+      </w:r>
+      <w:r>
+        <w:rPr>
+          <w:b/>
+          <w:sz w:val="22"/>
+        </w:rPr>
+        <w:t>ng-route relaxation</w:t>
+      </w:r>
+      <w:r>
+        <w:rPr>
+          <w:sz w:val="22"/>
+        </w:rPr>
+        <w:t xml:space="preserve"> (Baldacci et al. 2011) via </w:t>
+      </w:r>
+      <w:r>
+        <w:rPr>
+          <w:rFonts w:ascii="Consolas" w:hAnsi="Consolas"/>
+          <w:sz w:val="21"/>
+        </w:rPr>
+        <w:t>ng_neighborhoods</w:t>
+      </w:r>
+      <w:r>
+        <w:rPr>
+          <w:sz w:val="22"/>
+        </w:rPr>
+        <w:t xml:space="preserve"> (</w:t>
+      </w:r>
+      <w:r>
+        <w:rPr>
+          <w:rFonts w:ascii="Consolas" w:hAnsi="Consolas"/>
+          <w:sz w:val="21"/>
+        </w:rPr>
+        <w:t>ng_neighborhood_size</w:t>
+      </w:r>
+      <w:r>
+        <w:rPr>
+          <w:sz w:val="22"/>
+        </w:rPr>
+        <w:t xml:space="preserve">, default 8) to keep near-elementarity without full elementary-path complexity, plus optional </w:t>
+      </w:r>
+      <w:r>
+        <w:rPr>
+          <w:b/>
+          <w:sz w:val="22"/>
+        </w:rPr>
+        <w:t>DSSR</w:t>
+      </w:r>
+      <w:r>
+        <w:rPr>
+          <w:sz w:val="22"/>
+        </w:rPr>
+        <w:t xml:space="preserve"> (Decremental State-Space Relaxation, Righini &amp; Salani 2008, </w:t>
+      </w:r>
+      <w:r>
+        <w:rPr>
+          <w:rFonts w:ascii="Consolas" w:hAnsi="Consolas"/>
+          <w:sz w:val="21"/>
+        </w:rPr>
+        <w:t>enable_dssr</w:t>
+      </w:r>
+      <w:r>
+        <w:rPr>
+          <w:sz w:val="22"/>
+        </w:rPr>
+        <w:t>/</w:t>
+      </w:r>
+      <w:r>
+        <w:rPr>
+          <w:rFonts w:ascii="Consolas" w:hAnsi="Consolas"/>
+          <w:sz w:val="21"/>
+        </w:rPr>
+        <w:t>dssr_max_iters</w:t>
+      </w:r>
+      <w:r>
+        <w:rPr>
+          <w:sz w:val="22"/>
+        </w:rPr>
+        <w:t xml:space="preserve">) to iteratively add cycling vertices to ng-memory until routes become elementary. Reduced-cost formula per the module docstring: </w:t>
+      </w:r>
+      <w:r>
+        <w:rPr>
+          <w:rFonts w:ascii="Consolas" w:hAnsi="Consolas"/>
+          <w:sz w:val="21"/>
+        </w:rPr>
+        <w:t>c'_k = c_k - Σ π_i δ_ik - Σ π_S a_Sk - Σ γ_lm α_lm^k</w:t>
+      </w:r>
+      <w:r>
+        <w:rPr>
+          <w:sz w:val="22"/>
+        </w:rPr>
+        <w:t xml:space="preserve">, i.e. node duals, generic cut duals, and LCI arc-lifting duals </w:t>
+      </w:r>
+      <w:r>
+        <w:rPr>
+          <w:rFonts w:ascii="Consolas" w:hAnsi="Consolas"/>
+          <w:sz w:val="21"/>
+        </w:rPr>
+        <w:t>γ_lm</w:t>
+      </w:r>
+      <w:r>
+        <w:rPr>
+          <w:sz w:val="22"/>
+        </w:rPr>
+        <w:t xml:space="preserve"> all modify arc costs inside </w:t>
+      </w:r>
+      <w:r>
+        <w:rPr>
+          <w:rFonts w:ascii="Consolas" w:hAnsi="Consolas"/>
+          <w:sz w:val="21"/>
+        </w:rPr>
+        <w:t>_extend_label</w:t>
+      </w:r>
+      <w:r>
+        <w:rPr>
+          <w:sz w:val="22"/>
+        </w:rPr>
+        <w:t xml:space="preserve"> (</w:t>
+      </w:r>
+      <w:r>
+        <w:rPr>
+          <w:rFonts w:ascii="Consolas" w:hAnsi="Consolas"/>
+          <w:sz w:val="21"/>
+        </w:rPr>
+        <w:t>pricing/solver.py:898</w:t>
+      </w:r>
+      <w:r>
+        <w:rPr>
+          <w:sz w:val="22"/>
+        </w:rPr>
+        <w:t xml:space="preserve">). "Reduced-cost arc fixing" (Irnich et al. 2010, </w:t>
+      </w:r>
+      <w:r>
+        <w:rPr>
+          <w:rFonts w:ascii="Consolas" w:hAnsi="Consolas"/>
+          <w:sz w:val="21"/>
+        </w:rPr>
+        <w:t>enable_reduced_cost_arc_fixing</w:t>
+      </w:r>
+      <w:r>
+        <w:rPr>
+          <w:sz w:val="22"/>
+        </w:rPr>
+        <w:t>) prunes pricing arcs whose minimum achievable reduced cost cannot beat the current incumbent gap.</w:t>
+      </w:r>
+    </w:p>
+    <w:p>
+      <w:pPr>
+        <w:spacing w:after="160"/>
+      </w:pPr>
+      <w:r>
+        <w:rPr>
+          <w:b/>
+          <w:sz w:val="22"/>
+        </w:rPr>
+        <w:t>Cuts</w:t>
+      </w:r>
+      <w:r>
+        <w:rPr>
+          <w:sz w:val="22"/>
+        </w:rPr>
+        <w:t xml:space="preserve">: </w:t>
+      </w:r>
+      <w:r>
+        <w:rPr>
+          <w:rFonts w:ascii="Consolas" w:hAnsi="Consolas"/>
+          <w:sz w:val="21"/>
+        </w:rPr>
+        <w:t>params.cutting_planes</w:t>
+      </w:r>
+      <w:r>
+        <w:rPr>
+          <w:sz w:val="22"/>
+        </w:rPr>
+        <w:t xml:space="preserve"> defaults to </w:t>
+      </w:r>
+      <w:r>
+        <w:rPr>
+          <w:rFonts w:ascii="Consolas" w:hAnsi="Consolas"/>
+          <w:sz w:val="21"/>
+        </w:rPr>
+        <w:t>"saturated_arc_lci"</w:t>
+      </w:r>
+      <w:r>
+        <w:rPr>
+          <w:sz w:val="22"/>
+        </w:rPr>
+        <w:t xml:space="preserve"> — deliberately not Rounded Capacity Cuts, per an explicit "Bug #1 fix" comment in </w:t>
+      </w:r>
+      <w:r>
+        <w:rPr>
+          <w:rFonts w:ascii="Consolas" w:hAnsi="Consolas"/>
+          <w:sz w:val="21"/>
+        </w:rPr>
+        <w:t>params.py:73-77</w:t>
+      </w:r>
+      <w:r>
+        <w:rPr>
+          <w:sz w:val="22"/>
+        </w:rPr>
+        <w:t xml:space="preserve"> stating RCC (Lysgaard 2004) postdates Barnhart-Hane-Vance (2000) and that Lifted Cover Inequalities on saturated arcs (</w:t>
+      </w:r>
+      <w:r>
+        <w:rPr>
+          <w:rFonts w:ascii="Consolas" w:hAnsi="Consolas"/>
+          <w:sz w:val="21"/>
+        </w:rPr>
+        <w:t>SaturatedArcLCIEngine</w:t>
+      </w:r>
+      <w:r>
+        <w:rPr>
+          <w:sz w:val="22"/>
+        </w:rPr>
+        <w:t xml:space="preserve">, </w:t>
+      </w:r>
+      <w:r>
+        <w:rPr>
+          <w:rFonts w:ascii="Consolas" w:hAnsi="Consolas"/>
+          <w:sz w:val="21"/>
+        </w:rPr>
+        <w:t>cutting_planes.py:1056</w:t>
+      </w:r>
+      <w:r>
+        <w:rPr>
+          <w:sz w:val="22"/>
+        </w:rPr>
+        <w:t xml:space="preserve">) is what replicates the paper's §6 experimental setup (Tables 3-4). </w:t>
+      </w:r>
+      <w:r>
+        <w:rPr>
+          <w:rFonts w:ascii="Consolas" w:hAnsi="Consolas"/>
+          <w:sz w:val="21"/>
+        </w:rPr>
+        <w:t>PhysicalCapacityLCIEngine</w:t>
+      </w:r>
+      <w:r>
+        <w:rPr>
+          <w:sz w:val="22"/>
+        </w:rPr>
+        <w:t xml:space="preserve"> (line 894) is the alternate LCI family for node/vehicle-capacity knapsacks, lifted via the Gu-Nemhauser-Savelsbergh (1995a) exact sequence-independent procedure. Beyond the paper, a </w:t>
+      </w:r>
+      <w:r>
+        <w:rPr>
+          <w:rFonts w:ascii="Consolas" w:hAnsi="Consolas"/>
+          <w:sz w:val="21"/>
+        </w:rPr>
+        <w:t>CompositeCuttingPlaneEngine</w:t>
+      </w:r>
+      <w:r>
+        <w:rPr>
+          <w:sz w:val="22"/>
+        </w:rPr>
+        <w:t xml:space="preserve"> always layers in VRPP-specific supplemental engines regardless of </w:t>
+      </w:r>
+      <w:r>
+        <w:rPr>
+          <w:rFonts w:ascii="Consolas" w:hAnsi="Consolas"/>
+          <w:sz w:val="21"/>
+        </w:rPr>
+        <w:t>cutting_planes_name</w:t>
+      </w:r>
+      <w:r>
+        <w:rPr>
+          <w:sz w:val="22"/>
+        </w:rPr>
+        <w:t xml:space="preserve">: </w:t>
+      </w:r>
+      <w:r>
+        <w:rPr>
+          <w:rFonts w:ascii="Consolas" w:hAnsi="Consolas"/>
+          <w:sz w:val="21"/>
+        </w:rPr>
+        <w:t>MinCutInequalityEngine</w:t>
+      </w:r>
+      <w:r>
+        <w:rPr>
+          <w:sz w:val="22"/>
+        </w:rPr>
+        <w:t xml:space="preserve">, </w:t>
+      </w:r>
+      <w:r>
+        <w:rPr>
+          <w:rFonts w:ascii="Consolas" w:hAnsi="Consolas"/>
+          <w:sz w:val="21"/>
+        </w:rPr>
+        <w:t>TriangleCliqueCutEngine</w:t>
+      </w:r>
+      <w:r>
+        <w:rPr>
+          <w:sz w:val="22"/>
+        </w:rPr>
+        <w:t xml:space="preserve">, </w:t>
+      </w:r>
+      <w:r>
+        <w:rPr>
+          <w:rFonts w:ascii="Consolas" w:hAnsi="Consolas"/>
+          <w:sz w:val="21"/>
+        </w:rPr>
+        <w:t>LimitedMemoryRank1CutEngine</w:t>
+      </w:r>
+      <w:r>
+        <w:rPr>
+          <w:sz w:val="22"/>
+        </w:rPr>
+        <w:t xml:space="preserve"> (3-SRI-style rank-1 cuts, Jepsen et al. 2008), </w:t>
+      </w:r>
+      <w:r>
+        <w:rPr>
+          <w:rFonts w:ascii="Consolas" w:hAnsi="Consolas"/>
+          <w:sz w:val="21"/>
+        </w:rPr>
+        <w:t>NodeProfitBoundEngine</w:t>
+      </w:r>
+      <w:r>
+        <w:rPr>
+          <w:sz w:val="22"/>
+        </w:rPr>
+        <w:t xml:space="preserve">, </w:t>
+      </w:r>
+      <w:r>
+        <w:rPr>
+          <w:rFonts w:ascii="Consolas" w:hAnsi="Consolas"/>
+          <w:sz w:val="21"/>
+        </w:rPr>
+        <w:t>PathEliminationEngine</w:t>
+      </w:r>
+      <w:r>
+        <w:rPr>
+          <w:sz w:val="22"/>
+        </w:rPr>
+        <w:t xml:space="preserve">. </w:t>
+      </w:r>
+      <w:r>
+        <w:rPr>
+          <w:rFonts w:ascii="Consolas" w:hAnsi="Consolas"/>
+          <w:sz w:val="21"/>
+        </w:rPr>
+        <w:t>RoundedCapacityCutEngine</w:t>
+      </w:r>
+      <w:r>
+        <w:rPr>
+          <w:sz w:val="22"/>
+        </w:rPr>
+        <w:t xml:space="preserve"> (RCC), </w:t>
+      </w:r>
+      <w:r>
+        <w:rPr>
+          <w:rFonts w:ascii="Consolas" w:hAnsi="Consolas"/>
+          <w:sz w:val="21"/>
+        </w:rPr>
+        <w:t>SubsetRowCutEngine</w:t>
+      </w:r>
+      <w:r>
+        <w:rPr>
+          <w:sz w:val="22"/>
+        </w:rPr>
+        <w:t xml:space="preserve">, </w:t>
+      </w:r>
+      <w:r>
+        <w:rPr>
+          <w:rFonts w:ascii="Consolas" w:hAnsi="Consolas"/>
+          <w:sz w:val="21"/>
+        </w:rPr>
+        <w:t>EdgeCliqueCutEngine</w:t>
+      </w:r>
+      <w:r>
+        <w:rPr>
+          <w:sz w:val="22"/>
+        </w:rPr>
+        <w:t xml:space="preserve">, </w:t>
+      </w:r>
+      <w:r>
+        <w:rPr>
+          <w:rFonts w:ascii="Consolas" w:hAnsi="Consolas"/>
+          <w:sz w:val="21"/>
+        </w:rPr>
+        <w:t>RoundedMultistarCutEngine</w:t>
+      </w:r>
+      <w:r>
+        <w:rPr>
+          <w:sz w:val="22"/>
+        </w:rPr>
+        <w:t xml:space="preserve"> also exist as selectable/composited engines. Cuts are filtered for near-duplication via </w:t>
+      </w:r>
+      <w:r>
+        <w:rPr>
+          <w:rFonts w:ascii="Consolas" w:hAnsi="Consolas"/>
+          <w:sz w:val="21"/>
+        </w:rPr>
+        <w:t>cut_orthogonality_threshold</w:t>
+      </w:r>
+      <w:r>
+        <w:rPr>
+          <w:sz w:val="22"/>
+        </w:rPr>
+        <w:t xml:space="preserve"> (cosine-similarity ceiling, default 0.8).</w:t>
+      </w:r>
+    </w:p>
+    <w:p>
+      <w:pPr>
+        <w:spacing w:after="160"/>
+      </w:pPr>
+      <w:r>
+        <w:rPr>
+          <w:b/>
+          <w:sz w:val="22"/>
+        </w:rPr>
+        <w:t>Branching</w:t>
+      </w:r>
+      <w:r>
+        <w:rPr>
+          <w:sz w:val="22"/>
+        </w:rPr>
+        <w:t xml:space="preserve">: default </w:t>
+      </w:r>
+      <w:r>
+        <w:rPr>
+          <w:rFonts w:ascii="Consolas" w:hAnsi="Consolas"/>
+          <w:sz w:val="21"/>
+        </w:rPr>
+        <w:t>branching_strategy="divergence"</w:t>
+      </w:r>
+      <w:r>
+        <w:rPr>
+          <w:sz w:val="22"/>
+        </w:rPr>
+        <w:t xml:space="preserve"> = </w:t>
+      </w:r>
+      <w:r>
+        <w:rPr>
+          <w:rFonts w:ascii="Consolas" w:hAnsi="Consolas"/>
+          <w:sz w:val="21"/>
+        </w:rPr>
+        <w:t>MultiEdgePartitionBranching.find_divergence_node</w:t>
+      </w:r>
+      <w:r>
+        <w:rPr>
+          <w:sz w:val="22"/>
+        </w:rPr>
+        <w:t xml:space="preserve"> (</w:t>
+      </w:r>
+      <w:r>
+        <w:rPr>
+          <w:rFonts w:ascii="Consolas" w:hAnsi="Consolas"/>
+          <w:sz w:val="21"/>
+        </w:rPr>
+        <w:t>branching/strategies.py:191</w:t>
+      </w:r>
+      <w:r>
+        <w:rPr>
+          <w:sz w:val="22"/>
+        </w:rPr>
+        <w:t xml:space="preserve">), an explicit re-implementation of BHV2000 §4.3: trace the two highest-λ fractional routes step-by-step from the depot to their first divergence node </w:t>
+      </w:r>
+      <w:r>
+        <w:rPr>
+          <w:rFonts w:ascii="Consolas" w:hAnsi="Consolas"/>
+          <w:sz w:val="21"/>
+        </w:rPr>
+        <w:t>d</w:t>
+      </w:r>
+      <w:r>
+        <w:rPr>
+          <w:sz w:val="22"/>
+        </w:rPr>
+        <w:t xml:space="preserve">; partition outgoing arcs there into </w:t>
+      </w:r>
+      <w:r>
+        <w:rPr>
+          <w:rFonts w:ascii="Consolas" w:hAnsi="Consolas"/>
+          <w:sz w:val="21"/>
+        </w:rPr>
+        <w:t>arc_set_1</w:t>
+      </w:r>
+      <w:r>
+        <w:rPr>
+          <w:sz w:val="22"/>
+        </w:rPr>
+        <w:t>/</w:t>
+      </w:r>
+      <w:r>
+        <w:rPr>
+          <w:rFonts w:ascii="Consolas" w:hAnsi="Consolas"/>
+          <w:sz w:val="21"/>
+        </w:rPr>
+        <w:t>arc_set_2</w:t>
+      </w:r>
+      <w:r>
+        <w:rPr>
+          <w:sz w:val="22"/>
+        </w:rPr>
+        <w:t xml:space="preserve"> by aggregate λ-weight (a balanced-median split, going beyond the paper's simple two-arc split to avoid "thin" branches). DFS node ordering follows the paper's §3.2 rule literally (</w:t>
+      </w:r>
+      <w:r>
+        <w:rPr>
+          <w:rFonts w:ascii="Consolas" w:hAnsi="Consolas"/>
+          <w:sz w:val="21"/>
+        </w:rPr>
+        <w:t>prefer_shorter_path_dfs=True</w:t>
+      </w:r>
+      <w:r>
+        <w:rPr>
+          <w:sz w:val="22"/>
+        </w:rPr>
+        <w:t xml:space="preserve">): the child forbidding the longer path's arc set is explored first. </w:t>
+      </w:r>
+      <w:r>
+        <w:rPr>
+          <w:b/>
+          <w:sz w:val="22"/>
+        </w:rPr>
+        <w:t>Before</w:t>
+      </w:r>
+      <w:r>
+        <w:rPr>
+          <w:sz w:val="22"/>
+        </w:rPr>
+        <w:t xml:space="preserve"> arc/RF branching, the engine runs a VRPP-specific hierarchical </w:t>
+      </w:r>
+      <w:r>
+        <w:rPr>
+          <w:b/>
+          <w:sz w:val="22"/>
+        </w:rPr>
+        <w:t>node-visitation (y_v) branching</w:t>
+      </w:r>
+      <w:r>
+        <w:rPr>
+          <w:sz w:val="22"/>
+        </w:rPr>
+        <w:t xml:space="preserve"> step (</w:t>
+      </w:r>
+      <w:r>
+        <w:rPr>
+          <w:rFonts w:ascii="Consolas" w:hAnsi="Consolas"/>
+          <w:sz w:val="21"/>
+        </w:rPr>
+        <w:t>enable_node_visitation_branching=True</w:t>
+      </w:r>
+      <w:r>
+        <w:rPr>
+          <w:sz w:val="22"/>
+        </w:rPr>
+        <w:t xml:space="preserve">, citing Boussier/Feillet/Gendreau 2007 and Pessoa et al. 2020) via </w:t>
+      </w:r>
+      <w:r>
+        <w:rPr>
+          <w:rFonts w:ascii="Consolas" w:hAnsi="Consolas"/>
+          <w:sz w:val="21"/>
+        </w:rPr>
+        <w:t>HierarchicalStrongBranching.find_best_y_branching</w:t>
+      </w:r>
+      <w:r>
+        <w:rPr>
+          <w:sz w:val="22"/>
+        </w:rPr>
+        <w:t xml:space="preserve"> — this is the mechanism that resolves the "should node i even be visited" question that classical BHV2000 (an all-covering flow problem) never had to answer (see VRPP adaptation below). Ryan-Foster (1981) node-pair branching (</w:t>
+      </w:r>
+      <w:r>
+        <w:rPr>
+          <w:rFonts w:ascii="Consolas" w:hAnsi="Consolas"/>
+          <w:sz w:val="21"/>
+        </w:rPr>
+        <w:t>RyanFosterBranching</w:t>
+      </w:r>
+      <w:r>
+        <w:rPr>
+          <w:sz w:val="22"/>
+        </w:rPr>
+        <w:t xml:space="preserve">) is also available and, when selected, forces </w:t>
+      </w:r>
+      <w:r>
+        <w:rPr>
+          <w:rFonts w:ascii="Consolas" w:hAnsi="Consolas"/>
+          <w:sz w:val="21"/>
+        </w:rPr>
+        <w:t>master.strict_set_partitioning = True</w:t>
+      </w:r>
+      <w:r>
+        <w:rPr>
+          <w:sz w:val="22"/>
+        </w:rPr>
+        <w:t xml:space="preserve"> for polyhedral correctness. Falls back to </w:t>
+      </w:r>
+      <w:r>
+        <w:rPr>
+          <w:rFonts w:ascii="Consolas" w:hAnsi="Consolas"/>
+          <w:sz w:val="21"/>
+        </w:rPr>
+        <w:t>EdgeBranching.find_branching_arc</w:t>
+      </w:r>
+      <w:r>
+        <w:rPr>
+          <w:sz w:val="22"/>
+        </w:rPr>
+        <w:t xml:space="preserve"> if divergence finds no candidate at a fractional node.</w:t>
+      </w:r>
+    </w:p>
+    <w:p>
+      <w:pPr>
+        <w:spacing w:after="160"/>
+      </w:pPr>
+      <w:r>
+        <w:rPr>
+          <w:b/>
+          <w:sz w:val="22"/>
+        </w:rPr>
+        <w:t>VRPP adaptation (profitable subset selection)</w:t>
+      </w:r>
+      <w:r>
+        <w:rPr>
+          <w:sz w:val="22"/>
+        </w:rPr>
+        <w:t xml:space="preserve">: unlike BHV2000's all-node-covering ODIMCF, WSmart-Route's VRPP allows not visiting optional nodes. This is handled at three levels: (1) master problem uses </w:t>
+      </w:r>
+      <w:r>
+        <w:rPr>
+          <w:rFonts w:ascii="Consolas" w:hAnsi="Consolas"/>
+          <w:sz w:val="21"/>
+        </w:rPr>
+        <w:t>&lt;= 1</w:t>
+      </w:r>
+      <w:r>
+        <w:rPr>
+          <w:sz w:val="22"/>
+        </w:rPr>
+        <w:t xml:space="preserve"> packing (not </w:t>
+      </w:r>
+      <w:r>
+        <w:rPr>
+          <w:rFonts w:ascii="Consolas" w:hAnsi="Consolas"/>
+          <w:sz w:val="21"/>
+        </w:rPr>
+        <w:t>== 1</w:t>
+      </w:r>
+      <w:r>
+        <w:rPr>
+          <w:sz w:val="22"/>
+        </w:rPr>
+        <w:t xml:space="preserve">) for optional nodes so a column simply omitting a node is legal; (2) pricing maximizes reduced-cost profit rather than solving a pure shortest path, so RCSPP naturally drops unprofitable nodes; (3) the added </w:t>
+      </w:r>
+      <w:r>
+        <w:rPr>
+          <w:b/>
+          <w:sz w:val="22"/>
+        </w:rPr>
+        <w:t>node-visitation branching</w:t>
+      </w:r>
+      <w:r>
+        <w:rPr>
+          <w:sz w:val="22"/>
+        </w:rPr>
+        <w:t xml:space="preserve"> layer explicitly branches on </w:t>
+      </w:r>
+      <w:r>
+        <w:rPr>
+          <w:rFonts w:ascii="Consolas" w:hAnsi="Consolas"/>
+          <w:sz w:val="21"/>
+        </w:rPr>
+        <w:t>y_v ∈ {0,1}</w:t>
+      </w:r>
+      <w:r>
+        <w:rPr>
+          <w:sz w:val="22"/>
+        </w:rPr>
+        <w:t xml:space="preserve"> (visit/don't-visit) ahead of arc-level decisions to resolve "profit-selection × routing duality." Additionally, a pre-BPC MIP knapsack heuristic, </w:t>
+      </w:r>
+      <w:r>
+        <w:rPr>
+          <w:rFonts w:ascii="Consolas" w:hAnsi="Consolas"/>
+          <w:sz w:val="21"/>
+        </w:rPr>
+        <w:t>_select_nodes_knapsack</w:t>
+      </w:r>
+      <w:r>
+        <w:rPr>
+          <w:sz w:val="22"/>
+        </w:rPr>
+        <w:t xml:space="preserve"> (</w:t>
+      </w:r>
+      <w:r>
+        <w:rPr>
+          <w:rFonts w:ascii="Consolas" w:hAnsi="Consolas"/>
+          <w:sz w:val="21"/>
+        </w:rPr>
+        <w:t>bpc_engine.py:181</w:t>
+      </w:r>
+      <w:r>
+        <w:rPr>
+          <w:sz w:val="22"/>
+        </w:rPr>
+        <w:t>), can prune the optional-node set before RCSPP ever runs, using a Clarke-Wright-style insertion-cost estimate and a capacity/size-bounded 0-1 knapsack solved via Gurobi (</w:t>
+      </w:r>
+      <w:r>
+        <w:rPr>
+          <w:rFonts w:ascii="Consolas" w:hAnsi="Consolas"/>
+          <w:sz w:val="21"/>
+        </w:rPr>
+        <w:t>params.knapsack_proc_selection</w:t>
+      </w:r>
+      <w:r>
+        <w:rPr>
+          <w:sz w:val="22"/>
+        </w:rPr>
+        <w:t>); it is a heuristic size-reduction step, not exact, with a fallback to top-k by net value on solver failure.</w:t>
+      </w:r>
+    </w:p>
+    <w:p>
+      <w:pPr>
+        <w:spacing w:after="160"/>
+      </w:pPr>
+      <w:r>
+        <w:rPr>
+          <w:b/>
+          <w:sz w:val="22"/>
+        </w:rPr>
+        <w:t>Other mechanisms</w:t>
+      </w:r>
+      <w:r>
+        <w:rPr>
+          <w:sz w:val="22"/>
+        </w:rPr>
+        <w:t>: Lagrangian-relaxation pre-pruning (</w:t>
+      </w:r>
+      <w:r>
+        <w:rPr>
+          <w:rFonts w:ascii="Consolas" w:hAnsi="Consolas"/>
+          <w:sz w:val="21"/>
+        </w:rPr>
+        <w:t>lr_pre_pruning</w:t>
+      </w:r>
+      <w:r>
+        <w:rPr>
+          <w:sz w:val="22"/>
+        </w:rPr>
+        <w:t xml:space="preserve">, subgradient over the uncapacitated OP relaxation, </w:t>
+      </w:r>
+      <w:r>
+        <w:rPr>
+          <w:rFonts w:ascii="Consolas" w:hAnsi="Consolas"/>
+          <w:sz w:val="21"/>
+        </w:rPr>
+        <w:t>lr_max_subgradient_iters</w:t>
+      </w:r>
+      <w:r>
+        <w:rPr>
+          <w:sz w:val="22"/>
+        </w:rPr>
+        <w:t xml:space="preserve">, </w:t>
+      </w:r>
+      <w:r>
+        <w:rPr>
+          <w:rFonts w:ascii="Consolas" w:hAnsi="Consolas"/>
+          <w:sz w:val="21"/>
+        </w:rPr>
+        <w:t>lr_op_time_limit</w:t>
+      </w:r>
+      <w:r>
+        <w:rPr>
+          <w:sz w:val="22"/>
+        </w:rPr>
+        <w:t xml:space="preserve">) prunes B&amp;B nodes before invoking column generation; optional LR warm-start seeds CG with the λ*-optimal OP route. </w:t>
+      </w:r>
+      <w:r>
+        <w:rPr>
+          <w:rFonts w:ascii="Consolas" w:hAnsi="Consolas"/>
+          <w:sz w:val="21"/>
+        </w:rPr>
+        <w:t>cg_at_root_only</w:t>
+      </w:r>
+      <w:r>
+        <w:rPr>
+          <w:sz w:val="22"/>
+        </w:rPr>
+        <w:t xml:space="preserve"> replicates BHV2000 Table 2 (CG restricted to root, later nodes only re-solve LP over the frozen pool). Column-pool deduplication and dual smoothing (Wentges 1997) are available.</w:t>
+      </w:r>
+    </w:p>
+    <w:p>
+      <w:pPr>
+        <w:spacing w:after="160"/>
+      </w:pPr>
+      <w:r>
+        <w:rPr>
+          <w:b/>
+          <w:sz w:val="22"/>
+        </w:rPr>
+        <w:t>Limitations / scalability caveats visible in code</w:t>
+      </w:r>
+      <w:r>
+        <w:rPr>
+          <w:sz w:val="22"/>
+        </w:rPr>
+        <w:t xml:space="preserve">: </w:t>
+      </w:r>
+      <w:r>
+        <w:rPr>
+          <w:rFonts w:ascii="Consolas" w:hAnsi="Consolas"/>
+          <w:sz w:val="21"/>
+        </w:rPr>
+        <w:t>max_bb_nodes</w:t>
+      </w:r>
+      <w:r>
+        <w:rPr>
+          <w:sz w:val="22"/>
+        </w:rPr>
+        <w:t xml:space="preserve"> default 1000, </w:t>
+      </w:r>
+      <w:r>
+        <w:rPr>
+          <w:rFonts w:ascii="Consolas" w:hAnsi="Consolas"/>
+          <w:sz w:val="21"/>
+        </w:rPr>
+        <w:t>time_limit</w:t>
+      </w:r>
+      <w:r>
+        <w:rPr>
+          <w:sz w:val="22"/>
+        </w:rPr>
+        <w:t xml:space="preserve"> default 60s wall-clock (checked at both global and per-node granularity, with root node capped at 40% of remaining budget); </w:t>
+      </w:r>
+      <w:r>
+        <w:rPr>
+          <w:rFonts w:ascii="Consolas" w:hAnsi="Consolas"/>
+          <w:sz w:val="21"/>
+        </w:rPr>
+        <w:t>rcspp_timeout=30s</w:t>
+      </w:r>
+      <w:r>
+        <w:rPr>
+          <w:sz w:val="22"/>
+        </w:rPr>
+        <w:t xml:space="preserve"> and </w:t>
+      </w:r>
+      <w:r>
+        <w:rPr>
+          <w:rFonts w:ascii="Consolas" w:hAnsi="Consolas"/>
+          <w:sz w:val="21"/>
+        </w:rPr>
+        <w:t>rcspp_max_labels=1e6</w:t>
+      </w:r>
+      <w:r>
+        <w:rPr>
+          <w:sz w:val="22"/>
+        </w:rPr>
+        <w:t xml:space="preserve"> are hard safety caps on the pricer to prevent label-space explosion — DP is not exhaustive by default (ng-relaxation trades bound tightness for tractability). On timeout with no integer incumbent, </w:t>
+      </w:r>
+      <w:r>
+        <w:rPr>
+          <w:rFonts w:ascii="Consolas" w:hAnsi="Consolas"/>
+          <w:sz w:val="21"/>
+        </w:rPr>
+        <w:t>run_bpc</w:t>
+      </w:r>
+      <w:r>
+        <w:rPr>
+          <w:sz w:val="22"/>
+        </w:rPr>
+        <w:t xml:space="preserve"> falls back to returning the mandatory-only greedy-insertion routes computed as CG warm-start columns (</w:t>
+      </w:r>
+      <w:r>
+        <w:rPr>
+          <w:rFonts w:ascii="Consolas" w:hAnsi="Consolas"/>
+          <w:sz w:val="21"/>
+        </w:rPr>
+        <w:t>bpc_engine.py:970-975</w:t>
+      </w:r>
+      <w:r>
+        <w:rPr>
+          <w:sz w:val="22"/>
+        </w:rPr>
+        <w:t xml:space="preserve">), i.e. a non-exact fallback profit, not a proven-optimal or even feasible-improved answer. </w:t>
+      </w:r>
+      <w:r>
+        <w:rPr>
+          <w:rFonts w:ascii="Consolas" w:hAnsi="Consolas"/>
+          <w:sz w:val="21"/>
+        </w:rPr>
+        <w:t>strong_branching_heuristic</w:t>
+      </w:r>
+      <w:r>
+        <w:rPr>
+          <w:sz w:val="22"/>
+        </w:rPr>
+        <w:t xml:space="preserve"> is explicitly disabled by default with a code comment noting it is "a heuristic proxy that returns the top pre-sorted divergence candidate without solving any child LP relaxations" — not true strong branching — and should not be enabled without further implementation work.</w:t>
+      </w:r>
+    </w:p>
+    <w:p>
+      <w:pPr>
+        <w:spacing w:after="160"/>
+      </w:pPr>
+      <w:r>
+        <w:rPr>
+          <w:b/>
+          <w:sz w:val="22"/>
+        </w:rPr>
+        <w:t>Citations found in code</w:t>
+      </w:r>
+      <w:r>
+        <w:rPr>
+          <w:sz w:val="22"/>
+        </w:rPr>
+        <w:t>: Barnhart, Hane &amp; Vance (2000, OR 48(2):318-326) — primary architectural reference; Barnhart et al. (1998, OR 46(3):316-329); Baldacci et al. (2011, ng-route relaxation); Ryan &amp; Foster (1981); Lysgaard et al. (2004, RCC); Jepsen et al. (2008, SRI); Gu, Nemhauser &amp; Savelsbergh (1995a, LCI lifting); Wentges (1997, dual smoothing); Righini &amp; Salani (2008, DSSR); Irnich et al. (2010, reduced-cost arc fixing); Boussier, Feillet &amp; Gendreau (2007) and Pessoa et al. (2020) for node-visitation branching.</w:t>
+      </w:r>
+    </w:p>
+    <w:p>
+      <w:pPr>
+        <w:pStyle w:val="Heading3"/>
+      </w:pPr>
+      <w:r>
+        <w:t>SWC-TCF (Smart Waste Collection — Two-Commodity Flow)</w:t>
+      </w:r>
+    </w:p>
+    <w:p>
+      <w:pPr>
+        <w:spacing w:after="160"/>
+      </w:pPr>
+      <w:r>
+        <w:rPr>
+          <w:b/>
+          <w:sz w:val="22"/>
+        </w:rPr>
+        <w:t>Code</w:t>
+      </w:r>
+      <w:r>
+        <w:rPr>
+          <w:sz w:val="22"/>
+        </w:rPr>
+        <w:t xml:space="preserve">: </w:t>
+      </w:r>
+      <w:r>
+        <w:rPr>
+          <w:rFonts w:ascii="Consolas" w:hAnsi="Consolas"/>
+          <w:sz w:val="21"/>
+        </w:rPr>
+        <w:t>logic/src/policies/route_construction/exact_and_decomposition_solvers/smart_waste_collection_two_commodity_flow/{policy_swc_tcf.py, dispatcher.py, gurobi.py, ortools_wrapper.py, pyomo_wrapper.py, params.py}</w:t>
+      </w:r>
+      <w:r>
+        <w:rPr>
+          <w:sz w:val="22"/>
+        </w:rPr>
+        <w:t>. Directly cites Ramos, Morais &amp; Barbosa-Póvoa (2018, Expert Systems with Applications 103:146-158), and the code implements their "smart collection approach" model (equations 11-21), itself an extension of Baldacci, Hadjiconstantinou &amp; Mingozzi (2004)'s two-commodity-flow CVRP formulation.</w:t>
+      </w:r>
+    </w:p>
+    <w:p>
+      <w:pPr>
+        <w:spacing w:after="160"/>
+      </w:pPr>
+      <w:r>
+        <w:rPr>
+          <w:b/>
+          <w:sz w:val="22"/>
+        </w:rPr>
+        <w:t>Formulation</w:t>
+      </w:r>
+      <w:r>
+        <w:rPr>
+          <w:sz w:val="22"/>
+        </w:rPr>
+        <w:t xml:space="preserve"> (</w:t>
+      </w:r>
+      <w:r>
+        <w:rPr>
+          <w:rFonts w:ascii="Consolas" w:hAnsi="Consolas"/>
+          <w:sz w:val="21"/>
+        </w:rPr>
+        <w:t>gurobi.py:_run_gurobi_optimizer</w:t>
+      </w:r>
+      <w:r>
+        <w:rPr>
+          <w:sz w:val="22"/>
+        </w:rPr>
+        <w:t xml:space="preserve">, lines 79-168; replicated in </w:t>
+      </w:r>
+      <w:r>
+        <w:rPr>
+          <w:rFonts w:ascii="Consolas" w:hAnsi="Consolas"/>
+          <w:sz w:val="21"/>
+        </w:rPr>
+        <w:t>ortools_wrapper.py</w:t>
+      </w:r>
+      <w:r>
+        <w:rPr>
+          <w:sz w:val="22"/>
+        </w:rPr>
+        <w:t xml:space="preserve"> and </w:t>
+      </w:r>
+      <w:r>
+        <w:rPr>
+          <w:rFonts w:ascii="Consolas" w:hAnsi="Consolas"/>
+          <w:sz w:val="21"/>
+        </w:rPr>
+        <w:t>pyomo_wrapper.py</w:t>
+      </w:r>
+      <w:r>
+        <w:rPr>
+          <w:sz w:val="22"/>
+        </w:rPr>
+        <w:t xml:space="preserve">): binary </w:t>
+      </w:r>
+      <w:r>
+        <w:rPr>
+          <w:rFonts w:ascii="Consolas" w:hAnsi="Consolas"/>
+          <w:sz w:val="21"/>
+        </w:rPr>
+        <w:t>x[i,j]</w:t>
+      </w:r>
+      <w:r>
+        <w:rPr>
+          <w:sz w:val="22"/>
+        </w:rPr>
+        <w:t xml:space="preserve"> (arc used), binary </w:t>
+      </w:r>
+      <w:r>
+        <w:rPr>
+          <w:rFonts w:ascii="Consolas" w:hAnsi="Consolas"/>
+          <w:sz w:val="21"/>
+        </w:rPr>
+        <w:t>g[i]</w:t>
+      </w:r>
+      <w:r>
+        <w:rPr>
+          <w:sz w:val="22"/>
+        </w:rPr>
+        <w:t xml:space="preserve"> (node i visited — the profit/service-level selection variable), integer </w:t>
+      </w:r>
+      <w:r>
+        <w:rPr>
+          <w:rFonts w:ascii="Consolas" w:hAnsi="Consolas"/>
+          <w:sz w:val="21"/>
+        </w:rPr>
+        <w:t>k_var</w:t>
+      </w:r>
+      <w:r>
+        <w:rPr>
+          <w:sz w:val="22"/>
+        </w:rPr>
+        <w:t xml:space="preserve"> (vehicles used), plus two </w:t>
+      </w:r>
+      <w:r>
+        <w:rPr>
+          <w:b/>
+          <w:sz w:val="22"/>
+        </w:rPr>
+        <w:t>continuous flow commodities</w:t>
+      </w:r>
+      <w:r>
+        <w:rPr>
+          <w:sz w:val="22"/>
+        </w:rPr>
+        <w:t xml:space="preserve"> on every feasible arc: </w:t>
+      </w:r>
+      <w:r>
+        <w:rPr>
+          <w:rFonts w:ascii="Consolas" w:hAnsi="Consolas"/>
+          <w:sz w:val="21"/>
+        </w:rPr>
+        <w:t>f[i,j]</w:t>
+      </w:r>
+      <w:r>
+        <w:rPr>
+          <w:sz w:val="22"/>
+        </w:rPr>
+        <w:t xml:space="preserve"> (waste-load flow) and </w:t>
+      </w:r>
+      <w:r>
+        <w:rPr>
+          <w:rFonts w:ascii="Consolas" w:hAnsi="Consolas"/>
+          <w:sz w:val="21"/>
+        </w:rPr>
+        <w:t>h[i,j]</w:t>
+      </w:r>
+      <w:r>
+        <w:rPr>
+          <w:sz w:val="22"/>
+        </w:rPr>
+        <w:t xml:space="preserve"> (empty-capacity flow). Capacity is enforced by </w:t>
+      </w:r>
+      <w:r>
+        <w:rPr>
+          <w:rFonts w:ascii="Consolas" w:hAnsi="Consolas"/>
+          <w:sz w:val="21"/>
+        </w:rPr>
+        <w:t>f[i,j] + h[i,j] == Q * x[i,j]</w:t>
+      </w:r>
+      <w:r>
+        <w:rPr>
+          <w:sz w:val="22"/>
+        </w:rPr>
+        <w:t xml:space="preserve"> for every arc — this single constraint self-enforces both vehicle capacity and subtour elimination without separate DFJ/MTZ constraints, exactly as in Baldacci et al. (2004)'s "real depot / copy depot" trick. Flow-balance constraints for </w:t>
+      </w:r>
+      <w:r>
+        <w:rPr>
+          <w:rFonts w:ascii="Consolas" w:hAnsi="Consolas"/>
+          <w:sz w:val="21"/>
+        </w:rPr>
+        <w:t>f</w:t>
+      </w:r>
+      <w:r>
+        <w:rPr>
+          <w:sz w:val="22"/>
+        </w:rPr>
+        <w:t xml:space="preserve"> (waste accumulates along the route: outflow - inflow = </w:t>
+      </w:r>
+      <w:r>
+        <w:rPr>
+          <w:rFonts w:ascii="Consolas" w:hAnsi="Consolas"/>
+          <w:sz w:val="21"/>
+        </w:rPr>
+        <w:t>S_i * g_i</w:t>
+      </w:r>
+      <w:r>
+        <w:rPr>
+          <w:sz w:val="22"/>
+        </w:rPr>
+        <w:t xml:space="preserve">) and for </w:t>
+      </w:r>
+      <w:r>
+        <w:rPr>
+          <w:rFonts w:ascii="Consolas" w:hAnsi="Consolas"/>
+          <w:sz w:val="21"/>
+        </w:rPr>
+        <w:t>h</w:t>
+      </w:r>
+      <w:r>
+        <w:rPr>
+          <w:sz w:val="22"/>
+        </w:rPr>
+        <w:t xml:space="preserve"> (empty space depletes: inflow - outflow = </w:t>
+      </w:r>
+      <w:r>
+        <w:rPr>
+          <w:rFonts w:ascii="Consolas" w:hAnsi="Consolas"/>
+          <w:sz w:val="21"/>
+        </w:rPr>
+        <w:t>S_i * g_i</w:t>
+      </w:r>
+      <w:r>
+        <w:rPr>
+          <w:sz w:val="22"/>
+        </w:rPr>
+        <w:t>) are added per real node; depot balance closes the loop via the copy-depot convention.</w:t>
+      </w:r>
+    </w:p>
+    <w:p>
+      <w:pPr>
+        <w:spacing w:after="160"/>
+      </w:pPr>
+      <w:r>
+        <w:rPr>
+          <w:b/>
+          <w:sz w:val="22"/>
+        </w:rPr>
+        <w:t>Objective</w:t>
+      </w:r>
+      <w:r>
+        <w:rPr>
+          <w:sz w:val="22"/>
+        </w:rPr>
+        <w:t xml:space="preserve">: standard mode maximizes </w:t>
+      </w:r>
+      <w:r>
+        <w:rPr>
+          <w:rFonts w:ascii="Consolas" w:hAnsi="Consolas"/>
+          <w:sz w:val="21"/>
+        </w:rPr>
+        <w:t>R * Σ S_i*g_i - 0.5*C*Σ x_ij*d_ij - Omega*k_var</w:t>
+      </w:r>
+      <w:r>
+        <w:rPr>
+          <w:sz w:val="22"/>
+        </w:rPr>
+        <w:t xml:space="preserve"> — net revenue from collected waste minus travel cost (the </w:t>
+      </w:r>
+      <w:r>
+        <w:rPr>
+          <w:rFonts w:ascii="Consolas" w:hAnsi="Consolas"/>
+          <w:sz w:val="21"/>
+        </w:rPr>
+        <w:t>0.5</w:t>
+      </w:r>
+      <w:r>
+        <w:rPr>
+          <w:sz w:val="22"/>
+        </w:rPr>
+        <w:t xml:space="preserve"> corrects for the two-commodity formulation double-counting each physical edge as two directed flow legs) minus a fixed penalty per vehicle used. A </w:t>
+      </w:r>
+      <w:r>
+        <w:rPr>
+          <w:b/>
+          <w:sz w:val="22"/>
+        </w:rPr>
+        <w:t>pricing/dual mode</w:t>
+      </w:r>
+      <w:r>
+        <w:rPr>
+          <w:sz w:val="22"/>
+        </w:rPr>
+        <w:t xml:space="preserve"> exists (</w:t>
+      </w:r>
+      <w:r>
+        <w:rPr>
+          <w:rFonts w:ascii="Consolas" w:hAnsi="Consolas"/>
+          <w:sz w:val="21"/>
+        </w:rPr>
+        <w:t>dual_values</w:t>
+      </w:r>
+      <w:r>
+        <w:rPr>
+          <w:sz w:val="22"/>
+        </w:rPr>
+        <w:t xml:space="preserve"> argument): when duals are supplied, the objective becomes reduced-cost maximization — suggesting SWC-TCF is also usable as a pricing oracle, though nothing shows it currently wired into BPC's column generation; it appears to be a standalone capability.</w:t>
+      </w:r>
+    </w:p>
+    <w:p>
+      <w:pPr>
+        <w:spacing w:after="160"/>
+      </w:pPr>
+      <w:r>
+        <w:rPr>
+          <w:b/>
+          <w:sz w:val="22"/>
+        </w:rPr>
+        <w:t>Service-level / mandatory-visit constraints</w:t>
+      </w:r>
+      <w:r>
+        <w:rPr>
+          <w:sz w:val="22"/>
+        </w:rPr>
+        <w:t xml:space="preserve"> (matching paper eqs. 16-17): a soft aggregate constraint </w:t>
+      </w:r>
+      <w:r>
+        <w:rPr>
+          <w:rFonts w:ascii="Consolas" w:hAnsi="Consolas"/>
+          <w:sz w:val="21"/>
+        </w:rPr>
+        <w:t>Σ g_i (mandatory) &gt;= |mandatory| - |nodes| * delta</w:t>
+      </w:r>
+      <w:r>
+        <w:rPr>
+          <w:sz w:val="22"/>
+        </w:rPr>
+        <w:t xml:space="preserve"> bounds how many "critical" bins can be skipped, parameterized by </w:t>
+      </w:r>
+      <w:r>
+        <w:rPr>
+          <w:rFonts w:ascii="Consolas" w:hAnsi="Consolas"/>
+          <w:sz w:val="21"/>
+        </w:rPr>
+        <w:t>delta</w:t>
+      </w:r>
+      <w:r>
+        <w:rPr>
+          <w:sz w:val="22"/>
+        </w:rPr>
+        <w:t xml:space="preserve"> (allowed overflow fraction); any node that is flagged mandatory or whose fill exceeds </w:t>
+      </w:r>
+      <w:r>
+        <w:rPr>
+          <w:rFonts w:ascii="Consolas" w:hAnsi="Consolas"/>
+          <w:sz w:val="21"/>
+        </w:rPr>
+        <w:t>psi * 100</w:t>
+      </w:r>
+      <w:r>
+        <w:rPr>
+          <w:sz w:val="22"/>
+        </w:rPr>
+        <w:t xml:space="preserve"> gets </w:t>
+      </w:r>
+      <w:r>
+        <w:rPr>
+          <w:rFonts w:ascii="Consolas" w:hAnsi="Consolas"/>
+          <w:sz w:val="21"/>
+        </w:rPr>
+        <w:t>g_i == 1</w:t>
+      </w:r>
+      <w:r>
+        <w:rPr>
+          <w:sz w:val="22"/>
+        </w:rPr>
+        <w:t xml:space="preserve"> hard-fixed. </w:t>
+      </w:r>
+      <w:r>
+        <w:rPr>
+          <w:rFonts w:ascii="Consolas" w:hAnsi="Consolas"/>
+          <w:sz w:val="21"/>
+        </w:rPr>
+        <w:t>Omega</w:t>
+      </w:r>
+      <w:r>
+        <w:rPr>
+          <w:sz w:val="22"/>
+        </w:rPr>
+        <w:t xml:space="preserve">, </w:t>
+      </w:r>
+      <w:r>
+        <w:rPr>
+          <w:rFonts w:ascii="Consolas" w:hAnsi="Consolas"/>
+          <w:sz w:val="21"/>
+        </w:rPr>
+        <w:t>delta</w:t>
+      </w:r>
+      <w:r>
+        <w:rPr>
+          <w:sz w:val="22"/>
+        </w:rPr>
+        <w:t xml:space="preserve">, </w:t>
+      </w:r>
+      <w:r>
+        <w:rPr>
+          <w:rFonts w:ascii="Consolas" w:hAnsi="Consolas"/>
+          <w:sz w:val="21"/>
+        </w:rPr>
+        <w:t>psi</w:t>
+      </w:r>
+      <w:r>
+        <w:rPr>
+          <w:sz w:val="22"/>
+        </w:rPr>
+        <w:t xml:space="preserve"> map 1:1 to the paper's Ω (vehicle-use penalty), δ (service level) and ψ (overflow threshold) — this is the paper's built-in mechanism for VRPP's "not visiting a node" behavior: </w:t>
+      </w:r>
+      <w:r>
+        <w:rPr>
+          <w:rFonts w:ascii="Consolas" w:hAnsi="Consolas"/>
+          <w:sz w:val="21"/>
+        </w:rPr>
+        <w:t>g_i</w:t>
+      </w:r>
+      <w:r>
+        <w:rPr>
+          <w:sz w:val="22"/>
+        </w:rPr>
+        <w:t xml:space="preserve"> is a first-class decision variable rather than an assumed-covered index, so the VRPP-with-profits behavior comes directly from the source paper rather than being a WSmart-Route bolt-on (contrast with BPC, which had to retrofit y-branching onto a covering formulation that originally assumed full coverage).</w:t>
+      </w:r>
+    </w:p>
+    <w:p>
+      <w:pPr>
+        <w:spacing w:after="160"/>
+      </w:pPr>
+      <w:r>
+        <w:rPr>
+          <w:b/>
+          <w:sz w:val="22"/>
+        </w:rPr>
+        <w:t>Solver backends</w:t>
+      </w:r>
+      <w:r>
+        <w:rPr>
+          <w:sz w:val="22"/>
+        </w:rPr>
+        <w:t xml:space="preserve"> (</w:t>
+      </w:r>
+      <w:r>
+        <w:rPr>
+          <w:rFonts w:ascii="Consolas" w:hAnsi="Consolas"/>
+          <w:sz w:val="21"/>
+        </w:rPr>
+        <w:t>dispatcher.py:run_swc_tcf_optimizer</w:t>
+      </w:r>
+      <w:r>
+        <w:rPr>
+          <w:sz w:val="22"/>
+        </w:rPr>
+        <w:t xml:space="preserve">): three interchangeable frameworks — </w:t>
+      </w:r>
+      <w:r>
+        <w:rPr>
+          <w:rFonts w:ascii="Consolas" w:hAnsi="Consolas"/>
+          <w:sz w:val="21"/>
+        </w:rPr>
+        <w:t>framework="gurobi"/"native"</w:t>
+      </w:r>
+      <w:r>
+        <w:rPr>
+          <w:sz w:val="22"/>
+        </w:rPr>
+        <w:t xml:space="preserve">, </w:t>
+      </w:r>
+      <w:r>
+        <w:rPr>
+          <w:rFonts w:ascii="Consolas" w:hAnsi="Consolas"/>
+          <w:sz w:val="21"/>
+        </w:rPr>
+        <w:t>framework="ortools"</w:t>
+      </w:r>
+      <w:r>
+        <w:rPr>
+          <w:sz w:val="22"/>
+        </w:rPr>
+        <w:t xml:space="preserve"> (GUROBI/SCIP/HIGHS/CPLEX backends), </w:t>
+      </w:r>
+      <w:r>
+        <w:rPr>
+          <w:rFonts w:ascii="Consolas" w:hAnsi="Consolas"/>
+          <w:sz w:val="21"/>
+        </w:rPr>
+        <w:t>framework="pyomo"</w:t>
+      </w:r>
+      <w:r>
+        <w:rPr>
+          <w:sz w:val="22"/>
+        </w:rPr>
+        <w:t xml:space="preserve"> (gurobi/scip/appsi_highs). All three build the identical MILP independently (constraints duplicated per-backend, not shared via a common builder — a potential drift risk). Solver-specific tuning found only in the native Gurobi path: </w:t>
+      </w:r>
+      <w:r>
+        <w:rPr>
+          <w:rFonts w:ascii="Consolas" w:hAnsi="Consolas"/>
+          <w:sz w:val="21"/>
+        </w:rPr>
+        <w:t>MIPFocus=1</w:t>
+      </w:r>
+      <w:r>
+        <w:rPr>
+          <w:sz w:val="22"/>
+        </w:rPr>
+        <w:t xml:space="preserve">, </w:t>
+      </w:r>
+      <w:r>
+        <w:rPr>
+          <w:rFonts w:ascii="Consolas" w:hAnsi="Consolas"/>
+          <w:sz w:val="21"/>
+        </w:rPr>
+        <w:t>Heuristics</w:t>
+      </w:r>
+      <w:r>
+        <w:rPr>
+          <w:sz w:val="22"/>
+        </w:rPr>
+        <w:t xml:space="preserve">, </w:t>
+      </w:r>
+      <w:r>
+        <w:rPr>
+          <w:rFonts w:ascii="Consolas" w:hAnsi="Consolas"/>
+          <w:sz w:val="21"/>
+        </w:rPr>
+        <w:t>Cuts=3</w:t>
+      </w:r>
+      <w:r>
+        <w:rPr>
+          <w:sz w:val="22"/>
+        </w:rPr>
+        <w:t xml:space="preserve">, explicit clique/cover/flow-cover cuts, </w:t>
+      </w:r>
+      <w:r>
+        <w:rPr>
+          <w:rFonts w:ascii="Consolas" w:hAnsi="Consolas"/>
+          <w:sz w:val="21"/>
+        </w:rPr>
+        <w:t>NodefileStart</w:t>
+      </w:r>
+      <w:r>
+        <w:rPr>
+          <w:sz w:val="22"/>
+        </w:rPr>
+        <w:t xml:space="preserve"> disk offload, </w:t>
+      </w:r>
+      <w:r>
+        <w:rPr>
+          <w:rFonts w:ascii="Consolas" w:hAnsi="Consolas"/>
+          <w:sz w:val="21"/>
+        </w:rPr>
+        <w:t>MIPGap</w:t>
+      </w:r>
+      <w:r>
+        <w:rPr>
+          <w:sz w:val="22"/>
+        </w:rPr>
+        <w:t xml:space="preserve">, seeded RNG. </w:t>
+      </w:r>
+      <w:r>
+        <w:rPr>
+          <w:rFonts w:ascii="Consolas" w:hAnsi="Consolas"/>
+          <w:sz w:val="21"/>
+        </w:rPr>
+        <w:t>time_limit</w:t>
+      </w:r>
+      <w:r>
+        <w:rPr>
+          <w:sz w:val="22"/>
+        </w:rPr>
+        <w:t xml:space="preserve"> (default 60s) applies uniformly across backends. No warm-start logic in any wrapper.</w:t>
+      </w:r>
+    </w:p>
+    <w:p>
+      <w:pPr>
+        <w:spacing w:after="160"/>
+      </w:pPr>
+      <w:r>
+        <w:rPr>
+          <w:b/>
+          <w:sz w:val="22"/>
+        </w:rPr>
+        <w:t>Fallback behavior</w:t>
+      </w:r>
+      <w:r>
+        <w:rPr>
+          <w:sz w:val="22"/>
+        </w:rPr>
+        <w:t>: if the OR-Tools GUROBI backend returns an empty-result sentinel (heuristic signal of a failed solver creation), the dispatcher silently falls back to the native Gurobi path.</w:t>
+      </w:r>
+    </w:p>
+    <w:p>
+      <w:pPr>
+        <w:spacing w:after="160"/>
+      </w:pPr>
+      <w:r>
+        <w:rPr>
+          <w:b/>
+          <w:sz w:val="22"/>
+        </w:rPr>
+        <w:t>Limitations/scalability caveats</w:t>
+      </w:r>
+      <w:r>
+        <w:rPr>
+          <w:sz w:val="22"/>
+        </w:rPr>
+        <w:t xml:space="preserve">: a monolithic arc-based MILP (O(n²) binary/continuous variables) with no decomposition — unlike BPC it has no column generation, so it scales only as far as the chosen MIP solver's B&amp;B reaches within </w:t>
+      </w:r>
+      <w:r>
+        <w:rPr>
+          <w:rFonts w:ascii="Consolas" w:hAnsi="Consolas"/>
+          <w:sz w:val="21"/>
+        </w:rPr>
+        <w:t>time_limit</w:t>
+      </w:r>
+      <w:r>
+        <w:rPr>
+          <w:sz w:val="22"/>
+        </w:rPr>
+        <w:t xml:space="preserve">; </w:t>
+      </w:r>
+      <w:r>
+        <w:rPr>
+          <w:rFonts w:ascii="Consolas" w:hAnsi="Consolas"/>
+          <w:sz w:val="21"/>
+        </w:rPr>
+        <w:t>max_dist = 6,000,000 km</w:t>
+      </w:r>
+      <w:r>
+        <w:rPr>
+          <w:sz w:val="22"/>
+        </w:rPr>
+        <w:t xml:space="preserve"> is an arbitrary "always feasible" arc filter, not real pruning. Since three backends reimplement the same constraints independently, there is no single source of truth for the formulation.</w:t>
+      </w:r>
+    </w:p>
+    <w:p>
+      <w:pPr>
+        <w:spacing w:after="160"/>
+      </w:pPr>
+      <w:r>
+        <w:rPr>
+          <w:sz w:val="22"/>
+        </w:rPr>
+        <w:t>---</w:t>
+      </w:r>
+    </w:p>
+    <w:p>
+      <w:pPr>
+        <w:pStyle w:val="Heading3"/>
+      </w:pPr>
+      <w:r>
+        <w:t>HGS (Hybrid Genetic Search)</w:t>
+      </w:r>
+    </w:p>
+    <w:p>
+      <w:pPr>
+        <w:spacing w:after="160"/>
+      </w:pPr>
+      <w:r>
+        <w:rPr>
+          <w:b/>
+          <w:sz w:val="22"/>
+        </w:rPr>
+        <w:t>Location &amp; engines.</w:t>
+      </w:r>
+      <w:r>
+        <w:rPr>
+          <w:sz w:val="22"/>
+        </w:rPr>
+        <w:t xml:space="preserve"> </w:t>
+      </w:r>
+      <w:r>
+        <w:rPr>
+          <w:rFonts w:ascii="Consolas" w:hAnsi="Consolas"/>
+          <w:sz w:val="21"/>
+        </w:rPr>
+        <w:t>logic/src/policies/route_construction/meta_heuristics/hybrid_genetic_search/</w:t>
+      </w:r>
+      <w:r>
+        <w:rPr>
+          <w:sz w:val="22"/>
+        </w:rPr>
+        <w:t xml:space="preserve">. </w:t>
+      </w:r>
+      <w:r>
+        <w:rPr>
+          <w:rFonts w:ascii="Consolas" w:hAnsi="Consolas"/>
+          <w:sz w:val="21"/>
+        </w:rPr>
+        <w:t>HGSPolicy._run_solver</w:t>
+      </w:r>
+      <w:r>
+        <w:rPr>
+          <w:sz w:val="22"/>
+        </w:rPr>
+        <w:t xml:space="preserve"> (</w:t>
+      </w:r>
+      <w:r>
+        <w:rPr>
+          <w:rFonts w:ascii="Consolas" w:hAnsi="Consolas"/>
+          <w:sz w:val="21"/>
+        </w:rPr>
+        <w:t>policy_hgs.py</w:t>
+      </w:r>
+      <w:r>
+        <w:rPr>
+          <w:sz w:val="22"/>
+        </w:rPr>
+        <w:t xml:space="preserve">) projects lat/lng to a local equirectangular plane (centred on the depot) before calling </w:t>
+      </w:r>
+      <w:r>
+        <w:rPr>
+          <w:rFonts w:ascii="Consolas" w:hAnsi="Consolas"/>
+          <w:sz w:val="21"/>
+        </w:rPr>
+        <w:t>dispatcher.run_hgs</w:t>
+      </w:r>
+      <w:r>
+        <w:rPr>
+          <w:sz w:val="22"/>
+        </w:rPr>
+        <w:t xml:space="preserve"> — required because SWAP*'s polar-sector pruning uses </w:t>
+      </w:r>
+      <w:r>
+        <w:rPr>
+          <w:rFonts w:ascii="Consolas" w:hAnsi="Consolas"/>
+          <w:sz w:val="21"/>
+        </w:rPr>
+        <w:t>atan2</w:t>
+      </w:r>
+      <w:r>
+        <w:rPr>
+          <w:sz w:val="22"/>
+        </w:rPr>
+        <w:t xml:space="preserve">, and raw lat/lng would distort angles by ~22% at mid-latitudes. </w:t>
+      </w:r>
+      <w:r>
+        <w:rPr>
+          <w:rFonts w:ascii="Consolas" w:hAnsi="Consolas"/>
+          <w:sz w:val="21"/>
+        </w:rPr>
+        <w:t>dispatcher.run_hgs</w:t>
+      </w:r>
+      <w:r>
+        <w:rPr>
+          <w:sz w:val="22"/>
+        </w:rPr>
+        <w:t xml:space="preserve"> branches on </w:t>
+      </w:r>
+      <w:r>
+        <w:rPr>
+          <w:rFonts w:ascii="Consolas" w:hAnsi="Consolas"/>
+          <w:sz w:val="21"/>
+        </w:rPr>
+        <w:t>params.engine</w:t>
+      </w:r>
+      <w:r>
+        <w:rPr>
+          <w:sz w:val="22"/>
+        </w:rPr>
+        <w:t xml:space="preserve">: </w:t>
+      </w:r>
+      <w:r>
+        <w:rPr>
+          <w:rFonts w:ascii="Consolas" w:hAnsi="Consolas"/>
+          <w:sz w:val="21"/>
+        </w:rPr>
+        <w:t>"pyvrp"</w:t>
+      </w:r>
+      <w:r>
+        <w:rPr>
+          <w:sz w:val="22"/>
+        </w:rPr>
+        <w:t xml:space="preserve"> delegates to </w:t>
+      </w:r>
+      <w:r>
+        <w:rPr>
+          <w:rFonts w:ascii="Consolas" w:hAnsi="Consolas"/>
+          <w:sz w:val="21"/>
+        </w:rPr>
+        <w:t>pyvrp_wrapper.solve_pyvrp</w:t>
+      </w:r>
+      <w:r>
+        <w:rPr>
+          <w:sz w:val="22"/>
+        </w:rPr>
+        <w:t xml:space="preserve"> (builds a genuine </w:t>
+      </w:r>
+      <w:r>
+        <w:rPr>
+          <w:rFonts w:ascii="Consolas" w:hAnsi="Consolas"/>
+          <w:sz w:val="21"/>
+        </w:rPr>
+        <w:t>pyvrp.ProblemData</w:t>
+      </w:r>
+      <w:r>
+        <w:rPr>
+          <w:sz w:val="22"/>
+        </w:rPr>
+        <w:t xml:space="preserve">, single depot, one </w:t>
+      </w:r>
+      <w:r>
+        <w:rPr>
+          <w:rFonts w:ascii="Consolas" w:hAnsi="Consolas"/>
+          <w:sz w:val="21"/>
+        </w:rPr>
+        <w:t>VehicleType</w:t>
+      </w:r>
+      <w:r>
+        <w:rPr>
+          <w:sz w:val="22"/>
+        </w:rPr>
+        <w:t xml:space="preserve">, calls </w:t>
+      </w:r>
+      <w:r>
+        <w:rPr>
+          <w:rFonts w:ascii="Consolas" w:hAnsi="Consolas"/>
+          <w:sz w:val="21"/>
+        </w:rPr>
+        <w:t>pyvrp.solve(...)</w:t>
+      </w:r>
+      <w:r>
+        <w:rPr>
+          <w:sz w:val="22"/>
+        </w:rPr>
+        <w:t xml:space="preserve"> — a pure black-box call with no VRPP profit objective; profit/skip logic is faked post-hoc). The </w:t>
+      </w:r>
+      <w:r>
+        <w:rPr>
+          <w:b/>
+          <w:sz w:val="22"/>
+        </w:rPr>
+        <w:t>default engine is `"custom"`</w:t>
+      </w:r>
+      <w:r>
+        <w:rPr>
+          <w:sz w:val="22"/>
+        </w:rPr>
+        <w:t>, meaning WSmart-Route's own from-scratch HGS (</w:t>
+      </w:r>
+      <w:r>
+        <w:rPr>
+          <w:rFonts w:ascii="Consolas" w:hAnsi="Consolas"/>
+          <w:sz w:val="21"/>
+        </w:rPr>
+        <w:t>hgs.py::HGSSolver</w:t>
+      </w:r>
+      <w:r>
+        <w:rPr>
+          <w:sz w:val="22"/>
+        </w:rPr>
+        <w:t>) is what actually runs in practice — not a thin PyVRP wrapper for the primary path.</w:t>
+      </w:r>
+    </w:p>
+    <w:p>
+      <w:pPr>
+        <w:spacing w:after="160"/>
+      </w:pPr>
+      <w:r>
+        <w:rPr>
+          <w:b/>
+          <w:sz w:val="22"/>
+        </w:rPr>
+        <w:t>Algorithm loop</w:t>
+      </w:r>
+      <w:r>
+        <w:rPr>
+          <w:sz w:val="22"/>
+        </w:rPr>
+        <w:t xml:space="preserve"> (</w:t>
+      </w:r>
+      <w:r>
+        <w:rPr>
+          <w:rFonts w:ascii="Consolas" w:hAnsi="Consolas"/>
+          <w:sz w:val="21"/>
+        </w:rPr>
+        <w:t>HGSSolver.solve</w:t>
+      </w:r>
+      <w:r>
+        <w:rPr>
+          <w:sz w:val="22"/>
+        </w:rPr>
+        <w:t xml:space="preserve">, Vidal et al. 2022 Algorithm 1, VRPP-adapted): dual subpopulations (feasible/infeasible), </w:t>
+      </w:r>
+      <w:r>
+        <w:rPr>
+          <w:rFonts w:ascii="Consolas" w:hAnsi="Consolas"/>
+          <w:sz w:val="21"/>
+        </w:rPr>
+        <w:t>4·μ</w:t>
+      </w:r>
+      <w:r>
+        <w:rPr>
+          <w:sz w:val="22"/>
+        </w:rPr>
+        <w:t xml:space="preserve"> random initial giant tours, each split and locally searched. Main loop runs until </w:t>
+      </w:r>
+      <w:r>
+        <w:rPr>
+          <w:rFonts w:ascii="Consolas" w:hAnsi="Consolas"/>
+          <w:sz w:val="21"/>
+        </w:rPr>
+        <w:t>time_limit</w:t>
+      </w:r>
+      <w:r>
+        <w:rPr>
+          <w:sz w:val="22"/>
+        </w:rPr>
+        <w:t xml:space="preserve"> or </w:t>
+      </w:r>
+      <w:r>
+        <w:rPr>
+          <w:rFonts w:ascii="Consolas" w:hAnsi="Consolas"/>
+          <w:sz w:val="21"/>
+        </w:rPr>
+        <w:t>n_iterations_no_improvement</w:t>
+      </w:r>
+      <w:r>
+        <w:rPr>
+          <w:sz w:val="22"/>
+        </w:rPr>
+        <w:t xml:space="preserve"> (default 20000): binary-tournament parent selection (biased fitness), crossover (</w:t>
+      </w:r>
+      <w:r>
+        <w:rPr>
+          <w:rFonts w:ascii="Consolas" w:hAnsi="Consolas"/>
+          <w:sz w:val="21"/>
+        </w:rPr>
+        <w:t>crossover_rate</w:t>
+      </w:r>
+      <w:r>
+        <w:rPr>
+          <w:sz w:val="22"/>
+        </w:rPr>
+        <w:t xml:space="preserve">=1.0 default), local-search "education", evaluation, insertion into the respective subpopulation, periodic survivor selection once a subpopulation reaches </w:t>
+      </w:r>
+      <w:r>
+        <w:rPr>
+          <w:rFonts w:ascii="Consolas" w:hAnsi="Consolas"/>
+          <w:sz w:val="21"/>
+        </w:rPr>
+        <w:t>μ+λ</w:t>
+      </w:r>
+      <w:r>
+        <w:rPr>
+          <w:sz w:val="22"/>
+        </w:rPr>
+        <w:t xml:space="preserve"> (μ=25, λ=</w:t>
+      </w:r>
+      <w:r>
+        <w:rPr>
+          <w:rFonts w:ascii="Consolas" w:hAnsi="Consolas"/>
+          <w:sz w:val="21"/>
+        </w:rPr>
+        <w:t>n_offspring</w:t>
+      </w:r>
+      <w:r>
+        <w:rPr>
+          <w:sz w:val="22"/>
+        </w:rPr>
+        <w:t xml:space="preserve">=40 default). Penalty capacity is adapted every 100 iterations — a quadrant heuristic unique to WSmart-Route, not in Vidal (2022): for VRPP mode it tracks rolling average node-coverage (target 40-70%) vs. average per-route margin (target 10%) over the last 100 offspring and nudges the capacity-violation penalty across four quadrants. Restart logic re-initializes the population if stuck (only when </w:t>
+      </w:r>
+      <w:r>
+        <w:rPr>
+          <w:rFonts w:ascii="Consolas" w:hAnsi="Consolas"/>
+          <w:sz w:val="21"/>
+        </w:rPr>
+        <w:t>time_limit &gt; 0</w:t>
+      </w:r>
+      <w:r>
+        <w:rPr>
+          <w:sz w:val="22"/>
+        </w:rPr>
+        <w:t>).</w:t>
+      </w:r>
+    </w:p>
+    <w:p>
+      <w:pPr>
+        <w:spacing w:after="160"/>
+      </w:pPr>
+      <w:r>
+        <w:rPr>
+          <w:b/>
+          <w:sz w:val="22"/>
+        </w:rPr>
+        <w:t>Crossover.</w:t>
+      </w:r>
+      <w:r>
+        <w:rPr>
+          <w:sz w:val="22"/>
+        </w:rPr>
+        <w:t xml:space="preserve"> </w:t>
+      </w:r>
+      <w:r>
+        <w:rPr>
+          <w:rFonts w:ascii="Consolas" w:hAnsi="Consolas"/>
+          <w:sz w:val="21"/>
+        </w:rPr>
+        <w:t>route_profit_gpx_crossover</w:t>
+      </w:r>
+      <w:r>
+        <w:rPr>
+          <w:sz w:val="22"/>
+        </w:rPr>
+        <w:t xml:space="preserve"> — "RP-GPX" (Route-based Profit-aware Generalized Partition Crossover), operating on decoded routes: extracts physical edges from both parents' routes, isolates uncommon-edge components, inherits whichever parent's component segments, greedily packs the remaining node pool (profit-aware), then enforces mandatory-node presence. Plain OX is referenced as a fallback in comments, but RP-GPX is what the solver actually calls.</w:t>
+      </w:r>
+    </w:p>
+    <w:p>
+      <w:pPr>
+        <w:spacing w:after="160"/>
+      </w:pPr>
+      <w:r>
+        <w:rPr>
+          <w:b/>
+          <w:sz w:val="22"/>
+        </w:rPr>
+        <w:t>Local search / education.</w:t>
+      </w:r>
+      <w:r>
+        <w:rPr>
+          <w:sz w:val="22"/>
+        </w:rPr>
+        <w:t xml:space="preserve"> Delegates to a shared </w:t>
+      </w:r>
+      <w:r>
+        <w:rPr>
+          <w:rFonts w:ascii="Consolas" w:hAnsi="Consolas"/>
+          <w:sz w:val="21"/>
+        </w:rPr>
+        <w:t>LocalSearch</w:t>
+      </w:r>
+      <w:r>
+        <w:rPr>
+          <w:sz w:val="22"/>
+        </w:rPr>
+        <w:t xml:space="preserve"> base implementing a granular neighborhood (top-20 nearest neighbors per node), applying intra-route moves (relocate, 2-opt intra) and inter-route moves (relocate, 2-opt, swap, SWAP with polar-sector pruning — Vidal 2022's headline contribution). Optional moves (3-opt, cross-exchange, lambda-interchange, ejection chains) default off. After local search, the giant tour is reconstructed by re-interleaving unvisited nodes back into their original relative slots, preserving genetic material for skipped (unprofitable) nodes.</w:t>
+      </w:r>
+    </w:p>
+    <w:p>
+      <w:pPr>
+        <w:spacing w:after="160"/>
+      </w:pPr>
+      <w:r>
+        <w:rPr>
+          <w:b/>
+          <w:sz w:val="22"/>
+        </w:rPr>
+        <w:t>Diversity management.</w:t>
+      </w:r>
+      <w:r>
+        <w:rPr>
+          <w:sz w:val="22"/>
+        </w:rPr>
+        <w:t xml:space="preserve"> Biased fitness = </w:t>
+      </w:r>
+      <w:r>
+        <w:rPr>
+          <w:rFonts w:ascii="Consolas" w:hAnsi="Consolas"/>
+          <w:sz w:val="21"/>
+        </w:rPr>
+        <w:t>rank_profit + (1 - nb_elite/pop_size)·rank_diversity</w:t>
+      </w:r>
+      <w:r>
+        <w:rPr>
+          <w:sz w:val="22"/>
+        </w:rPr>
+        <w:t>, with diversity measured via broken-pairs distance (undirected edge-set Jaccard-style metric to 5 nearest neighbors) — Vidal 2022's parameterless diversity weighting. Survivor selection removes exact clones first, then the worst-fitness individual, re-ranked incrementally via a cached pairwise-distance matrix with O(P) inverse-index eviction rather than O(P²) per removal — an engineering optimization beyond the paper.</w:t>
+      </w:r>
+    </w:p>
+    <w:p>
+      <w:pPr>
+        <w:spacing w:after="160"/>
+      </w:pPr>
+      <w:r>
+        <w:rPr>
+          <w:b/>
+          <w:sz w:val="22"/>
+        </w:rPr>
+        <w:t>Split algorithm (`split.py::LinearSplit`).</w:t>
+      </w:r>
+      <w:r>
+        <w:rPr>
+          <w:sz w:val="22"/>
+        </w:rPr>
+        <w:t xml:space="preserve"> A dynamic program decoding the giant tour into routes in effectively linear time via a monotonic deque (Prins 2004 / Vidal 2022 Split DP, shortest-path over an auxiliary DAG where each feasible sub-segment is an edge weighted by its route cost). Extended for VRPP with a </w:t>
+      </w:r>
+      <w:r>
+        <w:rPr>
+          <w:b/>
+          <w:sz w:val="22"/>
+        </w:rPr>
+        <w:t>skip transition</w:t>
+      </w:r>
+      <w:r>
+        <w:rPr>
+          <w:sz w:val="22"/>
+        </w:rPr>
+        <w:t xml:space="preserve"> that lets the DP bypass any non-mandatory node whose inclusion would reduce total profit — this is literally how HGS decides the profitable node subset, at the Split-decoding layer rather than the genetic-operator layer. Both unlimited-fleet and fixed-fleet variants exist, with a greedy fallback if the DP fails.</w:t>
+      </w:r>
+    </w:p>
+    <w:p>
+      <w:pPr>
+        <w:spacing w:after="160"/>
+      </w:pPr>
+      <w:r>
+        <w:rPr>
+          <w:b/>
+          <w:sz w:val="22"/>
+        </w:rPr>
+        <w:t>VRPP subset handling.</w:t>
+      </w:r>
+      <w:r>
+        <w:rPr>
+          <w:sz w:val="22"/>
+        </w:rPr>
+        <w:t xml:space="preserve"> The giant tour is genotype (all nodes); </w:t>
+      </w:r>
+      <w:r>
+        <w:rPr>
+          <w:rFonts w:ascii="Consolas" w:hAnsi="Consolas"/>
+          <w:sz w:val="21"/>
+        </w:rPr>
+        <w:t>routes</w:t>
+      </w:r>
+      <w:r>
+        <w:rPr>
+          <w:sz w:val="22"/>
+        </w:rPr>
+        <w:t xml:space="preserve"> is phenotype (only profitable/visited nodes) — unvisited nodes form an "implicit dummy route" whose order only evolves under crossover pressure. Evaluation pre-filters the giant tour with a break-even hurdle (</w:t>
+      </w:r>
+      <w:r>
+        <w:rPr>
+          <w:rFonts w:ascii="Consolas" w:hAnsi="Consolas"/>
+          <w:sz w:val="21"/>
+        </w:rPr>
+        <w:t>revenue &gt;= round-trip cost</w:t>
+      </w:r>
+      <w:r>
+        <w:rPr>
+          <w:sz w:val="22"/>
+        </w:rPr>
+        <w:t>) before Split, unless the node is mandatory.</w:t>
+      </w:r>
+    </w:p>
+    <w:p>
+      <w:pPr>
+        <w:spacing w:after="160"/>
+      </w:pPr>
+      <w:r>
+        <w:rPr>
+          <w:b/>
+          <w:sz w:val="22"/>
+        </w:rPr>
+        <w:t>Limitations/citations.</w:t>
+      </w:r>
+      <w:r>
+        <w:rPr>
+          <w:sz w:val="22"/>
+        </w:rPr>
+        <w:t xml:space="preserve"> No true parallelism despite a </w:t>
+      </w:r>
+      <w:r>
+        <w:rPr>
+          <w:rFonts w:ascii="Consolas" w:hAnsi="Consolas"/>
+          <w:sz w:val="21"/>
+        </w:rPr>
+        <w:t>PARALLELIZABLE</w:t>
+      </w:r>
+      <w:r>
+        <w:rPr>
+          <w:sz w:val="22"/>
+        </w:rPr>
+        <w:t xml:space="preserve"> policy tag (single-threaded). Cites Vidal, T. (2022), Hybrid genetic search for the CVRP: Open-source implementation and SWAP\ neighborhood*, Computers &amp; Operations Research 140, 105643, and Prins (2004) for Split.</w:t>
+      </w:r>
+    </w:p>
+    <w:p>
+      <w:pPr>
+        <w:pStyle w:val="Heading3"/>
+      </w:pPr>
+      <w:r>
+        <w:t>ALNS (Adaptive Large Neighborhood Search)</w:t>
+      </w:r>
+    </w:p>
+    <w:p>
+      <w:pPr>
+        <w:spacing w:after="160"/>
+      </w:pPr>
+      <w:r>
+        <w:rPr>
+          <w:b/>
+          <w:sz w:val="22"/>
+        </w:rPr>
+        <w:t>Location &amp; engines.</w:t>
+      </w:r>
+      <w:r>
+        <w:rPr>
+          <w:sz w:val="22"/>
+        </w:rPr>
+        <w:t xml:space="preserve"> </w:t>
+      </w:r>
+      <w:r>
+        <w:rPr>
+          <w:rFonts w:ascii="Consolas" w:hAnsi="Consolas"/>
+          <w:sz w:val="21"/>
+        </w:rPr>
+        <w:t>dispatcher.py::run_alns</w:t>
+      </w:r>
+      <w:r>
+        <w:rPr>
+          <w:sz w:val="22"/>
+        </w:rPr>
+        <w:t xml:space="preserve"> branches on engine: </w:t>
+      </w:r>
+      <w:r>
+        <w:rPr>
+          <w:rFonts w:ascii="Consolas" w:hAnsi="Consolas"/>
+          <w:sz w:val="21"/>
+        </w:rPr>
+        <w:t>"package"</w:t>
+      </w:r>
+      <w:r>
+        <w:rPr>
+          <w:sz w:val="22"/>
+        </w:rPr>
+        <w:t xml:space="preserve"> wraps the real PyPI </w:t>
+      </w:r>
+      <w:r>
+        <w:rPr>
+          <w:rFonts w:ascii="Consolas" w:hAnsi="Consolas"/>
+          <w:sz w:val="21"/>
+        </w:rPr>
+        <w:t>alns</w:t>
+      </w:r>
+      <w:r>
+        <w:rPr>
+          <w:sz w:val="22"/>
+        </w:rPr>
+        <w:t xml:space="preserve"> library (minimal — 2 destroy + 1 repair operator, clearly a demo path); </w:t>
+      </w:r>
+      <w:r>
+        <w:rPr>
+          <w:rFonts w:ascii="Consolas" w:hAnsi="Consolas"/>
+          <w:sz w:val="21"/>
+        </w:rPr>
+        <w:t>"ortools"</w:t>
+      </w:r>
+      <w:r>
+        <w:rPr>
+          <w:sz w:val="22"/>
+        </w:rPr>
+        <w:t xml:space="preserve">; </w:t>
+      </w:r>
+      <w:r>
+        <w:rPr>
+          <w:b/>
+          <w:sz w:val="22"/>
+        </w:rPr>
+        <w:t>default `"custom"`</w:t>
+      </w:r>
+      <w:r>
+        <w:rPr>
+          <w:sz w:val="22"/>
+        </w:rPr>
+        <w:t xml:space="preserve"> → </w:t>
+      </w:r>
+      <w:r>
+        <w:rPr>
+          <w:rFonts w:ascii="Consolas" w:hAnsi="Consolas"/>
+          <w:sz w:val="21"/>
+        </w:rPr>
+        <w:t>alns.py::ALNSSolver</w:t>
+      </w:r>
+      <w:r>
+        <w:rPr>
+          <w:sz w:val="22"/>
+        </w:rPr>
+        <w:t>, an 810-line from-scratch Ropke &amp; Pisinger (2005/2006) implementation that is what actually runs.</w:t>
+      </w:r>
+    </w:p>
+    <w:p>
+      <w:pPr>
+        <w:spacing w:after="160"/>
+      </w:pPr>
+      <w:r>
+        <w:rPr>
+          <w:b/>
+          <w:sz w:val="22"/>
+        </w:rPr>
+        <w:t>Main loop.</w:t>
+      </w:r>
+      <w:r>
+        <w:rPr>
+          <w:sz w:val="22"/>
+        </w:rPr>
+        <w:t xml:space="preserve"> Initial solution via greedy construction, then up to </w:t>
+      </w:r>
+      <w:r>
+        <w:rPr>
+          <w:rFonts w:ascii="Consolas" w:hAnsi="Consolas"/>
+          <w:sz w:val="21"/>
+        </w:rPr>
+        <w:t>max_iterations</w:t>
+      </w:r>
+      <w:r>
+        <w:rPr>
+          <w:sz w:val="22"/>
+        </w:rPr>
+        <w:t xml:space="preserve"> (default 5000) or </w:t>
+      </w:r>
+      <w:r>
+        <w:rPr>
+          <w:rFonts w:ascii="Consolas" w:hAnsi="Consolas"/>
+          <w:sz w:val="21"/>
+        </w:rPr>
+        <w:t>time_limit</w:t>
+      </w:r>
+      <w:r>
+        <w:rPr>
+          <w:sz w:val="22"/>
+        </w:rPr>
+        <w:t xml:space="preserve"> (default 60s). Each iteration: roulette-wheel operator selection (</w:t>
+      </w:r>
+      <w:r>
+        <w:rPr>
+          <w:rFonts w:ascii="Consolas" w:hAnsi="Consolas"/>
+          <w:sz w:val="21"/>
+        </w:rPr>
+        <w:t>p_j = w_j/Σw_i</w:t>
+      </w:r>
+      <w:r>
+        <w:rPr>
+          <w:sz w:val="22"/>
+        </w:rPr>
+        <w:t xml:space="preserve">), </w:t>
+      </w:r>
+      <w:r>
+        <w:rPr>
+          <w:rFonts w:ascii="Consolas" w:hAnsi="Consolas"/>
+          <w:sz w:val="21"/>
+        </w:rPr>
+        <w:t>n_remove</w:t>
+      </w:r>
+      <w:r>
+        <w:rPr>
+          <w:sz w:val="22"/>
+        </w:rPr>
+        <w:t xml:space="preserve"> sized per Ropke &amp; Pisinger §4.3.1 bounds (</w:t>
+      </w:r>
+      <w:r>
+        <w:rPr>
+          <w:rFonts w:ascii="Consolas" w:hAnsi="Consolas"/>
+          <w:sz w:val="21"/>
+        </w:rPr>
+        <w:t>lower_bound=min(n,4)</w:t>
+      </w:r>
+      <w:r>
+        <w:rPr>
+          <w:sz w:val="22"/>
+        </w:rPr>
+        <w:t xml:space="preserve">, </w:t>
+      </w:r>
+      <w:r>
+        <w:rPr>
+          <w:rFonts w:ascii="Consolas" w:hAnsi="Consolas"/>
+          <w:sz w:val="21"/>
+        </w:rPr>
+        <w:t>upper_bound=min(100, 0.4·n)</w:t>
+      </w:r>
+      <w:r>
+        <w:rPr>
+          <w:sz w:val="22"/>
+        </w:rPr>
+        <w:t xml:space="preserve">), destroy then repair, profit computed. Acceptance via injected criterion (default Boltzmann-Metropolis / classic SA, geometric cooling </w:t>
+      </w:r>
+      <w:r>
+        <w:rPr>
+          <w:rFonts w:ascii="Consolas" w:hAnsi="Consolas"/>
+          <w:sz w:val="21"/>
+        </w:rPr>
+        <w:t>alpha=0.995</w:t>
+      </w:r>
+      <w:r>
+        <w:rPr>
+          <w:sz w:val="22"/>
+        </w:rPr>
+        <w:t>); start temperature dynamically calibrated (</w:t>
+      </w:r>
+      <w:r>
+        <w:rPr>
+          <w:rFonts w:ascii="Consolas" w:hAnsi="Consolas"/>
+          <w:sz w:val="21"/>
+        </w:rPr>
+        <w:t>t_start = (start_temp_control·best_profit)/ln(2)</w:t>
+      </w:r>
+      <w:r>
+        <w:rPr>
+          <w:sz w:val="22"/>
+        </w:rPr>
+        <w:t xml:space="preserve">, accepting a 5%-worse solution with 0.5 probability, per Ropke &amp; Pisinger §3.5). Scoring follows §3.4: </w:t>
+      </w:r>
+      <w:r>
+        <w:rPr>
+          <w:rFonts w:ascii="Consolas" w:hAnsi="Consolas"/>
+          <w:sz w:val="21"/>
+        </w:rPr>
+        <w:t>sigma_1=33</w:t>
+      </w:r>
+      <w:r>
+        <w:rPr>
+          <w:sz w:val="22"/>
+        </w:rPr>
+        <w:t xml:space="preserve"> new global best, </w:t>
+      </w:r>
+      <w:r>
+        <w:rPr>
+          <w:rFonts w:ascii="Consolas" w:hAnsi="Consolas"/>
+          <w:sz w:val="21"/>
+        </w:rPr>
+        <w:t>sigma_2=9</w:t>
+      </w:r>
+      <w:r>
+        <w:rPr>
+          <w:sz w:val="22"/>
+        </w:rPr>
+        <w:t xml:space="preserve"> accepted-better-and-previously-unvisited, </w:t>
+      </w:r>
+      <w:r>
+        <w:rPr>
+          <w:rFonts w:ascii="Consolas" w:hAnsi="Consolas"/>
+          <w:sz w:val="21"/>
+        </w:rPr>
+        <w:t>sigma_3=13</w:t>
+      </w:r>
+      <w:r>
+        <w:rPr>
+          <w:sz w:val="22"/>
+        </w:rPr>
+        <w:t xml:space="preserve"> accepted-worse-but-unvisited, deduped via canonical solution hashing. Weights update every </w:t>
+      </w:r>
+      <w:r>
+        <w:rPr>
+          <w:rFonts w:ascii="Consolas" w:hAnsi="Consolas"/>
+          <w:sz w:val="21"/>
+        </w:rPr>
+        <w:t>segment_size=100</w:t>
+      </w:r>
+      <w:r>
+        <w:rPr>
+          <w:sz w:val="22"/>
+        </w:rPr>
+        <w:t xml:space="preserve"> iterations: </w:t>
+      </w:r>
+      <w:r>
+        <w:rPr>
+          <w:rFonts w:ascii="Consolas" w:hAnsi="Consolas"/>
+          <w:sz w:val="21"/>
+        </w:rPr>
+        <w:t>w_{i,j+1} = w_{i,j}(1-r) + r·(π_i/θ_i)</w:t>
+      </w:r>
+      <w:r>
+        <w:rPr>
+          <w:sz w:val="22"/>
+        </w:rPr>
+        <w:t xml:space="preserve">, reaction factor </w:t>
+      </w:r>
+      <w:r>
+        <w:rPr>
+          <w:rFonts w:ascii="Consolas" w:hAnsi="Consolas"/>
+          <w:sz w:val="21"/>
+        </w:rPr>
+        <w:t>r=0.1</w:t>
+      </w:r>
+      <w:r>
+        <w:rPr>
+          <w:sz w:val="22"/>
+        </w:rPr>
+        <w:t>.</w:t>
+      </w:r>
+    </w:p>
+    <w:p>
+      <w:pPr>
+        <w:spacing w:after="160"/>
+      </w:pPr>
+      <w:r>
+        <w:rPr>
+          <w:b/>
+          <w:sz w:val="22"/>
+        </w:rPr>
+        <w:t>Destroy operators wired</w:t>
+      </w:r>
+      <w:r>
+        <w:rPr>
+          <w:sz w:val="22"/>
+        </w:rPr>
+        <w:t xml:space="preserve">: core set (always present) = </w:t>
+      </w:r>
+      <w:r>
+        <w:rPr>
+          <w:rFonts w:ascii="Consolas" w:hAnsi="Consolas"/>
+          <w:sz w:val="21"/>
+        </w:rPr>
+        <w:t>RandomRemoval</w:t>
+      </w:r>
+      <w:r>
+        <w:rPr>
+          <w:sz w:val="22"/>
+        </w:rPr>
+        <w:t xml:space="preserve">, </w:t>
+      </w:r>
+      <w:r>
+        <w:rPr>
+          <w:rFonts w:ascii="Consolas" w:hAnsi="Consolas"/>
+          <w:sz w:val="21"/>
+        </w:rPr>
+        <w:t>WorstRemoval</w:t>
+      </w:r>
+      <w:r>
+        <w:rPr>
+          <w:sz w:val="22"/>
+        </w:rPr>
+        <w:t>/</w:t>
+      </w:r>
+      <w:r>
+        <w:rPr>
+          <w:rFonts w:ascii="Consolas" w:hAnsi="Consolas"/>
+          <w:sz w:val="21"/>
+        </w:rPr>
+        <w:t>WorstProfitRemoval</w:t>
+      </w:r>
+      <w:r>
+        <w:rPr>
+          <w:sz w:val="22"/>
+        </w:rPr>
+        <w:t xml:space="preserve"> (randomized-worst per §3.4.1), </w:t>
+      </w:r>
+      <w:r>
+        <w:rPr>
+          <w:rFonts w:ascii="Consolas" w:hAnsi="Consolas"/>
+          <w:sz w:val="21"/>
+        </w:rPr>
+        <w:t>ShawRemoval</w:t>
+      </w:r>
+      <w:r>
+        <w:rPr>
+          <w:sz w:val="22"/>
+        </w:rPr>
+        <w:t>/</w:t>
+      </w:r>
+      <w:r>
+        <w:rPr>
+          <w:rFonts w:ascii="Consolas" w:hAnsi="Consolas"/>
+          <w:sz w:val="21"/>
+        </w:rPr>
+        <w:t>ShawProfitRemoval</w:t>
+      </w:r>
+      <w:r>
+        <w:rPr>
+          <w:sz w:val="22"/>
+        </w:rPr>
+        <w:t xml:space="preserve"> (relatedness-based). If </w:t>
+      </w:r>
+      <w:r>
+        <w:rPr>
+          <w:rFonts w:ascii="Consolas" w:hAnsi="Consolas"/>
+          <w:sz w:val="21"/>
+        </w:rPr>
+        <w:t>extended_operators=True</w:t>
+      </w:r>
+      <w:r>
+        <w:rPr>
+          <w:sz w:val="22"/>
+        </w:rPr>
+        <w:t xml:space="preserve">: </w:t>
+      </w:r>
+      <w:r>
+        <w:rPr>
+          <w:rFonts w:ascii="Consolas" w:hAnsi="Consolas"/>
+          <w:sz w:val="21"/>
+        </w:rPr>
+        <w:t>StringRemoval</w:t>
+      </w:r>
+      <w:r>
+        <w:rPr>
+          <w:sz w:val="22"/>
+        </w:rPr>
+        <w:t xml:space="preserve">, </w:t>
+      </w:r>
+      <w:r>
+        <w:rPr>
+          <w:rFonts w:ascii="Consolas" w:hAnsi="Consolas"/>
+          <w:sz w:val="21"/>
+        </w:rPr>
+        <w:t>ClusterRemoval</w:t>
+      </w:r>
+      <w:r>
+        <w:rPr>
+          <w:sz w:val="22"/>
+        </w:rPr>
+        <w:t xml:space="preserve">, </w:t>
+      </w:r>
+      <w:r>
+        <w:rPr>
+          <w:rFonts w:ascii="Consolas" w:hAnsi="Consolas"/>
+          <w:sz w:val="21"/>
+        </w:rPr>
+        <w:t>NeighborRemoval</w:t>
+      </w:r>
+      <w:r>
+        <w:rPr>
+          <w:sz w:val="22"/>
+        </w:rPr>
+        <w:t xml:space="preserve"> (and their </w:t>
+      </w:r>
+      <w:r>
+        <w:rPr>
+          <w:rFonts w:ascii="Consolas" w:hAnsi="Consolas"/>
+          <w:sz w:val="21"/>
+        </w:rPr>
+        <w:t>*Profit</w:t>
+      </w:r>
+      <w:r>
+        <w:rPr>
+          <w:sz w:val="22"/>
+        </w:rPr>
+        <w:t xml:space="preserve"> siblings) — 3→6 operators total. </w:t>
+      </w:r>
+      <w:r>
+        <w:rPr>
+          <w:rFonts w:ascii="Consolas" w:hAnsi="Consolas"/>
+          <w:sz w:val="21"/>
+        </w:rPr>
+        <w:t>profit_aware_operators</w:t>
+      </w:r>
+      <w:r>
+        <w:rPr>
+          <w:sz w:val="22"/>
+        </w:rPr>
+        <w:t xml:space="preserve"> swaps every destroy op for its profit-marginal variant (targets </w:t>
+      </w:r>
+      <w:r>
+        <w:rPr>
+          <w:rFonts w:ascii="Consolas" w:hAnsi="Consolas"/>
+          <w:sz w:val="21"/>
+        </w:rPr>
+        <w:t>waste_i·R - detour_cost_i·C</w:t>
+      </w:r>
+      <w:r>
+        <w:rPr>
+          <w:sz w:val="22"/>
+        </w:rPr>
+        <w:t xml:space="preserve"> instead of raw distance). Several other destroy operators exist in the codebase (</w:t>
+      </w:r>
+      <w:r>
+        <w:rPr>
+          <w:rFonts w:ascii="Consolas" w:hAnsi="Consolas"/>
+          <w:sz w:val="21"/>
+        </w:rPr>
+        <w:t>historical.py</w:t>
+      </w:r>
+      <w:r>
+        <w:rPr>
+          <w:sz w:val="22"/>
+        </w:rPr>
+        <w:t xml:space="preserve">, </w:t>
+      </w:r>
+      <w:r>
+        <w:rPr>
+          <w:rFonts w:ascii="Consolas" w:hAnsi="Consolas"/>
+          <w:sz w:val="21"/>
+        </w:rPr>
+        <w:t>sector.py</w:t>
+      </w:r>
+      <w:r>
+        <w:rPr>
+          <w:sz w:val="22"/>
+        </w:rPr>
+        <w:t xml:space="preserve">, </w:t>
+      </w:r>
+      <w:r>
+        <w:rPr>
+          <w:rFonts w:ascii="Consolas" w:hAnsi="Consolas"/>
+          <w:sz w:val="21"/>
+        </w:rPr>
+        <w:t>route.py</w:t>
+      </w:r>
+      <w:r>
+        <w:rPr>
+          <w:sz w:val="22"/>
+        </w:rPr>
+        <w:t xml:space="preserve">, </w:t>
+      </w:r>
+      <w:r>
+        <w:rPr>
+          <w:rFonts w:ascii="Consolas" w:hAnsi="Consolas"/>
+          <w:sz w:val="21"/>
+        </w:rPr>
+        <w:t>branch_and_bound.py</w:t>
+      </w:r>
+      <w:r>
+        <w:rPr>
+          <w:sz w:val="22"/>
+        </w:rPr>
+        <w:t xml:space="preserve">, </w:t>
+      </w:r>
+      <w:r>
+        <w:rPr>
+          <w:rFonts w:ascii="Consolas" w:hAnsi="Consolas"/>
+          <w:sz w:val="21"/>
+        </w:rPr>
+        <w:t>guided.py</w:t>
+      </w:r>
+      <w:r>
+        <w:rPr>
+          <w:sz w:val="22"/>
+        </w:rPr>
+        <w:t xml:space="preserve">, </w:t>
+      </w:r>
+      <w:r>
+        <w:rPr>
+          <w:rFonts w:ascii="Consolas" w:hAnsi="Consolas"/>
+          <w:sz w:val="21"/>
+        </w:rPr>
+        <w:t>multi_period.py</w:t>
+      </w:r>
+      <w:r>
+        <w:rPr>
+          <w:sz w:val="22"/>
+        </w:rPr>
+        <w:t xml:space="preserve">) but are </w:t>
+      </w:r>
+      <w:r>
+        <w:rPr>
+          <w:b/>
+          <w:sz w:val="22"/>
+        </w:rPr>
+        <w:t>not wired into `ALNSSolver`</w:t>
+      </w:r>
+      <w:r>
+        <w:rPr>
+          <w:sz w:val="22"/>
+        </w:rPr>
+        <w:t xml:space="preserve"> — reserved for sibling policies.</w:t>
+      </w:r>
+    </w:p>
+    <w:p>
+      <w:pPr>
+        <w:spacing w:after="160"/>
+      </w:pPr>
+      <w:r>
+        <w:rPr>
+          <w:b/>
+          <w:sz w:val="22"/>
+        </w:rPr>
+        <w:t>Repair operators wired</w:t>
+      </w:r>
+      <w:r>
+        <w:rPr>
+          <w:sz w:val="22"/>
+        </w:rPr>
+        <w:t xml:space="preserve">: controlled by </w:t>
+      </w:r>
+      <w:r>
+        <w:rPr>
+          <w:rFonts w:ascii="Consolas" w:hAnsi="Consolas"/>
+          <w:sz w:val="21"/>
+        </w:rPr>
+        <w:t>regret_pool</w:t>
+      </w:r>
+      <w:r>
+        <w:rPr>
+          <w:sz w:val="22"/>
+        </w:rPr>
+        <w:t xml:space="preserve"> ("regret2" | "regret234" default | "regretAll"): </w:t>
+      </w:r>
+      <w:r>
+        <w:rPr>
+          <w:rFonts w:ascii="Consolas" w:hAnsi="Consolas"/>
+          <w:sz w:val="21"/>
+        </w:rPr>
+        <w:t>Greedy</w:t>
+      </w:r>
+      <w:r>
+        <w:rPr>
+          <w:sz w:val="22"/>
+        </w:rPr>
+        <w:t>/</w:t>
+      </w:r>
+      <w:r>
+        <w:rPr>
+          <w:rFonts w:ascii="Consolas" w:hAnsi="Consolas"/>
+          <w:sz w:val="21"/>
+        </w:rPr>
+        <w:t>GreedyProfit</w:t>
+      </w:r>
+      <w:r>
+        <w:rPr>
+          <w:sz w:val="22"/>
+        </w:rPr>
+        <w:t xml:space="preserve">, </w:t>
+      </w:r>
+      <w:r>
+        <w:rPr>
+          <w:rFonts w:ascii="Consolas" w:hAnsi="Consolas"/>
+          <w:sz w:val="21"/>
+        </w:rPr>
+        <w:t>Regret2</w:t>
+      </w:r>
+      <w:r>
+        <w:rPr>
+          <w:sz w:val="22"/>
+        </w:rPr>
+        <w:t>/</w:t>
+      </w:r>
+      <w:r>
+        <w:rPr>
+          <w:rFonts w:ascii="Consolas" w:hAnsi="Consolas"/>
+          <w:sz w:val="21"/>
+        </w:rPr>
+        <w:t>Regret2Profit</w:t>
+      </w:r>
+      <w:r>
+        <w:rPr>
+          <w:sz w:val="22"/>
+        </w:rPr>
+        <w:t xml:space="preserve">, plus (regret234+) </w:t>
+      </w:r>
+      <w:r>
+        <w:rPr>
+          <w:rFonts w:ascii="Consolas" w:hAnsi="Consolas"/>
+          <w:sz w:val="21"/>
+        </w:rPr>
+        <w:t>Regret3</w:t>
+      </w:r>
+      <w:r>
+        <w:rPr>
+          <w:sz w:val="22"/>
+        </w:rPr>
+        <w:t xml:space="preserve">, </w:t>
+      </w:r>
+      <w:r>
+        <w:rPr>
+          <w:rFonts w:ascii="Consolas" w:hAnsi="Consolas"/>
+          <w:sz w:val="21"/>
+        </w:rPr>
+        <w:t>Regret4</w:t>
+      </w:r>
+      <w:r>
+        <w:rPr>
+          <w:sz w:val="22"/>
+        </w:rPr>
+        <w:t xml:space="preserve"> and profit variants, plus (regretAll) </w:t>
+      </w:r>
+      <w:r>
+        <w:rPr>
+          <w:rFonts w:ascii="Consolas" w:hAnsi="Consolas"/>
+          <w:sz w:val="21"/>
+        </w:rPr>
+        <w:t>Savings</w:t>
+      </w:r>
+      <w:r>
+        <w:rPr>
+          <w:sz w:val="22"/>
+        </w:rPr>
+        <w:t>/</w:t>
+      </w:r>
+      <w:r>
+        <w:rPr>
+          <w:rFonts w:ascii="Consolas" w:hAnsi="Consolas"/>
+          <w:sz w:val="21"/>
+        </w:rPr>
+        <w:t>SavingsProfit</w:t>
+      </w:r>
+      <w:r>
+        <w:rPr>
+          <w:sz w:val="22"/>
+        </w:rPr>
+        <w:t xml:space="preserve">. Every noise-capable operator is expanded into </w:t>
+      </w:r>
+      <w:r>
+        <w:rPr>
+          <w:rFonts w:ascii="Consolas" w:hAnsi="Consolas"/>
+          <w:sz w:val="21"/>
+        </w:rPr>
+        <w:t>&lt;Name&gt;Clean</w:t>
+      </w:r>
+      <w:r>
+        <w:rPr>
+          <w:sz w:val="22"/>
+        </w:rPr>
+        <w:t>/</w:t>
+      </w:r>
+      <w:r>
+        <w:rPr>
+          <w:rFonts w:ascii="Consolas" w:hAnsi="Consolas"/>
+          <w:sz w:val="21"/>
+        </w:rPr>
+        <w:t>&lt;Name&gt;Noisy</w:t>
+      </w:r>
+      <w:r>
+        <w:rPr>
+          <w:sz w:val="22"/>
+        </w:rPr>
+        <w:t xml:space="preserve"> adaptive-weight slots (paper Configuration 15) — default </w:t>
+      </w:r>
+      <w:r>
+        <w:rPr>
+          <w:rFonts w:ascii="Consolas" w:hAnsi="Consolas"/>
+          <w:sz w:val="21"/>
+        </w:rPr>
+        <w:t>regret234</w:t>
+      </w:r>
+      <w:r>
+        <w:rPr>
+          <w:sz w:val="22"/>
+        </w:rPr>
+        <w:t xml:space="preserve"> non-profit-aware gives 8 repair slots. Noise is </w:t>
+      </w:r>
+      <w:r>
+        <w:rPr>
+          <w:rFonts w:ascii="Consolas" w:hAnsi="Consolas"/>
+          <w:sz w:val="21"/>
+        </w:rPr>
+        <w:t>U[-η·max_dist, η·max_dist]</w:t>
+      </w:r>
+      <w:r>
+        <w:rPr>
+          <w:sz w:val="22"/>
+        </w:rPr>
+        <w:t xml:space="preserve">, </w:t>
+      </w:r>
+      <w:r>
+        <w:rPr>
+          <w:rFonts w:ascii="Consolas" w:hAnsi="Consolas"/>
+          <w:sz w:val="21"/>
+        </w:rPr>
+        <w:t>η=0.025</w:t>
+      </w:r>
+      <w:r>
+        <w:rPr>
+          <w:sz w:val="22"/>
+        </w:rPr>
+        <w:t>, added only when a noisy slot is drawn — letting the adaptive mechanism itself learn whether noise helps, rather than a naive 50% coin-flip.</w:t>
+      </w:r>
+    </w:p>
+    <w:p>
+      <w:pPr>
+        <w:spacing w:after="160"/>
+      </w:pPr>
+      <w:r>
+        <w:rPr>
+          <w:b/>
+          <w:sz w:val="22"/>
+        </w:rPr>
+        <w:t>VRPP profitable-subset handling.</w:t>
+      </w:r>
+      <w:r>
+        <w:rPr>
+          <w:sz w:val="22"/>
+        </w:rPr>
+        <w:t xml:space="preserve"> Destroy operators pull nodes into an </w:t>
+      </w:r>
+      <w:r>
+        <w:rPr>
+          <w:rFonts w:ascii="Consolas" w:hAnsi="Consolas"/>
+          <w:sz w:val="21"/>
+        </w:rPr>
+        <w:t>unassigned</w:t>
+      </w:r>
+      <w:r>
+        <w:rPr>
+          <w:sz w:val="22"/>
+        </w:rPr>
+        <w:t xml:space="preserve"> pool; profit-aware repair operators compute per-insertion marginal profit </w:t>
+      </w:r>
+      <w:r>
+        <w:rPr>
+          <w:rFonts w:ascii="Consolas" w:hAnsi="Consolas"/>
+          <w:sz w:val="21"/>
+        </w:rPr>
+        <w:t>waste·R - delta_dist·C</w:t>
+      </w:r>
+      <w:r>
+        <w:rPr>
+          <w:sz w:val="22"/>
+        </w:rPr>
+        <w:t xml:space="preserve"> and </w:t>
+      </w:r>
+      <w:r>
+        <w:rPr>
+          <w:b/>
+          <w:sz w:val="22"/>
+        </w:rPr>
+        <w:t>skip nodes with negative marginal profit unless mandatory</w:t>
+      </w:r>
+      <w:r>
+        <w:rPr>
+          <w:sz w:val="22"/>
+        </w:rPr>
+        <w:t xml:space="preserve"> — this is the direct mechanism by which ALNS decides bin inclusion/exclusion; repair may leave nodes unassigned when no profitable position exists, rather than being forced to restore full coverage. </w:t>
+      </w:r>
+      <w:r>
+        <w:rPr>
+          <w:rFonts w:ascii="Consolas" w:hAnsi="Consolas"/>
+          <w:sz w:val="21"/>
+        </w:rPr>
+        <w:t>params.vrpp=True</w:t>
+      </w:r>
+      <w:r>
+        <w:rPr>
+          <w:sz w:val="22"/>
+        </w:rPr>
+        <w:t xml:space="preserve"> (default) enables </w:t>
+      </w:r>
+      <w:r>
+        <w:rPr>
+          <w:rFonts w:ascii="Consolas" w:hAnsi="Consolas"/>
+          <w:sz w:val="21"/>
+        </w:rPr>
+        <w:t>expand_pool</w:t>
+      </w:r>
+      <w:r>
+        <w:rPr>
+          <w:sz w:val="22"/>
+        </w:rPr>
+        <w:t>, letting repair also opportunistically insert any currently-unvisited node, not just just-removed ones.</w:t>
+      </w:r>
+    </w:p>
+    <w:p>
+      <w:pPr>
+        <w:spacing w:after="160"/>
+      </w:pPr>
+      <w:r>
+        <w:rPr>
+          <w:b/>
+          <w:sz w:val="22"/>
+        </w:rPr>
+        <w:t>Limitations/scalability.</w:t>
+      </w:r>
+      <w:r>
+        <w:rPr>
+          <w:sz w:val="22"/>
+        </w:rPr>
+        <w:t xml:space="preserve"> </w:t>
+      </w:r>
+      <w:r>
+        <w:rPr>
+          <w:rFonts w:ascii="Consolas" w:hAnsi="Consolas"/>
+          <w:sz w:val="21"/>
+        </w:rPr>
+        <w:t>max_removal_cap=100</w:t>
+      </w:r>
+      <w:r>
+        <w:rPr>
+          <w:sz w:val="22"/>
+        </w:rPr>
+        <w:t xml:space="preserve"> bounds destroy-segment size regardless of instance size; visited-solution hash set grows unbounded over a run; no restart/diversification mechanism analogous to HGS's population reset — a single trajectory with SA acceptance is the only escape from local optima.</w:t>
+      </w:r>
+    </w:p>
+    <w:p>
+      <w:pPr>
+        <w:spacing w:after="160"/>
+      </w:pPr>
+      <w:r>
+        <w:rPr>
+          <w:b/>
+          <w:sz w:val="22"/>
+        </w:rPr>
+        <w:t>Citations.</w:t>
+      </w:r>
+      <w:r>
+        <w:rPr>
+          <w:sz w:val="22"/>
+        </w:rPr>
+        <w:t xml:space="preserve"> Ropke, S., &amp; Pisinger, D. (2006), An adaptive large neighborhood search heuristic for the pickup and delivery problem with time windows, Transportation Science 40(4), 455-472, with repeated precise section-number references (§3.3, §3.4.1, §3.4.3-4, §3.5, §4.3.1, Eq. 20, "Configuration 15").</w:t>
+      </w:r>
+    </w:p>
+    <w:p>
+      <w:pPr>
+        <w:spacing w:after="160"/>
+      </w:pPr>
+      <w:r>
+        <w:rPr>
+          <w:sz w:val="22"/>
+        </w:rPr>
+        <w:t>---</w:t>
+      </w:r>
+    </w:p>
+    <w:p>
+      <w:pPr>
+        <w:pStyle w:val="Heading3"/>
+      </w:pPr>
+      <w:r>
+        <w:t>SANS (Simulated Annealing Neighborhood Search)</w:t>
+      </w:r>
+    </w:p>
+    <w:p>
+      <w:pPr>
+        <w:spacing w:after="160"/>
+      </w:pPr>
+      <w:r>
+        <w:rPr>
+          <w:sz w:val="22"/>
+        </w:rPr>
+        <w:t xml:space="preserve">Implemented as two distinct engines behind one policy, dispatched by </w:t>
+      </w:r>
+      <w:r>
+        <w:rPr>
+          <w:rFonts w:ascii="Consolas" w:hAnsi="Consolas"/>
+          <w:sz w:val="21"/>
+        </w:rPr>
+        <w:t>SANSParams.engine</w:t>
+      </w:r>
+      <w:r>
+        <w:rPr>
+          <w:sz w:val="22"/>
+        </w:rPr>
+        <w:t xml:space="preserve"> ("new" default, or "og"). Cites the primary source: </w:t>
+      </w:r>
+      <w:r>
+        <w:rPr>
+          <w:b/>
+          <w:sz w:val="22"/>
+        </w:rPr>
+        <w:t>Jorge, D., Antunes, A. P., Ramos, T. R. P., &amp; Barbosa-Póvoa, A. P., "A hybrid metaheuristic for smart waste collection problems with workload concerns", Computers &amp; Operations Research 137 (2022) 105518</w:t>
+      </w:r>
+      <w:r>
+        <w:rPr>
+          <w:sz w:val="22"/>
+        </w:rPr>
+        <w:t xml:space="preserve"> — a look-ahead heuristic + SA/neighborhood-search hybrid validated against a Portuguese waste operator (≥45% profit gain vs. current practice).</w:t>
+      </w:r>
+    </w:p>
+    <w:p>
+      <w:pPr>
+        <w:spacing w:after="160"/>
+      </w:pPr>
+      <w:r>
+        <w:rPr>
+          <w:b/>
+          <w:sz w:val="22"/>
+        </w:rPr>
+        <w:t>"new" engine — `heuristics/sans.py:improved_simulated_annealing`.</w:t>
+      </w:r>
+      <w:r>
+        <w:rPr>
+          <w:sz w:val="22"/>
+        </w:rPr>
+        <w:t xml:space="preserve"> Single-route (typically </w:t>
+      </w:r>
+      <w:r>
+        <w:rPr>
+          <w:rFonts w:ascii="Consolas" w:hAnsi="Consolas"/>
+          <w:sz w:val="21"/>
+        </w:rPr>
+        <w:t>max_vehicles=1</w:t>
+      </w:r>
+      <w:r>
+        <w:rPr>
+          <w:sz w:val="22"/>
+        </w:rPr>
+        <w:t xml:space="preserve">) main loop: outer cooling loop </w:t>
+      </w:r>
+      <w:r>
+        <w:rPr>
+          <w:rFonts w:ascii="Consolas" w:hAnsi="Consolas"/>
+          <w:sz w:val="21"/>
+        </w:rPr>
+        <w:t>while T_min &lt; T</w:t>
+      </w:r>
+      <w:r>
+        <w:rPr>
+          <w:sz w:val="22"/>
+        </w:rPr>
+        <w:t xml:space="preserve">, inner </w:t>
+      </w:r>
+      <w:r>
+        <w:rPr>
+          <w:rFonts w:ascii="Consolas" w:hAnsi="Consolas"/>
+          <w:sz w:val="21"/>
+        </w:rPr>
+        <w:t>for _ in range(iterations_per_T)</w:t>
+      </w:r>
+      <w:r>
+        <w:rPr>
+          <w:sz w:val="22"/>
+        </w:rPr>
+        <w:t xml:space="preserve"> (default 5000). Geometric cooling </w:t>
+      </w:r>
+      <w:r>
+        <w:rPr>
+          <w:rFonts w:ascii="Consolas" w:hAnsi="Consolas"/>
+          <w:sz w:val="21"/>
+        </w:rPr>
+        <w:t>T = T·alpha</w:t>
+      </w:r>
+      <w:r>
+        <w:rPr>
+          <w:sz w:val="22"/>
+        </w:rPr>
+        <w:t xml:space="preserve"> (default </w:t>
+      </w:r>
+      <w:r>
+        <w:rPr>
+          <w:rFonts w:ascii="Consolas" w:hAnsi="Consolas"/>
+          <w:sz w:val="21"/>
+        </w:rPr>
+        <w:t>alpha=0.95</w:t>
+      </w:r>
+      <w:r>
+        <w:rPr>
+          <w:sz w:val="22"/>
+        </w:rPr>
+        <w:t xml:space="preserve">, </w:t>
+      </w:r>
+      <w:r>
+        <w:rPr>
+          <w:rFonts w:ascii="Consolas" w:hAnsi="Consolas"/>
+          <w:sz w:val="21"/>
+        </w:rPr>
+        <w:t>T_init=75.0</w:t>
+      </w:r>
+      <w:r>
+        <w:rPr>
+          <w:sz w:val="22"/>
+        </w:rPr>
+        <w:t xml:space="preserve">, </w:t>
+      </w:r>
+      <w:r>
+        <w:rPr>
+          <w:rFonts w:ascii="Consolas" w:hAnsi="Consolas"/>
+          <w:sz w:val="21"/>
+        </w:rPr>
+        <w:t>T_min=0.01</w:t>
+      </w:r>
+      <w:r>
+        <w:rPr>
+          <w:sz w:val="22"/>
+        </w:rPr>
+        <w:t>). Each inner iteration picks uniformly at random from 14 "route_ops" (</w:t>
+      </w:r>
+      <w:r>
+        <w:rPr>
+          <w:rFonts w:ascii="Consolas" w:hAnsi="Consolas"/>
+          <w:sz w:val="21"/>
+        </w:rPr>
+        <w:t>2opt, move, swap, remove, insert, move_n_random, move_n_consec, swap_n_random, swap_n_consec, remove_n_bins, remove_n_bins_consec, relocate, cross, or-opt</w:t>
+      </w:r>
+      <w:r>
+        <w:rPr>
+          <w:sz w:val="22"/>
+        </w:rPr>
+        <w:t xml:space="preserve">) plus 4 "add_ops" active only when a </w:t>
+      </w:r>
+      <w:r>
+        <w:rPr>
+          <w:rFonts w:ascii="Consolas" w:hAnsi="Consolas"/>
+          <w:sz w:val="21"/>
+        </w:rPr>
+        <w:t>removed_bins</w:t>
+      </w:r>
+      <w:r>
+        <w:rPr>
+          <w:sz w:val="22"/>
+        </w:rPr>
+        <w:t xml:space="preserve"> pool is non-empty — this is how SANS folds the VRPP profitable-subset decision directly into the neighborhood: bins can be dropped into a global </w:t>
+      </w:r>
+      <w:r>
+        <w:rPr>
+          <w:rFonts w:ascii="Consolas" w:hAnsi="Consolas"/>
+          <w:sz w:val="21"/>
+        </w:rPr>
+        <w:t>removed_bins</w:t>
+      </w:r>
+      <w:r>
+        <w:rPr>
+          <w:sz w:val="22"/>
+        </w:rPr>
+        <w:t xml:space="preserve"> set (profit-driven exclusion) and reinserted later. Acceptance is textbook Metropolis (</w:t>
+      </w:r>
+      <w:r>
+        <w:rPr>
+          <w:rFonts w:ascii="Consolas" w:hAnsi="Consolas"/>
+          <w:sz w:val="21"/>
+        </w:rPr>
+        <w:t>delta&gt;0</w:t>
+      </w:r>
+      <w:r>
+        <w:rPr>
+          <w:sz w:val="22"/>
+        </w:rPr>
+        <w:t xml:space="preserve"> accept; else </w:t>
+      </w:r>
+      <w:r>
+        <w:rPr>
+          <w:rFonts w:ascii="Consolas" w:hAnsi="Consolas"/>
+          <w:sz w:val="21"/>
+        </w:rPr>
+        <w:t>p=exp(delta/T)</w:t>
+      </w:r>
+      <w:r>
+        <w:rPr>
+          <w:sz w:val="22"/>
+        </w:rPr>
+        <w:t xml:space="preserve">, guarded against overflow). Stagnation handling: if no improvement for 500 iterations, temperature reheats to </w:t>
+      </w:r>
+      <w:r>
+        <w:rPr>
+          <w:rFonts w:ascii="Consolas" w:hAnsi="Consolas"/>
+          <w:sz w:val="21"/>
+        </w:rPr>
+        <w:t>T_init</w:t>
+      </w:r>
+      <w:r>
+        <w:rPr>
+          <w:sz w:val="22"/>
+        </w:rPr>
+        <w:t xml:space="preserve"> (a reheating mechanism not in vanilla Kirkpatrick SA). Stops on </w:t>
+      </w:r>
+      <w:r>
+        <w:rPr>
+          <w:rFonts w:ascii="Consolas" w:hAnsi="Consolas"/>
+          <w:sz w:val="21"/>
+        </w:rPr>
+        <w:t>T &lt; T_min</w:t>
+      </w:r>
+      <w:r>
+        <w:rPr>
+          <w:sz w:val="22"/>
+        </w:rPr>
+        <w:t xml:space="preserve"> or </w:t>
+      </w:r>
+      <w:r>
+        <w:rPr>
+          <w:rFonts w:ascii="Consolas" w:hAnsi="Consolas"/>
+          <w:sz w:val="21"/>
+        </w:rPr>
+        <w:t>time_limit</w:t>
+      </w:r>
+      <w:r>
+        <w:rPr>
+          <w:sz w:val="22"/>
+        </w:rPr>
+        <w:t xml:space="preserve"> (default 60s).</w:t>
+      </w:r>
+    </w:p>
+    <w:p>
+      <w:pPr>
+        <w:spacing w:after="160"/>
+      </w:pPr>
+      <w:r>
+        <w:rPr>
+          <w:b/>
+          <w:sz w:val="22"/>
+        </w:rPr>
+        <w:t>Move taxonomy.</w:t>
+      </w:r>
+      <w:r>
+        <w:rPr>
+          <w:sz w:val="22"/>
+        </w:rPr>
+        <w:t xml:space="preserve"> </w:t>
+      </w:r>
+      <w:r>
+        <w:rPr>
+          <w:rFonts w:ascii="Consolas" w:hAnsi="Consolas"/>
+          <w:sz w:val="21"/>
+        </w:rPr>
+        <w:t>_handle_2opt</w:t>
+      </w:r>
+      <w:r>
+        <w:rPr>
+          <w:sz w:val="22"/>
+        </w:rPr>
+        <w:t xml:space="preserve"> (intra-route reversal); </w:t>
+      </w:r>
+      <w:r>
+        <w:rPr>
+          <w:rFonts w:ascii="Consolas" w:hAnsi="Consolas"/>
+          <w:sz w:val="21"/>
+        </w:rPr>
+        <w:t>move</w:t>
+      </w:r>
+      <w:r>
+        <w:rPr>
+          <w:sz w:val="22"/>
+        </w:rPr>
+        <w:t>/</w:t>
+      </w:r>
+      <w:r>
+        <w:rPr>
+          <w:rFonts w:ascii="Consolas" w:hAnsi="Consolas"/>
+          <w:sz w:val="21"/>
+        </w:rPr>
+        <w:t>move_between_routes</w:t>
+      </w:r>
+      <w:r>
+        <w:rPr>
+          <w:sz w:val="22"/>
+        </w:rPr>
+        <w:t xml:space="preserve"> (inter-route relocation); </w:t>
+      </w:r>
+      <w:r>
+        <w:rPr>
+          <w:rFonts w:ascii="Consolas" w:hAnsi="Consolas"/>
+          <w:sz w:val="21"/>
+        </w:rPr>
+        <w:t>swap</w:t>
+      </w:r>
+      <w:r>
+        <w:rPr>
+          <w:sz w:val="22"/>
+        </w:rPr>
+        <w:t>/</w:t>
+      </w:r>
+      <w:r>
+        <w:rPr>
+          <w:rFonts w:ascii="Consolas" w:hAnsi="Consolas"/>
+          <w:sz w:val="21"/>
+        </w:rPr>
+        <w:t>mutate_route_by_swapping_bins</w:t>
+      </w:r>
+      <w:r>
+        <w:rPr>
+          <w:sz w:val="22"/>
+        </w:rPr>
+        <w:t xml:space="preserve"> (intra-route pairwise swap); </w:t>
+      </w:r>
+      <w:r>
+        <w:rPr>
+          <w:rFonts w:ascii="Consolas" w:hAnsi="Consolas"/>
+          <w:sz w:val="21"/>
+        </w:rPr>
+        <w:t>relocate_within_route</w:t>
+      </w:r>
+      <w:r>
+        <w:rPr>
+          <w:sz w:val="22"/>
+        </w:rPr>
+        <w:t>/</w:t>
+      </w:r>
+      <w:r>
+        <w:rPr>
+          <w:rFonts w:ascii="Consolas" w:hAnsi="Consolas"/>
+          <w:sz w:val="21"/>
+        </w:rPr>
+        <w:t>insert_bin_in_route</w:t>
+      </w:r>
+      <w:r>
+        <w:rPr>
+          <w:sz w:val="22"/>
+        </w:rPr>
+        <w:t xml:space="preserve"> (intra-route single relocation/best-position insertion); </w:t>
+      </w:r>
+      <w:r>
+        <w:rPr>
+          <w:rFonts w:ascii="Consolas" w:hAnsi="Consolas"/>
+          <w:sz w:val="21"/>
+        </w:rPr>
+        <w:t>cross_exchange</w:t>
+      </w:r>
+      <w:r>
+        <w:rPr>
+          <w:sz w:val="22"/>
+        </w:rPr>
+        <w:t xml:space="preserve"> (inter-route segment swap); </w:t>
+      </w:r>
+      <w:r>
+        <w:rPr>
+          <w:rFonts w:ascii="Consolas" w:hAnsi="Consolas"/>
+          <w:sz w:val="21"/>
+        </w:rPr>
+        <w:t>or_opt_move</w:t>
+      </w:r>
+      <w:r>
+        <w:rPr>
+          <w:sz w:val="22"/>
+        </w:rPr>
+        <w:t xml:space="preserve"> (short-chain relocation); </w:t>
+      </w:r>
+      <w:r>
+        <w:rPr>
+          <w:rFonts w:ascii="Consolas" w:hAnsi="Consolas"/>
+          <w:sz w:val="21"/>
+        </w:rPr>
+        <w:t>move_n_route_random/consec</w:t>
+      </w:r>
+      <w:r>
+        <w:rPr>
+          <w:sz w:val="22"/>
+        </w:rPr>
+        <w:t xml:space="preserve"> and </w:t>
+      </w:r>
+      <w:r>
+        <w:rPr>
+          <w:rFonts w:ascii="Consolas" w:hAnsi="Consolas"/>
+          <w:sz w:val="21"/>
+        </w:rPr>
+        <w:t>swap_n_route_random/consec</w:t>
+      </w:r>
+      <w:r>
+        <w:rPr>
+          <w:sz w:val="22"/>
+        </w:rPr>
+        <w:t xml:space="preserve"> (multi-bin n∈[2,5] relocations, random or contiguous); </w:t>
+      </w:r>
+      <w:r>
+        <w:rPr>
+          <w:rFonts w:ascii="Consolas" w:hAnsi="Consolas"/>
+          <w:sz w:val="21"/>
+        </w:rPr>
+        <w:t>remove_n_bins</w:t>
+      </w:r>
+      <w:r>
+        <w:rPr>
+          <w:sz w:val="22"/>
+        </w:rPr>
+        <w:t>/</w:t>
+      </w:r>
+      <w:r>
+        <w:rPr>
+          <w:rFonts w:ascii="Consolas" w:hAnsi="Consolas"/>
+          <w:sz w:val="21"/>
+        </w:rPr>
+        <w:t>add_n_bins</w:t>
+      </w:r>
+      <w:r>
+        <w:rPr>
+          <w:sz w:val="22"/>
+        </w:rPr>
+        <w:t xml:space="preserve"> (removed-bin pool management at multi-bin granularity).</w:t>
+      </w:r>
+    </w:p>
+    <w:p>
+      <w:pPr>
+        <w:spacing w:after="160"/>
+      </w:pPr>
+      <w:r>
+        <w:rPr>
+          <w:b/>
+          <w:sz w:val="22"/>
+        </w:rPr>
+        <w:t>"og" (LAC) engine.</w:t>
+      </w:r>
+      <w:r>
+        <w:rPr>
+          <w:sz w:val="22"/>
+        </w:rPr>
+        <w:t xml:space="preserve"> A different SA loop tied to </w:t>
+      </w:r>
+      <w:r>
+        <w:rPr>
+          <w:rFonts w:ascii="Consolas" w:hAnsi="Consolas"/>
+          <w:sz w:val="21"/>
+        </w:rPr>
+        <w:t>search/random_search.py:local_search</w:t>
+      </w:r>
+      <w:r>
+        <w:rPr>
+          <w:sz w:val="22"/>
+        </w:rPr>
+        <w:t xml:space="preserve">, which is the actual selection-strategy layer: draws one of 19 named procedures via near-uniform weights (several "Add route" variants pinned to probability 0 — disabled dead code). </w:t>
+      </w:r>
+      <w:r>
+        <w:rPr>
+          <w:rFonts w:ascii="Consolas" w:hAnsi="Consolas"/>
+          <w:sz w:val="21"/>
+        </w:rPr>
+        <w:t>select/random.py</w:t>
+      </w:r>
+      <w:r>
+        <w:rPr>
+          <w:sz w:val="22"/>
+        </w:rPr>
+        <w:t xml:space="preserve"> samples uniformly; </w:t>
+      </w:r>
+      <w:r>
+        <w:rPr>
+          <w:rFonts w:ascii="Consolas" w:hAnsi="Consolas"/>
+          <w:sz w:val="21"/>
+        </w:rPr>
+        <w:t>select/consecutive.py</w:t>
+      </w:r>
+      <w:r>
+        <w:rPr>
+          <w:sz w:val="22"/>
+        </w:rPr>
+        <w:t xml:space="preserve"> extracts contiguous segments (modeling string/segment relocation); </w:t>
+      </w:r>
+      <w:r>
+        <w:rPr>
+          <w:rFonts w:ascii="Consolas" w:hAnsi="Consolas"/>
+          <w:sz w:val="21"/>
+        </w:rPr>
+        <w:t>select/greedy.py</w:t>
+      </w:r>
+      <w:r>
+        <w:rPr>
+          <w:sz w:val="22"/>
+        </w:rPr>
+        <w:t xml:space="preserve"> is a first-improvement hill-climber used in refinement, not inside the SA loop. Temperature follows a </w:t>
+      </w:r>
+      <w:r>
+        <w:rPr>
+          <w:b/>
+          <w:sz w:val="22"/>
+        </w:rPr>
+        <w:t>different, non-geometric schedule</w:t>
+      </w:r>
+      <w:r>
+        <w:rPr>
+          <w:sz w:val="22"/>
+        </w:rPr>
+        <w:t xml:space="preserve">: </w:t>
+      </w:r>
+      <w:r>
+        <w:rPr>
+          <w:rFonts w:ascii="Consolas" w:hAnsi="Consolas"/>
+          <w:sz w:val="21"/>
+        </w:rPr>
+        <w:t>T = T_initial / (i^T_param)</w:t>
+      </w:r>
+      <w:r>
+        <w:rPr>
+          <w:sz w:val="22"/>
+        </w:rPr>
+        <w:t xml:space="preserve"> (power-law, indexed by iteration count). After SA, </w:t>
+      </w:r>
+      <w:r>
+        <w:rPr>
+          <w:rFonts w:ascii="Consolas" w:hAnsi="Consolas"/>
+          <w:sz w:val="21"/>
+        </w:rPr>
+        <w:t>refinement/route_search.py:find_solutions</w:t>
+      </w:r>
+      <w:r>
+        <w:rPr>
+          <w:sz w:val="22"/>
+        </w:rPr>
+        <w:t xml:space="preserve"> chains: uncrossing → SA → </w:t>
+      </w:r>
+      <w:r>
+        <w:rPr>
+          <w:rFonts w:ascii="Consolas" w:hAnsi="Consolas"/>
+          <w:sz w:val="21"/>
+        </w:rPr>
+        <w:t>refinement/refinement.py:refine_solution</w:t>
+      </w:r>
+      <w:r>
+        <w:rPr>
+          <w:sz w:val="22"/>
+        </w:rPr>
+        <w:t xml:space="preserve"> (invoking </w:t>
+      </w:r>
+      <w:r>
+        <w:rPr>
+          <w:rFonts w:ascii="Consolas" w:hAnsi="Consolas"/>
+          <w:sz w:val="21"/>
+        </w:rPr>
+        <w:t>search/deterministic.py</w:t>
+      </w:r>
+      <w:r>
+        <w:rPr>
+          <w:sz w:val="22"/>
+        </w:rPr>
+        <w:t xml:space="preserve"> — nearest-50-candidate first/best-improvement sweep in forward order — and </w:t>
+      </w:r>
+      <w:r>
+        <w:rPr>
+          <w:rFonts w:ascii="Consolas" w:hAnsi="Consolas"/>
+          <w:sz w:val="21"/>
+        </w:rPr>
+        <w:t>search/reversed.py</w:t>
+      </w:r>
+      <w:r>
+        <w:rPr>
+          <w:sz w:val="22"/>
+        </w:rPr>
+        <w:t xml:space="preserve">, the same evaluator applied in reversed route/bin order, a simple diversification trick) → </w:t>
+      </w:r>
+      <w:r>
+        <w:rPr>
+          <w:rFonts w:ascii="Consolas" w:hAnsi="Consolas"/>
+          <w:sz w:val="21"/>
+        </w:rPr>
+        <w:t>refinement/rebalancing.py</w:t>
+      </w:r>
+      <w:r>
+        <w:rPr>
+          <w:sz w:val="22"/>
+        </w:rPr>
+        <w:t xml:space="preserve"> (iterative greedy insert/remove of the removed-bins pool — the second mechanism handling profitable-subset selection).</w:t>
+      </w:r>
+    </w:p>
+    <w:p>
+      <w:pPr>
+        <w:spacing w:after="160"/>
+      </w:pPr>
+      <w:r>
+        <w:rPr>
+          <w:b/>
+          <w:sz w:val="22"/>
+        </w:rPr>
+        <w:t>Limitations.</w:t>
+      </w:r>
+      <w:r>
+        <w:rPr>
+          <w:sz w:val="22"/>
+        </w:rPr>
+        <w:t xml:space="preserve"> The "new" engine's operator selection is uniform regardless of solution state (no adaptive/weighted selection as in ALNS); </w:t>
+      </w:r>
+      <w:r>
+        <w:rPr>
+          <w:rFonts w:ascii="Consolas" w:hAnsi="Consolas"/>
+          <w:sz w:val="21"/>
+        </w:rPr>
+        <w:t>improved_simulated_annealing</w:t>
+      </w:r>
+      <w:r>
+        <w:rPr>
+          <w:sz w:val="22"/>
+        </w:rPr>
+        <w:t xml:space="preserve"> is invoked single-route per call even though multi-route neighborhoods exist; </w:t>
+      </w:r>
+      <w:r>
+        <w:rPr>
+          <w:rFonts w:ascii="Consolas" w:hAnsi="Consolas"/>
+          <w:sz w:val="21"/>
+        </w:rPr>
+        <w:t>local_search_2</w:t>
+      </w:r>
+      <w:r>
+        <w:rPr>
+          <w:sz w:val="22"/>
+        </w:rPr>
+        <w:t>/</w:t>
+      </w:r>
+      <w:r>
+        <w:rPr>
+          <w:rFonts w:ascii="Consolas" w:hAnsi="Consolas"/>
+          <w:sz w:val="21"/>
+        </w:rPr>
+        <w:t>local_search_reversed</w:t>
+      </w:r>
+      <w:r>
+        <w:rPr>
+          <w:sz w:val="22"/>
+        </w:rPr>
+        <w:t xml:space="preserve"> use full deep-copy-based rollback per evaluated candidate — expensive at scale; several procedure probabilities in the "og" engine are hardcoded to 0.</w:t>
+      </w:r>
+    </w:p>
+    <w:p>
+      <w:pPr>
+        <w:pStyle w:val="Heading3"/>
+      </w:pPr>
+      <w:r>
+        <w:t>PG-CLNS (Pheromone-Guided Cooperative Large Neighborhood Search)</w:t>
+      </w:r>
+    </w:p>
+    <w:p>
+      <w:pPr>
+        <w:spacing w:after="160"/>
+      </w:pPr>
+      <w:r>
+        <w:rPr>
+          <w:sz w:val="22"/>
+        </w:rPr>
+        <w:t xml:space="preserve">PG-CLNS is explicitly a </w:t>
+      </w:r>
+      <w:r>
+        <w:rPr>
+          <w:b/>
+          <w:sz w:val="22"/>
+        </w:rPr>
+        <w:t>WSmart-Route-original hybrid</w:t>
+      </w:r>
+      <w:r>
+        <w:rPr>
+          <w:sz w:val="22"/>
+        </w:rPr>
+        <w:t xml:space="preserve"> — no bibliography PDF names "PG-CLNS," and no docstring cites an external paper for the combined algorithm; module docstrings only describe the design ("Combines ACO for construction and global guidance with LNS for local improvement, within a population-based framework guided by pheromones"). Components individually map to literature: the LNS layer cites </w:t>
+      </w:r>
+      <w:r>
+        <w:rPr>
+          <w:b/>
+          <w:sz w:val="22"/>
+        </w:rPr>
+        <w:t>Pisinger, D., &amp; Ropke, S. (2007), "A general heuristic for vehicle routing problems," Computers &amp; Operations Research 34(8), 2403-2435</w:t>
+      </w:r>
+      <w:r>
+        <w:rPr>
+          <w:sz w:val="22"/>
+        </w:rPr>
+        <w:t xml:space="preserve">; the pheromone/candidate-list design (k-sparse edge pheromone, top-k neighbors per node) matches </w:t>
+      </w:r>
+      <w:r>
+        <w:rPr>
+          <w:rFonts w:ascii="Consolas" w:hAnsi="Consolas"/>
+          <w:sz w:val="21"/>
+        </w:rPr>
+        <w:t>bibliography/policies/K-Sparse Ant Colony Optimization.pdf</w:t>
+      </w:r>
+      <w:r>
+        <w:rPr>
+          <w:sz w:val="22"/>
+        </w:rPr>
+        <w:t xml:space="preserve"> (Hale, 2021). No paper is cited for the destroy operators; the closest conceptual precedents are Shaw removal and swap-star/or-opt route-move literature — presented here as precedent, not origin.</w:t>
+      </w:r>
+    </w:p>
+    <w:p>
+      <w:pPr>
+        <w:spacing w:after="160"/>
+      </w:pPr>
+      <w:r>
+        <w:rPr>
+          <w:b/>
+          <w:sz w:val="22"/>
+        </w:rPr>
+        <w:t>Top-level loop.</w:t>
+      </w:r>
+      <w:r>
+        <w:rPr>
+          <w:sz w:val="22"/>
+        </w:rPr>
+        <w:t xml:space="preserve"> Population-based: build </w:t>
+      </w:r>
+      <w:r>
+        <w:rPr>
+          <w:rFonts w:ascii="Consolas" w:hAnsi="Consolas"/>
+          <w:sz w:val="21"/>
+        </w:rPr>
+        <w:t>population_size</w:t>
+      </w:r>
+      <w:r>
+        <w:rPr>
+          <w:sz w:val="22"/>
+        </w:rPr>
+        <w:t xml:space="preserve"> (default 10) initial solutions via ant-colony construction (</w:t>
+      </w:r>
+      <w:r>
+        <w:rPr>
+          <w:rFonts w:ascii="Consolas" w:hAnsi="Consolas"/>
+          <w:sz w:val="21"/>
+        </w:rPr>
+        <w:t>max_iterations</w:t>
+      </w:r>
+      <w:r>
+        <w:rPr>
+          <w:sz w:val="22"/>
+        </w:rPr>
+        <w:t xml:space="preserve"> pinned to 1 inside PG-CLNS so it acts purely as a constructive generator; </w:t>
+      </w:r>
+      <w:r>
+        <w:rPr>
+          <w:rFonts w:ascii="Consolas" w:hAnsi="Consolas"/>
+          <w:sz w:val="21"/>
+        </w:rPr>
+        <w:t>local_search=False</w:t>
+      </w:r>
+      <w:r>
+        <w:rPr>
+          <w:sz w:val="22"/>
+        </w:rPr>
+        <w:t xml:space="preserve"> since "LNS handles local search"). Each outer iteration (default 50): (1) </w:t>
+      </w:r>
+      <w:r>
+        <w:rPr>
+          <w:b/>
+          <w:sz w:val="22"/>
+        </w:rPr>
+        <w:t>Coaching</w:t>
+      </w:r>
+      <w:r>
+        <w:rPr>
+          <w:sz w:val="22"/>
+        </w:rPr>
+        <w:t xml:space="preserve"> — every population member independently refined by a self-contained destroy/repair/SA-acceptance LNS loop (its own 100-iteration "coaching session"); (2) </w:t>
+      </w:r>
+      <w:r>
+        <w:rPr>
+          <w:b/>
+          <w:sz w:val="22"/>
+        </w:rPr>
+        <w:t>Global competition</w:t>
+      </w:r>
+      <w:r>
+        <w:rPr>
+          <w:sz w:val="22"/>
+        </w:rPr>
+        <w:t xml:space="preserve"> — track best-profit solution with deterministic tie-break; (3) </w:t>
+      </w:r>
+      <w:r>
+        <w:rPr>
+          <w:b/>
+          <w:sz w:val="22"/>
+        </w:rPr>
+        <w:t>Pheromone update</w:t>
+      </w:r>
+      <w:r>
+        <w:rPr>
+          <w:sz w:val="22"/>
+        </w:rPr>
+        <w:t xml:space="preserve"> — evaporate all, then deposit </w:t>
+      </w:r>
+      <w:r>
+        <w:rPr>
+          <w:rFonts w:ascii="Consolas" w:hAnsi="Consolas"/>
+          <w:sz w:val="21"/>
+        </w:rPr>
+        <w:t>elitist_weight/cost</w:t>
+      </w:r>
+      <w:r>
+        <w:rPr>
+          <w:sz w:val="22"/>
+        </w:rPr>
+        <w:t xml:space="preserve"> on the current best-so-far solution's edges only (elitist ACS-style global update); (4) </w:t>
+      </w:r>
+      <w:r>
+        <w:rPr>
+          <w:b/>
+          <w:sz w:val="22"/>
+        </w:rPr>
+        <w:t>Replacement</w:t>
+      </w:r>
+      <w:r>
+        <w:rPr>
+          <w:sz w:val="22"/>
+        </w:rPr>
+        <w:t xml:space="preserve"> — worst 20% of the population regenerated by re-running construction under the updated pheromone field.</w:t>
+      </w:r>
+    </w:p>
+    <w:p>
+      <w:pPr>
+        <w:spacing w:after="160"/>
+      </w:pPr>
+      <w:r>
+        <w:rPr>
+          <w:b/>
+          <w:sz w:val="22"/>
+        </w:rPr>
+        <w:t>What the pheromone actually guides.</w:t>
+      </w:r>
+      <w:r>
+        <w:rPr>
+          <w:sz w:val="22"/>
+        </w:rPr>
+        <w:t xml:space="preserve"> A k-sparse (k=10) </w:t>
+      </w:r>
+      <w:r>
+        <w:rPr>
+          <w:b/>
+          <w:sz w:val="22"/>
+        </w:rPr>
+        <w:t>edge</w:t>
+      </w:r>
+      <w:r>
+        <w:rPr>
+          <w:sz w:val="22"/>
+        </w:rPr>
+        <w:t>-pheromone matrix — deposits on directed arcs (i,j), not bin-inclusion decisions. Local ACS update during construction (</w:t>
+      </w:r>
+      <w:r>
+        <w:rPr>
+          <w:rFonts w:ascii="Consolas" w:hAnsi="Consolas"/>
+          <w:sz w:val="21"/>
+        </w:rPr>
+        <w:t>tau=(1-rho)·tau+rho·tau_0</w:t>
+      </w:r>
+      <w:r>
+        <w:rPr>
+          <w:sz w:val="22"/>
+        </w:rPr>
+        <w:t xml:space="preserve">, discouraging other ants from reusing the same edge within a construction batch) plus the global elitist update above. This is unambiguously </w:t>
+      </w:r>
+      <w:r>
+        <w:rPr>
+          <w:b/>
+          <w:sz w:val="22"/>
+        </w:rPr>
+        <w:t>ant-colony-style solution construction</w:t>
+      </w:r>
+      <w:r>
+        <w:rPr>
+          <w:sz w:val="22"/>
+        </w:rPr>
+        <w:t xml:space="preserve"> feeding pheromone-biased edge selection (pseudo-random-proportional rule, exploit-with-probability </w:t>
+      </w:r>
+      <w:r>
+        <w:rPr>
+          <w:rFonts w:ascii="Consolas" w:hAnsi="Consolas"/>
+          <w:sz w:val="21"/>
+        </w:rPr>
+        <w:t>q0=0.9</w:t>
+      </w:r>
+      <w:r>
+        <w:rPr>
+          <w:sz w:val="22"/>
+        </w:rPr>
+        <w:t xml:space="preserve"> else roulette over </w:t>
+      </w:r>
+      <w:r>
+        <w:rPr>
+          <w:rFonts w:ascii="Consolas" w:hAnsi="Consolas"/>
+          <w:sz w:val="21"/>
+        </w:rPr>
+        <w:t>tau^alpha·eta^beta</w:t>
+      </w:r>
+      <w:r>
+        <w:rPr>
+          <w:sz w:val="22"/>
+        </w:rPr>
+        <w:t xml:space="preserve">) — </w:t>
+      </w:r>
+      <w:r>
+        <w:rPr>
+          <w:b/>
+          <w:sz w:val="22"/>
+        </w:rPr>
+        <w:t>not</w:t>
+      </w:r>
+      <w:r>
+        <w:rPr>
+          <w:sz w:val="22"/>
+        </w:rPr>
+        <w:t xml:space="preserve"> used to weight which destroy/repair/route operator LNS picks. Operator selection inside the LNS "coaching" phase is a separate, orthogonal mechanism: EMA operator weights (</w:t>
+      </w:r>
+      <w:r>
+        <w:rPr>
+          <w:rFonts w:ascii="Consolas" w:hAnsi="Consolas"/>
+          <w:sz w:val="21"/>
+        </w:rPr>
+        <w:t>lambda_decay=0.8</w:t>
+      </w:r>
+      <w:r>
+        <w:rPr>
+          <w:sz w:val="22"/>
+        </w:rPr>
+        <w:t>) via roulette wheel — structurally an ALNS reaction-factor scheme, disconnected from the pheromone trail. PG-CLNS layers ACO (global, cross-population, edge-level guidance shaping where ants explore) on top of ALNS (per-solution, operator-level adaptive weighting), rather than pheromones biasing LNS operator choice directly.</w:t>
+      </w:r>
+    </w:p>
+    <w:p>
+      <w:pPr>
+        <w:spacing w:after="160"/>
+      </w:pPr>
+      <w:r>
+        <w:rPr>
+          <w:b/>
+          <w:sz w:val="22"/>
+        </w:rPr>
+        <w:t>Destroy/repair/intensification inventory and a real gap.</w:t>
+      </w:r>
+      <w:r>
+        <w:rPr>
+          <w:sz w:val="22"/>
+        </w:rPr>
+        <w:t xml:space="preserve"> A full suite is exposed: destroy — random, worst, cluster, Shaw (relatedness-based), string (SISR-style contiguous-segment) removal; repair — greedy, regret-2/k, greedy-with-blinks insertion. </w:t>
+      </w:r>
+      <w:r>
+        <w:rPr>
+          <w:b/>
+          <w:sz w:val="22"/>
+        </w:rPr>
+        <w:t>However, the LNS solver only wires three destroy ops (random, worst, cluster) and two repair ops (greedy, regret-2) into its actual registries</w:t>
+      </w:r>
+      <w:r>
+        <w:rPr>
+          <w:sz w:val="22"/>
+        </w:rPr>
+        <w:t xml:space="preserve"> — Shaw removal, string removal, regret-k insertion, and blink-insertion are fully implemented and exported but dead code from PG-CLNS's runtime path. Intensification moves (2-opt intra, 2-opt, 3-opt intra, swap, or-opt) are likewise implemented and wired into a local-search module, but that module is only invoked when </w:t>
+      </w:r>
+      <w:r>
+        <w:rPr>
+          <w:rFonts w:ascii="Consolas" w:hAnsi="Consolas"/>
+          <w:sz w:val="21"/>
+        </w:rPr>
+        <w:t>local_search=True</w:t>
+      </w:r>
+      <w:r>
+        <w:rPr>
+          <w:sz w:val="22"/>
+        </w:rPr>
+        <w:t xml:space="preserve"> in the ACO solver — and PG-CLNS's config explicitly sets that to </w:t>
+      </w:r>
+      <w:r>
+        <w:rPr>
+          <w:rFonts w:ascii="Consolas" w:hAnsi="Consolas"/>
+          <w:sz w:val="21"/>
+        </w:rPr>
+        <w:t>False</w:t>
+      </w:r>
+      <w:r>
+        <w:rPr>
+          <w:sz w:val="22"/>
+        </w:rPr>
+        <w:t xml:space="preserve">. </w:t>
+      </w:r>
+      <w:r>
+        <w:rPr>
+          <w:b/>
+          <w:sz w:val="22"/>
+        </w:rPr>
+        <w:t>The LNS solver never calls local search at all</w:t>
+      </w:r>
+      <w:r>
+        <w:rPr>
+          <w:sz w:val="22"/>
+        </w:rPr>
+        <w:t>, so in the actual PG-CLNS composition, none of that intensification runs; "coaching" is destroy+repair+SA-acceptance only. This is a legitimate, code-verifiable gap between documented intent and the wired execution path.</w:t>
+      </w:r>
+    </w:p>
+    <w:p>
+      <w:pPr>
+        <w:spacing w:after="160"/>
+      </w:pPr>
+      <w:r>
+        <w:rPr>
+          <w:b/>
+          <w:sz w:val="22"/>
+        </w:rPr>
+        <w:t>Profitable-subset (VRPP) handling.</w:t>
+      </w:r>
+      <w:r>
+        <w:rPr>
+          <w:sz w:val="22"/>
+        </w:rPr>
+        <w:t xml:space="preserve"> Twofold: (1) construction filters candidates — a non-mandatory node is only "feasible" if revenue exceeds marginal insertion cost, and construction halts once no unvisited node is profitable; (2) LNS initialization applies the same screen, and acceptance operates on profit deltas via SA-style Metropolis, exactly like SANS's inner loop but with its own independent temperature schedule (</w:t>
+      </w:r>
+      <w:r>
+        <w:rPr>
+          <w:rFonts w:ascii="Consolas" w:hAnsi="Consolas"/>
+          <w:sz w:val="21"/>
+        </w:rPr>
+        <w:t>start_temp=100.0</w:t>
+      </w:r>
+      <w:r>
+        <w:rPr>
+          <w:sz w:val="22"/>
+        </w:rPr>
+        <w:t xml:space="preserve">, </w:t>
+      </w:r>
+      <w:r>
+        <w:rPr>
+          <w:rFonts w:ascii="Consolas" w:hAnsi="Consolas"/>
+          <w:sz w:val="21"/>
+        </w:rPr>
+        <w:t>cooling_rate=0.95</w:t>
+      </w:r>
+      <w:r>
+        <w:rPr>
+          <w:sz w:val="22"/>
+        </w:rPr>
+        <w:t>).</w:t>
+      </w:r>
+    </w:p>
+    <w:p>
+      <w:pPr>
+        <w:spacing w:after="160"/>
+      </w:pPr>
+      <w:r>
+        <w:rPr>
+          <w:b/>
+          <w:sz w:val="22"/>
+        </w:rPr>
+        <w:t>Scalability notes.</w:t>
+      </w:r>
+      <w:r>
+        <w:rPr>
+          <w:sz w:val="22"/>
+        </w:rPr>
+        <w:t xml:space="preserve"> Pheromone structure intentionally sparse (k-per-node heap eviction) to bound memory; candidate-list precomputation is O(n²), done once; population loop re-runs full 100-iteration LNS coaching sessions for every member every outer iteration — up to 50,000 LNS iterations per call before the 60s time limit typically dominates.</w:t>
+      </w:r>
+    </w:p>
+    <w:p>
+      <w:pPr>
+        <w:spacing w:after="160"/>
+      </w:pPr>
+      <w:r>
+        <w:rPr>
+          <w:sz w:val="22"/>
+        </w:rPr>
+        <w:t>---</w:t>
+      </w:r>
+    </w:p>
+    <w:p>
+      <w:pPr>
+        <w:pStyle w:val="Heading3"/>
+      </w:pPr>
+      <w:r>
+        <w:t>PSOMA (Particle Swarm Optimization Memetic Algorithm)</w:t>
+      </w:r>
+    </w:p>
+    <w:p>
+      <w:pPr>
+        <w:spacing w:after="160"/>
+      </w:pPr>
+      <w:r>
+        <w:rPr>
+          <w:b/>
+          <w:sz w:val="22"/>
+        </w:rPr>
+        <w:t>Source</w:t>
+      </w:r>
+      <w:r>
+        <w:rPr>
+          <w:sz w:val="22"/>
+        </w:rPr>
+        <w:t>: Liu, Wang, Jin &amp; Huang (2006), "An Effective PSO-Based Memetic Algorithm for TSP" (LNCS 4222/ICIC 2006), cited verbatim in code docstrings. A fairly direct, well-attributed port to the profit-maximizing VRPP.</w:t>
+      </w:r>
+    </w:p>
+    <w:p>
+      <w:pPr>
+        <w:spacing w:after="160"/>
+      </w:pPr>
+      <w:r>
+        <w:rPr>
+          <w:b/>
+          <w:sz w:val="22"/>
+        </w:rPr>
+        <w:t>Discrete encoding (the PSO-for-routing trick)</w:t>
+      </w:r>
+      <w:r>
+        <w:rPr>
+          <w:sz w:val="22"/>
+        </w:rPr>
+        <w:t xml:space="preserve">: the paper's </w:t>
+      </w:r>
+      <w:r>
+        <w:rPr>
+          <w:b/>
+          <w:sz w:val="22"/>
+        </w:rPr>
+        <w:t>Ranked-Order-Value (ROV) rule</w:t>
+      </w:r>
+      <w:r>
+        <w:rPr>
+          <w:sz w:val="22"/>
+        </w:rPr>
+        <w:t xml:space="preserve"> — a random-key / smallest-position-value (SPV) encoding. Each particle carries a continuous position vector </w:t>
+      </w:r>
+      <w:r>
+        <w:rPr>
+          <w:rFonts w:ascii="Consolas" w:hAnsi="Consolas"/>
+          <w:sz w:val="21"/>
+        </w:rPr>
+        <w:t>X ∈ ℝⁿ</w:t>
+      </w:r>
+      <w:r>
+        <w:rPr>
+          <w:sz w:val="22"/>
+        </w:rPr>
+        <w:t xml:space="preserve"> (bounded </w:t>
+      </w:r>
+      <w:r>
+        <w:rPr>
+          <w:rFonts w:ascii="Consolas" w:hAnsi="Consolas"/>
+          <w:sz w:val="21"/>
+        </w:rPr>
+        <w:t>[0,4]</w:t>
+      </w:r>
+      <w:r>
+        <w:rPr>
+          <w:sz w:val="22"/>
+        </w:rPr>
+        <w:t xml:space="preserve">). </w:t>
+      </w:r>
+      <w:r>
+        <w:rPr>
+          <w:rFonts w:ascii="Consolas" w:hAnsi="Consolas"/>
+          <w:sz w:val="21"/>
+        </w:rPr>
+        <w:t>argsort(X)</w:t>
+      </w:r>
+      <w:r>
+        <w:rPr>
+          <w:sz w:val="22"/>
+        </w:rPr>
+        <w:t xml:space="preserve"> yields a permutation of client IDs (sorting continuous values = ranking = tour order). The resulting giant tour is decoded into vehicle routes via the same linear-time </w:t>
+      </w:r>
+      <w:r>
+        <w:rPr>
+          <w:rFonts w:ascii="Consolas" w:hAnsi="Consolas"/>
+          <w:sz w:val="21"/>
+        </w:rPr>
+        <w:t>LinearSplit.split()</w:t>
+      </w:r>
+      <w:r>
+        <w:rPr>
+          <w:sz w:val="22"/>
+        </w:rPr>
+        <w:t xml:space="preserve"> DP used by HGS (Vidal/Prins machinery) — this is also where VRPP profitability is handled.</w:t>
+      </w:r>
+    </w:p>
+    <w:p>
+      <w:pPr>
+        <w:spacing w:after="160"/>
+      </w:pPr>
+      <w:r>
+        <w:rPr>
+          <w:b/>
+          <w:sz w:val="22"/>
+        </w:rPr>
+        <w:t>Velocity/position update</w:t>
+      </w:r>
+      <w:r>
+        <w:rPr>
+          <w:sz w:val="22"/>
+        </w:rPr>
+        <w:t xml:space="preserve">: exactly the paper's eq. (2)-(3): </w:t>
+      </w:r>
+      <w:r>
+        <w:rPr>
+          <w:rFonts w:ascii="Consolas" w:hAnsi="Consolas"/>
+          <w:sz w:val="21"/>
+        </w:rPr>
+        <w:t>V = omega*V + c1*r1*(pbest_X - X) + c2*r2*(gbest_X - X)</w:t>
+      </w:r>
+      <w:r>
+        <w:rPr>
+          <w:sz w:val="22"/>
+        </w:rPr>
+        <w:t xml:space="preserve">, clipped to </w:t>
+      </w:r>
+      <w:r>
+        <w:rPr>
+          <w:rFonts w:ascii="Consolas" w:hAnsi="Consolas"/>
+          <w:sz w:val="21"/>
+        </w:rPr>
+        <w:t>[v_min, v_max]</w:t>
+      </w:r>
+      <w:r>
+        <w:rPr>
+          <w:sz w:val="22"/>
+        </w:rPr>
+        <w:t xml:space="preserve">, then </w:t>
+      </w:r>
+      <w:r>
+        <w:rPr>
+          <w:rFonts w:ascii="Consolas" w:hAnsi="Consolas"/>
+          <w:sz w:val="21"/>
+        </w:rPr>
+        <w:t>X = clip(X + V, x_min, x_max)</w:t>
+      </w:r>
+      <w:r>
+        <w:rPr>
+          <w:sz w:val="22"/>
+        </w:rPr>
+        <w:t xml:space="preserve">, with </w:t>
+      </w:r>
+      <w:r>
+        <w:rPr>
+          <w:rFonts w:ascii="Consolas" w:hAnsi="Consolas"/>
+          <w:sz w:val="21"/>
+        </w:rPr>
+        <w:t>r1,r2</w:t>
+      </w:r>
+      <w:r>
+        <w:rPr>
+          <w:sz w:val="22"/>
+        </w:rPr>
+        <w:t xml:space="preserve"> independent U(0,1) draws per-dimension. Defaults: </w:t>
+      </w:r>
+      <w:r>
+        <w:rPr>
+          <w:rFonts w:ascii="Consolas" w:hAnsi="Consolas"/>
+          <w:sz w:val="21"/>
+        </w:rPr>
+        <w:t>pop_size=20</w:t>
+      </w:r>
+      <w:r>
+        <w:rPr>
+          <w:sz w:val="22"/>
+        </w:rPr>
+        <w:t xml:space="preserve">, </w:t>
+      </w:r>
+      <w:r>
+        <w:rPr>
+          <w:rFonts w:ascii="Consolas" w:hAnsi="Consolas"/>
+          <w:sz w:val="21"/>
+        </w:rPr>
+        <w:t>omega=1.0</w:t>
+      </w:r>
+      <w:r>
+        <w:rPr>
+          <w:sz w:val="22"/>
+        </w:rPr>
+        <w:t xml:space="preserve"> (note: the module docstring claims "ω≈0.4 forces intensive local exploitation" but the dataclass default is actually 1.0 — a doc/default mismatch), </w:t>
+      </w:r>
+      <w:r>
+        <w:rPr>
+          <w:rFonts w:ascii="Consolas" w:hAnsi="Consolas"/>
+          <w:sz w:val="21"/>
+        </w:rPr>
+        <w:t>c1=c2=2.0</w:t>
+      </w:r>
+      <w:r>
+        <w:rPr>
+          <w:sz w:val="22"/>
+        </w:rPr>
+        <w:t xml:space="preserve">, </w:t>
+      </w:r>
+      <w:r>
+        <w:rPr>
+          <w:rFonts w:ascii="Consolas" w:hAnsi="Consolas"/>
+          <w:sz w:val="21"/>
+        </w:rPr>
+        <w:t>max_iterations=200</w:t>
+      </w:r>
+      <w:r>
+        <w:rPr>
+          <w:sz w:val="22"/>
+        </w:rPr>
+        <w:t xml:space="preserve">, stagnation cutoff L=30 (gbest unchanged for 30 consecutive iterations → early stop), </w:t>
+      </w:r>
+      <w:r>
+        <w:rPr>
+          <w:rFonts w:ascii="Consolas" w:hAnsi="Consolas"/>
+          <w:sz w:val="21"/>
+        </w:rPr>
+        <w:t>time_limit=60s</w:t>
+      </w:r>
+      <w:r>
+        <w:rPr>
+          <w:sz w:val="22"/>
+        </w:rPr>
+        <w:t>.</w:t>
+      </w:r>
+    </w:p>
+    <w:p>
+      <w:pPr>
+        <w:spacing w:after="160"/>
+      </w:pPr>
+      <w:r>
+        <w:rPr>
+          <w:b/>
+          <w:sz w:val="22"/>
+        </w:rPr>
+        <w:t>Memetic component</w:t>
+      </w:r>
+      <w:r>
+        <w:rPr>
+          <w:sz w:val="22"/>
+        </w:rPr>
+        <w:t xml:space="preserve">: a </w:t>
+      </w:r>
+      <w:r>
+        <w:rPr>
+          <w:b/>
+          <w:sz w:val="22"/>
+        </w:rPr>
+        <w:t>Simulated-Annealing local search with adaptive operator selection</w:t>
+      </w:r>
+      <w:r>
+        <w:rPr>
+          <w:sz w:val="22"/>
+        </w:rPr>
+        <w:t xml:space="preserve"> (the paper's "meta-Lamarckian learning strategy"), applied to the global-best solution once per outer iteration (not per-particle, not elite-only). The main loop alternates: (1) a full PSO sweep over the whole swarm, each particle re-decoded and pbest/gbest updated; (2) one call running SA search on gbest. A one-time training phase evaluates three neighborhood operators — swap, insert, inverse (2-opt-like segment reversal) — each for </w:t>
+      </w:r>
+      <w:r>
+        <w:rPr>
+          <w:rFonts w:ascii="Consolas" w:hAnsi="Consolas"/>
+          <w:sz w:val="21"/>
+        </w:rPr>
+        <w:t>n(n-1)</w:t>
+      </w:r>
+      <w:r>
+        <w:rPr>
+          <w:sz w:val="22"/>
+        </w:rPr>
+        <w:t xml:space="preserve"> Metropolis steps to seed reward estimates; thereafter operator choice uses reward-proportional roulette with an ε=0.05 exploration floor, EMA-updated rewards (γ=0.5). SA acceptance defaults to Boltzmann-Metropolis (</w:t>
+      </w:r>
+      <w:r>
+        <w:rPr>
+          <w:rFonts w:ascii="Consolas" w:hAnsi="Consolas"/>
+          <w:sz w:val="21"/>
+        </w:rPr>
+        <w:t>T0=3.0</w:t>
+      </w:r>
+      <w:r>
+        <w:rPr>
+          <w:sz w:val="22"/>
+        </w:rPr>
+        <w:t xml:space="preserve">, cooling </w:t>
+      </w:r>
+      <w:r>
+        <w:rPr>
+          <w:rFonts w:ascii="Consolas" w:hAnsi="Consolas"/>
+          <w:sz w:val="21"/>
+        </w:rPr>
+        <w:t>λ=0.9</w:t>
+      </w:r>
+      <w:r>
+        <w:rPr>
+          <w:sz w:val="22"/>
+        </w:rPr>
+        <w:t xml:space="preserve">); moves are pre-filtered via an O(1) surrogate delta on a </w:t>
+      </w:r>
+      <w:r>
+        <w:rPr>
+          <w:rFonts w:ascii="Consolas" w:hAnsi="Consolas"/>
+          <w:sz w:val="21"/>
+        </w:rPr>
+        <w:t>biased_dist_matrix</w:t>
+      </w:r>
+      <w:r>
+        <w:rPr>
+          <w:sz w:val="22"/>
+        </w:rPr>
+        <w:t xml:space="preserve"> before paying for the true O(n²) Split evaluation — a "lazy decoding" optimization not in the original paper.</w:t>
+      </w:r>
+    </w:p>
+    <w:p>
+      <w:pPr>
+        <w:spacing w:after="160"/>
+      </w:pPr>
+      <w:r>
+        <w:rPr>
+          <w:b/>
+          <w:sz w:val="22"/>
+        </w:rPr>
+        <w:t>VRPP profitable-subset handling.</w:t>
+      </w:r>
+      <w:r>
+        <w:rPr>
+          <w:sz w:val="22"/>
+        </w:rPr>
+        <w:t xml:space="preserve"> No separate "include bin i" variable — the giant tour always contains all clients, and profitability filtering happens entirely inside the shared </w:t>
+      </w:r>
+      <w:r>
+        <w:rPr>
+          <w:rFonts w:ascii="Consolas" w:hAnsi="Consolas"/>
+          <w:sz w:val="21"/>
+        </w:rPr>
+        <w:t>LinearSplit</w:t>
+      </w:r>
+      <w:r>
+        <w:rPr>
+          <w:sz w:val="22"/>
+        </w:rPr>
+        <w:t xml:space="preserve"> DP (same skip-transition mechanism as HGS). The solver additionally precomputes a </w:t>
+      </w:r>
+      <w:r>
+        <w:rPr>
+          <w:rFonts w:ascii="Consolas" w:hAnsi="Consolas"/>
+          <w:sz w:val="21"/>
+        </w:rPr>
+        <w:t>biased_dist_matrix</w:t>
+      </w:r>
+      <w:r>
+        <w:rPr>
+          <w:sz w:val="22"/>
+        </w:rPr>
+        <w:t xml:space="preserve"> where inter-node distances are discounted by each node's profit-to-cost ratio (scaled by a tuning constant), pulling profitable node-pairs "closer" so cheap surrogate SA moves are biased toward retaining high-value bins without paying for full Split evaluation each time.</w:t>
+      </w:r>
+    </w:p>
+    <w:p>
+      <w:pPr>
+        <w:spacing w:after="160"/>
+      </w:pPr>
+      <w:r>
+        <w:rPr>
+          <w:b/>
+          <w:sz w:val="22"/>
+        </w:rPr>
+        <w:t>Limitations.</w:t>
+      </w:r>
+      <w:r>
+        <w:rPr>
+          <w:sz w:val="22"/>
+        </w:rPr>
+        <w:t xml:space="preserve"> SA training costs </w:t>
+      </w:r>
+      <w:r>
+        <w:rPr>
+          <w:rFonts w:ascii="Consolas" w:hAnsi="Consolas"/>
+          <w:sz w:val="21"/>
+        </w:rPr>
+        <w:t>n(n-1)</w:t>
+      </w:r>
+      <w:r>
+        <w:rPr>
+          <w:sz w:val="22"/>
+        </w:rPr>
+        <w:t xml:space="preserve"> Metropolis steps per operator (3 operators) just for initialization — O(n²) before the main loop starts; swarm size defaults to only 20 particles; </w:t>
+      </w:r>
+      <w:r>
+        <w:rPr>
+          <w:rFonts w:ascii="Consolas" w:hAnsi="Consolas"/>
+          <w:sz w:val="21"/>
+        </w:rPr>
+        <w:t>seed=42</w:t>
+      </w:r>
+      <w:r>
+        <w:rPr>
+          <w:sz w:val="22"/>
+        </w:rPr>
+        <w:t xml:space="preserve"> default makes runs reproducible but could mask instability across seeds if not explicitly varied.</w:t>
+      </w:r>
+    </w:p>
+    <w:p>
+      <w:pPr>
+        <w:pStyle w:val="Heading3"/>
+      </w:pPr>
+      <w:r>
+        <w:t>ACO-HH (Ant Colony Optimization Hyper-Heuristic)</w:t>
+      </w:r>
+    </w:p>
+    <w:p>
+      <w:pPr>
+        <w:spacing w:after="160"/>
+      </w:pPr>
+      <w:r>
+        <w:rPr>
+          <w:b/>
+          <w:sz w:val="22"/>
+        </w:rPr>
+        <w:t>Source</w:t>
+      </w:r>
+      <w:r>
+        <w:rPr>
+          <w:sz w:val="22"/>
+        </w:rPr>
+        <w:t>: Chen, Kendall &amp; Vanden Berghe (2007), "An Ant Based Hyper-heuristic for the Travelling Tournament Problem", cited by name, with an explicit "Adaptations from TTP to VRPP" section documenting deliberate deviations.</w:t>
+      </w:r>
+    </w:p>
+    <w:p>
+      <w:pPr>
+        <w:spacing w:after="160"/>
+      </w:pPr>
+      <w:r>
+        <w:rPr>
+          <w:b/>
+          <w:sz w:val="22"/>
+        </w:rPr>
+        <w:t>Confirmation it is a true hyper-heuristic, not classical ACO</w:t>
+      </w:r>
+      <w:r>
+        <w:rPr>
+          <w:sz w:val="22"/>
+        </w:rPr>
+        <w:t xml:space="preserve">: the module docstring is explicit — *"ants construct sequences of local search operators rather than node sequences. The pheromone matrix encodes transition probabilities between operators."* Confirmed in code: the pheromone matrix </w:t>
+      </w:r>
+      <w:r>
+        <w:rPr>
+          <w:rFonts w:ascii="Consolas" w:hAnsi="Consolas"/>
+          <w:sz w:val="21"/>
+        </w:rPr>
+        <w:t>tau</w:t>
+      </w:r>
+      <w:r>
+        <w:rPr>
+          <w:sz w:val="22"/>
+        </w:rPr>
+        <w:t xml:space="preserve"> has shape </w:t>
+      </w:r>
+      <w:r>
+        <w:rPr>
+          <w:rFonts w:ascii="Consolas" w:hAnsi="Consolas"/>
+          <w:sz w:val="21"/>
+        </w:rPr>
+        <w:t>(n_operators+1, n_operators)</w:t>
+      </w:r>
+      <w:r>
+        <w:rPr>
+          <w:sz w:val="22"/>
+        </w:rPr>
+        <w:t xml:space="preserve"> — an </w:t>
+      </w:r>
+      <w:r>
+        <w:rPr>
+          <w:b/>
+          <w:sz w:val="22"/>
+        </w:rPr>
+        <w:t>operator × operator</w:t>
+      </w:r>
+      <w:r>
+        <w:rPr>
+          <w:sz w:val="22"/>
+        </w:rPr>
+        <w:t xml:space="preserve"> transition matrix, not a city × city matrix (row </w:t>
+      </w:r>
+      <w:r>
+        <w:rPr>
+          <w:rFonts w:ascii="Consolas" w:hAnsi="Consolas"/>
+          <w:sz w:val="21"/>
+        </w:rPr>
+        <w:t>n_operators</w:t>
+      </w:r>
+      <w:r>
+        <w:rPr>
+          <w:sz w:val="22"/>
+        </w:rPr>
+        <w:t xml:space="preserve"> is a "virtual start" row). A separate node-level sparse pheromone structure exists but is explicitly decoupled, used only by external callers, and plays no role in the HH's own operator selection.</w:t>
+      </w:r>
+    </w:p>
+    <w:p>
+      <w:pPr>
+        <w:spacing w:after="160"/>
+      </w:pPr>
+      <w:r>
+        <w:rPr>
+          <w:b/>
+          <w:sz w:val="22"/>
+        </w:rPr>
+        <w:t>Low-level heuristics available</w:t>
+      </w:r>
+      <w:r>
+        <w:rPr>
+          <w:sz w:val="22"/>
+        </w:rPr>
+        <w:t xml:space="preserve"> (11 total): </w:t>
+      </w:r>
+      <w:r>
+        <w:rPr>
+          <w:rFonts w:ascii="Consolas" w:hAnsi="Consolas"/>
+          <w:sz w:val="21"/>
+        </w:rPr>
+        <w:t>2opt_intra</w:t>
+      </w:r>
+      <w:r>
+        <w:rPr>
+          <w:sz w:val="22"/>
+        </w:rPr>
+        <w:t xml:space="preserve">, </w:t>
+      </w:r>
+      <w:r>
+        <w:rPr>
+          <w:rFonts w:ascii="Consolas" w:hAnsi="Consolas"/>
+          <w:sz w:val="21"/>
+        </w:rPr>
+        <w:t>3opt_intra</w:t>
+      </w:r>
+      <w:r>
+        <w:rPr>
+          <w:sz w:val="22"/>
+        </w:rPr>
+        <w:t xml:space="preserve">, </w:t>
+      </w:r>
+      <w:r>
+        <w:rPr>
+          <w:rFonts w:ascii="Consolas" w:hAnsi="Consolas"/>
+          <w:sz w:val="21"/>
+        </w:rPr>
+        <w:t>2opt_star</w:t>
+      </w:r>
+      <w:r>
+        <w:rPr>
+          <w:sz w:val="22"/>
+        </w:rPr>
+        <w:t xml:space="preserve">, </w:t>
+      </w:r>
+      <w:r>
+        <w:rPr>
+          <w:rFonts w:ascii="Consolas" w:hAnsi="Consolas"/>
+          <w:sz w:val="21"/>
+        </w:rPr>
+        <w:t>swap</w:t>
+      </w:r>
+      <w:r>
+        <w:rPr>
+          <w:sz w:val="22"/>
+        </w:rPr>
+        <w:t xml:space="preserve">, </w:t>
+      </w:r>
+      <w:r>
+        <w:rPr>
+          <w:rFonts w:ascii="Consolas" w:hAnsi="Consolas"/>
+          <w:sz w:val="21"/>
+        </w:rPr>
+        <w:t>swap_star</w:t>
+      </w:r>
+      <w:r>
+        <w:rPr>
+          <w:sz w:val="22"/>
+        </w:rPr>
+        <w:t xml:space="preserve"> (Top-3 insertion cache, Vidal 2022), </w:t>
+      </w:r>
+      <w:r>
+        <w:rPr>
+          <w:rFonts w:ascii="Consolas" w:hAnsi="Consolas"/>
+          <w:sz w:val="21"/>
+        </w:rPr>
+        <w:t>relocate</w:t>
+      </w:r>
+      <w:r>
+        <w:rPr>
+          <w:sz w:val="22"/>
+        </w:rPr>
+        <w:t xml:space="preserve">, </w:t>
+      </w:r>
+      <w:r>
+        <w:rPr>
+          <w:rFonts w:ascii="Consolas" w:hAnsi="Consolas"/>
+          <w:sz w:val="21"/>
+        </w:rPr>
+        <w:t>perturb</w:t>
+      </w:r>
+      <w:r>
+        <w:rPr>
+          <w:sz w:val="22"/>
+        </w:rPr>
+        <w:t xml:space="preserve"> (random k-node perturbation), </w:t>
+      </w:r>
+      <w:r>
+        <w:rPr>
+          <w:rFonts w:ascii="Consolas" w:hAnsi="Consolas"/>
+          <w:sz w:val="21"/>
+        </w:rPr>
+        <w:t>kick</w:t>
+      </w:r>
+      <w:r>
+        <w:rPr>
+          <w:sz w:val="22"/>
+        </w:rPr>
+        <w:t xml:space="preserve"> (destroy-ratio kick, with a profit-biased variant), </w:t>
+      </w:r>
+      <w:r>
+        <w:rPr>
+          <w:rFonts w:ascii="Consolas" w:hAnsi="Consolas"/>
+          <w:sz w:val="21"/>
+        </w:rPr>
+        <w:t>shaw_removal</w:t>
+      </w:r>
+      <w:r>
+        <w:rPr>
+          <w:sz w:val="22"/>
+        </w:rPr>
+        <w:t xml:space="preserve"> (+ profit variant), </w:t>
+      </w:r>
+      <w:r>
+        <w:rPr>
+          <w:rFonts w:ascii="Consolas" w:hAnsi="Consolas"/>
+          <w:sz w:val="21"/>
+        </w:rPr>
+        <w:t>string_removal</w:t>
+      </w:r>
+      <w:r>
+        <w:rPr>
+          <w:sz w:val="22"/>
+        </w:rPr>
+        <w:t xml:space="preserve">, </w:t>
+      </w:r>
+      <w:r>
+        <w:rPr>
+          <w:rFonts w:ascii="Consolas" w:hAnsi="Consolas"/>
+          <w:sz w:val="21"/>
+        </w:rPr>
+        <w:t>random_removal</w:t>
+      </w:r>
+      <w:r>
+        <w:rPr>
+          <w:sz w:val="22"/>
+        </w:rPr>
+        <w:t xml:space="preserve">. A separate </w:t>
+      </w:r>
+      <w:r>
+        <w:rPr>
+          <w:b/>
+          <w:sz w:val="22"/>
+        </w:rPr>
+        <w:t>bootstrap portfolio</w:t>
+      </w:r>
+      <w:r>
+        <w:rPr>
+          <w:sz w:val="22"/>
+        </w:rPr>
+        <w:t xml:space="preserve"> of 11 construction/insertion heuristics is used only once at construction time: greedy, greedy-with-blinks, nearest, farthest, savings, regret-2/3/4, deep, GENI, and branch-and-bound (LDS) insertion — each with a profit-aware sibling.</w:t>
+      </w:r>
+    </w:p>
+    <w:p>
+      <w:pPr>
+        <w:spacing w:after="160"/>
+      </w:pPr>
+      <w:r>
+        <w:rPr>
+          <w:b/>
+          <w:sz w:val="22"/>
+        </w:rPr>
+        <w:t>Selection formula</w:t>
+      </w:r>
+      <w:r>
+        <w:rPr>
+          <w:sz w:val="22"/>
+        </w:rPr>
+        <w:t xml:space="preserve">: pure Ant-System proportional roulette wheel — </w:t>
+      </w:r>
+      <w:r>
+        <w:rPr>
+          <w:rFonts w:ascii="Consolas" w:hAnsi="Consolas"/>
+          <w:sz w:val="21"/>
+        </w:rPr>
+        <w:t>numerator = tau[current_op]^alpha * eta[current_op]^beta</w:t>
+      </w:r>
+      <w:r>
+        <w:rPr>
+          <w:sz w:val="22"/>
+        </w:rPr>
+        <w:t xml:space="preserve">, normalized to probabilities, sampled categorically. Defaults </w:t>
+      </w:r>
+      <w:r>
+        <w:rPr>
+          <w:rFonts w:ascii="Consolas" w:hAnsi="Consolas"/>
+          <w:sz w:val="21"/>
+        </w:rPr>
+        <w:t>alpha=1.0</w:t>
+      </w:r>
+      <w:r>
+        <w:rPr>
+          <w:sz w:val="22"/>
+        </w:rPr>
+        <w:t xml:space="preserve">, </w:t>
+      </w:r>
+      <w:r>
+        <w:rPr>
+          <w:rFonts w:ascii="Consolas" w:hAnsi="Consolas"/>
+          <w:sz w:val="21"/>
+        </w:rPr>
+        <w:t>beta=2.0</w:t>
+      </w:r>
+      <w:r>
+        <w:rPr>
+          <w:sz w:val="22"/>
+        </w:rPr>
+        <w:t xml:space="preserve">. Each ant builds a sequence of length </w:t>
+      </w:r>
+      <w:r>
+        <w:rPr>
+          <w:rFonts w:ascii="Consolas" w:hAnsi="Consolas"/>
+          <w:sz w:val="21"/>
+        </w:rPr>
+        <w:t>n_operators</w:t>
+      </w:r>
+      <w:r>
+        <w:rPr>
+          <w:sz w:val="22"/>
+        </w:rPr>
+        <w:t xml:space="preserve"> (=11) per journey, departing from the ant's persistent current position across iterations (ants placed uniformly on real operator vertices at init, position carries over between outer iterations).</w:t>
+      </w:r>
+    </w:p>
+    <w:p>
+      <w:pPr>
+        <w:spacing w:after="160"/>
+      </w:pPr>
+      <w:r>
+        <w:rPr>
+          <w:b/>
+          <w:sz w:val="22"/>
+        </w:rPr>
+        <w:t>Pheromone deposit/evaporation</w:t>
+      </w:r>
+      <w:r>
+        <w:rPr>
+          <w:sz w:val="22"/>
+        </w:rPr>
+        <w:t xml:space="preserve">: pure-AS evaporation </w:t>
+      </w:r>
+      <w:r>
+        <w:rPr>
+          <w:rFonts w:ascii="Consolas" w:hAnsi="Consolas"/>
+          <w:sz w:val="21"/>
+        </w:rPr>
+        <w:t>tau *= (1-rho)</w:t>
+      </w:r>
+      <w:r>
+        <w:rPr>
+          <w:sz w:val="22"/>
+        </w:rPr>
+        <w:t xml:space="preserve"> (default </w:t>
+      </w:r>
+      <w:r>
+        <w:rPr>
+          <w:rFonts w:ascii="Consolas" w:hAnsi="Consolas"/>
+          <w:sz w:val="21"/>
+        </w:rPr>
+        <w:t>rho=0.5</w:t>
+      </w:r>
+      <w:r>
+        <w:rPr>
+          <w:sz w:val="22"/>
+        </w:rPr>
+        <w:t xml:space="preserve">), applied once per outer iteration before deposits. Deposit: for every ant whose journey improved the objective, </w:t>
+      </w:r>
+      <w:r>
+        <w:rPr>
+          <w:rFonts w:ascii="Consolas" w:hAnsi="Consolas"/>
+          <w:sz w:val="21"/>
+        </w:rPr>
+        <w:t>delta_tau = Q + journey_improvement/len(sequence)</w:t>
+      </w:r>
+      <w:r>
+        <w:rPr>
+          <w:sz w:val="22"/>
+        </w:rPr>
+        <w:t xml:space="preserve"> (</w:t>
+      </w:r>
+      <w:r>
+        <w:rPr>
+          <w:rFonts w:ascii="Consolas" w:hAnsi="Consolas"/>
+          <w:sz w:val="21"/>
+        </w:rPr>
+        <w:t>Q=1.0</w:t>
+      </w:r>
+      <w:r>
+        <w:rPr>
+          <w:sz w:val="22"/>
+        </w:rPr>
+        <w:t xml:space="preserve"> floor constant preventing weak-but-consistent signals from being erased by evaporation) is added to every traversed operator-transition edge.</w:t>
+      </w:r>
+    </w:p>
+    <w:p>
+      <w:pPr>
+        <w:spacing w:after="160"/>
+      </w:pPr>
+      <w:r>
+        <w:rPr>
+          <w:b/>
+          <w:sz w:val="22"/>
+        </w:rPr>
+        <w:t>Heuristic-information (visibility) update</w:t>
+      </w:r>
+      <w:r>
+        <w:rPr>
+          <w:sz w:val="22"/>
+        </w:rPr>
+        <w:t xml:space="preserve">: </w:t>
+      </w:r>
+      <w:r>
+        <w:rPr>
+          <w:rFonts w:ascii="Consolas" w:hAnsi="Consolas"/>
+          <w:sz w:val="21"/>
+        </w:rPr>
+        <w:t>eta[i][j]</w:t>
+      </w:r>
+      <w:r>
+        <w:rPr>
+          <w:sz w:val="22"/>
+        </w:rPr>
+        <w:t xml:space="preserve"> updated per-edge after each operator application using </w:t>
+      </w:r>
+      <w:r>
+        <w:rPr>
+          <w:rFonts w:ascii="Consolas" w:hAnsi="Consolas"/>
+          <w:sz w:val="21"/>
+        </w:rPr>
+        <w:t>lambda/((execution_time+1e-3)*edge_count)</w:t>
+      </w:r>
+      <w:r>
+        <w:rPr>
+          <w:sz w:val="22"/>
+        </w:rPr>
+        <w:t xml:space="preserve">, where </w:t>
+      </w:r>
+      <w:r>
+        <w:rPr>
+          <w:rFonts w:ascii="Consolas" w:hAnsi="Consolas"/>
+          <w:sz w:val="21"/>
+        </w:rPr>
+        <w:t>lambda</w:t>
+      </w:r>
+      <w:r>
+        <w:rPr>
+          <w:sz w:val="22"/>
+        </w:rPr>
+        <w:t xml:space="preserve"> is either the paper-faithful fixed base (1.0001) or, by default in this repo, a scale-invariant </w:t>
+      </w:r>
+      <w:r>
+        <w:rPr>
+          <w:rFonts w:ascii="Consolas" w:hAnsi="Consolas"/>
+          <w:sz w:val="21"/>
+        </w:rPr>
+        <w:t>exp(improvement/Z)</w:t>
+      </w:r>
+      <w:r>
+        <w:rPr>
+          <w:sz w:val="22"/>
+        </w:rPr>
+        <w:t xml:space="preserve"> with </w:t>
+      </w:r>
+      <w:r>
+        <w:rPr>
+          <w:rFonts w:ascii="Consolas" w:hAnsi="Consolas"/>
+          <w:sz w:val="21"/>
+        </w:rPr>
+        <w:t>Z</w:t>
+      </w:r>
+      <w:r>
+        <w:rPr>
+          <w:sz w:val="22"/>
+        </w:rPr>
+        <w:t xml:space="preserve"> an EMA of </w:t>
+      </w:r>
+      <w:r>
+        <w:rPr>
+          <w:rFonts w:ascii="Consolas" w:hAnsi="Consolas"/>
+          <w:sz w:val="21"/>
+        </w:rPr>
+        <w:t>|improvement|</w:t>
+      </w:r>
+      <w:r>
+        <w:rPr>
+          <w:sz w:val="22"/>
+        </w:rPr>
+        <w:t xml:space="preserve"> — an explicit VRPP-motivated deviation, since the paper's fixed base is not scale-invariant across differently-sized instances. Visibility decays each outer iteration.</w:t>
+      </w:r>
+    </w:p>
+    <w:p>
+      <w:pPr>
+        <w:spacing w:after="160"/>
+      </w:pPr>
+      <w:r>
+        <w:rPr>
+          <w:b/>
+          <w:sz w:val="22"/>
+        </w:rPr>
+        <w:t>Difference from a "regular" meta-heuristic</w:t>
+      </w:r>
+      <w:r>
+        <w:rPr>
+          <w:sz w:val="22"/>
+        </w:rPr>
+        <w:t xml:space="preserve">: classical ACO lays pheromone on city-graph edges and directly constructs solutions; ACO-HH's ants never touch node-to-node choices directly — pheromone/heuristic-information matrices live entirely in </w:t>
+      </w:r>
+      <w:r>
+        <w:rPr>
+          <w:b/>
+          <w:sz w:val="22"/>
+        </w:rPr>
+        <w:t>heuristic-space</w:t>
+      </w:r>
+      <w:r>
+        <w:rPr>
+          <w:sz w:val="22"/>
+        </w:rPr>
+        <w:t xml:space="preserve"> (an 11×11 operator graph), and an ant's "journey" is a sequence of moves to apply to a base solution, not the solution itself. This matches slide 9's framing precisely: it searches the space of algorithmic move-sequences rather than the space of solutions.</w:t>
+      </w:r>
+    </w:p>
+    <w:p>
+      <w:pPr>
+        <w:spacing w:after="160"/>
+      </w:pPr>
+      <w:r>
+        <w:rPr>
+          <w:b/>
+          <w:sz w:val="22"/>
+        </w:rPr>
+        <w:t>VRPP profitable-subset handling.</w:t>
+      </w:r>
+      <w:r>
+        <w:rPr>
+          <w:sz w:val="22"/>
+        </w:rPr>
+        <w:t xml:space="preserve"> Two mechanisms: (1) </w:t>
+      </w:r>
+      <w:r>
+        <w:rPr>
+          <w:rFonts w:ascii="Consolas" w:hAnsi="Consolas"/>
+          <w:sz w:val="21"/>
+        </w:rPr>
+        <w:t>profit_aware_operators=True</w:t>
+      </w:r>
+      <w:r>
+        <w:rPr>
+          <w:sz w:val="22"/>
+        </w:rPr>
+        <w:t xml:space="preserve"> switches every bootstrap/removal/insertion heuristic to its profit-maximizing sibling, weighing revenue-per-kg against marginal cost; (2) </w:t>
+      </w:r>
+      <w:r>
+        <w:rPr>
+          <w:b/>
+          <w:sz w:val="22"/>
+        </w:rPr>
+        <w:t>Strategic Oscillation</w:t>
+      </w:r>
+      <w:r>
+        <w:rPr>
+          <w:sz w:val="22"/>
+        </w:rPr>
+        <w:t xml:space="preserve"> (from the TTP paper's §III.B) — a capacity-violation penalty added to the objective halves after 10 iterations without improvement (relaxing capacity to explore infeasible-but-promising regions) and resets on improvement, indirectly letting the search reconsider which bins to include under relaxed constraints.</w:t>
+      </w:r>
+    </w:p>
+    <w:p>
+      <w:pPr>
+        <w:spacing w:after="160"/>
+      </w:pPr>
+      <w:r>
+        <w:rPr>
+          <w:b/>
+          <w:sz w:val="22"/>
+        </w:rPr>
+        <w:t>Limitations.</w:t>
+      </w:r>
+      <w:r>
+        <w:rPr>
+          <w:sz w:val="22"/>
+        </w:rPr>
+        <w:t xml:space="preserve"> Sequence length fixed at 11 regardless of problem size; default </w:t>
+      </w:r>
+      <w:r>
+        <w:rPr>
+          <w:rFonts w:ascii="Consolas" w:hAnsi="Consolas"/>
+          <w:sz w:val="21"/>
+        </w:rPr>
+        <w:t>n_ants=10</w:t>
+      </w:r>
+      <w:r>
+        <w:rPr>
+          <w:sz w:val="22"/>
+        </w:rPr>
+        <w:t xml:space="preserve">, </w:t>
+      </w:r>
+      <w:r>
+        <w:rPr>
+          <w:rFonts w:ascii="Consolas" w:hAnsi="Consolas"/>
+          <w:sz w:val="21"/>
+        </w:rPr>
+        <w:t>max_iterations=50</w:t>
+      </w:r>
+      <w:r>
+        <w:rPr>
+          <w:sz w:val="22"/>
+        </w:rPr>
+        <w:t xml:space="preserve">, </w:t>
+      </w:r>
+      <w:r>
+        <w:rPr>
+          <w:rFonts w:ascii="Consolas" w:hAnsi="Consolas"/>
+          <w:sz w:val="21"/>
+        </w:rPr>
+        <w:t>time_limit=30s</w:t>
+      </w:r>
+      <w:r>
+        <w:rPr>
+          <w:sz w:val="22"/>
+        </w:rPr>
+        <w:t xml:space="preserve"> — comparatively shallow budgets vs. PSOMA's 200 iterations/60s; elitism syncing all ants to gbest on improvement risks premature convergence, acknowledged in the docstring as a deliberate fidelity-vs-diversity trade-off.</w:t>
+      </w:r>
+    </w:p>
+    <w:p>
+      <w:pPr>
+        <w:pStyle w:val="Heading2"/>
+      </w:pPr>
+      <w:r>
+        <w:t>Route Improvers</w:t>
+      </w:r>
+    </w:p>
+    <w:p>
+      <w:pPr>
+        <w:pStyle w:val="Heading3"/>
+      </w:pPr>
+      <w:r>
+        <w:t>CLS (Classical Local Search)</w:t>
+      </w:r>
+    </w:p>
+    <w:p>
+      <w:pPr>
+        <w:spacing w:after="160"/>
+      </w:pPr>
+      <w:r>
+        <w:rPr>
+          <w:sz w:val="22"/>
+        </w:rPr>
+        <w:t xml:space="preserve">Registered as </w:t>
+      </w:r>
+      <w:r>
+        <w:rPr>
+          <w:rFonts w:ascii="Consolas" w:hAnsi="Consolas"/>
+          <w:sz w:val="21"/>
+        </w:rPr>
+        <w:t>"local_search"</w:t>
+      </w:r>
+      <w:r>
+        <w:rPr>
+          <w:sz w:val="22"/>
+        </w:rPr>
+        <w:t>/</w:t>
+      </w:r>
+      <w:r>
+        <w:rPr>
+          <w:rFonts w:ascii="Consolas" w:hAnsi="Consolas"/>
+          <w:sz w:val="21"/>
+        </w:rPr>
+        <w:t>"classical_local_search"</w:t>
+      </w:r>
+      <w:r>
+        <w:rPr>
+          <w:sz w:val="22"/>
+        </w:rPr>
+        <w:t>/</w:t>
+      </w:r>
+      <w:r>
+        <w:rPr>
+          <w:rFonts w:ascii="Consolas" w:hAnsi="Consolas"/>
+          <w:sz w:val="21"/>
+        </w:rPr>
+        <w:t>"cls"</w:t>
+      </w:r>
+      <w:r>
+        <w:rPr>
+          <w:sz w:val="22"/>
+        </w:rPr>
+        <w:t xml:space="preserve">. The main branch instantiates a </w:t>
+      </w:r>
+      <w:r>
+        <w:rPr>
+          <w:rFonts w:ascii="Consolas" w:hAnsi="Consolas"/>
+          <w:sz w:val="21"/>
+        </w:rPr>
+        <w:t>LocalSearchManager</w:t>
+      </w:r>
+      <w:r>
+        <w:rPr>
+          <w:sz w:val="22"/>
+        </w:rPr>
+        <w:t xml:space="preserve"> driven by a </w:t>
+      </w:r>
+      <w:r>
+        <w:rPr>
+          <w:b/>
+          <w:sz w:val="22"/>
+        </w:rPr>
+        <w:t>fixed, hard-coded operator list</w:t>
+      </w:r>
+      <w:r>
+        <w:rPr>
+          <w:sz w:val="22"/>
+        </w:rPr>
+        <w:t>, explicitly ordered "from simplest (cheapest) to most complex (expensive)": relocate → swap → 2-opt intra → or-opt(2) → or-opt(3) → 2-opt (inter-route) → swap → 3-opt intra → 4-opt intra.</w:t>
+      </w:r>
+    </w:p>
+    <w:p>
+      <w:pPr>
+        <w:spacing w:after="160"/>
+      </w:pPr>
+      <w:r>
+        <w:rPr>
+          <w:sz w:val="22"/>
+        </w:rPr>
+        <w:t xml:space="preserve">The outer loop is </w:t>
+      </w:r>
+      <w:r>
+        <w:rPr>
+          <w:b/>
+          <w:sz w:val="22"/>
+        </w:rPr>
+        <w:t>not textbook steepest descent</w:t>
+      </w:r>
+      <w:r>
+        <w:rPr>
+          <w:sz w:val="22"/>
+        </w:rPr>
+        <w:t xml:space="preserve"> despite the class docstring saying so: each operator returns </w:t>
+      </w:r>
+      <w:r>
+        <w:rPr>
+          <w:rFonts w:ascii="Consolas" w:hAnsi="Consolas"/>
+          <w:sz w:val="21"/>
+        </w:rPr>
+        <w:t>True</w:t>
+      </w:r>
+      <w:r>
+        <w:rPr>
+          <w:sz w:val="22"/>
+        </w:rPr>
+        <w:t xml:space="preserve"> on the first improving candidate it finds (confirmed in </w:t>
+      </w:r>
+      <w:r>
+        <w:rPr>
+          <w:rFonts w:ascii="Consolas" w:hAnsi="Consolas"/>
+          <w:sz w:val="21"/>
+        </w:rPr>
+        <w:t>move_relocate</w:t>
+      </w:r>
+      <w:r>
+        <w:rPr>
+          <w:sz w:val="22"/>
+        </w:rPr>
+        <w:t xml:space="preserve">'s single-candidate delta-and-apply logic — no comparison against other candidates), then the whole scan restarts from operator 1. This is a </w:t>
+      </w:r>
+      <w:r>
+        <w:rPr>
+          <w:b/>
+          <w:sz w:val="22"/>
+        </w:rPr>
+        <w:t>first-improvement Variable-Neighborhood-Descent (VND)</w:t>
+      </w:r>
+      <w:r>
+        <w:rPr>
+          <w:sz w:val="22"/>
+        </w:rPr>
+        <w:t>: neighborhoods cycle in increasing complexity order, and any accepted move re-triggers the cheapest neighborhood first, rather than exhaustively evaluating every neighborhood and picking the single best move across all of them. Stopping is a local optimum with respect to all nine operators, or an iteration cap (default 500) as a safety valve.</w:t>
+      </w:r>
+    </w:p>
+    <w:p>
+      <w:pPr>
+        <w:spacing w:after="160"/>
+      </w:pPr>
+      <w:r>
+        <w:rPr>
+          <w:sz w:val="22"/>
+        </w:rPr>
+        <w:t xml:space="preserve">Cost accounting is </w:t>
+      </w:r>
+      <w:r>
+        <w:rPr>
+          <w:b/>
+          <w:sz w:val="22"/>
+        </w:rPr>
+        <w:t>pure travel-distance minimization gated by capacity feasibility</w:t>
+      </w:r>
+      <w:r>
+        <w:rPr>
+          <w:sz w:val="22"/>
+        </w:rPr>
+        <w:t xml:space="preserve">: </w:t>
+      </w:r>
+      <w:r>
+        <w:rPr>
+          <w:rFonts w:ascii="Consolas" w:hAnsi="Consolas"/>
+          <w:sz w:val="21"/>
+        </w:rPr>
+        <w:t>delta</w:t>
+      </w:r>
+      <w:r>
+        <w:rPr>
+          <w:sz w:val="22"/>
+        </w:rPr>
+        <w:t xml:space="preserve"> is exclusively edge-distance differences; revenue (</w:t>
+      </w:r>
+      <w:r>
+        <w:rPr>
+          <w:rFonts w:ascii="Consolas" w:hAnsi="Consolas"/>
+          <w:sz w:val="21"/>
+        </w:rPr>
+        <w:t>R</w:t>
+      </w:r>
+      <w:r>
+        <w:rPr>
+          <w:sz w:val="22"/>
+        </w:rPr>
+        <w:t xml:space="preserve">) is passed into the manager but never enters the relocate/swap/2-opt delta computations — waste totals only gate feasibility (route load must not exceed vehicle capacity </w:t>
+      </w:r>
+      <w:r>
+        <w:rPr>
+          <w:rFonts w:ascii="Consolas" w:hAnsi="Consolas"/>
+          <w:sz w:val="21"/>
+        </w:rPr>
+        <w:t>Q</w:t>
+      </w:r>
+      <w:r>
+        <w:rPr>
+          <w:sz w:val="22"/>
+        </w:rPr>
+        <w:t xml:space="preserve">). </w:t>
+      </w:r>
+      <w:r>
+        <w:rPr>
+          <w:b/>
+          <w:sz w:val="22"/>
+        </w:rPr>
+        <w:t>This refines the deck's framing</w:t>
+      </w:r>
+      <w:r>
+        <w:rPr>
+          <w:sz w:val="22"/>
+        </w:rPr>
+        <w:t xml:space="preserve">: CLS optimizes distance (km) only, subject to not violating capacity (kg feasibility, not kg optimization); it does not maximize profit or reshuffle waste allocation for revenue. For 100-350 node instances, CLS operates on already-partitioned per-vehicle sub-routes, so </w:t>
+      </w:r>
+      <w:r>
+        <w:rPr>
+          <w:rFonts w:ascii="Consolas" w:hAnsi="Consolas"/>
+          <w:sz w:val="21"/>
+        </w:rPr>
+        <w:t>N</w:t>
+      </w:r>
+      <w:r>
+        <w:rPr>
+          <w:sz w:val="22"/>
+        </w:rPr>
+        <w:t xml:space="preserve"> per operator call is bounded by typical route size, not fleet-wide node count, keeping the O(N³)/O(N⁴) 3-opt/4-opt operators tractable in practice.</w:t>
+      </w:r>
+    </w:p>
+    <w:p>
+      <w:pPr>
+        <w:pStyle w:val="Heading3"/>
+      </w:pPr>
+      <w:r>
+        <w:t>Fast-TSP</w:t>
+      </w:r>
+    </w:p>
+    <w:p>
+      <w:pPr>
+        <w:spacing w:after="160"/>
+      </w:pPr>
+      <w:r>
+        <w:rPr>
+          <w:sz w:val="22"/>
+        </w:rPr>
+        <w:t xml:space="preserve">Registered as </w:t>
+      </w:r>
+      <w:r>
+        <w:rPr>
+          <w:rFonts w:ascii="Consolas" w:hAnsi="Consolas"/>
+          <w:sz w:val="21"/>
+        </w:rPr>
+        <w:t>"fast_tsp"</w:t>
+      </w:r>
+      <w:r>
+        <w:rPr>
+          <w:sz w:val="22"/>
+        </w:rPr>
+        <w:t>/</w:t>
+      </w:r>
+      <w:r>
+        <w:rPr>
+          <w:rFonts w:ascii="Consolas" w:hAnsi="Consolas"/>
+          <w:sz w:val="21"/>
+        </w:rPr>
+        <w:t>"ftsp"</w:t>
+      </w:r>
+      <w:r>
+        <w:rPr>
+          <w:sz w:val="22"/>
+        </w:rPr>
+        <w:t>/</w:t>
+      </w:r>
+      <w:r>
+        <w:rPr>
+          <w:rFonts w:ascii="Consolas" w:hAnsi="Consolas"/>
+          <w:sz w:val="21"/>
+        </w:rPr>
+        <w:t>"tsp"</w:t>
+      </w:r>
+      <w:r>
+        <w:rPr>
+          <w:sz w:val="22"/>
+        </w:rPr>
+        <w:t xml:space="preserve">. Splits the tour into per-vehicle sub-routes, and for every trip with more than one node calls the third-party </w:t>
+      </w:r>
+      <w:r>
+        <w:rPr>
+          <w:b/>
+          <w:sz w:val="22"/>
+        </w:rPr>
+        <w:t>`fast_tsp` PyPI package</w:t>
+      </w:r>
+      <w:r>
+        <w:rPr>
+          <w:sz w:val="22"/>
+        </w:rPr>
+        <w:t xml:space="preserve"> (C++ core with pybind11 bindings) after rescaling the sub-distance-matrix to integers (the package requires an integer, symmetric, triangle-inequality-respecting </w:t>
+      </w:r>
+      <w:r>
+        <w:rPr>
+          <w:rFonts w:ascii="Consolas" w:hAnsi="Consolas"/>
+          <w:sz w:val="21"/>
+        </w:rPr>
+        <w:t>uint16</w:t>
+      </w:r>
+      <w:r>
+        <w:rPr>
+          <w:sz w:val="22"/>
+        </w:rPr>
+        <w:t xml:space="preserve"> matrix).</w:t>
+      </w:r>
+    </w:p>
+    <w:p>
+      <w:pPr>
+        <w:spacing w:after="160"/>
+      </w:pPr>
+      <w:r>
+        <w:rPr>
+          <w:sz w:val="22"/>
+        </w:rPr>
+        <w:t xml:space="preserve">The package's own documentation states: "Run a local solver to find a near-optimal TSP tour. For small problems, the exact solution is returned." Its exact solver is Held-Karp DP, </w:t>
+      </w:r>
+      <w:r>
+        <w:rPr>
+          <w:rFonts w:ascii="Consolas" w:hAnsi="Consolas"/>
+          <w:sz w:val="21"/>
+        </w:rPr>
+        <w:t>O(2ⁿ·n²)</w:t>
+      </w:r>
+      <w:r>
+        <w:rPr>
+          <w:sz w:val="22"/>
+        </w:rPr>
+        <w:t xml:space="preserve">, with the package's own guidance: "not recommended for n &gt; 20" — this is the concrete origin of the deck's "~20 nodes" crossover claim (inferred from the package's documented guidance, since the code never calls the exact/heuristic sub-functions directly — it always calls </w:t>
+      </w:r>
+      <w:r>
+        <w:rPr>
+          <w:rFonts w:ascii="Consolas" w:hAnsi="Consolas"/>
+          <w:sz w:val="21"/>
+        </w:rPr>
+        <w:t>find_tour</w:t>
+      </w:r>
+      <w:r>
+        <w:rPr>
+          <w:sz w:val="22"/>
+        </w:rPr>
+        <w:t xml:space="preserve">, which decides internally). Beyond that regime, the package's own docs label the fallback explicitly as </w:t>
+      </w:r>
+      <w:r>
+        <w:rPr>
+          <w:b/>
+          <w:sz w:val="22"/>
+        </w:rPr>
+        <w:t>"An SLS (Stochastic Local Search) solver for TSP"</w:t>
+      </w:r>
+      <w:r>
+        <w:rPr>
+          <w:sz w:val="22"/>
+        </w:rPr>
+        <w:t xml:space="preserve"> — the exact move-set inside the closed C++ binary is not verifiable from source in this repo, so should be described as "SLS, internals not verified" rather than guessed at (e.g. don't claim it's specifically 2-opt or specifically simulated annealing without hedging).</w:t>
+      </w:r>
+    </w:p>
+    <w:p>
+      <w:pPr>
+        <w:spacing w:after="160"/>
+      </w:pPr>
+      <w:r>
+        <w:rPr>
+          <w:sz w:val="22"/>
+        </w:rPr>
+        <w:t xml:space="preserve">Because Fast-TSP operates strictly on </w:t>
+      </w:r>
+      <w:r>
+        <w:rPr>
+          <w:rFonts w:ascii="Consolas" w:hAnsi="Consolas"/>
+          <w:sz w:val="21"/>
+        </w:rPr>
+        <w:t>(distance matrix, node subset)</w:t>
+      </w:r>
+      <w:r>
+        <w:rPr>
+          <w:sz w:val="22"/>
+        </w:rPr>
+        <w:t xml:space="preserve"> per already-partitioned route, it </w:t>
+      </w:r>
+      <w:r>
+        <w:rPr>
+          <w:b/>
+          <w:sz w:val="22"/>
+        </w:rPr>
+        <w:t>only reorders visitation sequence within a fixed route/vehicle assignment</w:t>
+      </w:r>
+      <w:r>
+        <w:rPr>
+          <w:sz w:val="22"/>
+        </w:rPr>
+        <w:t xml:space="preserve"> — it cannot move bins between vehicles, drop bins, or reason about revenue/waste; it purely minimizes intra-route distance, the same axis as CLS's core moves but via one global per-route reordering rather than incremental swaps.</w:t>
+      </w:r>
+    </w:p>
+    <w:p>
+      <w:pPr>
+        <w:pStyle w:val="Heading2"/>
+      </w:pPr>
+      <w:r>
+        <w:t>Core Search Operators (2-opt, Or-opt, Swap/Relocate, Node Exchange)</w:t>
+      </w:r>
+    </w:p>
+    <w:p>
+      <w:pPr>
+        <w:spacing w:after="160"/>
+      </w:pPr>
+      <w:r>
+        <w:rPr>
+          <w:b/>
+          <w:sz w:val="22"/>
+        </w:rPr>
+        <w:t>2-opt</w:t>
+      </w:r>
+      <w:r>
+        <w:rPr>
+          <w:sz w:val="22"/>
+        </w:rPr>
+        <w:t xml:space="preserve"> (a </w:t>
+      </w:r>
+      <w:r>
+        <w:rPr>
+          <w:rFonts w:ascii="Consolas" w:hAnsi="Consolas"/>
+          <w:sz w:val="21"/>
+        </w:rPr>
+        <w:t>k=2</w:t>
+      </w:r>
+      <w:r>
+        <w:rPr>
+          <w:sz w:val="22"/>
+        </w:rPr>
+        <w:t xml:space="preserve"> special case of k-opt): removes two non-adjacent edges </w:t>
+      </w:r>
+      <w:r>
+        <w:rPr>
+          <w:rFonts w:ascii="Consolas" w:hAnsi="Consolas"/>
+          <w:sz w:val="21"/>
+        </w:rPr>
+        <w:t>(u,next_u)</w:t>
+      </w:r>
+      <w:r>
+        <w:rPr>
+          <w:sz w:val="22"/>
+        </w:rPr>
+        <w:t xml:space="preserve"> and </w:t>
+      </w:r>
+      <w:r>
+        <w:rPr>
+          <w:rFonts w:ascii="Consolas" w:hAnsi="Consolas"/>
+          <w:sz w:val="21"/>
+        </w:rPr>
+        <w:t>(v,next_v)</w:t>
+      </w:r>
+      <w:r>
+        <w:rPr>
+          <w:sz w:val="22"/>
+        </w:rPr>
+        <w:t xml:space="preserve"> and reconnects by reversing the segment between them — edges become </w:t>
+      </w:r>
+      <w:r>
+        <w:rPr>
+          <w:rFonts w:ascii="Consolas" w:hAnsi="Consolas"/>
+          <w:sz w:val="21"/>
+        </w:rPr>
+        <w:t>(u,v)</w:t>
+      </w:r>
+      <w:r>
+        <w:rPr>
+          <w:sz w:val="22"/>
+        </w:rPr>
+        <w:t xml:space="preserve"> and </w:t>
+      </w:r>
+      <w:r>
+        <w:rPr>
+          <w:rFonts w:ascii="Consolas" w:hAnsi="Consolas"/>
+          <w:sz w:val="21"/>
+        </w:rPr>
+        <w:t>(next_u,next_v)</w:t>
+      </w:r>
+      <w:r>
+        <w:rPr>
+          <w:sz w:val="22"/>
+        </w:rPr>
+        <w:t>. Per Shen Lin (1965), this eliminates a "crossing" iff the new edge sum is smaller; a single reversal costs O(segment length), and a full first-improvement sweep is O(N²) per pass. "Steepest" 2-opt would evaluate all O(N²) pairs and apply the single best delta; WSmart-Route's implementation is first-improvement (returns on the first accepted pair).</w:t>
+      </w:r>
+    </w:p>
+    <w:p>
+      <w:pPr>
+        <w:spacing w:after="160"/>
+      </w:pPr>
+      <w:r>
+        <w:rPr>
+          <w:b/>
+          <w:sz w:val="22"/>
+        </w:rPr>
+        <w:t>Or-opt</w:t>
+      </w:r>
+      <w:r>
+        <w:rPr>
+          <w:sz w:val="22"/>
+        </w:rPr>
+        <w:t xml:space="preserve"> generalizes relocate to chains of length 1-3: removes a contiguous chain (severing 2 edges) and reinserts it elsewhere (breaking 1 edge, adding 2), evaluated against all target positions. Per the Or-opt literature (Wu, Du &amp; Song 2024), it is a standard iterated-local-search component; O(N²) per chain length per pass, first-improvement here.</w:t>
+      </w:r>
+    </w:p>
+    <w:p>
+      <w:pPr>
+        <w:spacing w:after="160"/>
+      </w:pPr>
+      <w:r>
+        <w:rPr>
+          <w:b/>
+          <w:sz w:val="22"/>
+        </w:rPr>
+        <w:t>Swap / Relocate</w:t>
+      </w:r>
+      <w:r>
+        <w:rPr>
+          <w:sz w:val="22"/>
+        </w:rPr>
+        <w:t>: Relocate ("shift") removes a single node from between its neighbors and reinserts it after another node, delta computed in O(1) per candidate pair (O(N²) full sweep). Swap ("interchange") exchanges the positions of two nodes without removing either from the tour — also O(1) per pair / O(N²) sweep. Both accepted only via a cost-scaled epsilon threshold, i.e. pure distance-cost minimization; capacity feasibility gates inter-route moves but the objective carries no revenue/profit term.</w:t>
+      </w:r>
+    </w:p>
+    <w:p>
+      <w:pPr>
+        <w:spacing w:after="160"/>
+      </w:pPr>
+      <w:r>
+        <w:rPr>
+          <w:b/>
+          <w:sz w:val="22"/>
+        </w:rPr>
+        <w:t>Node exchange between routes</w:t>
+      </w:r>
+      <w:r>
+        <w:rPr>
+          <w:sz w:val="22"/>
+        </w:rPr>
+        <w:t xml:space="preserve"> is realized via swap* (inter-route swap with best-insertion repositioning, not just fixed-slot exchange) and a standalone </w:t>
+      </w:r>
+      <w:r>
+        <w:rPr>
+          <w:rFonts w:ascii="Consolas" w:hAnsi="Consolas"/>
+          <w:sz w:val="21"/>
+        </w:rPr>
+        <w:t>node_exchange_steepest.py</w:t>
+      </w:r>
+      <w:r>
+        <w:rPr>
+          <w:sz w:val="22"/>
+        </w:rPr>
+        <w:t xml:space="preserve"> improver — a separate registrable policy, not composed inside CLS's fixed operator list. Worth flagging if pressed: CLS's internal node-exchange (swap, swap*) is first-improvement, while the standalone "steepest" node-exchange module genuinely implements best-of-neighborhood selection — a real behavioral distinction between two options visible in the same factory.</w:t>
+      </w:r>
+    </w:p>
+    <w:p>
+      <w:pPr>
+        <w:spacing w:after="160"/>
+      </w:pPr>
+      <w:r>
+        <w:rPr>
+          <w:b/>
+          <w:sz w:val="22"/>
+        </w:rPr>
+        <w:t>K-opt generally</w:t>
+      </w:r>
+      <w:r>
+        <w:rPr>
+          <w:sz w:val="22"/>
+        </w:rPr>
+        <w:t>: for k&gt;2, exhaustive move evaluation grows as O(N^k), matching the O(N³)/O(N⁴) costs of 3-opt/4-opt intra — the reason CLS orders operators cheapest-first and only escalates after cheaper neighborhoods are exhausted.</w:t>
+      </w:r>
+    </w:p>
+    <w:p>
+      <w:pPr>
+        <w:pStyle w:val="Heading2"/>
+      </w:pPr>
+      <w:r>
+        <w:t>Mandatory Selection Strategies — Additional Depth</w:t>
+      </w:r>
+    </w:p>
+    <w:p>
+      <w:pPr>
+        <w:spacing w:after="160"/>
+      </w:pPr>
+      <w:r>
+        <w:rPr>
+          <w:sz w:val="22"/>
+        </w:rPr>
+        <w:t>*(Look-Ahead is already covered on-slide in full mathematical/algorithmic detail — see the deck's slide 7. This section adds depth on the other two strategies and compares all three.)*</w:t>
+      </w:r>
+    </w:p>
+    <w:p>
+      <w:pPr>
+        <w:pStyle w:val="Heading3"/>
+      </w:pPr>
+      <w:r>
+        <w:t>Last-Minute (LM)</w:t>
+      </w:r>
+    </w:p>
+    <w:p>
+      <w:pPr>
+        <w:spacing w:after="160"/>
+      </w:pPr>
+      <w:r>
+        <w:rPr>
+          <w:rFonts w:ascii="Consolas" w:hAnsi="Consolas"/>
+          <w:sz w:val="21"/>
+        </w:rPr>
+        <w:t>selection_last_minute.py</w:t>
+      </w:r>
+      <w:r>
+        <w:rPr>
+          <w:sz w:val="22"/>
+        </w:rPr>
+        <w:t xml:space="preserve">. A pure, memoryless, per-bin greedy threshold check: </w:t>
+      </w:r>
+      <w:r>
+        <w:rPr>
+          <w:rFonts w:ascii="Consolas" w:hAnsi="Consolas"/>
+          <w:sz w:val="21"/>
+        </w:rPr>
+        <w:t>fill_ratio = current_fill/max_fill</w:t>
+      </w:r>
+      <w:r>
+        <w:rPr>
+          <w:sz w:val="22"/>
+        </w:rPr>
+        <w:t xml:space="preserve">, then </w:t>
+      </w:r>
+      <w:r>
+        <w:rPr>
+          <w:rFonts w:ascii="Consolas" w:hAnsi="Consolas"/>
+          <w:sz w:val="21"/>
+        </w:rPr>
+        <w:t>mandatory_mask = (fill_ratio &gt;= threshold)</w:t>
+      </w:r>
+      <w:r>
+        <w:rPr>
+          <w:sz w:val="22"/>
+        </w:rPr>
+        <w:t xml:space="preserve">. There is genuinely </w:t>
+      </w:r>
+      <w:r>
+        <w:rPr>
+          <w:b/>
+          <w:sz w:val="22"/>
+        </w:rPr>
+        <w:t>zero lookahead</w:t>
+      </w:r>
+      <w:r>
+        <w:rPr>
+          <w:sz w:val="22"/>
+        </w:rPr>
+        <w:t xml:space="preserve"> — no accumulation rate, no variance, no horizon; each bin is judged in complete isolation against a scalar fill percentage. "CF" in the docstrings/configs stands for </w:t>
+      </w:r>
+      <w:r>
+        <w:rPr>
+          <w:b/>
+          <w:sz w:val="22"/>
+        </w:rPr>
+        <w:t>"Critical Fill"</w:t>
+      </w:r>
+      <w:r>
+        <w:rPr>
+          <w:sz w:val="22"/>
+        </w:rPr>
+        <w:t xml:space="preserve"> level, not "confidence factor" (that term is reused for SL). The two deck variants are literally </w:t>
+      </w:r>
+      <w:r>
+        <w:rPr>
+          <w:rFonts w:ascii="Consolas" w:hAnsi="Consolas"/>
+          <w:sz w:val="21"/>
+        </w:rPr>
+        <w:t>last_minute_cf70</w:t>
+      </w:r>
+      <w:r>
+        <w:rPr>
+          <w:sz w:val="22"/>
+        </w:rPr>
+        <w:t xml:space="preserve"> (</w:t>
+      </w:r>
+      <w:r>
+        <w:rPr>
+          <w:rFonts w:ascii="Consolas" w:hAnsi="Consolas"/>
+          <w:sz w:val="21"/>
+        </w:rPr>
+        <w:t>threshold: 70</w:t>
+      </w:r>
+      <w:r>
+        <w:rPr>
+          <w:sz w:val="22"/>
+        </w:rPr>
+        <w:t xml:space="preserve">) and </w:t>
+      </w:r>
+      <w:r>
+        <w:rPr>
+          <w:rFonts w:ascii="Consolas" w:hAnsi="Consolas"/>
+          <w:sz w:val="21"/>
+        </w:rPr>
+        <w:t>last_minute_cf90</w:t>
+      </w:r>
+      <w:r>
+        <w:rPr>
+          <w:sz w:val="22"/>
+        </w:rPr>
+        <w:t xml:space="preserve"> (</w:t>
+      </w:r>
+      <w:r>
+        <w:rPr>
+          <w:rFonts w:ascii="Consolas" w:hAnsi="Consolas"/>
+          <w:sz w:val="21"/>
+        </w:rPr>
+        <w:t>threshold: 90</w:t>
+      </w:r>
+      <w:r>
+        <w:rPr>
+          <w:sz w:val="22"/>
+        </w:rPr>
+        <w:t xml:space="preserve">) in config. An optional EOQ-derived per-bin threshold path exists (Economic-Order-Quantity </w:t>
+      </w:r>
+      <w:r>
+        <w:rPr>
+          <w:rFonts w:ascii="Consolas" w:hAnsi="Consolas"/>
+          <w:sz w:val="21"/>
+        </w:rPr>
+        <w:t>Q* = sqrt(2·D·S/h)</w:t>
+      </w:r>
+      <w:r>
+        <w:rPr>
+          <w:sz w:val="22"/>
+        </w:rPr>
+        <w:t xml:space="preserve"> batch-size formula) but is not used by the CF70/CF90 configs — those use the flat scalar threshold.</w:t>
+      </w:r>
+    </w:p>
+    <w:p>
+      <w:pPr>
+        <w:pStyle w:val="Heading3"/>
+      </w:pPr>
+      <w:r>
+        <w:t>Service-Level (SL)</w:t>
+      </w:r>
+    </w:p>
+    <w:p>
+      <w:pPr>
+        <w:spacing w:after="160"/>
+      </w:pPr>
+      <w:r>
+        <w:rPr>
+          <w:rFonts w:ascii="Consolas" w:hAnsi="Consolas"/>
+          <w:sz w:val="21"/>
+        </w:rPr>
+        <w:t>selection_service_level.py</w:t>
+      </w:r>
+      <w:r>
+        <w:rPr>
+          <w:sz w:val="22"/>
+        </w:rPr>
+        <w:t xml:space="preserve">. Core formula is a linear worst-case projection over a horizon: </w:t>
+      </w:r>
+      <w:r>
+        <w:rPr>
+          <w:rFonts w:ascii="Consolas" w:hAnsi="Consolas"/>
+          <w:sz w:val="21"/>
+        </w:rPr>
+        <w:t>predicted_fill = current_fill + accumulation_rate·horizon_days + threshold·std_deviation·horizon_days</w:t>
+      </w:r>
+      <w:r>
+        <w:rPr>
+          <w:sz w:val="22"/>
+        </w:rPr>
+        <w:t xml:space="preserve">, flagging bins mandatory when </w:t>
+      </w:r>
+      <w:r>
+        <w:rPr>
+          <w:rFonts w:ascii="Consolas" w:hAnsi="Consolas"/>
+          <w:sz w:val="21"/>
+        </w:rPr>
+        <w:t>predicted_fill &gt;= 100</w:t>
+      </w:r>
+      <w:r>
+        <w:rPr>
+          <w:sz w:val="22"/>
+        </w:rPr>
+        <w:t xml:space="preserve">. Structurally a safety-stock-style bound </w:t>
+      </w:r>
+      <w:r>
+        <w:rPr>
+          <w:rFonts w:ascii="Consolas" w:hAnsi="Consolas"/>
+          <w:sz w:val="21"/>
+        </w:rPr>
+        <w:t>μ_horizon + z·σ_horizon</w:t>
+      </w:r>
+      <w:r>
+        <w:rPr>
+          <w:sz w:val="22"/>
+        </w:rPr>
+        <w:t xml:space="preserve">, but the confidence value is populated from config key </w:t>
+      </w:r>
+      <w:r>
+        <w:rPr>
+          <w:rFonts w:ascii="Consolas" w:hAnsi="Consolas"/>
+          <w:sz w:val="21"/>
+        </w:rPr>
+        <w:t>confidence_factor</w:t>
+      </w:r>
+      <w:r>
+        <w:rPr>
+          <w:sz w:val="22"/>
+        </w:rPr>
+        <w:t>, not a literal "z_alpha" derivation — the config docstring explicitly calls it a rough Gaussian quantile proxy (</w:t>
+      </w:r>
+      <w:r>
+        <w:rPr>
+          <w:rFonts w:ascii="Consolas" w:hAnsi="Consolas"/>
+          <w:sz w:val="21"/>
+        </w:rPr>
+        <w:t>confidence_factor=0.84 ≈ 80th percentile</w:t>
+      </w:r>
+      <w:r>
+        <w:rPr>
+          <w:sz w:val="22"/>
+        </w:rPr>
+        <w:t xml:space="preserve">), so it is used as a z-score but is a hand-set constant, not computed via </w:t>
+      </w:r>
+      <w:r>
+        <w:rPr>
+          <w:rFonts w:ascii="Consolas" w:hAnsi="Consolas"/>
+          <w:sz w:val="21"/>
+        </w:rPr>
+        <w:t>scipy.stats.norm.ppf</w:t>
+      </w:r>
+      <w:r>
+        <w:rPr>
+          <w:sz w:val="22"/>
+        </w:rPr>
+        <w:t xml:space="preserve">. Both </w:t>
+      </w:r>
+      <w:r>
+        <w:rPr>
+          <w:rFonts w:ascii="Consolas" w:hAnsi="Consolas"/>
+          <w:sz w:val="21"/>
+        </w:rPr>
+        <w:t>μ</w:t>
+      </w:r>
+      <w:r>
+        <w:rPr>
+          <w:sz w:val="22"/>
+        </w:rPr>
+        <w:t xml:space="preserve"> (accumulation rate) and </w:t>
+      </w:r>
+      <w:r>
+        <w:rPr>
+          <w:rFonts w:ascii="Consolas" w:hAnsi="Consolas"/>
+          <w:sz w:val="21"/>
+        </w:rPr>
+        <w:t>σ</w:t>
+      </w:r>
+      <w:r>
+        <w:rPr>
+          <w:sz w:val="22"/>
+        </w:rPr>
+        <w:t xml:space="preserve"> (std deviation) come from the same online Welford estimator described under Simulator Behavior below — not a separately known/assumed sigma, but an empirically-tracked running statistic that starts at zero and only becomes informative after several simulated days (cold-start bias for early-horizon days). </w:t>
+      </w:r>
+      <w:r>
+        <w:rPr>
+          <w:b/>
+          <w:sz w:val="22"/>
+        </w:rPr>
+        <w:t>SL1 vs SL2 differ purely in `horizon_days`</w:t>
+      </w:r>
+      <w:r>
+        <w:rPr>
+          <w:sz w:val="22"/>
+        </w:rPr>
+        <w:t xml:space="preserve">: SL1 uses </w:t>
+      </w:r>
+      <w:r>
+        <w:rPr>
+          <w:rFonts w:ascii="Consolas" w:hAnsi="Consolas"/>
+          <w:sz w:val="21"/>
+        </w:rPr>
+        <w:t>horizon_days=1</w:t>
+      </w:r>
+      <w:r>
+        <w:rPr>
+          <w:sz w:val="22"/>
+        </w:rPr>
+        <w:t xml:space="preserve"> (next-day projection), SL2 uses </w:t>
+      </w:r>
+      <w:r>
+        <w:rPr>
+          <w:rFonts w:ascii="Consolas" w:hAnsi="Consolas"/>
+          <w:sz w:val="21"/>
+        </w:rPr>
+        <w:t>horizon_days=2</w:t>
+      </w:r>
+      <w:r>
+        <w:rPr>
+          <w:sz w:val="22"/>
+        </w:rPr>
+        <w:t xml:space="preserve">, both at </w:t>
+      </w:r>
+      <w:r>
+        <w:rPr>
+          <w:rFonts w:ascii="Consolas" w:hAnsi="Consolas"/>
+          <w:sz w:val="21"/>
+        </w:rPr>
+        <w:t>confidence_factor=0.84</w:t>
+      </w:r>
+      <w:r>
+        <w:rPr>
+          <w:sz w:val="22"/>
+        </w:rPr>
+        <w:t xml:space="preserve"> — so the deck's "SL1/SL2" split is a horizon-length ablation, not a confidence-level ablation.</w:t>
+      </w:r>
+    </w:p>
+    <w:p>
+      <w:pPr>
+        <w:pStyle w:val="Heading3"/>
+      </w:pPr>
+      <w:r>
+        <w:t>Comparative Notes (LA vs LM vs SL)</w:t>
+      </w:r>
+    </w:p>
+    <w:p>
+      <w:pPr>
+        <w:spacing w:after="160"/>
+      </w:pPr>
+      <w:r>
+        <w:rPr>
+          <w:b/>
+          <w:sz w:val="22"/>
+        </w:rPr>
+        <w:t>Complexity</w:t>
+      </w:r>
+      <w:r>
+        <w:rPr>
+          <w:sz w:val="22"/>
+        </w:rPr>
+        <w:t>: LM is strictly O(n) per day — one vectorized comparison, no simulation. SL is also O(n) per day — a closed-form linear projection, no iteration — asymptotically as cheap as LM, though it requires maintaining O(n) running mean/variance state across days. LA is the expensive one: it performs actual forward simulation/rollout of future days per candidate bundling decision, scaling with the lookahead horizon and branching considered — orders of magnitude more expensive per decision than LM/SL.</w:t>
+      </w:r>
+    </w:p>
+    <w:p>
+      <w:pPr>
+        <w:spacing w:after="160"/>
+      </w:pPr>
+      <w:r>
+        <w:rPr>
+          <w:b/>
+          <w:sz w:val="22"/>
+        </w:rPr>
+        <w:t>Theoretical properties</w:t>
+      </w:r>
+      <w:r>
+        <w:rPr>
+          <w:sz w:val="22"/>
+        </w:rPr>
+        <w:t xml:space="preserve">: LM offers </w:t>
+      </w:r>
+      <w:r>
+        <w:rPr>
+          <w:b/>
+          <w:sz w:val="22"/>
+        </w:rPr>
+        <w:t>no probabilistic guarantee whatsoever</w:t>
+      </w:r>
+      <w:r>
+        <w:rPr>
+          <w:sz w:val="22"/>
+        </w:rPr>
+        <w:t xml:space="preserve"> — a deterministic reactive rule with no model of future accumulation; overflow risk is purely a function of how conservative the fixed threshold is (CF70 vs CF90 trade risk vs. visit frequency by hand-tuning, not by any statistical target). SL is explicitly constructed to approximate a </w:t>
+      </w:r>
+      <w:r>
+        <w:rPr>
+          <w:b/>
+          <w:sz w:val="22"/>
+        </w:rPr>
+        <w:t>service-level / probabilistic overflow bound</w:t>
+      </w:r>
+      <w:r>
+        <w:rPr>
+          <w:sz w:val="22"/>
+        </w:rPr>
+        <w:t xml:space="preserve">: under a (locally) Gaussian assumption on daily accumulation, </w:t>
+      </w:r>
+      <w:r>
+        <w:rPr>
+          <w:rFonts w:ascii="Consolas" w:hAnsi="Consolas"/>
+          <w:sz w:val="21"/>
+        </w:rPr>
+        <w:t>μ+z·σ</w:t>
+      </w:r>
+      <w:r>
+        <w:rPr>
+          <w:sz w:val="22"/>
+        </w:rPr>
+        <w:t xml:space="preserve"> over the horizon caps the probability that true fill exceeds capacity at roughly a </w:t>
+      </w:r>
+      <w:r>
+        <w:rPr>
+          <w:rFonts w:ascii="Consolas" w:hAnsi="Consolas"/>
+          <w:sz w:val="21"/>
+        </w:rPr>
+        <w:t>Φ(z)</w:t>
+      </w:r>
+      <w:r>
+        <w:rPr>
+          <w:sz w:val="22"/>
+        </w:rPr>
+        <w:t>-controlled confidence — but this is only as good as (a) the Gaussian approximation of what's actually Gamma/empirical-generated waste, and (b) the quality of the online-estimated μ,σ (cold-start bias, no autocorrelation correction). LA is best understood as a heuristic/greedy approximation to an optimal multi-day bundling/DP policy — no closed-form guarantee, but it directly optimizes forward-simulated outcomes rather than relying on a distributional assumption, trading computation for adaptivity.</w:t>
+      </w:r>
+    </w:p>
+    <w:p>
+      <w:pPr>
+        <w:spacing w:after="160"/>
+      </w:pPr>
+      <w:r>
+        <w:rPr>
+          <w:b/>
+          <w:sz w:val="22"/>
+        </w:rPr>
+        <w:t>What else exists but isn't in this deck</w:t>
+      </w:r>
+      <w:r>
+        <w:rPr>
+          <w:sz w:val="22"/>
+        </w:rPr>
+        <w:t xml:space="preserve">: all three register through the same </w:t>
+      </w:r>
+      <w:r>
+        <w:rPr>
+          <w:rFonts w:ascii="Consolas" w:hAnsi="Consolas"/>
+          <w:sz w:val="21"/>
+        </w:rPr>
+        <w:t>MandatorySelectionFactory</w:t>
+      </w:r>
+      <w:r>
+        <w:rPr>
+          <w:sz w:val="22"/>
+        </w:rPr>
+        <w:t xml:space="preserve"> machinery as ~25 other strategies present in the codebase but not benchmarked here — e.g. </w:t>
+      </w:r>
+      <w:r>
+        <w:rPr>
+          <w:rFonts w:ascii="Consolas" w:hAnsi="Consolas"/>
+          <w:sz w:val="21"/>
+        </w:rPr>
+        <w:t>selection_cvar.py</w:t>
+      </w:r>
+      <w:r>
+        <w:rPr>
+          <w:sz w:val="22"/>
+        </w:rPr>
+        <w:t xml:space="preserve"> (CVaR risk-tail selection), </w:t>
+      </w:r>
+      <w:r>
+        <w:rPr>
+          <w:rFonts w:ascii="Consolas" w:hAnsi="Consolas"/>
+          <w:sz w:val="21"/>
+        </w:rPr>
+        <w:t>selection_wasserstein.py</w:t>
+      </w:r>
+      <w:r>
+        <w:rPr>
+          <w:sz w:val="22"/>
+        </w:rPr>
+        <w:t xml:space="preserve"> (distributionally-robust selection with a Wasserstein ambiguity radius), </w:t>
+      </w:r>
+      <w:r>
+        <w:rPr>
+          <w:rFonts w:ascii="Consolas" w:hAnsi="Consolas"/>
+          <w:sz w:val="21"/>
+        </w:rPr>
+        <w:t>selection_rollout.py</w:t>
+      </w:r>
+      <w:r>
+        <w:rPr>
+          <w:sz w:val="22"/>
+        </w:rPr>
+        <w:t xml:space="preserve"> (Monte-Carlo rollout), </w:t>
+      </w:r>
+      <w:r>
+        <w:rPr>
+          <w:rFonts w:ascii="Consolas" w:hAnsi="Consolas"/>
+          <w:sz w:val="21"/>
+        </w:rPr>
+        <w:t>selection_whittle.py</w:t>
+      </w:r>
+      <w:r>
+        <w:rPr>
+          <w:sz w:val="22"/>
+        </w:rPr>
+        <w:t xml:space="preserve"> (Whittle-index restless-bandit selection), </w:t>
+      </w:r>
+      <w:r>
+        <w:rPr>
+          <w:rFonts w:ascii="Consolas" w:hAnsi="Consolas"/>
+          <w:sz w:val="21"/>
+        </w:rPr>
+        <w:t>selection_learned.py</w:t>
+      </w:r>
+      <w:r>
+        <w:rPr>
+          <w:sz w:val="22"/>
+        </w:rPr>
+        <w:t xml:space="preserve"> (imitation-learned classifier), </w:t>
+      </w:r>
+      <w:r>
+        <w:rPr>
+          <w:rFonts w:ascii="Consolas" w:hAnsi="Consolas"/>
+          <w:sz w:val="21"/>
+        </w:rPr>
+        <w:t>selection_dispatcher_thompson.py</w:t>
+      </w:r>
+      <w:r>
+        <w:rPr>
+          <w:sz w:val="22"/>
+        </w:rPr>
+        <w:t>/</w:t>
+      </w:r>
+      <w:r>
+        <w:rPr>
+          <w:rFonts w:ascii="Consolas" w:hAnsi="Consolas"/>
+          <w:sz w:val="21"/>
+        </w:rPr>
+        <w:t>selection_dispatcher_portfolio.py</w:t>
+      </w:r>
+      <w:r>
+        <w:rPr>
+          <w:sz w:val="22"/>
+        </w:rPr>
+        <w:t xml:space="preserve"> (bandit strategy-selection meta-policies), plus knapsack/Lagrangian/submodular-greedy/savings variants. A much larger experimental surface than the three baselines this talk focuses on — a natural "what else we tried / what's available for future work" answer if pressed on why only LA/LM/SL were benchmarked.</w:t>
+      </w:r>
+    </w:p>
+    <w:p>
+      <w:pPr>
+        <w:pStyle w:val="Heading2"/>
+      </w:pPr>
+      <w:r>
+        <w:t>Simulator Behavior &amp; Properties</w:t>
+      </w:r>
+    </w:p>
+    <w:p>
+      <w:pPr>
+        <w:spacing w:after="160"/>
+      </w:pPr>
+      <w:r>
+        <w:rPr>
+          <w:b/>
+          <w:sz w:val="22"/>
+        </w:rPr>
+        <w:t>Daily state transition</w:t>
+      </w:r>
+      <w:r>
+        <w:rPr>
+          <w:sz w:val="22"/>
+        </w:rPr>
+        <w:t xml:space="preserve">: orchestrated by </w:t>
+      </w:r>
+      <w:r>
+        <w:rPr>
+          <w:rFonts w:ascii="Consolas" w:hAnsi="Consolas"/>
+          <w:sz w:val="21"/>
+        </w:rPr>
+        <w:t>run_day()</w:t>
+      </w:r>
+      <w:r>
+        <w:rPr>
+          <w:sz w:val="22"/>
+        </w:rPr>
+        <w:t xml:space="preserve"> (</w:t>
+      </w:r>
+      <w:r>
+        <w:rPr>
+          <w:rFonts w:ascii="Consolas" w:hAnsi="Consolas"/>
+          <w:sz w:val="21"/>
+        </w:rPr>
+        <w:t>logic/src/pipeline/simulations/day_context.py</w:t>
+      </w:r>
+      <w:r>
+        <w:rPr>
+          <w:sz w:val="22"/>
+        </w:rPr>
+        <w:t xml:space="preserve">) via a fixed Command-Pattern pipeline: Fill → Mandatory Selection → Route Construction → Route Improvement → Collect → Log. The bin-fill physics: waste lost to overflow is computed before clamping — </w:t>
+      </w:r>
+      <w:r>
+        <w:rPr>
+          <w:rFonts w:ascii="Consolas" w:hAnsi="Consolas"/>
+          <w:sz w:val="21"/>
+        </w:rPr>
+        <w:t>todays_lost = max(real_fill + todays_filling - 100, 0)/100 * volume * density</w:t>
+      </w:r>
+      <w:r>
+        <w:rPr>
+          <w:sz w:val="22"/>
+        </w:rPr>
+        <w:t xml:space="preserve"> (kg) — then fill is clamped to 100%. Overflow is flagged when </w:t>
+      </w:r>
+      <w:r>
+        <w:rPr>
+          <w:rFonts w:ascii="Consolas" w:hAnsi="Consolas"/>
+          <w:sz w:val="21"/>
+        </w:rPr>
+        <w:t>real_fill == 100.0</w:t>
+      </w:r>
+      <w:r>
+        <w:rPr>
+          <w:sz w:val="22"/>
+        </w:rPr>
+        <w:t xml:space="preserve"> exactly — a </w:t>
+      </w:r>
+      <w:r>
+        <w:rPr>
+          <w:b/>
+          <w:sz w:val="22"/>
+        </w:rPr>
+        <w:t>boolean saturation flag</w:t>
+      </w:r>
+      <w:r>
+        <w:rPr>
+          <w:sz w:val="22"/>
+        </w:rPr>
+        <w:t xml:space="preserve">, not a graded penalty; the graded cost is carried separately as </w:t>
+      </w:r>
+      <w:r>
+        <w:rPr>
+          <w:rFonts w:ascii="Consolas" w:hAnsi="Consolas"/>
+          <w:sz w:val="21"/>
+        </w:rPr>
+        <w:t>kg_lost</w:t>
+      </w:r>
+      <w:r>
+        <w:rPr>
+          <w:sz w:val="22"/>
+        </w:rPr>
+        <w:t xml:space="preserve">. Reset-on-visit zeroes both true and observed fill for collected bins and increments the collection counter; profit is </w:t>
+      </w:r>
+      <w:r>
+        <w:rPr>
+          <w:rFonts w:ascii="Consolas" w:hAnsi="Consolas"/>
+          <w:sz w:val="21"/>
+        </w:rPr>
+        <w:t>sum(collected)*revenue - cost*expenses</w:t>
+      </w:r>
+      <w:r>
+        <w:rPr>
+          <w:sz w:val="22"/>
+        </w:rPr>
+        <w:t xml:space="preserve">. </w:t>
+      </w:r>
+      <w:r>
+        <w:rPr>
+          <w:b/>
+          <w:sz w:val="22"/>
+        </w:rPr>
+        <w:t>Unvisited overflowing bins do not carry the lost mass forward</w:t>
+      </w:r>
+      <w:r>
+        <w:rPr>
+          <w:sz w:val="22"/>
+        </w:rPr>
+        <w:t xml:space="preserve"> — the excess is discarded, and fill stays capped at 100%, so a bin left unvisited keeps silently losing waste every subsequent day. Sensor noise (Gaussian) is applied to produce the observed fill used by policies, distinct from ground-truth fill used for the true overflow/loss accounting — a realistic observability gap between what a selection strategy "sees" and what actually happens. Daily reward is </w:t>
+      </w:r>
+      <w:r>
+        <w:rPr>
+          <w:rFonts w:ascii="Consolas" w:hAnsi="Consolas"/>
+          <w:sz w:val="21"/>
+        </w:rPr>
+        <w:t>total_collected - new_overflows - cost</w:t>
+      </w:r>
+      <w:r>
+        <w:rPr>
+          <w:sz w:val="22"/>
+        </w:rPr>
+        <w:t xml:space="preserve"> (note: overflow count, not </w:t>
+      </w:r>
+      <w:r>
+        <w:rPr>
+          <w:rFonts w:ascii="Consolas" w:hAnsi="Consolas"/>
+          <w:sz w:val="21"/>
+        </w:rPr>
+        <w:t>kg_lost</w:t>
+      </w:r>
+      <w:r>
+        <w:rPr>
+          <w:sz w:val="22"/>
+        </w:rPr>
+        <w:t>, is the penalty term in reward, while profit is tracked as a separate primary objective).</w:t>
+      </w:r>
+    </w:p>
+    <w:p>
+      <w:pPr>
+        <w:spacing w:after="160"/>
+      </w:pPr>
+      <w:r>
+        <w:rPr>
+          <w:b/>
+          <w:sz w:val="22"/>
+        </w:rPr>
+        <w:t>Capacity Q / feasibility</w:t>
+      </w:r>
+      <w:r>
+        <w:rPr>
+          <w:sz w:val="22"/>
+        </w:rPr>
+        <w:t xml:space="preserve">: not enforced centrally by the simulator loop — the simulator hands vehicle capacity and the mandatory-bin set to whichever route-constructor adapter is configured, and trusts that adapter's own capacity logic (hard MILP constraint for BPC/exact solvers, penalty or repair-based for metaheuristics). The simulator only recomputes route cost afterward; final km/profit are recomputed during the Collect step. Default </w:t>
+      </w:r>
+      <w:r>
+        <w:rPr>
+          <w:rFonts w:ascii="Consolas" w:hAnsi="Consolas"/>
+          <w:sz w:val="21"/>
+        </w:rPr>
+        <w:t>VEHICLE_CAPACITY = 200.0 kg</w:t>
+      </w:r>
+      <w:r>
+        <w:rPr>
+          <w:sz w:val="22"/>
+        </w:rPr>
+        <w:t xml:space="preserve"> for synthetic instances, passed through config rather than hardcoded per environment.</w:t>
+      </w:r>
+    </w:p>
+    <w:p>
+      <w:pPr>
+        <w:spacing w:after="160"/>
+      </w:pPr>
+      <w:r>
+        <w:rPr>
+          <w:b/>
+          <w:sz w:val="22"/>
+        </w:rPr>
+        <w:t>Waste-generation stochastics</w:t>
+      </w:r>
+      <w:r>
+        <w:rPr>
+          <w:sz w:val="22"/>
+        </w:rPr>
+        <w:t xml:space="preserve">: two generator families. </w:t>
+      </w:r>
+      <w:r>
+        <w:rPr>
+          <w:b/>
+          <w:sz w:val="22"/>
+        </w:rPr>
+        <w:t>Gamma-k</w:t>
+      </w:r>
+      <w:r>
+        <w:rPr>
+          <w:sz w:val="22"/>
+        </w:rPr>
+        <w:t xml:space="preserve">: draws </w:t>
+      </w:r>
+      <w:r>
+        <w:rPr>
+          <w:rFonts w:ascii="Consolas" w:hAnsi="Consolas"/>
+          <w:sz w:val="21"/>
+        </w:rPr>
+        <w:t>rng.gamma(alpha, theta)</w:t>
+      </w:r>
+      <w:r>
+        <w:rPr>
+          <w:sz w:val="22"/>
+        </w:rPr>
+        <w:t xml:space="preserve"> per bin from preset </w:t>
+      </w:r>
+      <w:r>
+        <w:rPr>
+          <w:rFonts w:ascii="Consolas" w:hAnsi="Consolas"/>
+          <w:sz w:val="21"/>
+        </w:rPr>
+        <w:t>(α,θ)</w:t>
+      </w:r>
+      <w:r>
+        <w:rPr>
+          <w:sz w:val="22"/>
+        </w:rPr>
+        <w:t xml:space="preserve"> pairs tiled heterogeneously across bins (e.g. "gamma3" resolves to alternating blocks of </w:t>
+      </w:r>
+      <w:r>
+        <w:rPr>
+          <w:rFonts w:ascii="Consolas" w:hAnsi="Consolas"/>
+          <w:sz w:val="21"/>
+        </w:rPr>
+        <w:t>α=1</w:t>
+      </w:r>
+      <w:r>
+        <w:rPr>
+          <w:sz w:val="22"/>
+        </w:rPr>
+        <w:t xml:space="preserve"> with θ alternating 8/6, and </w:t>
+      </w:r>
+      <w:r>
+        <w:rPr>
+          <w:rFonts w:ascii="Consolas" w:hAnsi="Consolas"/>
+          <w:sz w:val="21"/>
+        </w:rPr>
+        <w:t>α=3</w:t>
+      </w:r>
+      <w:r>
+        <w:rPr>
+          <w:sz w:val="22"/>
+        </w:rPr>
+        <w:t xml:space="preserve"> for other bin groups) — a genuinely heterogeneous, fitted 3-parameter-family Gamma model, not one global Gamma. </w:t>
+      </w:r>
+      <w:r>
+        <w:rPr>
+          <w:b/>
+          <w:sz w:val="22"/>
+        </w:rPr>
+        <w:t>Empirical</w:t>
+      </w:r>
+      <w:r>
+        <w:rPr>
+          <w:sz w:val="22"/>
+        </w:rPr>
+        <w:t xml:space="preserve">: literal bootstrap resampling of historical daily-fill records from a dataset or grid, not a parametric fit. Per-bin accumulation-rate statistics used by selection strategies (means, std) are </w:t>
+      </w:r>
+      <w:r>
+        <w:rPr>
+          <w:b/>
+          <w:sz w:val="22"/>
+        </w:rPr>
+        <w:t>not</w:t>
+      </w:r>
+      <w:r>
+        <w:rPr>
+          <w:sz w:val="22"/>
+        </w:rPr>
+        <w:t xml:space="preserve"> taken from the generator's true parameters — they are estimated online during simulation via </w:t>
+      </w:r>
+      <w:r>
+        <w:rPr>
+          <w:b/>
+          <w:sz w:val="22"/>
+        </w:rPr>
+        <w:t>Welford's algorithm</w:t>
+      </w:r>
+      <w:r>
+        <w:rPr>
+          <w:sz w:val="22"/>
+        </w:rPr>
+        <w:t>, i.e. adaptive running estimates from realized fills (unless a precomputed stats CSV is preloaded).</w:t>
+      </w:r>
+    </w:p>
+    <w:p>
+      <w:pPr>
+        <w:spacing w:after="160"/>
+      </w:pPr>
+      <w:r>
+        <w:rPr>
+          <w:b/>
+          <w:sz w:val="22"/>
+        </w:rPr>
+        <w:t>Vehicle/depot assumptions</w:t>
+      </w:r>
+      <w:r>
+        <w:rPr>
+          <w:sz w:val="22"/>
+        </w:rPr>
+        <w:t xml:space="preserve">: </w:t>
+      </w:r>
+      <w:r>
+        <w:rPr>
+          <w:rFonts w:ascii="Consolas" w:hAnsi="Consolas"/>
+          <w:sz w:val="21"/>
+        </w:rPr>
+        <w:t>n_vehicles=1</w:t>
+      </w:r>
+      <w:r>
+        <w:rPr>
+          <w:sz w:val="22"/>
+        </w:rPr>
+        <w:t xml:space="preserve"> by default and not overridden in any policy config used in this benchmark — confirming the deck's stated limitation of a single vehicle/depot per region. Heterogeneous-fleet machinery is not visibly wired for actual multi-vehicle dispatch elsewhere either. An implicit max-route-duration proxy exists via a hop-count cap sized to instance scale (√n heuristic) for some environment variants; the core waste-collection environments have no explicit time-window term.</w:t>
+      </w:r>
+    </w:p>
+    <w:p>
+      <w:pPr>
+        <w:spacing w:after="160"/>
+      </w:pPr>
+      <w:r>
+        <w:rPr>
+          <w:b/>
+          <w:sz w:val="22"/>
+        </w:rPr>
+        <w:t>Fairness/reproducibility mechanism</w:t>
+      </w:r>
+      <w:r>
+        <w:rPr>
+          <w:sz w:val="22"/>
+        </w:rPr>
+        <w:t xml:space="preserve">: RNG seeding is policy-isolated — a </w:t>
+      </w:r>
+      <w:r>
+        <w:rPr>
+          <w:rFonts w:ascii="Consolas" w:hAnsi="Consolas"/>
+          <w:sz w:val="21"/>
+        </w:rPr>
+        <w:t>policy_seed</w:t>
+      </w:r>
+      <w:r>
+        <w:rPr>
+          <w:sz w:val="22"/>
+        </w:rPr>
+        <w:t xml:space="preserve"> is derived from </w:t>
+      </w:r>
+      <w:r>
+        <w:rPr>
+          <w:rFonts w:ascii="Consolas" w:hAnsi="Consolas"/>
+          <w:sz w:val="21"/>
+        </w:rPr>
+        <w:t>(seed + hash(canonical_policy_name) + day)</w:t>
+      </w:r>
+      <w:r>
+        <w:rPr>
+          <w:sz w:val="22"/>
+        </w:rPr>
+        <w:t xml:space="preserve"> and reseeds all RNG streams per (policy, day, sample), ensuring every algorithm sees </w:t>
+      </w:r>
+      <w:r>
+        <w:rPr>
+          <w:b/>
+          <w:sz w:val="22"/>
+        </w:rPr>
+        <w:t>identical bin-fill draws</w:t>
+      </w:r>
+      <w:r>
+        <w:rPr>
+          <w:sz w:val="22"/>
+        </w:rPr>
+        <w:t xml:space="preserve"> for a fair comparison — this is the concrete mechanism behind the deck's "identical demand realisations" fairness claim on slide 4. Warm-starting across days is handled by carrying a multi-day context object forward between </w:t>
+      </w:r>
+      <w:r>
+        <w:rPr>
+          <w:rFonts w:ascii="Consolas" w:hAnsi="Consolas"/>
+          <w:sz w:val="21"/>
+        </w:rPr>
+        <w:t>run_day</w:t>
+      </w:r>
+      <w:r>
+        <w:rPr>
+          <w:sz w:val="22"/>
+        </w:rPr>
+        <w:t xml:space="preserve"> calls rather than any environment reset.</w:t>
+      </w:r>
+    </w:p>
+    <w:p>
+      <w:pPr>
+        <w:pStyle w:val="Heading2"/>
+      </w:pPr>
+      <w:r>
+        <w:t>Additional Result Conclusions</w:t>
+      </w:r>
+    </w:p>
+    <w:p>
+      <w:pPr>
+        <w:spacing w:after="160"/>
+      </w:pPr>
+      <w:r>
+        <w:rPr>
+          <w:sz w:val="22"/>
+        </w:rPr>
+        <w:t xml:space="preserve">*(Computed directly from </w:t>
+      </w:r>
+      <w:r>
+        <w:rPr>
+          <w:rFonts w:ascii="Consolas" w:hAnsi="Consolas"/>
+          <w:sz w:val="21"/>
+        </w:rPr>
+        <w:t>public/global/simulation/simulation_summary.csv</w:t>
+      </w:r>
+      <w:r>
+        <w:rPr>
+          <w:sz w:val="22"/>
+        </w:rPr>
+        <w:t xml:space="preserve"> / </w:t>
+      </w:r>
+      <w:r>
+        <w:rPr>
+          <w:rFonts w:ascii="Consolas" w:hAnsi="Consolas"/>
+          <w:sz w:val="21"/>
+        </w:rPr>
+        <w:t>simulation_summary_90d.csv</w:t>
+      </w:r>
+      <w:r>
+        <w:rPr>
+          <w:sz w:val="22"/>
+        </w:rPr>
+        <w:t xml:space="preserve"> as a Q&amp;A backup — these refine, and in one case revise, the existing "most robust constructor" framing on the conclusions slide, so read them as a supplement, not a replacement.)*</w:t>
+      </w:r>
+    </w:p>
+    <w:p>
+      <w:pPr>
+        <w:spacing w:after="160"/>
+      </w:pPr>
+      <w:r>
+        <w:rPr>
+          <w:b/>
+          <w:sz w:val="22"/>
+        </w:rPr>
+        <w:t>Pareto-front membership rate (30-day horizon, per scenario)</w:t>
+      </w:r>
+      <w:r>
+        <w:rPr>
+          <w:sz w:val="22"/>
+        </w:rPr>
+        <w:t xml:space="preserve">: recomputing which constructor appears on the non-dominated (min overflows, max kg/km) front in each of the 6 scenario×distribution combinations gives ACO-HH and PG-CLNS tied at the top (4/6 scenarios, 67%), followed by BPC and HGS (3/6, 50%), PSOMA (2/6, 33%), ALNS and SANS (1/6, 17%), and SWC-TCF (0/6). This slightly refines the deck's existing "BPC and PG-CLNS are the most frequent Pareto-front constructors" bullet — the more precise statement is that </w:t>
+      </w:r>
+      <w:r>
+        <w:rPr>
+          <w:b/>
+          <w:sz w:val="22"/>
+        </w:rPr>
+        <w:t>ACO-HH ties PG-CLNS for the most frequent front membership</w:t>
+      </w:r>
+      <w:r>
+        <w:rPr>
+          <w:sz w:val="22"/>
+        </w:rPr>
+        <w:t>, with BPC a close second alongside HGS.</w:t>
+      </w:r>
+    </w:p>
+    <w:p>
+      <w:pPr>
+        <w:spacing w:after="160"/>
+      </w:pPr>
+      <w:r>
+        <w:rPr>
+          <w:b/>
+          <w:sz w:val="22"/>
+        </w:rPr>
+        <w:t>Execution time spread is large and worth having ready</w:t>
+      </w:r>
+      <w:r>
+        <w:rPr>
+          <w:sz w:val="22"/>
+        </w:rPr>
+        <w:t>: mean per-run wall-clock time at 30 days ranges from ACO-HH (~620s) and PSOMA (~1090s) at the fast end, through SWC-TCF/ALNS/BPC (~1100-1200s), up to PG-CLNS (~2040s), HGS (~2440s), and SANS (~2590s) at the slow end — roughly a 4x spread between the fastest and slowest constructor at the same horizon. At 90 days the spread widens further and reorders somewhat (ACO-HH ~1680s fastest; SANS ~9760s mean, ~25000s max slowest) — the extra-heavyweight metaheuristics (SANS, HGS, PG-CLNS) get proportionally more expensive as the horizon grows, while ACO-HH stays comparatively cheap throughout. This is the concrete backup for the "simulation run execution time" KPI and the natural answer to "what did it cost to run BPC/exact methods vs. the heuristics" — note BPC is not the most expensive constructor by wall-clock; several metaheuristics cost more time per run than the exact B&amp;B-and-price solver at this problem scale.</w:t>
+      </w:r>
+    </w:p>
+    <w:p>
+      <w:pPr>
+        <w:spacing w:after="160"/>
+      </w:pPr>
+      <w:r>
+        <w:rPr>
+          <w:b/>
+          <w:sz w:val="22"/>
+        </w:rPr>
+        <w:t>Horizon robustness is more nuanced than "stable 30→90 days"</w:t>
+      </w:r>
+      <w:r>
+        <w:rPr>
+          <w:sz w:val="22"/>
+        </w:rPr>
+        <w:t xml:space="preserve">: mean overflow counts blow up sharply for some constructors between the 30-day and 90-day horizons — SWC-TCF (~40x), HGS (~5.4x), BPC (~3.6x), PG-CLNS (~2.7x) — while ACO-HH, PSOMA, and SANS stay close to flat (~1.0-1.1x). Median overflow ratios (less sensitive to outliers) tell a similar but softer story: SWC-TCF ~6.9x, HGS ~4.6x, BPC ~4.0x, PG-CLNS ~2.75x, vs. ACO-HH ~1.75x, SANS ~1.44x, PSOMA ~1.12x. </w:t>
+      </w:r>
+      <w:r>
+        <w:rPr>
+          <w:b/>
+          <w:sz w:val="22"/>
+        </w:rPr>
+        <w:t>Caveat for Q&amp;A</w:t>
+      </w:r>
+      <w:r>
+        <w:rPr>
+          <w:sz w:val="22"/>
+        </w:rPr>
+        <w:t xml:space="preserve">: the mean-based numbers are heavily influenced by a small number of extreme outlier rows (three 30-day rows and two 90-day rows exceed 500 overflows, all concentrated in the Figueira da Foz / Gamma-3 / 350-bin scenario, mostly under the LA strategy paired with SWC-TCF — e.g. a single 90-day SWC-TCF/LA/FFZ-350/Gamma-3 cell reaches 23,886 overflows). This reads as a specific pathological configuration (a large, high-variance Gamma-3 instance where SWC-TCF's monolithic MILP formulation likely times out or degrades badly under LA's bundling behavior) rather than a universal property of SWC-TCF — if asked "is SWC-TCF just bad at scale," the fairer answer is "one demanding scenario dominates its mean; its median degradation (~7x) is still real but less extreme," and this is exactly the kind of result that motivates the future-work item on richer, constructor-specific timeout/fallback handling at long horizons. Either way, </w:t>
+      </w:r>
+      <w:r>
+        <w:rPr>
+          <w:b/>
+          <w:sz w:val="22"/>
+        </w:rPr>
+        <w:t>ACO-HH's low sensitivity to horizon extension across both mean and median is the most defensible "most robust" claim</w:t>
+      </w:r>
+      <w:r>
+        <w:rPr>
+          <w:sz w:val="22"/>
+        </w:rPr>
+        <w:t xml:space="preserve"> to make confidently under questioning, refining the deck's existing "ACO-HH is the most robust across scenarios and horizons" bullet with concrete numbers rather than leaving it qualitative.</w:t>
+      </w:r>
+    </w:p>
+    <w:p>
+      <w:pPr>
+        <w:spacing w:after="160"/>
+      </w:pPr>
+      <w:r>
+        <w:rPr>
+          <w:b/>
+          <w:sz w:val="22"/>
+        </w:rPr>
+        <w:t>kg/km efficiency is comparatively stable across horizons for every constructor</w:t>
+      </w:r>
+      <w:r>
+        <w:rPr>
+          <w:sz w:val="22"/>
+        </w:rPr>
+        <w:t xml:space="preserve"> (deltas of roughly ±0.3-1.1 kg/km on a scale of ~5-8 kg/km baseline, both directions), supporting the deck's existing "KG/KM stays consistent" claim without needing revision — efficiency does not degrade the way overflow counts do, consistent with efficiency being driven mainly by route geometry (which doesn't change much with horizon length) rather than by cumulative overflow risk (which mechanically compounds the longer bins go unvisited).</w:t>
+      </w:r>
+    </w:p>
+    <w:p>
+      <w:pPr>
+        <w:pStyle w:val="Heading2"/>
+      </w:pPr>
+      <w:r>
+        <w:t>Limitations &amp; Future Work — Additional Remarks</w:t>
+      </w:r>
+    </w:p>
+    <w:p>
+      <w:pPr>
+        <w:spacing w:after="160"/>
+      </w:pPr>
+      <w:r>
+        <w:rPr>
+          <w:sz w:val="22"/>
+        </w:rPr>
+        <w:t>Beyond the deck's stated limitations (single vehicle type/depot per region, waste models calibrated on limited data, 90-day runs restricted to 30-day Pareto-front policies), the codebase research above surfaces several more specific, code-verifiable caveats worth having ready:</w:t>
+      </w:r>
+    </w:p>
+    <w:p>
+      <w:pPr>
+        <w:pStyle w:val="ListBullet"/>
+        <w:spacing w:after="80"/>
+      </w:pPr>
+      <w:r>
+        <w:rPr>
+          <w:b/>
+          <w:sz w:val="22"/>
+        </w:rPr>
+        <w:t>Exact methods are not exact under the hood in this benchmark's time budget.</w:t>
+      </w:r>
+      <w:r>
+        <w:rPr>
+          <w:sz w:val="22"/>
+        </w:rPr>
+        <w:t xml:space="preserve"> Both BPC (60s default time limit, </w:t>
+      </w:r>
+      <w:r>
+        <w:rPr>
+          <w:rFonts w:ascii="Consolas" w:hAnsi="Consolas"/>
+          <w:sz w:val="21"/>
+        </w:rPr>
+        <w:t>max_bb_nodes=1000</w:t>
+      </w:r>
+      <w:r>
+        <w:rPr>
+          <w:sz w:val="22"/>
+        </w:rPr>
+        <w:t>, RCSPP label caps) and SWC-TCF (60s default MIP time limit) are configured with tight wall-clock budgets for this benchmark's scale, and both have documented non-exact fallback paths on timeout (BPC falls back to CG warm-start greedy routes; SWC-TCF's OR-Tools wrapper falls back to the native Gurobi path on a solver-creation failure signal). Reported "exact method" results should be understood as "best incumbent found within budget," not necessarily certified optimal, for larger instances (FFZ-350 in particular) — this is a defensible, code-grounded answer if challenged on whether BPC/SWC-TCF results are truly optimal.</w:t>
+      </w:r>
+    </w:p>
+    <w:p>
+      <w:pPr>
+        <w:pStyle w:val="ListBullet"/>
+        <w:spacing w:after="80"/>
+      </w:pPr>
+      <w:r>
+        <w:rPr>
+          <w:b/>
+          <w:sz w:val="22"/>
+        </w:rPr>
+        <w:t>PG-CLNS's documented operator suite is broader than what actually runs.</w:t>
+      </w:r>
+      <w:r>
+        <w:rPr>
+          <w:sz w:val="22"/>
+        </w:rPr>
+        <w:t xml:space="preserve"> Shaw removal, string removal, regret-k insertion, blink-insertion, and all five intensification moves (2-opt intra/star, 3-opt intra, swap*, or-opt) are implemented and exported by the codebase but not wired into the LNS solver PG-CLNS actually uses — a concrete "known gap between design intent and current wiring" that is honest to disclose rather than risk being caught out on, and a natural, low-effort future-work item (wiring the already-implemented operators back in) rather than new algorithm development.</w:t>
+      </w:r>
+    </w:p>
+    <w:p>
+      <w:pPr>
+        <w:pStyle w:val="ListBullet"/>
+        <w:spacing w:after="80"/>
+      </w:pPr>
+      <w:r>
+        <w:rPr>
+          <w:b/>
+          <w:sz w:val="22"/>
+        </w:rPr>
+        <w:t>CLS optimizes distance only, not profit.</w:t>
+      </w:r>
+      <w:r>
+        <w:rPr>
+          <w:sz w:val="22"/>
+        </w:rPr>
+        <w:t xml:space="preserve"> As detailed above, CLS's neighborhood moves compute deltas purely from edge-distance differences; profit/revenue never enters the acceptance criterion, only capacity feasibility does. A profit-aware local search variant (mirroring the profit-aware destroy/repair operators already used elsewhere in ALNS/PG-CLNS) is a natural, concrete extension distinct from the deck's existing "neural constructors" future-work bullet.</w:t>
+      </w:r>
+    </w:p>
+    <w:p>
+      <w:pPr>
+        <w:pStyle w:val="ListBullet"/>
+        <w:spacing w:after="80"/>
+      </w:pPr>
+      <w:r>
+        <w:rPr>
+          <w:b/>
+          <w:sz w:val="22"/>
+        </w:rPr>
+        <w:t>Fast-TSP's large-instance behavior is a third-party black box.</w:t>
+      </w:r>
+      <w:r>
+        <w:rPr>
+          <w:sz w:val="22"/>
+        </w:rPr>
+        <w:t xml:space="preserve"> The SLS fallback beyond ~20 nodes runs inside a closed compiled binary; this repo cannot fully verify its internal move set from source. If asked about its worst-case behavior or theoretical guarantees beyond the exact-solver regime, the honest answer is "delegated to a well-used third-party package documented as stochastic local search; internals not independently verified here."</w:t>
+      </w:r>
+    </w:p>
+    <w:p>
+      <w:pPr>
+        <w:pStyle w:val="ListBullet"/>
+        <w:spacing w:after="80"/>
+      </w:pPr>
+      <w:r>
+        <w:rPr>
+          <w:b/>
+          <w:sz w:val="22"/>
+        </w:rPr>
+        <w:t>SL's confidence parameter is a hand-set constant, not a computed quantile</w:t>
+      </w:r>
+      <w:r>
+        <w:rPr>
+          <w:sz w:val="22"/>
+        </w:rPr>
+        <w:t>, and both its mean/variance inputs are cold-start-biased online (Welford) estimates rather than ground-truth distribution parameters — so SL's implied overflow-probability guarantee is only as good as the Gaussian approximation and the estimator's convergence, particularly early in a simulation horizon. This nuances any claim that SL provides a formal statistical guarantee.</w:t>
+      </w:r>
+    </w:p>
+    <w:p>
+      <w:pPr>
+        <w:pStyle w:val="ListBullet"/>
+        <w:spacing w:after="80"/>
+      </w:pPr>
+      <w:r>
+        <w:rPr>
+          <w:b/>
+          <w:sz w:val="22"/>
+        </w:rPr>
+        <w:t>A much larger experimental surface already exists in the codebase but isn't benchmarked here</w:t>
+      </w:r>
+      <w:r>
+        <w:rPr>
+          <w:sz w:val="22"/>
+        </w:rPr>
+        <w:t>: roughly 25 additional mandatory-selection strategies (CVaR, Wasserstein-DRO, Monte-Carlo rollout, Whittle-index bandit, imitation-learned, bandit-based meta-selection among strategies, etc.) beyond LA/LM/SL, and a comparable breadth of additional route constructors beyond the eight benchmarked (matheuristics, learning-heuristic hybrids, additional hyper-heuristics). This directly supports and extends the deck's "neural constructors in the same pipeline" future-work bullet — the pipeline's plugin architecture (uniform factory/registry pattern across all policy families) is designed to make swapping in any of these, including neural ones, a configuration change rather than an integration project.</w:t>
+      </w:r>
+    </w:p>
+    <w:p>
+      <w:pPr>
+        <w:pStyle w:val="ListBullet"/>
+        <w:spacing w:after="80"/>
+      </w:pPr>
+      <w:r>
+        <w:rPr>
+          <w:b/>
+          <w:sz w:val="22"/>
+        </w:rPr>
+        <w:t>Horizon-dependent instability (see Additional Result Conclusions above) suggests a concrete methodological future-work item</w:t>
+      </w:r>
+      <w:r>
+        <w:rPr>
+          <w:sz w:val="22"/>
+        </w:rPr>
+        <w:t>: rather than only extending the improver/constructor set, adding horizon-adaptive time budgets or constructor-specific fallback/repair strategies for long-horizon runs (especially for SWC-TCF and HGS, whose overflow counts grow fastest with horizon length) would directly address an observed weakness rather than a hypothetical one.</w:t>
       </w:r>
     </w:p>
     <w:sectPr>

--- a/assets/windows/wsmart_route_results.docx
+++ b/assets/windows/wsmart_route_results.docx
@@ -548,15 +548,18 @@
         <w:pStyle w:val="Heading2"/>
       </w:pPr>
       <w:r>
-        <w:t>Route Constructors</w:t>
+        <w:t>Concepts &amp; Terminology — Big-Picture Primer</w:t>
       </w:r>
     </w:p>
     <w:p>
       <w:pPr>
-        <w:pStyle w:val="Heading3"/>
-      </w:pPr>
-      <w:r>
-        <w:t>BPC (Branch-Price-and-Cut)</w:t>
+        <w:spacing w:after="160"/>
+      </w:pPr>
+      <w:r>
+        <w:rPr>
+          <w:sz w:val="22"/>
+        </w:rPr>
+        <w:t>*(A quick reference for the framing terms used throughout this appendix, so the per-algorithm sections below can be read without stopping to look anything up.)*</w:t>
       </w:r>
     </w:p>
     <w:p>
@@ -568,39 +571,13 @@
           <w:b/>
           <w:sz w:val="22"/>
         </w:rPr>
-        <w:t>Code</w:t>
+        <w:t>Local search / neighborhood search.</w:t>
       </w:r>
       <w:r>
         <w:rPr>
           <w:sz w:val="22"/>
         </w:rPr>
-        <w:t xml:space="preserve">: </w:t>
-      </w:r>
-      <w:r>
-        <w:rPr>
-          <w:rFonts w:ascii="Consolas" w:hAnsi="Consolas"/>
-          <w:sz w:val="21"/>
-        </w:rPr>
-        <w:t>logic/src/policies/route_construction/exact_and_decomposition_solvers/branch_and_price_and_cut/{policy_bpc.py,bpc_engine.py,params.py}</w:t>
-      </w:r>
-      <w:r>
-        <w:rPr>
-          <w:sz w:val="22"/>
-        </w:rPr>
-        <w:t xml:space="preserve">, with heavy supporting logic in </w:t>
-      </w:r>
-      <w:r>
-        <w:rPr>
-          <w:rFonts w:ascii="Consolas" w:hAnsi="Consolas"/>
-          <w:sz w:val="21"/>
-        </w:rPr>
-        <w:t>logic/src/policies/helpers/solvers_and_matheuristics/{master_problem/model.py, pricing/solver.py, search/cutting_planes.py, search/column_generation.py, branching/strategies.py}</w:t>
-      </w:r>
-      <w:r>
-        <w:rPr>
-          <w:sz w:val="22"/>
-        </w:rPr>
-        <w:t>.</w:t>
+        <w:t xml:space="preserve"> Start from one candidate solution (e.g. one set of routes) and repeatedly look at its "neighbors" — solutions reachable by one small, well-defined modification, called a move (swap two bins, reverse a segment of a route, relocate one bin elsewhere). If a neighbor is better, move to it; repeat until no neighboring move improves things any further — a local optimum. "Neighborhood search" is the general framework (what counts as a neighbor, how the neighborhood is explored); "local search" is the specific strategy of always moving toward improving neighbors (hill-climbing). Cycling through several different move types in increasing complexity, restarting from the cheapest whenever a move succeeds, is called Variable Neighborhood Descent — this is what the deck's Classical Local Search (CLS) improver does.</w:t>
       </w:r>
     </w:p>
     <w:p>
@@ -612,369 +589,57 @@
           <w:b/>
           <w:sz w:val="22"/>
         </w:rPr>
-        <w:t>Master formulation</w:t>
+        <w:t>Trajectory-based vs. population-based search.</w:t>
       </w:r>
       <w:r>
         <w:rPr>
           <w:sz w:val="22"/>
         </w:rPr>
-        <w:t xml:space="preserve"> (</w:t>
-      </w:r>
-      <w:r>
-        <w:rPr>
-          <w:rFonts w:ascii="Consolas" w:hAnsi="Consolas"/>
-          <w:sz w:val="21"/>
-        </w:rPr>
-        <w:t>VRPPMasterProblem.build_model</w:t>
-      </w:r>
-      <w:r>
-        <w:rPr>
-          <w:sz w:val="22"/>
-        </w:rPr>
-        <w:t xml:space="preserve">, </w:t>
-      </w:r>
-      <w:r>
-        <w:rPr>
-          <w:rFonts w:ascii="Consolas" w:hAnsi="Consolas"/>
-          <w:sz w:val="21"/>
-        </w:rPr>
-        <w:t>master_problem/model.py:210-267</w:t>
-      </w:r>
-      <w:r>
-        <w:rPr>
-          <w:sz w:val="22"/>
-        </w:rPr>
-        <w:t xml:space="preserve">): a route-column set-partitioning/set-covering LP. Binary variables </w:t>
-      </w:r>
-      <w:r>
-        <w:rPr>
-          <w:rFonts w:ascii="Consolas" w:hAnsi="Consolas"/>
-          <w:sz w:val="21"/>
-        </w:rPr>
-        <w:t>route_k</w:t>
-      </w:r>
-      <w:r>
-        <w:rPr>
-          <w:sz w:val="22"/>
-        </w:rPr>
-        <w:t xml:space="preserve"> (one per generated </w:t>
-      </w:r>
-      <w:r>
-        <w:rPr>
-          <w:rFonts w:ascii="Consolas" w:hAnsi="Consolas"/>
-          <w:sz w:val="21"/>
-        </w:rPr>
-        <w:t>Route</w:t>
-      </w:r>
-      <w:r>
-        <w:rPr>
-          <w:sz w:val="22"/>
-        </w:rPr>
-        <w:t xml:space="preserve">), objective coefficient = </w:t>
-      </w:r>
-      <w:r>
-        <w:rPr>
-          <w:rFonts w:ascii="Consolas" w:hAnsi="Consolas"/>
-          <w:sz w:val="21"/>
-        </w:rPr>
-        <w:t>route.profit</w:t>
-      </w:r>
-      <w:r>
-        <w:rPr>
-          <w:sz w:val="22"/>
-        </w:rPr>
-        <w:t xml:space="preserve"> (revenue minus travel cost of that route), maximized. Mandatory nodes get </w:t>
-      </w:r>
-      <w:r>
-        <w:rPr>
-          <w:rFonts w:ascii="Consolas" w:hAnsi="Consolas"/>
-          <w:sz w:val="21"/>
-        </w:rPr>
-        <w:t>Σ_k δ_ik λ_k == 1</w:t>
-      </w:r>
-      <w:r>
-        <w:rPr>
-          <w:sz w:val="22"/>
-        </w:rPr>
-        <w:t xml:space="preserve"> if </w:t>
-      </w:r>
-      <w:r>
-        <w:rPr>
-          <w:rFonts w:ascii="Consolas" w:hAnsi="Consolas"/>
-          <w:sz w:val="21"/>
-        </w:rPr>
-        <w:t>strict_set_partitioning</w:t>
-      </w:r>
-      <w:r>
-        <w:rPr>
-          <w:sz w:val="22"/>
-        </w:rPr>
-        <w:t xml:space="preserve"> (forced when Ryan-Foster branching is active), else </w:t>
-      </w:r>
-      <w:r>
-        <w:rPr>
-          <w:rFonts w:ascii="Consolas" w:hAnsi="Consolas"/>
-          <w:sz w:val="21"/>
-        </w:rPr>
-        <w:t>&gt;= 1</w:t>
-      </w:r>
-      <w:r>
-        <w:rPr>
-          <w:sz w:val="22"/>
-        </w:rPr>
-        <w:t xml:space="preserve">; optional nodes get packing constraints </w:t>
-      </w:r>
-      <w:r>
-        <w:rPr>
-          <w:rFonts w:ascii="Consolas" w:hAnsi="Consolas"/>
-          <w:sz w:val="21"/>
-        </w:rPr>
-        <w:t>Σ_k δ_ik λ_k &lt;= 1</w:t>
-      </w:r>
-      <w:r>
-        <w:rPr>
-          <w:sz w:val="22"/>
-        </w:rPr>
-        <w:t xml:space="preserve"> (model.py:245-260). A fleet-size cut </w:t>
-      </w:r>
-      <w:r>
-        <w:rPr>
-          <w:rFonts w:ascii="Consolas" w:hAnsi="Consolas"/>
-          <w:sz w:val="21"/>
-        </w:rPr>
-        <w:t>Σ λ_k &lt;= vehicle_limit</w:t>
-      </w:r>
-      <w:r>
-        <w:rPr>
-          <w:sz w:val="22"/>
-        </w:rPr>
-        <w:t xml:space="preserve"> is added when a vehicle cap is supplied. No Big-M artificial variables are used — infeasible RMPs are handled via Farkas dual-ray extraction (</w:t>
-      </w:r>
-      <w:r>
-        <w:rPr>
-          <w:rFonts w:ascii="Consolas" w:hAnsi="Consolas"/>
-          <w:sz w:val="21"/>
-        </w:rPr>
-        <w:t>_handle_infeasibility</w:t>
-      </w:r>
-      <w:r>
-        <w:rPr>
-          <w:sz w:val="22"/>
-        </w:rPr>
-        <w:t xml:space="preserve">) to drive Phase-I pricing (Barnhart et al. 2000 §3), and the code explicitly documents that Big-M would "suppress infeasibility and deadlock the Phase I/Farkas loop." Gurobi is configured with </w:t>
-      </w:r>
-      <w:r>
-        <w:rPr>
-          <w:rFonts w:ascii="Consolas" w:hAnsi="Consolas"/>
-          <w:sz w:val="21"/>
-        </w:rPr>
-        <w:t>Method=1</w:t>
-      </w:r>
-      <w:r>
-        <w:rPr>
-          <w:sz w:val="22"/>
-        </w:rPr>
-        <w:t xml:space="preserve"> (dual simplex, for LP reoptimization after adding columns/cuts) and </w:t>
-      </w:r>
-      <w:r>
-        <w:rPr>
-          <w:rFonts w:ascii="Consolas" w:hAnsi="Consolas"/>
-          <w:sz w:val="21"/>
-        </w:rPr>
-        <w:t>InfUnbdInfo=1</w:t>
-      </w:r>
-      <w:r>
-        <w:rPr>
-          <w:sz w:val="22"/>
-        </w:rPr>
-        <w:t xml:space="preserve"> for ray extraction.</w:t>
-      </w:r>
-    </w:p>
-    <w:p>
-      <w:pPr>
-        <w:spacing w:after="160"/>
-      </w:pPr>
+        <w:t xml:space="preserve"> These are the two broad families every metaheuristic in this benchmark falls into. A </w:t>
+      </w:r>
       <w:r>
         <w:rPr>
           <w:b/>
           <w:sz w:val="22"/>
         </w:rPr>
-        <w:t>Pricing subproblem</w:t>
+        <w:t>trajectory-based</w:t>
       </w:r>
       <w:r>
         <w:rPr>
           <w:sz w:val="22"/>
         </w:rPr>
-        <w:t xml:space="preserve">: </w:t>
-      </w:r>
-      <w:r>
-        <w:rPr>
-          <w:rFonts w:ascii="Consolas" w:hAnsi="Consolas"/>
-          <w:sz w:val="21"/>
-        </w:rPr>
-        <w:t>RCSPPSolver._label_correcting_algorithm</w:t>
-      </w:r>
-      <w:r>
-        <w:rPr>
-          <w:sz w:val="22"/>
-        </w:rPr>
-        <w:t xml:space="preserve"> (</w:t>
-      </w:r>
-      <w:r>
-        <w:rPr>
-          <w:rFonts w:ascii="Consolas" w:hAnsi="Consolas"/>
-          <w:sz w:val="21"/>
-        </w:rPr>
-        <w:t>pricing/solver.py:599</w:t>
-      </w:r>
-      <w:r>
-        <w:rPr>
-          <w:sz w:val="22"/>
-        </w:rPr>
-        <w:t xml:space="preserve">) — a resource-constrained shortest-path label-correcting DP over the full node graph (depot + n customers), with load as the resource dimension, run as a max-heap on reduced cost. It supports </w:t>
+        <w:t xml:space="preserve"> method keeps exactly one current solution alive at a time and evolves it step by step — its history traces a single path ("trajectory") through solution space. Simulated annealing, tabu search, and adaptive large-neighborhood search are all trajectory-based: there is one incumbent, and every iteration perturbs or repairs that solution. A </w:t>
       </w:r>
       <w:r>
         <w:rPr>
           <w:b/>
           <w:sz w:val="22"/>
         </w:rPr>
-        <w:t>ng-route relaxation</w:t>
+        <w:t>population-based</w:t>
       </w:r>
       <w:r>
         <w:rPr>
           <w:sz w:val="22"/>
         </w:rPr>
-        <w:t xml:space="preserve"> (Baldacci et al. 2011) via </w:t>
-      </w:r>
-      <w:r>
-        <w:rPr>
-          <w:rFonts w:ascii="Consolas" w:hAnsi="Consolas"/>
-          <w:sz w:val="21"/>
-        </w:rPr>
-        <w:t>ng_neighborhoods</w:t>
-      </w:r>
-      <w:r>
-        <w:rPr>
-          <w:sz w:val="22"/>
-        </w:rPr>
-        <w:t xml:space="preserve"> (</w:t>
-      </w:r>
-      <w:r>
-        <w:rPr>
-          <w:rFonts w:ascii="Consolas" w:hAnsi="Consolas"/>
-          <w:sz w:val="21"/>
-        </w:rPr>
-        <w:t>ng_neighborhood_size</w:t>
-      </w:r>
-      <w:r>
-        <w:rPr>
-          <w:sz w:val="22"/>
-        </w:rPr>
-        <w:t xml:space="preserve">, default 8) to keep near-elementarity without full elementary-path complexity, plus optional </w:t>
-      </w:r>
+        <w:t xml:space="preserve"> method instead keeps a whole set of candidate solutions alive simultaneously and evolves the set as a group — new solutions are produced by combining or comparing multiple existing ones, and weak members are discarded in favor of stronger ones. Genetic algorithms and particle swarm methods are population-based. Trajectory methods are cheaper per iteration and simpler to reason about; population methods explore more of the solution space in parallel and are less prone to getting permanently stuck, at the cost of more memory and computation per iteration.</w:t>
+      </w:r>
+    </w:p>
+    <w:p>
+      <w:pPr>
+        <w:spacing w:after="160"/>
+      </w:pPr>
       <w:r>
         <w:rPr>
           <w:b/>
           <w:sz w:val="22"/>
         </w:rPr>
-        <w:t>DSSR</w:t>
+        <w:t>Evolutionary algorithms.</w:t>
       </w:r>
       <w:r>
         <w:rPr>
           <w:sz w:val="22"/>
         </w:rPr>
-        <w:t xml:space="preserve"> (Decremental State-Space Relaxation, Righini &amp; Salani 2008, </w:t>
-      </w:r>
-      <w:r>
-        <w:rPr>
-          <w:rFonts w:ascii="Consolas" w:hAnsi="Consolas"/>
-          <w:sz w:val="21"/>
-        </w:rPr>
-        <w:t>enable_dssr</w:t>
-      </w:r>
-      <w:r>
-        <w:rPr>
-          <w:sz w:val="22"/>
-        </w:rPr>
-        <w:t>/</w:t>
-      </w:r>
-      <w:r>
-        <w:rPr>
-          <w:rFonts w:ascii="Consolas" w:hAnsi="Consolas"/>
-          <w:sz w:val="21"/>
-        </w:rPr>
-        <w:t>dssr_max_iters</w:t>
-      </w:r>
-      <w:r>
-        <w:rPr>
-          <w:sz w:val="22"/>
-        </w:rPr>
-        <w:t xml:space="preserve">) to iteratively add cycling vertices to ng-memory until routes become elementary. Reduced-cost formula per the module docstring: </w:t>
-      </w:r>
-      <w:r>
-        <w:rPr>
-          <w:rFonts w:ascii="Consolas" w:hAnsi="Consolas"/>
-          <w:sz w:val="21"/>
-        </w:rPr>
-        <w:t>c'_k = c_k - Σ π_i δ_ik - Σ π_S a_Sk - Σ γ_lm α_lm^k</w:t>
-      </w:r>
-      <w:r>
-        <w:rPr>
-          <w:sz w:val="22"/>
-        </w:rPr>
-        <w:t xml:space="preserve">, i.e. node duals, generic cut duals, and LCI arc-lifting duals </w:t>
-      </w:r>
-      <w:r>
-        <w:rPr>
-          <w:rFonts w:ascii="Consolas" w:hAnsi="Consolas"/>
-          <w:sz w:val="21"/>
-        </w:rPr>
-        <w:t>γ_lm</w:t>
-      </w:r>
-      <w:r>
-        <w:rPr>
-          <w:sz w:val="22"/>
-        </w:rPr>
-        <w:t xml:space="preserve"> all modify arc costs inside </w:t>
-      </w:r>
-      <w:r>
-        <w:rPr>
-          <w:rFonts w:ascii="Consolas" w:hAnsi="Consolas"/>
-          <w:sz w:val="21"/>
-        </w:rPr>
-        <w:t>_extend_label</w:t>
-      </w:r>
-      <w:r>
-        <w:rPr>
-          <w:sz w:val="22"/>
-        </w:rPr>
-        <w:t xml:space="preserve"> (</w:t>
-      </w:r>
-      <w:r>
-        <w:rPr>
-          <w:rFonts w:ascii="Consolas" w:hAnsi="Consolas"/>
-          <w:sz w:val="21"/>
-        </w:rPr>
-        <w:t>pricing/solver.py:898</w:t>
-      </w:r>
-      <w:r>
-        <w:rPr>
-          <w:sz w:val="22"/>
-        </w:rPr>
-        <w:t xml:space="preserve">). "Reduced-cost arc fixing" (Irnich et al. 2010, </w:t>
-      </w:r>
-      <w:r>
-        <w:rPr>
-          <w:rFonts w:ascii="Consolas" w:hAnsi="Consolas"/>
-          <w:sz w:val="21"/>
-        </w:rPr>
-        <w:t>enable_reduced_cost_arc_fixing</w:t>
-      </w:r>
-      <w:r>
-        <w:rPr>
-          <w:sz w:val="22"/>
-        </w:rPr>
-        <w:t>) prunes pricing arcs whose minimum achievable reduced cost cannot beat the current incumbent gap.</w:t>
+        <w:t xml:space="preserve"> A population-based family directly inspired by biological evolution. Maintain a population of individuals (candidate solutions), and each generation: select parents (favoring fitter individuals, "survival of the fittest"), recombine pairs of parents via crossover (splice together pieces of two parent solutions to produce offspring that inherit traits from both), and occasionally mutate offspring (small random change), then replace weaker population members with the new offspring. Repeated over many generations, this drifts the population toward better solutions without ever needing gradient information — useful for combinatorial problems like routing where there's no natural notion of a "derivative."</w:t>
       </w:r>
     </w:p>
     <w:p>
@@ -986,247 +651,13 @@
           <w:b/>
           <w:sz w:val="22"/>
         </w:rPr>
-        <w:t>Cuts</w:t>
+        <w:t>Memetic algorithms / memetic search.</w:t>
       </w:r>
       <w:r>
         <w:rPr>
           <w:sz w:val="22"/>
         </w:rPr>
-        <w:t xml:space="preserve">: </w:t>
-      </w:r>
-      <w:r>
-        <w:rPr>
-          <w:rFonts w:ascii="Consolas" w:hAnsi="Consolas"/>
-          <w:sz w:val="21"/>
-        </w:rPr>
-        <w:t>params.cutting_planes</w:t>
-      </w:r>
-      <w:r>
-        <w:rPr>
-          <w:sz w:val="22"/>
-        </w:rPr>
-        <w:t xml:space="preserve"> defaults to </w:t>
-      </w:r>
-      <w:r>
-        <w:rPr>
-          <w:rFonts w:ascii="Consolas" w:hAnsi="Consolas"/>
-          <w:sz w:val="21"/>
-        </w:rPr>
-        <w:t>"saturated_arc_lci"</w:t>
-      </w:r>
-      <w:r>
-        <w:rPr>
-          <w:sz w:val="22"/>
-        </w:rPr>
-        <w:t xml:space="preserve"> — deliberately not Rounded Capacity Cuts, per an explicit "Bug #1 fix" comment in </w:t>
-      </w:r>
-      <w:r>
-        <w:rPr>
-          <w:rFonts w:ascii="Consolas" w:hAnsi="Consolas"/>
-          <w:sz w:val="21"/>
-        </w:rPr>
-        <w:t>params.py:73-77</w:t>
-      </w:r>
-      <w:r>
-        <w:rPr>
-          <w:sz w:val="22"/>
-        </w:rPr>
-        <w:t xml:space="preserve"> stating RCC (Lysgaard 2004) postdates Barnhart-Hane-Vance (2000) and that Lifted Cover Inequalities on saturated arcs (</w:t>
-      </w:r>
-      <w:r>
-        <w:rPr>
-          <w:rFonts w:ascii="Consolas" w:hAnsi="Consolas"/>
-          <w:sz w:val="21"/>
-        </w:rPr>
-        <w:t>SaturatedArcLCIEngine</w:t>
-      </w:r>
-      <w:r>
-        <w:rPr>
-          <w:sz w:val="22"/>
-        </w:rPr>
-        <w:t xml:space="preserve">, </w:t>
-      </w:r>
-      <w:r>
-        <w:rPr>
-          <w:rFonts w:ascii="Consolas" w:hAnsi="Consolas"/>
-          <w:sz w:val="21"/>
-        </w:rPr>
-        <w:t>cutting_planes.py:1056</w:t>
-      </w:r>
-      <w:r>
-        <w:rPr>
-          <w:sz w:val="22"/>
-        </w:rPr>
-        <w:t xml:space="preserve">) is what replicates the paper's §6 experimental setup (Tables 3-4). </w:t>
-      </w:r>
-      <w:r>
-        <w:rPr>
-          <w:rFonts w:ascii="Consolas" w:hAnsi="Consolas"/>
-          <w:sz w:val="21"/>
-        </w:rPr>
-        <w:t>PhysicalCapacityLCIEngine</w:t>
-      </w:r>
-      <w:r>
-        <w:rPr>
-          <w:sz w:val="22"/>
-        </w:rPr>
-        <w:t xml:space="preserve"> (line 894) is the alternate LCI family for node/vehicle-capacity knapsacks, lifted via the Gu-Nemhauser-Savelsbergh (1995a) exact sequence-independent procedure. Beyond the paper, a </w:t>
-      </w:r>
-      <w:r>
-        <w:rPr>
-          <w:rFonts w:ascii="Consolas" w:hAnsi="Consolas"/>
-          <w:sz w:val="21"/>
-        </w:rPr>
-        <w:t>CompositeCuttingPlaneEngine</w:t>
-      </w:r>
-      <w:r>
-        <w:rPr>
-          <w:sz w:val="22"/>
-        </w:rPr>
-        <w:t xml:space="preserve"> always layers in VRPP-specific supplemental engines regardless of </w:t>
-      </w:r>
-      <w:r>
-        <w:rPr>
-          <w:rFonts w:ascii="Consolas" w:hAnsi="Consolas"/>
-          <w:sz w:val="21"/>
-        </w:rPr>
-        <w:t>cutting_planes_name</w:t>
-      </w:r>
-      <w:r>
-        <w:rPr>
-          <w:sz w:val="22"/>
-        </w:rPr>
-        <w:t xml:space="preserve">: </w:t>
-      </w:r>
-      <w:r>
-        <w:rPr>
-          <w:rFonts w:ascii="Consolas" w:hAnsi="Consolas"/>
-          <w:sz w:val="21"/>
-        </w:rPr>
-        <w:t>MinCutInequalityEngine</w:t>
-      </w:r>
-      <w:r>
-        <w:rPr>
-          <w:sz w:val="22"/>
-        </w:rPr>
-        <w:t xml:space="preserve">, </w:t>
-      </w:r>
-      <w:r>
-        <w:rPr>
-          <w:rFonts w:ascii="Consolas" w:hAnsi="Consolas"/>
-          <w:sz w:val="21"/>
-        </w:rPr>
-        <w:t>TriangleCliqueCutEngine</w:t>
-      </w:r>
-      <w:r>
-        <w:rPr>
-          <w:sz w:val="22"/>
-        </w:rPr>
-        <w:t xml:space="preserve">, </w:t>
-      </w:r>
-      <w:r>
-        <w:rPr>
-          <w:rFonts w:ascii="Consolas" w:hAnsi="Consolas"/>
-          <w:sz w:val="21"/>
-        </w:rPr>
-        <w:t>LimitedMemoryRank1CutEngine</w:t>
-      </w:r>
-      <w:r>
-        <w:rPr>
-          <w:sz w:val="22"/>
-        </w:rPr>
-        <w:t xml:space="preserve"> (3-SRI-style rank-1 cuts, Jepsen et al. 2008), </w:t>
-      </w:r>
-      <w:r>
-        <w:rPr>
-          <w:rFonts w:ascii="Consolas" w:hAnsi="Consolas"/>
-          <w:sz w:val="21"/>
-        </w:rPr>
-        <w:t>NodeProfitBoundEngine</w:t>
-      </w:r>
-      <w:r>
-        <w:rPr>
-          <w:sz w:val="22"/>
-        </w:rPr>
-        <w:t xml:space="preserve">, </w:t>
-      </w:r>
-      <w:r>
-        <w:rPr>
-          <w:rFonts w:ascii="Consolas" w:hAnsi="Consolas"/>
-          <w:sz w:val="21"/>
-        </w:rPr>
-        <w:t>PathEliminationEngine</w:t>
-      </w:r>
-      <w:r>
-        <w:rPr>
-          <w:sz w:val="22"/>
-        </w:rPr>
-        <w:t xml:space="preserve">. </w:t>
-      </w:r>
-      <w:r>
-        <w:rPr>
-          <w:rFonts w:ascii="Consolas" w:hAnsi="Consolas"/>
-          <w:sz w:val="21"/>
-        </w:rPr>
-        <w:t>RoundedCapacityCutEngine</w:t>
-      </w:r>
-      <w:r>
-        <w:rPr>
-          <w:sz w:val="22"/>
-        </w:rPr>
-        <w:t xml:space="preserve"> (RCC), </w:t>
-      </w:r>
-      <w:r>
-        <w:rPr>
-          <w:rFonts w:ascii="Consolas" w:hAnsi="Consolas"/>
-          <w:sz w:val="21"/>
-        </w:rPr>
-        <w:t>SubsetRowCutEngine</w:t>
-      </w:r>
-      <w:r>
-        <w:rPr>
-          <w:sz w:val="22"/>
-        </w:rPr>
-        <w:t xml:space="preserve">, </w:t>
-      </w:r>
-      <w:r>
-        <w:rPr>
-          <w:rFonts w:ascii="Consolas" w:hAnsi="Consolas"/>
-          <w:sz w:val="21"/>
-        </w:rPr>
-        <w:t>EdgeCliqueCutEngine</w:t>
-      </w:r>
-      <w:r>
-        <w:rPr>
-          <w:sz w:val="22"/>
-        </w:rPr>
-        <w:t xml:space="preserve">, </w:t>
-      </w:r>
-      <w:r>
-        <w:rPr>
-          <w:rFonts w:ascii="Consolas" w:hAnsi="Consolas"/>
-          <w:sz w:val="21"/>
-        </w:rPr>
-        <w:t>RoundedMultistarCutEngine</w:t>
-      </w:r>
-      <w:r>
-        <w:rPr>
-          <w:sz w:val="22"/>
-        </w:rPr>
-        <w:t xml:space="preserve"> also exist as selectable/composited engines. Cuts are filtered for near-duplication via </w:t>
-      </w:r>
-      <w:r>
-        <w:rPr>
-          <w:rFonts w:ascii="Consolas" w:hAnsi="Consolas"/>
-          <w:sz w:val="21"/>
-        </w:rPr>
-        <w:t>cut_orthogonality_threshold</w:t>
-      </w:r>
-      <w:r>
-        <w:rPr>
-          <w:sz w:val="22"/>
-        </w:rPr>
-        <w:t xml:space="preserve"> (cosine-similarity ceiling, default 0.8).</w:t>
+        <w:t xml:space="preserve"> An evolutionary algorithm hybridized with local search: after crossover produces an offspring, that offspring is immediately locally improved (an "education" or "refinement" step) before being considered for the population. The name plays on Richard Dawkins' "meme" (a unit of learned/cultural information, as opposed to a "gene") — the idea being that individuals don't just inherit genetic material, they also learn (locally improve) within their own lifetime. This combination — global exploration from evolution, local exploitation from search — is why memetic methods are consistently among the strongest metaheuristics for routing problems; both HGS and PSOMA in this benchmark are memetic algorithms, though built on different population mechanisms (genetic vs. swarm).</w:t>
       </w:r>
     </w:p>
     <w:p>
@@ -1238,195 +669,39 @@
           <w:b/>
           <w:sz w:val="22"/>
         </w:rPr>
-        <w:t>Branching</w:t>
+        <w:t>Swarm intelligence.</w:t>
       </w:r>
       <w:r>
         <w:rPr>
           <w:sz w:val="22"/>
         </w:rPr>
-        <w:t xml:space="preserve">: default </w:t>
-      </w:r>
-      <w:r>
-        <w:rPr>
-          <w:rFonts w:ascii="Consolas" w:hAnsi="Consolas"/>
-          <w:sz w:val="21"/>
-        </w:rPr>
-        <w:t>branching_strategy="divergence"</w:t>
-      </w:r>
-      <w:r>
-        <w:rPr>
-          <w:sz w:val="22"/>
-        </w:rPr>
-        <w:t xml:space="preserve"> = </w:t>
-      </w:r>
-      <w:r>
-        <w:rPr>
-          <w:rFonts w:ascii="Consolas" w:hAnsi="Consolas"/>
-          <w:sz w:val="21"/>
-        </w:rPr>
-        <w:t>MultiEdgePartitionBranching.find_divergence_node</w:t>
-      </w:r>
-      <w:r>
-        <w:rPr>
-          <w:sz w:val="22"/>
-        </w:rPr>
-        <w:t xml:space="preserve"> (</w:t>
-      </w:r>
-      <w:r>
-        <w:rPr>
-          <w:rFonts w:ascii="Consolas" w:hAnsi="Consolas"/>
-          <w:sz w:val="21"/>
-        </w:rPr>
-        <w:t>branching/strategies.py:191</w:t>
-      </w:r>
-      <w:r>
-        <w:rPr>
-          <w:sz w:val="22"/>
-        </w:rPr>
-        <w:t xml:space="preserve">), an explicit re-implementation of BHV2000 §4.3: trace the two highest-λ fractional routes step-by-step from the depot to their first divergence node </w:t>
-      </w:r>
-      <w:r>
-        <w:rPr>
-          <w:rFonts w:ascii="Consolas" w:hAnsi="Consolas"/>
-          <w:sz w:val="21"/>
-        </w:rPr>
-        <w:t>d</w:t>
-      </w:r>
-      <w:r>
-        <w:rPr>
-          <w:sz w:val="22"/>
-        </w:rPr>
-        <w:t xml:space="preserve">; partition outgoing arcs there into </w:t>
-      </w:r>
-      <w:r>
-        <w:rPr>
-          <w:rFonts w:ascii="Consolas" w:hAnsi="Consolas"/>
-          <w:sz w:val="21"/>
-        </w:rPr>
-        <w:t>arc_set_1</w:t>
-      </w:r>
-      <w:r>
-        <w:rPr>
-          <w:sz w:val="22"/>
-        </w:rPr>
-        <w:t>/</w:t>
-      </w:r>
-      <w:r>
-        <w:rPr>
-          <w:rFonts w:ascii="Consolas" w:hAnsi="Consolas"/>
-          <w:sz w:val="21"/>
-        </w:rPr>
-        <w:t>arc_set_2</w:t>
-      </w:r>
-      <w:r>
-        <w:rPr>
-          <w:sz w:val="22"/>
-        </w:rPr>
-        <w:t xml:space="preserve"> by aggregate λ-weight (a balanced-median split, going beyond the paper's simple two-arc split to avoid "thin" branches). DFS node ordering follows the paper's §3.2 rule literally (</w:t>
-      </w:r>
-      <w:r>
-        <w:rPr>
-          <w:rFonts w:ascii="Consolas" w:hAnsi="Consolas"/>
-          <w:sz w:val="21"/>
-        </w:rPr>
-        <w:t>prefer_shorter_path_dfs=True</w:t>
-      </w:r>
-      <w:r>
-        <w:rPr>
-          <w:sz w:val="22"/>
-        </w:rPr>
-        <w:t xml:space="preserve">): the child forbidding the longer path's arc set is explored first. </w:t>
+        <w:t xml:space="preserve"> A population-based family inspired by the collective behavior of decentralized natural systems — bird flocks, ant colonies — where simple individual agents following local rules produce intelligent group behavior with no central controller. The two classic instances used here are </w:t>
       </w:r>
       <w:r>
         <w:rPr>
           <w:b/>
           <w:sz w:val="22"/>
         </w:rPr>
-        <w:t>Before</w:t>
+        <w:t>Particle Swarm Optimization</w:t>
       </w:r>
       <w:r>
         <w:rPr>
           <w:sz w:val="22"/>
         </w:rPr>
-        <w:t xml:space="preserve"> arc/RF branching, the engine runs a VRPP-specific hierarchical </w:t>
+        <w:t xml:space="preserve"> (each "particle" is a candidate solution that moves through solution space, pulled toward both its own best-ever position and the swarm's best-ever position) and </w:t>
       </w:r>
       <w:r>
         <w:rPr>
           <w:b/>
           <w:sz w:val="22"/>
         </w:rPr>
-        <w:t>node-visitation (y_v) branching</w:t>
+        <w:t>Ant Colony Optimization</w:t>
       </w:r>
       <w:r>
         <w:rPr>
           <w:sz w:val="22"/>
         </w:rPr>
-        <w:t xml:space="preserve"> step (</w:t>
-      </w:r>
-      <w:r>
-        <w:rPr>
-          <w:rFonts w:ascii="Consolas" w:hAnsi="Consolas"/>
-          <w:sz w:val="21"/>
-        </w:rPr>
-        <w:t>enable_node_visitation_branching=True</w:t>
-      </w:r>
-      <w:r>
-        <w:rPr>
-          <w:sz w:val="22"/>
-        </w:rPr>
-        <w:t xml:space="preserve">, citing Boussier/Feillet/Gendreau 2007 and Pessoa et al. 2020) via </w:t>
-      </w:r>
-      <w:r>
-        <w:rPr>
-          <w:rFonts w:ascii="Consolas" w:hAnsi="Consolas"/>
-          <w:sz w:val="21"/>
-        </w:rPr>
-        <w:t>HierarchicalStrongBranching.find_best_y_branching</w:t>
-      </w:r>
-      <w:r>
-        <w:rPr>
-          <w:sz w:val="22"/>
-        </w:rPr>
-        <w:t xml:space="preserve"> — this is the mechanism that resolves the "should node i even be visited" question that classical BHV2000 (an all-covering flow problem) never had to answer (see VRPP adaptation below). Ryan-Foster (1981) node-pair branching (</w:t>
-      </w:r>
-      <w:r>
-        <w:rPr>
-          <w:rFonts w:ascii="Consolas" w:hAnsi="Consolas"/>
-          <w:sz w:val="21"/>
-        </w:rPr>
-        <w:t>RyanFosterBranching</w:t>
-      </w:r>
-      <w:r>
-        <w:rPr>
-          <w:sz w:val="22"/>
-        </w:rPr>
-        <w:t xml:space="preserve">) is also available and, when selected, forces </w:t>
-      </w:r>
-      <w:r>
-        <w:rPr>
-          <w:rFonts w:ascii="Consolas" w:hAnsi="Consolas"/>
-          <w:sz w:val="21"/>
-        </w:rPr>
-        <w:t>master.strict_set_partitioning = True</w:t>
-      </w:r>
-      <w:r>
-        <w:rPr>
-          <w:sz w:val="22"/>
-        </w:rPr>
-        <w:t xml:space="preserve"> for polyhedral correctness. Falls back to </w:t>
-      </w:r>
-      <w:r>
-        <w:rPr>
-          <w:rFonts w:ascii="Consolas" w:hAnsi="Consolas"/>
-          <w:sz w:val="21"/>
-        </w:rPr>
-        <w:t>EdgeBranching.find_branching_arc</w:t>
-      </w:r>
-      <w:r>
-        <w:rPr>
-          <w:sz w:val="22"/>
-        </w:rPr>
-        <w:t xml:space="preserve"> if divergence finds no candidate at a fractional node.</w:t>
+        <w:t xml:space="preserve"> (virtual "ants" build solutions step by step, probabilistically favoring paths with more accumulated pheromone; good paths get reinforced over successive ants, bad ones evaporate away).</w:t>
       </w:r>
     </w:p>
     <w:p>
@@ -1438,174 +713,60 @@
           <w:b/>
           <w:sz w:val="22"/>
         </w:rPr>
-        <w:t>VRPP adaptation (profitable subset selection)</w:t>
+        <w:t>Metaheuristic vs. hyper-heuristic.</w:t>
       </w:r>
       <w:r>
         <w:rPr>
           <w:sz w:val="22"/>
         </w:rPr>
-        <w:t xml:space="preserve">: unlike BHV2000's all-node-covering ODIMCF, WSmart-Route's VRPP allows not visiting optional nodes. This is handled at three levels: (1) master problem uses </w:t>
-      </w:r>
-      <w:r>
-        <w:rPr>
-          <w:rFonts w:ascii="Consolas" w:hAnsi="Consolas"/>
-          <w:sz w:val="21"/>
-        </w:rPr>
-        <w:t>&lt;= 1</w:t>
-      </w:r>
-      <w:r>
-        <w:rPr>
-          <w:sz w:val="22"/>
-        </w:rPr>
-        <w:t xml:space="preserve"> packing (not </w:t>
-      </w:r>
-      <w:r>
-        <w:rPr>
-          <w:rFonts w:ascii="Consolas" w:hAnsi="Consolas"/>
-          <w:sz w:val="21"/>
-        </w:rPr>
-        <w:t>== 1</w:t>
-      </w:r>
-      <w:r>
-        <w:rPr>
-          <w:sz w:val="22"/>
-        </w:rPr>
-        <w:t xml:space="preserve">) for optional nodes so a column simply omitting a node is legal; (2) pricing maximizes reduced-cost profit rather than solving a pure shortest path, so RCSPP naturally drops unprofitable nodes; (3) the added </w:t>
-      </w:r>
+        <w:t xml:space="preserve"> A metaheuristic is a general-purpose, problem-independent strategy for exploring a solution space (simulated annealing, genetic algorithms, ant colony optimization) — it searches directly over solutions. A hyper-heuristic instead searches over heuristics: rather than deciding "swap these two bins," it decides "apply the swap operator next" (or the 2-opt operator, or the removal-and-reinsertion operator), delegating the actual solution modification to whichever low-level heuristic it picked. It is a search one level of abstraction higher — a heuristic for choosing heuristics — which is why the deck frames it separately from the seven "regular" metaheuristics.</w:t>
+      </w:r>
+    </w:p>
+    <w:p>
+      <w:pPr>
+        <w:spacing w:after="160"/>
+      </w:pPr>
       <w:r>
         <w:rPr>
           <w:b/>
           <w:sz w:val="22"/>
         </w:rPr>
-        <w:t>node-visitation branching</w:t>
+        <w:t>Exact methods: branching, bounding, cutting, pricing.</w:t>
       </w:r>
       <w:r>
         <w:rPr>
           <w:sz w:val="22"/>
         </w:rPr>
-        <w:t xml:space="preserve"> layer explicitly branches on </w:t>
-      </w:r>
-      <w:r>
-        <w:rPr>
-          <w:rFonts w:ascii="Consolas" w:hAnsi="Consolas"/>
-          <w:sz w:val="21"/>
-        </w:rPr>
-        <w:t>y_v ∈ {0,1}</w:t>
-      </w:r>
-      <w:r>
-        <w:rPr>
-          <w:sz w:val="22"/>
-        </w:rPr>
-        <w:t xml:space="preserve"> (visit/don't-visit) ahead of arc-level decisions to resolve "profit-selection × routing duality." Additionally, a pre-BPC MIP knapsack heuristic, </w:t>
-      </w:r>
-      <w:r>
-        <w:rPr>
-          <w:rFonts w:ascii="Consolas" w:hAnsi="Consolas"/>
-          <w:sz w:val="21"/>
-        </w:rPr>
-        <w:t>_select_nodes_knapsack</w:t>
-      </w:r>
-      <w:r>
-        <w:rPr>
-          <w:sz w:val="22"/>
-        </w:rPr>
-        <w:t xml:space="preserve"> (</w:t>
-      </w:r>
-      <w:r>
-        <w:rPr>
-          <w:rFonts w:ascii="Consolas" w:hAnsi="Consolas"/>
-          <w:sz w:val="21"/>
-        </w:rPr>
-        <w:t>bpc_engine.py:181</w:t>
-      </w:r>
-      <w:r>
-        <w:rPr>
-          <w:sz w:val="22"/>
-        </w:rPr>
-        <w:t>), can prune the optional-node set before RCSPP ever runs, using a Clarke-Wright-style insertion-cost estimate and a capacity/size-bounded 0-1 knapsack solved via Gurobi (</w:t>
-      </w:r>
-      <w:r>
-        <w:rPr>
-          <w:rFonts w:ascii="Consolas" w:hAnsi="Consolas"/>
-          <w:sz w:val="21"/>
-        </w:rPr>
-        <w:t>params.knapsack_proc_selection</w:t>
-      </w:r>
-      <w:r>
-        <w:rPr>
-          <w:sz w:val="22"/>
-        </w:rPr>
-        <w:t>); it is a heuristic size-reduction step, not exact, with a fallback to top-k by net value on solver failure.</w:t>
-      </w:r>
-    </w:p>
-    <w:p>
-      <w:pPr>
-        <w:spacing w:after="160"/>
-      </w:pPr>
+        <w:t xml:space="preserve"> Branch-and-Bound systematically explores a tree of partial decisions (e.g. "is this arc used or not"), computing a bound at each node (typically by relaxing the integrality requirement and solving the resulting continuous problem) that predicts the best possible outcome below that node; if the bound is worse than the best integer solution already found (the incumbent), the whole branch is discarded ("pruned") without being explored — this is what makes exhaustive search tractable. Cutting planes ("cuts") are extra inequalities added to that continuous relaxation that exclude fractional, non-integer solutions without ever excluding a real (integer-feasible) one — tightening the bound and shrinking the tree further. Column generation ("pricing") is the third ingredient used when the solution is built from an astronomically large set of possible pieces (here: possible vehicle routes) — rather than listing every possible route upfront, the method starts with a small workable subset and repeatedly solves a small "pricing" subproblem to find one new route that would improve the objective, adding it only when useful. </w:t>
+      </w:r>
       <w:r>
         <w:rPr>
           <w:b/>
           <w:sz w:val="22"/>
         </w:rPr>
-        <w:t>Other mechanisms</w:t>
+        <w:t>Branch-Price-and-Cut</w:t>
       </w:r>
       <w:r>
         <w:rPr>
           <w:sz w:val="22"/>
         </w:rPr>
-        <w:t>: Lagrangian-relaxation pre-pruning (</w:t>
-      </w:r>
-      <w:r>
-        <w:rPr>
-          <w:rFonts w:ascii="Consolas" w:hAnsi="Consolas"/>
-          <w:sz w:val="21"/>
-        </w:rPr>
-        <w:t>lr_pre_pruning</w:t>
-      </w:r>
-      <w:r>
-        <w:rPr>
-          <w:sz w:val="22"/>
-        </w:rPr>
-        <w:t xml:space="preserve">, subgradient over the uncapacitated OP relaxation, </w:t>
-      </w:r>
-      <w:r>
-        <w:rPr>
-          <w:rFonts w:ascii="Consolas" w:hAnsi="Consolas"/>
-          <w:sz w:val="21"/>
-        </w:rPr>
-        <w:t>lr_max_subgradient_iters</w:t>
-      </w:r>
-      <w:r>
-        <w:rPr>
-          <w:sz w:val="22"/>
-        </w:rPr>
-        <w:t xml:space="preserve">, </w:t>
-      </w:r>
-      <w:r>
-        <w:rPr>
-          <w:rFonts w:ascii="Consolas" w:hAnsi="Consolas"/>
-          <w:sz w:val="21"/>
-        </w:rPr>
-        <w:t>lr_op_time_limit</w:t>
-      </w:r>
-      <w:r>
-        <w:rPr>
-          <w:sz w:val="22"/>
-        </w:rPr>
-        <w:t xml:space="preserve">) prunes B&amp;B nodes before invoking column generation; optional LR warm-start seeds CG with the λ*-optimal OP route. </w:t>
-      </w:r>
-      <w:r>
-        <w:rPr>
-          <w:rFonts w:ascii="Consolas" w:hAnsi="Consolas"/>
-          <w:sz w:val="21"/>
-        </w:rPr>
-        <w:t>cg_at_root_only</w:t>
-      </w:r>
-      <w:r>
-        <w:rPr>
-          <w:sz w:val="22"/>
-        </w:rPr>
-        <w:t xml:space="preserve"> replicates BHV2000 Table 2 (CG restricted to root, later nodes only re-solve LP over the frozen pool). Column-pool deduplication and dual smoothing (Wentges 1997) are available.</w:t>
+        <w:t xml:space="preserve"> combines all three: branch-and-bound for the tree, pricing to generate routes on demand, and cuts to tighten the bound at each node — the standard architecture for provably-optimal vehicle routing at meaningful scale.</w:t>
+      </w:r>
+    </w:p>
+    <w:p>
+      <w:pPr>
+        <w:pStyle w:val="Heading2"/>
+      </w:pPr>
+      <w:r>
+        <w:t>Route Constructors</w:t>
+      </w:r>
+    </w:p>
+    <w:p>
+      <w:pPr>
+        <w:pStyle w:val="Heading3"/>
+      </w:pPr>
+      <w:r>
+        <w:t>BPC (Branch-Price-and-Cut)</w:t>
       </w:r>
     </w:p>
     <w:p>
@@ -1617,104 +778,13 @@
           <w:b/>
           <w:sz w:val="22"/>
         </w:rPr>
-        <w:t>Limitations / scalability caveats visible in code</w:t>
+        <w:t>Big picture.</w:t>
       </w:r>
       <w:r>
         <w:rPr>
           <w:sz w:val="22"/>
         </w:rPr>
-        <w:t xml:space="preserve">: </w:t>
-      </w:r>
-      <w:r>
-        <w:rPr>
-          <w:rFonts w:ascii="Consolas" w:hAnsi="Consolas"/>
-          <w:sz w:val="21"/>
-        </w:rPr>
-        <w:t>max_bb_nodes</w:t>
-      </w:r>
-      <w:r>
-        <w:rPr>
-          <w:sz w:val="22"/>
-        </w:rPr>
-        <w:t xml:space="preserve"> default 1000, </w:t>
-      </w:r>
-      <w:r>
-        <w:rPr>
-          <w:rFonts w:ascii="Consolas" w:hAnsi="Consolas"/>
-          <w:sz w:val="21"/>
-        </w:rPr>
-        <w:t>time_limit</w:t>
-      </w:r>
-      <w:r>
-        <w:rPr>
-          <w:sz w:val="22"/>
-        </w:rPr>
-        <w:t xml:space="preserve"> default 60s wall-clock (checked at both global and per-node granularity, with root node capped at 40% of remaining budget); </w:t>
-      </w:r>
-      <w:r>
-        <w:rPr>
-          <w:rFonts w:ascii="Consolas" w:hAnsi="Consolas"/>
-          <w:sz w:val="21"/>
-        </w:rPr>
-        <w:t>rcspp_timeout=30s</w:t>
-      </w:r>
-      <w:r>
-        <w:rPr>
-          <w:sz w:val="22"/>
-        </w:rPr>
-        <w:t xml:space="preserve"> and </w:t>
-      </w:r>
-      <w:r>
-        <w:rPr>
-          <w:rFonts w:ascii="Consolas" w:hAnsi="Consolas"/>
-          <w:sz w:val="21"/>
-        </w:rPr>
-        <w:t>rcspp_max_labels=1e6</w:t>
-      </w:r>
-      <w:r>
-        <w:rPr>
-          <w:sz w:val="22"/>
-        </w:rPr>
-        <w:t xml:space="preserve"> are hard safety caps on the pricer to prevent label-space explosion — DP is not exhaustive by default (ng-relaxation trades bound tightness for tractability). On timeout with no integer incumbent, </w:t>
-      </w:r>
-      <w:r>
-        <w:rPr>
-          <w:rFonts w:ascii="Consolas" w:hAnsi="Consolas"/>
-          <w:sz w:val="21"/>
-        </w:rPr>
-        <w:t>run_bpc</w:t>
-      </w:r>
-      <w:r>
-        <w:rPr>
-          <w:sz w:val="22"/>
-        </w:rPr>
-        <w:t xml:space="preserve"> falls back to returning the mandatory-only greedy-insertion routes computed as CG warm-start columns (</w:t>
-      </w:r>
-      <w:r>
-        <w:rPr>
-          <w:rFonts w:ascii="Consolas" w:hAnsi="Consolas"/>
-          <w:sz w:val="21"/>
-        </w:rPr>
-        <w:t>bpc_engine.py:970-975</w:t>
-      </w:r>
-      <w:r>
-        <w:rPr>
-          <w:sz w:val="22"/>
-        </w:rPr>
-        <w:t xml:space="preserve">), i.e. a non-exact fallback profit, not a proven-optimal or even feasible-improved answer. </w:t>
-      </w:r>
-      <w:r>
-        <w:rPr>
-          <w:rFonts w:ascii="Consolas" w:hAnsi="Consolas"/>
-          <w:sz w:val="21"/>
-        </w:rPr>
-        <w:t>strong_branching_heuristic</w:t>
-      </w:r>
-      <w:r>
-        <w:rPr>
-          <w:sz w:val="22"/>
-        </w:rPr>
-        <w:t xml:space="preserve"> is explicitly disabled by default with a code comment noting it is "a heuristic proxy that returns the top pre-sorted divergence candidate without solving any child LP relaxations" — not true strong branching — and should not be enabled without further implementation work.</w:t>
+        <w:t xml:space="preserve"> BPC is the "no compromises" solver in this benchmark: rather than heuristically guessing good routes, it proves optimality by exploring a formal search tree, generating candidate routes on demand instead of enumerating all of them (there are far too many possible routes to list for anything but toy instances), and tightening its own bounds with extra inequalities along the way. Its central intellectual challenge here is not the base optimization method but the adaptation to VRPP: classical BPC formulations assume every node must be visited (a covering problem); this benchmark's problem instead lets the solver choose which bins are worth visiting, which changes both what is generated during pricing and what the branching tree needs to decide.</w:t>
       </w:r>
     </w:p>
     <w:p>
@@ -1726,21 +796,13 @@
           <w:b/>
           <w:sz w:val="22"/>
         </w:rPr>
-        <w:t>Citations found in code</w:t>
+        <w:t>Formulation.</w:t>
       </w:r>
       <w:r>
         <w:rPr>
           <w:sz w:val="22"/>
         </w:rPr>
-        <w:t>: Barnhart, Hane &amp; Vance (2000, OR 48(2):318-326) — primary architectural reference; Barnhart et al. (1998, OR 46(3):316-329); Baldacci et al. (2011, ng-route relaxation); Ryan &amp; Foster (1981); Lysgaard et al. (2004, RCC); Jepsen et al. (2008, SRI); Gu, Nemhauser &amp; Savelsbergh (1995a, LCI lifting); Wentges (1997, dual smoothing); Righini &amp; Salani (2008, DSSR); Irnich et al. (2010, reduced-cost arc fixing); Boussier, Feillet &amp; Gendreau (2007) and Pessoa et al. (2020) for node-visitation branching.</w:t>
-      </w:r>
-    </w:p>
-    <w:p>
-      <w:pPr>
-        <w:pStyle w:val="Heading3"/>
-      </w:pPr>
-      <w:r>
-        <w:t>SWC-TCF (Smart Waste Collection — Two-Commodity Flow)</w:t>
+        <w:t xml:space="preserve"> The master problem is a route-selection linear program: each column is one complete candidate route, and the LP picks a subset of routes (weighted 0/1) that maximizes total profit while respecting that mandatory bins must be covered exactly once and optional bins at most once. Infeasibility in this relaxed LP is resolved via a formal dual-based mechanism (a "Phase I" procedure) rather than the common shortcut of penalizing infeasibility with a large constant, which the implementation deliberately avoids because it can mask real infeasibility signals and stall the search.</w:t>
       </w:r>
     </w:p>
     <w:p>
@@ -1752,26 +814,13 @@
           <w:b/>
           <w:sz w:val="22"/>
         </w:rPr>
-        <w:t>Code</w:t>
+        <w:t>Pricing (route generation).</w:t>
       </w:r>
       <w:r>
         <w:rPr>
           <w:sz w:val="22"/>
         </w:rPr>
-        <w:t xml:space="preserve">: </w:t>
-      </w:r>
-      <w:r>
-        <w:rPr>
-          <w:rFonts w:ascii="Consolas" w:hAnsi="Consolas"/>
-          <w:sz w:val="21"/>
-        </w:rPr>
-        <w:t>logic/src/policies/route_construction/exact_and_decomposition_solvers/smart_waste_collection_two_commodity_flow/{policy_swc_tcf.py, dispatcher.py, gurobi.py, ortools_wrapper.py, pyomo_wrapper.py, params.py}</w:t>
-      </w:r>
-      <w:r>
-        <w:rPr>
-          <w:sz w:val="22"/>
-        </w:rPr>
-        <w:t>. Directly cites Ramos, Morais &amp; Barbosa-Póvoa (2018, Expert Systems with Applications 103:146-158), and the code implements their "smart collection approach" model (equations 11-21), itself an extension of Baldacci, Hadjiconstantinou &amp; Mingozzi (2004)'s two-commodity-flow CVRP formulation.</w:t>
+        <w:t xml:space="preserve"> New candidate routes are generated by solving a constrained shortest-path problem over the bin graph, where "cost" incorporates the master problem's current dual prices — a route only gets generated if it could plausibly improve the current solution. Because a fully exact shortest-path search over all possible routes (avoiding revisiting any bin) is itself intractable at scale, the pricer uses a relaxed notion of a "simple" route (near-elementary rather than strictly elementary paths) that trades a small amount of bound tightness for tractability, with a mechanism to tighten this relaxation adaptively if it starts producing routes that revisit bins too often.</w:t>
       </w:r>
     </w:p>
     <w:p>
@@ -1783,195 +832,31 @@
           <w:b/>
           <w:sz w:val="22"/>
         </w:rPr>
-        <w:t>Formulation</w:t>
+        <w:t>Cuts.</w:t>
       </w:r>
       <w:r>
         <w:rPr>
           <w:sz w:val="22"/>
         </w:rPr>
-        <w:t xml:space="preserve"> (</w:t>
-      </w:r>
-      <w:r>
-        <w:rPr>
-          <w:rFonts w:ascii="Consolas" w:hAnsi="Consolas"/>
-          <w:sz w:val="21"/>
-        </w:rPr>
-        <w:t>gurobi.py:_run_gurobi_optimizer</w:t>
-      </w:r>
-      <w:r>
-        <w:rPr>
-          <w:sz w:val="22"/>
-        </w:rPr>
-        <w:t xml:space="preserve">, lines 79-168; replicated in </w:t>
-      </w:r>
-      <w:r>
-        <w:rPr>
-          <w:rFonts w:ascii="Consolas" w:hAnsi="Consolas"/>
-          <w:sz w:val="21"/>
-        </w:rPr>
-        <w:t>ortools_wrapper.py</w:t>
-      </w:r>
-      <w:r>
-        <w:rPr>
-          <w:sz w:val="22"/>
-        </w:rPr>
-        <w:t xml:space="preserve"> and </w:t>
-      </w:r>
-      <w:r>
-        <w:rPr>
-          <w:rFonts w:ascii="Consolas" w:hAnsi="Consolas"/>
-          <w:sz w:val="21"/>
-        </w:rPr>
-        <w:t>pyomo_wrapper.py</w:t>
-      </w:r>
-      <w:r>
-        <w:rPr>
-          <w:sz w:val="22"/>
-        </w:rPr>
-        <w:t xml:space="preserve">): binary </w:t>
-      </w:r>
-      <w:r>
-        <w:rPr>
-          <w:rFonts w:ascii="Consolas" w:hAnsi="Consolas"/>
-          <w:sz w:val="21"/>
-        </w:rPr>
-        <w:t>x[i,j]</w:t>
-      </w:r>
-      <w:r>
-        <w:rPr>
-          <w:sz w:val="22"/>
-        </w:rPr>
-        <w:t xml:space="preserve"> (arc used), binary </w:t>
-      </w:r>
-      <w:r>
-        <w:rPr>
-          <w:rFonts w:ascii="Consolas" w:hAnsi="Consolas"/>
-          <w:sz w:val="21"/>
-        </w:rPr>
-        <w:t>g[i]</w:t>
-      </w:r>
-      <w:r>
-        <w:rPr>
-          <w:sz w:val="22"/>
-        </w:rPr>
-        <w:t xml:space="preserve"> (node i visited — the profit/service-level selection variable), integer </w:t>
-      </w:r>
-      <w:r>
-        <w:rPr>
-          <w:rFonts w:ascii="Consolas" w:hAnsi="Consolas"/>
-          <w:sz w:val="21"/>
-        </w:rPr>
-        <w:t>k_var</w:t>
-      </w:r>
-      <w:r>
-        <w:rPr>
-          <w:sz w:val="22"/>
-        </w:rPr>
-        <w:t xml:space="preserve"> (vehicles used), plus two </w:t>
-      </w:r>
+        <w:t xml:space="preserve"> Beyond the base formulation, the solver adds several families of valid inequalities that exclude fractional (non-integer) solutions from the relaxation without ever excluding a real feasible route-plan — this shrinks the search tree substantially. The specific cut family chosen here (lifted cover inequalities on saturated arcs) was selected deliberately to match the intended reference methodology rather than the more commonly used "rounded capacity cuts," which postdate that reference and were not part of its published experimental design. On top of that, several VRPP-specific cut families are always layered in — targeting minimum cuts, triangle-clique structure, and node-profit bounds — since the profitable-subset-selection aspect of VRPP introduces polytope structure that a pure covering-VRP cut library doesn't address.</w:t>
+      </w:r>
+    </w:p>
+    <w:p>
+      <w:pPr>
+        <w:spacing w:after="160"/>
+      </w:pPr>
       <w:r>
         <w:rPr>
           <w:b/>
           <w:sz w:val="22"/>
         </w:rPr>
-        <w:t>continuous flow commodities</w:t>
+        <w:t>Branching.</w:t>
       </w:r>
       <w:r>
         <w:rPr>
           <w:sz w:val="22"/>
         </w:rPr>
-        <w:t xml:space="preserve"> on every feasible arc: </w:t>
-      </w:r>
-      <w:r>
-        <w:rPr>
-          <w:rFonts w:ascii="Consolas" w:hAnsi="Consolas"/>
-          <w:sz w:val="21"/>
-        </w:rPr>
-        <w:t>f[i,j]</w:t>
-      </w:r>
-      <w:r>
-        <w:rPr>
-          <w:sz w:val="22"/>
-        </w:rPr>
-        <w:t xml:space="preserve"> (waste-load flow) and </w:t>
-      </w:r>
-      <w:r>
-        <w:rPr>
-          <w:rFonts w:ascii="Consolas" w:hAnsi="Consolas"/>
-          <w:sz w:val="21"/>
-        </w:rPr>
-        <w:t>h[i,j]</w:t>
-      </w:r>
-      <w:r>
-        <w:rPr>
-          <w:sz w:val="22"/>
-        </w:rPr>
-        <w:t xml:space="preserve"> (empty-capacity flow). Capacity is enforced by </w:t>
-      </w:r>
-      <w:r>
-        <w:rPr>
-          <w:rFonts w:ascii="Consolas" w:hAnsi="Consolas"/>
-          <w:sz w:val="21"/>
-        </w:rPr>
-        <w:t>f[i,j] + h[i,j] == Q * x[i,j]</w:t>
-      </w:r>
-      <w:r>
-        <w:rPr>
-          <w:sz w:val="22"/>
-        </w:rPr>
-        <w:t xml:space="preserve"> for every arc — this single constraint self-enforces both vehicle capacity and subtour elimination without separate DFJ/MTZ constraints, exactly as in Baldacci et al. (2004)'s "real depot / copy depot" trick. Flow-balance constraints for </w:t>
-      </w:r>
-      <w:r>
-        <w:rPr>
-          <w:rFonts w:ascii="Consolas" w:hAnsi="Consolas"/>
-          <w:sz w:val="21"/>
-        </w:rPr>
-        <w:t>f</w:t>
-      </w:r>
-      <w:r>
-        <w:rPr>
-          <w:sz w:val="22"/>
-        </w:rPr>
-        <w:t xml:space="preserve"> (waste accumulates along the route: outflow - inflow = </w:t>
-      </w:r>
-      <w:r>
-        <w:rPr>
-          <w:rFonts w:ascii="Consolas" w:hAnsi="Consolas"/>
-          <w:sz w:val="21"/>
-        </w:rPr>
-        <w:t>S_i * g_i</w:t>
-      </w:r>
-      <w:r>
-        <w:rPr>
-          <w:sz w:val="22"/>
-        </w:rPr>
-        <w:t xml:space="preserve">) and for </w:t>
-      </w:r>
-      <w:r>
-        <w:rPr>
-          <w:rFonts w:ascii="Consolas" w:hAnsi="Consolas"/>
-          <w:sz w:val="21"/>
-        </w:rPr>
-        <w:t>h</w:t>
-      </w:r>
-      <w:r>
-        <w:rPr>
-          <w:sz w:val="22"/>
-        </w:rPr>
-        <w:t xml:space="preserve"> (empty space depletes: inflow - outflow = </w:t>
-      </w:r>
-      <w:r>
-        <w:rPr>
-          <w:rFonts w:ascii="Consolas" w:hAnsi="Consolas"/>
-          <w:sz w:val="21"/>
-        </w:rPr>
-        <w:t>S_i * g_i</w:t>
-      </w:r>
-      <w:r>
-        <w:rPr>
-          <w:sz w:val="22"/>
-        </w:rPr>
-        <w:t>) are added per real node; depot balance closes the loop via the copy-depot convention.</w:t>
+        <w:t xml:space="preserve"> When the LP relaxation is fractional, the search tree branches — but what to branch on matters a lot for performance. Before deciding how routes should be arranged (arc-level branching), the solver first resolves the more fundamental VRPP question of whether a given bin is visited at all — a "should I even go there" decision that a classical, always-cover-everything VRP formulation never has to make. Only once that is settled does arc-level branching (partitioning outgoing connections at the point where the two most-promising fractional routes diverge) take over to pin down route structure.</w:t>
       </w:r>
     </w:p>
     <w:p>
@@ -1983,2455 +868,13 @@
           <w:b/>
           <w:sz w:val="22"/>
         </w:rPr>
-        <w:t>Objective</w:t>
+        <w:t>The VRPP adaptation, more broadly.</w:t>
       </w:r>
       <w:r>
         <w:rPr>
           <w:sz w:val="22"/>
         </w:rPr>
-        <w:t xml:space="preserve">: standard mode maximizes </w:t>
-      </w:r>
-      <w:r>
-        <w:rPr>
-          <w:rFonts w:ascii="Consolas" w:hAnsi="Consolas"/>
-          <w:sz w:val="21"/>
-        </w:rPr>
-        <w:t>R * Σ S_i*g_i - 0.5*C*Σ x_ij*d_ij - Omega*k_var</w:t>
-      </w:r>
-      <w:r>
-        <w:rPr>
-          <w:sz w:val="22"/>
-        </w:rPr>
-        <w:t xml:space="preserve"> — net revenue from collected waste minus travel cost (the </w:t>
-      </w:r>
-      <w:r>
-        <w:rPr>
-          <w:rFonts w:ascii="Consolas" w:hAnsi="Consolas"/>
-          <w:sz w:val="21"/>
-        </w:rPr>
-        <w:t>0.5</w:t>
-      </w:r>
-      <w:r>
-        <w:rPr>
-          <w:sz w:val="22"/>
-        </w:rPr>
-        <w:t xml:space="preserve"> corrects for the two-commodity formulation double-counting each physical edge as two directed flow legs) minus a fixed penalty per vehicle used. A </w:t>
-      </w:r>
-      <w:r>
-        <w:rPr>
-          <w:b/>
-          <w:sz w:val="22"/>
-        </w:rPr>
-        <w:t>pricing/dual mode</w:t>
-      </w:r>
-      <w:r>
-        <w:rPr>
-          <w:sz w:val="22"/>
-        </w:rPr>
-        <w:t xml:space="preserve"> exists (</w:t>
-      </w:r>
-      <w:r>
-        <w:rPr>
-          <w:rFonts w:ascii="Consolas" w:hAnsi="Consolas"/>
-          <w:sz w:val="21"/>
-        </w:rPr>
-        <w:t>dual_values</w:t>
-      </w:r>
-      <w:r>
-        <w:rPr>
-          <w:sz w:val="22"/>
-        </w:rPr>
-        <w:t xml:space="preserve"> argument): when duals are supplied, the objective becomes reduced-cost maximization — suggesting SWC-TCF is also usable as a pricing oracle, though nothing shows it currently wired into BPC's column generation; it appears to be a standalone capability.</w:t>
-      </w:r>
-    </w:p>
-    <w:p>
-      <w:pPr>
-        <w:spacing w:after="160"/>
-      </w:pPr>
-      <w:r>
-        <w:rPr>
-          <w:b/>
-          <w:sz w:val="22"/>
-        </w:rPr>
-        <w:t>Service-level / mandatory-visit constraints</w:t>
-      </w:r>
-      <w:r>
-        <w:rPr>
-          <w:sz w:val="22"/>
-        </w:rPr>
-        <w:t xml:space="preserve"> (matching paper eqs. 16-17): a soft aggregate constraint </w:t>
-      </w:r>
-      <w:r>
-        <w:rPr>
-          <w:rFonts w:ascii="Consolas" w:hAnsi="Consolas"/>
-          <w:sz w:val="21"/>
-        </w:rPr>
-        <w:t>Σ g_i (mandatory) &gt;= |mandatory| - |nodes| * delta</w:t>
-      </w:r>
-      <w:r>
-        <w:rPr>
-          <w:sz w:val="22"/>
-        </w:rPr>
-        <w:t xml:space="preserve"> bounds how many "critical" bins can be skipped, parameterized by </w:t>
-      </w:r>
-      <w:r>
-        <w:rPr>
-          <w:rFonts w:ascii="Consolas" w:hAnsi="Consolas"/>
-          <w:sz w:val="21"/>
-        </w:rPr>
-        <w:t>delta</w:t>
-      </w:r>
-      <w:r>
-        <w:rPr>
-          <w:sz w:val="22"/>
-        </w:rPr>
-        <w:t xml:space="preserve"> (allowed overflow fraction); any node that is flagged mandatory or whose fill exceeds </w:t>
-      </w:r>
-      <w:r>
-        <w:rPr>
-          <w:rFonts w:ascii="Consolas" w:hAnsi="Consolas"/>
-          <w:sz w:val="21"/>
-        </w:rPr>
-        <w:t>psi * 100</w:t>
-      </w:r>
-      <w:r>
-        <w:rPr>
-          <w:sz w:val="22"/>
-        </w:rPr>
-        <w:t xml:space="preserve"> gets </w:t>
-      </w:r>
-      <w:r>
-        <w:rPr>
-          <w:rFonts w:ascii="Consolas" w:hAnsi="Consolas"/>
-          <w:sz w:val="21"/>
-        </w:rPr>
-        <w:t>g_i == 1</w:t>
-      </w:r>
-      <w:r>
-        <w:rPr>
-          <w:sz w:val="22"/>
-        </w:rPr>
-        <w:t xml:space="preserve"> hard-fixed. </w:t>
-      </w:r>
-      <w:r>
-        <w:rPr>
-          <w:rFonts w:ascii="Consolas" w:hAnsi="Consolas"/>
-          <w:sz w:val="21"/>
-        </w:rPr>
-        <w:t>Omega</w:t>
-      </w:r>
-      <w:r>
-        <w:rPr>
-          <w:sz w:val="22"/>
-        </w:rPr>
-        <w:t xml:space="preserve">, </w:t>
-      </w:r>
-      <w:r>
-        <w:rPr>
-          <w:rFonts w:ascii="Consolas" w:hAnsi="Consolas"/>
-          <w:sz w:val="21"/>
-        </w:rPr>
-        <w:t>delta</w:t>
-      </w:r>
-      <w:r>
-        <w:rPr>
-          <w:sz w:val="22"/>
-        </w:rPr>
-        <w:t xml:space="preserve">, </w:t>
-      </w:r>
-      <w:r>
-        <w:rPr>
-          <w:rFonts w:ascii="Consolas" w:hAnsi="Consolas"/>
-          <w:sz w:val="21"/>
-        </w:rPr>
-        <w:t>psi</w:t>
-      </w:r>
-      <w:r>
-        <w:rPr>
-          <w:sz w:val="22"/>
-        </w:rPr>
-        <w:t xml:space="preserve"> map 1:1 to the paper's Ω (vehicle-use penalty), δ (service level) and ψ (overflow threshold) — this is the paper's built-in mechanism for VRPP's "not visiting a node" behavior: </w:t>
-      </w:r>
-      <w:r>
-        <w:rPr>
-          <w:rFonts w:ascii="Consolas" w:hAnsi="Consolas"/>
-          <w:sz w:val="21"/>
-        </w:rPr>
-        <w:t>g_i</w:t>
-      </w:r>
-      <w:r>
-        <w:rPr>
-          <w:sz w:val="22"/>
-        </w:rPr>
-        <w:t xml:space="preserve"> is a first-class decision variable rather than an assumed-covered index, so the VRPP-with-profits behavior comes directly from the source paper rather than being a WSmart-Route bolt-on (contrast with BPC, which had to retrofit y-branching onto a covering formulation that originally assumed full coverage).</w:t>
-      </w:r>
-    </w:p>
-    <w:p>
-      <w:pPr>
-        <w:spacing w:after="160"/>
-      </w:pPr>
-      <w:r>
-        <w:rPr>
-          <w:b/>
-          <w:sz w:val="22"/>
-        </w:rPr>
-        <w:t>Solver backends</w:t>
-      </w:r>
-      <w:r>
-        <w:rPr>
-          <w:sz w:val="22"/>
-        </w:rPr>
-        <w:t xml:space="preserve"> (</w:t>
-      </w:r>
-      <w:r>
-        <w:rPr>
-          <w:rFonts w:ascii="Consolas" w:hAnsi="Consolas"/>
-          <w:sz w:val="21"/>
-        </w:rPr>
-        <w:t>dispatcher.py:run_swc_tcf_optimizer</w:t>
-      </w:r>
-      <w:r>
-        <w:rPr>
-          <w:sz w:val="22"/>
-        </w:rPr>
-        <w:t xml:space="preserve">): three interchangeable frameworks — </w:t>
-      </w:r>
-      <w:r>
-        <w:rPr>
-          <w:rFonts w:ascii="Consolas" w:hAnsi="Consolas"/>
-          <w:sz w:val="21"/>
-        </w:rPr>
-        <w:t>framework="gurobi"/"native"</w:t>
-      </w:r>
-      <w:r>
-        <w:rPr>
-          <w:sz w:val="22"/>
-        </w:rPr>
-        <w:t xml:space="preserve">, </w:t>
-      </w:r>
-      <w:r>
-        <w:rPr>
-          <w:rFonts w:ascii="Consolas" w:hAnsi="Consolas"/>
-          <w:sz w:val="21"/>
-        </w:rPr>
-        <w:t>framework="ortools"</w:t>
-      </w:r>
-      <w:r>
-        <w:rPr>
-          <w:sz w:val="22"/>
-        </w:rPr>
-        <w:t xml:space="preserve"> (GUROBI/SCIP/HIGHS/CPLEX backends), </w:t>
-      </w:r>
-      <w:r>
-        <w:rPr>
-          <w:rFonts w:ascii="Consolas" w:hAnsi="Consolas"/>
-          <w:sz w:val="21"/>
-        </w:rPr>
-        <w:t>framework="pyomo"</w:t>
-      </w:r>
-      <w:r>
-        <w:rPr>
-          <w:sz w:val="22"/>
-        </w:rPr>
-        <w:t xml:space="preserve"> (gurobi/scip/appsi_highs). All three build the identical MILP independently (constraints duplicated per-backend, not shared via a common builder — a potential drift risk). Solver-specific tuning found only in the native Gurobi path: </w:t>
-      </w:r>
-      <w:r>
-        <w:rPr>
-          <w:rFonts w:ascii="Consolas" w:hAnsi="Consolas"/>
-          <w:sz w:val="21"/>
-        </w:rPr>
-        <w:t>MIPFocus=1</w:t>
-      </w:r>
-      <w:r>
-        <w:rPr>
-          <w:sz w:val="22"/>
-        </w:rPr>
-        <w:t xml:space="preserve">, </w:t>
-      </w:r>
-      <w:r>
-        <w:rPr>
-          <w:rFonts w:ascii="Consolas" w:hAnsi="Consolas"/>
-          <w:sz w:val="21"/>
-        </w:rPr>
-        <w:t>Heuristics</w:t>
-      </w:r>
-      <w:r>
-        <w:rPr>
-          <w:sz w:val="22"/>
-        </w:rPr>
-        <w:t xml:space="preserve">, </w:t>
-      </w:r>
-      <w:r>
-        <w:rPr>
-          <w:rFonts w:ascii="Consolas" w:hAnsi="Consolas"/>
-          <w:sz w:val="21"/>
-        </w:rPr>
-        <w:t>Cuts=3</w:t>
-      </w:r>
-      <w:r>
-        <w:rPr>
-          <w:sz w:val="22"/>
-        </w:rPr>
-        <w:t xml:space="preserve">, explicit clique/cover/flow-cover cuts, </w:t>
-      </w:r>
-      <w:r>
-        <w:rPr>
-          <w:rFonts w:ascii="Consolas" w:hAnsi="Consolas"/>
-          <w:sz w:val="21"/>
-        </w:rPr>
-        <w:t>NodefileStart</w:t>
-      </w:r>
-      <w:r>
-        <w:rPr>
-          <w:sz w:val="22"/>
-        </w:rPr>
-        <w:t xml:space="preserve"> disk offload, </w:t>
-      </w:r>
-      <w:r>
-        <w:rPr>
-          <w:rFonts w:ascii="Consolas" w:hAnsi="Consolas"/>
-          <w:sz w:val="21"/>
-        </w:rPr>
-        <w:t>MIPGap</w:t>
-      </w:r>
-      <w:r>
-        <w:rPr>
-          <w:sz w:val="22"/>
-        </w:rPr>
-        <w:t xml:space="preserve">, seeded RNG. </w:t>
-      </w:r>
-      <w:r>
-        <w:rPr>
-          <w:rFonts w:ascii="Consolas" w:hAnsi="Consolas"/>
-          <w:sz w:val="21"/>
-        </w:rPr>
-        <w:t>time_limit</w:t>
-      </w:r>
-      <w:r>
-        <w:rPr>
-          <w:sz w:val="22"/>
-        </w:rPr>
-        <w:t xml:space="preserve"> (default 60s) applies uniformly across backends. No warm-start logic in any wrapper.</w:t>
-      </w:r>
-    </w:p>
-    <w:p>
-      <w:pPr>
-        <w:spacing w:after="160"/>
-      </w:pPr>
-      <w:r>
-        <w:rPr>
-          <w:b/>
-          <w:sz w:val="22"/>
-        </w:rPr>
-        <w:t>Fallback behavior</w:t>
-      </w:r>
-      <w:r>
-        <w:rPr>
-          <w:sz w:val="22"/>
-        </w:rPr>
-        <w:t>: if the OR-Tools GUROBI backend returns an empty-result sentinel (heuristic signal of a failed solver creation), the dispatcher silently falls back to the native Gurobi path.</w:t>
-      </w:r>
-    </w:p>
-    <w:p>
-      <w:pPr>
-        <w:spacing w:after="160"/>
-      </w:pPr>
-      <w:r>
-        <w:rPr>
-          <w:b/>
-          <w:sz w:val="22"/>
-        </w:rPr>
-        <w:t>Limitations/scalability caveats</w:t>
-      </w:r>
-      <w:r>
-        <w:rPr>
-          <w:sz w:val="22"/>
-        </w:rPr>
-        <w:t xml:space="preserve">: a monolithic arc-based MILP (O(n²) binary/continuous variables) with no decomposition — unlike BPC it has no column generation, so it scales only as far as the chosen MIP solver's B&amp;B reaches within </w:t>
-      </w:r>
-      <w:r>
-        <w:rPr>
-          <w:rFonts w:ascii="Consolas" w:hAnsi="Consolas"/>
-          <w:sz w:val="21"/>
-        </w:rPr>
-        <w:t>time_limit</w:t>
-      </w:r>
-      <w:r>
-        <w:rPr>
-          <w:sz w:val="22"/>
-        </w:rPr>
-        <w:t xml:space="preserve">; </w:t>
-      </w:r>
-      <w:r>
-        <w:rPr>
-          <w:rFonts w:ascii="Consolas" w:hAnsi="Consolas"/>
-          <w:sz w:val="21"/>
-        </w:rPr>
-        <w:t>max_dist = 6,000,000 km</w:t>
-      </w:r>
-      <w:r>
-        <w:rPr>
-          <w:sz w:val="22"/>
-        </w:rPr>
-        <w:t xml:space="preserve"> is an arbitrary "always feasible" arc filter, not real pruning. Since three backends reimplement the same constraints independently, there is no single source of truth for the formulation.</w:t>
-      </w:r>
-    </w:p>
-    <w:p>
-      <w:pPr>
-        <w:spacing w:after="160"/>
-      </w:pPr>
-      <w:r>
-        <w:rPr>
-          <w:sz w:val="22"/>
-        </w:rPr>
-        <w:t>---</w:t>
-      </w:r>
-    </w:p>
-    <w:p>
-      <w:pPr>
-        <w:pStyle w:val="Heading3"/>
-      </w:pPr>
-      <w:r>
-        <w:t>HGS (Hybrid Genetic Search)</w:t>
-      </w:r>
-    </w:p>
-    <w:p>
-      <w:pPr>
-        <w:spacing w:after="160"/>
-      </w:pPr>
-      <w:r>
-        <w:rPr>
-          <w:b/>
-          <w:sz w:val="22"/>
-        </w:rPr>
-        <w:t>Location &amp; engines.</w:t>
-      </w:r>
-      <w:r>
-        <w:rPr>
-          <w:sz w:val="22"/>
-        </w:rPr>
-        <w:t xml:space="preserve"> </w:t>
-      </w:r>
-      <w:r>
-        <w:rPr>
-          <w:rFonts w:ascii="Consolas" w:hAnsi="Consolas"/>
-          <w:sz w:val="21"/>
-        </w:rPr>
-        <w:t>logic/src/policies/route_construction/meta_heuristics/hybrid_genetic_search/</w:t>
-      </w:r>
-      <w:r>
-        <w:rPr>
-          <w:sz w:val="22"/>
-        </w:rPr>
-        <w:t xml:space="preserve">. </w:t>
-      </w:r>
-      <w:r>
-        <w:rPr>
-          <w:rFonts w:ascii="Consolas" w:hAnsi="Consolas"/>
-          <w:sz w:val="21"/>
-        </w:rPr>
-        <w:t>HGSPolicy._run_solver</w:t>
-      </w:r>
-      <w:r>
-        <w:rPr>
-          <w:sz w:val="22"/>
-        </w:rPr>
-        <w:t xml:space="preserve"> (</w:t>
-      </w:r>
-      <w:r>
-        <w:rPr>
-          <w:rFonts w:ascii="Consolas" w:hAnsi="Consolas"/>
-          <w:sz w:val="21"/>
-        </w:rPr>
-        <w:t>policy_hgs.py</w:t>
-      </w:r>
-      <w:r>
-        <w:rPr>
-          <w:sz w:val="22"/>
-        </w:rPr>
-        <w:t xml:space="preserve">) projects lat/lng to a local equirectangular plane (centred on the depot) before calling </w:t>
-      </w:r>
-      <w:r>
-        <w:rPr>
-          <w:rFonts w:ascii="Consolas" w:hAnsi="Consolas"/>
-          <w:sz w:val="21"/>
-        </w:rPr>
-        <w:t>dispatcher.run_hgs</w:t>
-      </w:r>
-      <w:r>
-        <w:rPr>
-          <w:sz w:val="22"/>
-        </w:rPr>
-        <w:t xml:space="preserve"> — required because SWAP*'s polar-sector pruning uses </w:t>
-      </w:r>
-      <w:r>
-        <w:rPr>
-          <w:rFonts w:ascii="Consolas" w:hAnsi="Consolas"/>
-          <w:sz w:val="21"/>
-        </w:rPr>
-        <w:t>atan2</w:t>
-      </w:r>
-      <w:r>
-        <w:rPr>
-          <w:sz w:val="22"/>
-        </w:rPr>
-        <w:t xml:space="preserve">, and raw lat/lng would distort angles by ~22% at mid-latitudes. </w:t>
-      </w:r>
-      <w:r>
-        <w:rPr>
-          <w:rFonts w:ascii="Consolas" w:hAnsi="Consolas"/>
-          <w:sz w:val="21"/>
-        </w:rPr>
-        <w:t>dispatcher.run_hgs</w:t>
-      </w:r>
-      <w:r>
-        <w:rPr>
-          <w:sz w:val="22"/>
-        </w:rPr>
-        <w:t xml:space="preserve"> branches on </w:t>
-      </w:r>
-      <w:r>
-        <w:rPr>
-          <w:rFonts w:ascii="Consolas" w:hAnsi="Consolas"/>
-          <w:sz w:val="21"/>
-        </w:rPr>
-        <w:t>params.engine</w:t>
-      </w:r>
-      <w:r>
-        <w:rPr>
-          <w:sz w:val="22"/>
-        </w:rPr>
-        <w:t xml:space="preserve">: </w:t>
-      </w:r>
-      <w:r>
-        <w:rPr>
-          <w:rFonts w:ascii="Consolas" w:hAnsi="Consolas"/>
-          <w:sz w:val="21"/>
-        </w:rPr>
-        <w:t>"pyvrp"</w:t>
-      </w:r>
-      <w:r>
-        <w:rPr>
-          <w:sz w:val="22"/>
-        </w:rPr>
-        <w:t xml:space="preserve"> delegates to </w:t>
-      </w:r>
-      <w:r>
-        <w:rPr>
-          <w:rFonts w:ascii="Consolas" w:hAnsi="Consolas"/>
-          <w:sz w:val="21"/>
-        </w:rPr>
-        <w:t>pyvrp_wrapper.solve_pyvrp</w:t>
-      </w:r>
-      <w:r>
-        <w:rPr>
-          <w:sz w:val="22"/>
-        </w:rPr>
-        <w:t xml:space="preserve"> (builds a genuine </w:t>
-      </w:r>
-      <w:r>
-        <w:rPr>
-          <w:rFonts w:ascii="Consolas" w:hAnsi="Consolas"/>
-          <w:sz w:val="21"/>
-        </w:rPr>
-        <w:t>pyvrp.ProblemData</w:t>
-      </w:r>
-      <w:r>
-        <w:rPr>
-          <w:sz w:val="22"/>
-        </w:rPr>
-        <w:t xml:space="preserve">, single depot, one </w:t>
-      </w:r>
-      <w:r>
-        <w:rPr>
-          <w:rFonts w:ascii="Consolas" w:hAnsi="Consolas"/>
-          <w:sz w:val="21"/>
-        </w:rPr>
-        <w:t>VehicleType</w:t>
-      </w:r>
-      <w:r>
-        <w:rPr>
-          <w:sz w:val="22"/>
-        </w:rPr>
-        <w:t xml:space="preserve">, calls </w:t>
-      </w:r>
-      <w:r>
-        <w:rPr>
-          <w:rFonts w:ascii="Consolas" w:hAnsi="Consolas"/>
-          <w:sz w:val="21"/>
-        </w:rPr>
-        <w:t>pyvrp.solve(...)</w:t>
-      </w:r>
-      <w:r>
-        <w:rPr>
-          <w:sz w:val="22"/>
-        </w:rPr>
-        <w:t xml:space="preserve"> — a pure black-box call with no VRPP profit objective; profit/skip logic is faked post-hoc). The </w:t>
-      </w:r>
-      <w:r>
-        <w:rPr>
-          <w:b/>
-          <w:sz w:val="22"/>
-        </w:rPr>
-        <w:t>default engine is `"custom"`</w:t>
-      </w:r>
-      <w:r>
-        <w:rPr>
-          <w:sz w:val="22"/>
-        </w:rPr>
-        <w:t>, meaning WSmart-Route's own from-scratch HGS (</w:t>
-      </w:r>
-      <w:r>
-        <w:rPr>
-          <w:rFonts w:ascii="Consolas" w:hAnsi="Consolas"/>
-          <w:sz w:val="21"/>
-        </w:rPr>
-        <w:t>hgs.py::HGSSolver</w:t>
-      </w:r>
-      <w:r>
-        <w:rPr>
-          <w:sz w:val="22"/>
-        </w:rPr>
-        <w:t>) is what actually runs in practice — not a thin PyVRP wrapper for the primary path.</w:t>
-      </w:r>
-    </w:p>
-    <w:p>
-      <w:pPr>
-        <w:spacing w:after="160"/>
-      </w:pPr>
-      <w:r>
-        <w:rPr>
-          <w:b/>
-          <w:sz w:val="22"/>
-        </w:rPr>
-        <w:t>Algorithm loop</w:t>
-      </w:r>
-      <w:r>
-        <w:rPr>
-          <w:sz w:val="22"/>
-        </w:rPr>
-        <w:t xml:space="preserve"> (</w:t>
-      </w:r>
-      <w:r>
-        <w:rPr>
-          <w:rFonts w:ascii="Consolas" w:hAnsi="Consolas"/>
-          <w:sz w:val="21"/>
-        </w:rPr>
-        <w:t>HGSSolver.solve</w:t>
-      </w:r>
-      <w:r>
-        <w:rPr>
-          <w:sz w:val="22"/>
-        </w:rPr>
-        <w:t xml:space="preserve">, Vidal et al. 2022 Algorithm 1, VRPP-adapted): dual subpopulations (feasible/infeasible), </w:t>
-      </w:r>
-      <w:r>
-        <w:rPr>
-          <w:rFonts w:ascii="Consolas" w:hAnsi="Consolas"/>
-          <w:sz w:val="21"/>
-        </w:rPr>
-        <w:t>4·μ</w:t>
-      </w:r>
-      <w:r>
-        <w:rPr>
-          <w:sz w:val="22"/>
-        </w:rPr>
-        <w:t xml:space="preserve"> random initial giant tours, each split and locally searched. Main loop runs until </w:t>
-      </w:r>
-      <w:r>
-        <w:rPr>
-          <w:rFonts w:ascii="Consolas" w:hAnsi="Consolas"/>
-          <w:sz w:val="21"/>
-        </w:rPr>
-        <w:t>time_limit</w:t>
-      </w:r>
-      <w:r>
-        <w:rPr>
-          <w:sz w:val="22"/>
-        </w:rPr>
-        <w:t xml:space="preserve"> or </w:t>
-      </w:r>
-      <w:r>
-        <w:rPr>
-          <w:rFonts w:ascii="Consolas" w:hAnsi="Consolas"/>
-          <w:sz w:val="21"/>
-        </w:rPr>
-        <w:t>n_iterations_no_improvement</w:t>
-      </w:r>
-      <w:r>
-        <w:rPr>
-          <w:sz w:val="22"/>
-        </w:rPr>
-        <w:t xml:space="preserve"> (default 20000): binary-tournament parent selection (biased fitness), crossover (</w:t>
-      </w:r>
-      <w:r>
-        <w:rPr>
-          <w:rFonts w:ascii="Consolas" w:hAnsi="Consolas"/>
-          <w:sz w:val="21"/>
-        </w:rPr>
-        <w:t>crossover_rate</w:t>
-      </w:r>
-      <w:r>
-        <w:rPr>
-          <w:sz w:val="22"/>
-        </w:rPr>
-        <w:t xml:space="preserve">=1.0 default), local-search "education", evaluation, insertion into the respective subpopulation, periodic survivor selection once a subpopulation reaches </w:t>
-      </w:r>
-      <w:r>
-        <w:rPr>
-          <w:rFonts w:ascii="Consolas" w:hAnsi="Consolas"/>
-          <w:sz w:val="21"/>
-        </w:rPr>
-        <w:t>μ+λ</w:t>
-      </w:r>
-      <w:r>
-        <w:rPr>
-          <w:sz w:val="22"/>
-        </w:rPr>
-        <w:t xml:space="preserve"> (μ=25, λ=</w:t>
-      </w:r>
-      <w:r>
-        <w:rPr>
-          <w:rFonts w:ascii="Consolas" w:hAnsi="Consolas"/>
-          <w:sz w:val="21"/>
-        </w:rPr>
-        <w:t>n_offspring</w:t>
-      </w:r>
-      <w:r>
-        <w:rPr>
-          <w:sz w:val="22"/>
-        </w:rPr>
-        <w:t xml:space="preserve">=40 default). Penalty capacity is adapted every 100 iterations — a quadrant heuristic unique to WSmart-Route, not in Vidal (2022): for VRPP mode it tracks rolling average node-coverage (target 40-70%) vs. average per-route margin (target 10%) over the last 100 offspring and nudges the capacity-violation penalty across four quadrants. Restart logic re-initializes the population if stuck (only when </w:t>
-      </w:r>
-      <w:r>
-        <w:rPr>
-          <w:rFonts w:ascii="Consolas" w:hAnsi="Consolas"/>
-          <w:sz w:val="21"/>
-        </w:rPr>
-        <w:t>time_limit &gt; 0</w:t>
-      </w:r>
-      <w:r>
-        <w:rPr>
-          <w:sz w:val="22"/>
-        </w:rPr>
-        <w:t>).</w:t>
-      </w:r>
-    </w:p>
-    <w:p>
-      <w:pPr>
-        <w:spacing w:after="160"/>
-      </w:pPr>
-      <w:r>
-        <w:rPr>
-          <w:b/>
-          <w:sz w:val="22"/>
-        </w:rPr>
-        <w:t>Crossover.</w:t>
-      </w:r>
-      <w:r>
-        <w:rPr>
-          <w:sz w:val="22"/>
-        </w:rPr>
-        <w:t xml:space="preserve"> </w:t>
-      </w:r>
-      <w:r>
-        <w:rPr>
-          <w:rFonts w:ascii="Consolas" w:hAnsi="Consolas"/>
-          <w:sz w:val="21"/>
-        </w:rPr>
-        <w:t>route_profit_gpx_crossover</w:t>
-      </w:r>
-      <w:r>
-        <w:rPr>
-          <w:sz w:val="22"/>
-        </w:rPr>
-        <w:t xml:space="preserve"> — "RP-GPX" (Route-based Profit-aware Generalized Partition Crossover), operating on decoded routes: extracts physical edges from both parents' routes, isolates uncommon-edge components, inherits whichever parent's component segments, greedily packs the remaining node pool (profit-aware), then enforces mandatory-node presence. Plain OX is referenced as a fallback in comments, but RP-GPX is what the solver actually calls.</w:t>
-      </w:r>
-    </w:p>
-    <w:p>
-      <w:pPr>
-        <w:spacing w:after="160"/>
-      </w:pPr>
-      <w:r>
-        <w:rPr>
-          <w:b/>
-          <w:sz w:val="22"/>
-        </w:rPr>
-        <w:t>Local search / education.</w:t>
-      </w:r>
-      <w:r>
-        <w:rPr>
-          <w:sz w:val="22"/>
-        </w:rPr>
-        <w:t xml:space="preserve"> Delegates to a shared </w:t>
-      </w:r>
-      <w:r>
-        <w:rPr>
-          <w:rFonts w:ascii="Consolas" w:hAnsi="Consolas"/>
-          <w:sz w:val="21"/>
-        </w:rPr>
-        <w:t>LocalSearch</w:t>
-      </w:r>
-      <w:r>
-        <w:rPr>
-          <w:sz w:val="22"/>
-        </w:rPr>
-        <w:t xml:space="preserve"> base implementing a granular neighborhood (top-20 nearest neighbors per node), applying intra-route moves (relocate, 2-opt intra) and inter-route moves (relocate, 2-opt, swap, SWAP with polar-sector pruning — Vidal 2022's headline contribution). Optional moves (3-opt, cross-exchange, lambda-interchange, ejection chains) default off. After local search, the giant tour is reconstructed by re-interleaving unvisited nodes back into their original relative slots, preserving genetic material for skipped (unprofitable) nodes.</w:t>
-      </w:r>
-    </w:p>
-    <w:p>
-      <w:pPr>
-        <w:spacing w:after="160"/>
-      </w:pPr>
-      <w:r>
-        <w:rPr>
-          <w:b/>
-          <w:sz w:val="22"/>
-        </w:rPr>
-        <w:t>Diversity management.</w:t>
-      </w:r>
-      <w:r>
-        <w:rPr>
-          <w:sz w:val="22"/>
-        </w:rPr>
-        <w:t xml:space="preserve"> Biased fitness = </w:t>
-      </w:r>
-      <w:r>
-        <w:rPr>
-          <w:rFonts w:ascii="Consolas" w:hAnsi="Consolas"/>
-          <w:sz w:val="21"/>
-        </w:rPr>
-        <w:t>rank_profit + (1 - nb_elite/pop_size)·rank_diversity</w:t>
-      </w:r>
-      <w:r>
-        <w:rPr>
-          <w:sz w:val="22"/>
-        </w:rPr>
-        <w:t>, with diversity measured via broken-pairs distance (undirected edge-set Jaccard-style metric to 5 nearest neighbors) — Vidal 2022's parameterless diversity weighting. Survivor selection removes exact clones first, then the worst-fitness individual, re-ranked incrementally via a cached pairwise-distance matrix with O(P) inverse-index eviction rather than O(P²) per removal — an engineering optimization beyond the paper.</w:t>
-      </w:r>
-    </w:p>
-    <w:p>
-      <w:pPr>
-        <w:spacing w:after="160"/>
-      </w:pPr>
-      <w:r>
-        <w:rPr>
-          <w:b/>
-          <w:sz w:val="22"/>
-        </w:rPr>
-        <w:t>Split algorithm (`split.py::LinearSplit`).</w:t>
-      </w:r>
-      <w:r>
-        <w:rPr>
-          <w:sz w:val="22"/>
-        </w:rPr>
-        <w:t xml:space="preserve"> A dynamic program decoding the giant tour into routes in effectively linear time via a monotonic deque (Prins 2004 / Vidal 2022 Split DP, shortest-path over an auxiliary DAG where each feasible sub-segment is an edge weighted by its route cost). Extended for VRPP with a </w:t>
-      </w:r>
-      <w:r>
-        <w:rPr>
-          <w:b/>
-          <w:sz w:val="22"/>
-        </w:rPr>
-        <w:t>skip transition</w:t>
-      </w:r>
-      <w:r>
-        <w:rPr>
-          <w:sz w:val="22"/>
-        </w:rPr>
-        <w:t xml:space="preserve"> that lets the DP bypass any non-mandatory node whose inclusion would reduce total profit — this is literally how HGS decides the profitable node subset, at the Split-decoding layer rather than the genetic-operator layer. Both unlimited-fleet and fixed-fleet variants exist, with a greedy fallback if the DP fails.</w:t>
-      </w:r>
-    </w:p>
-    <w:p>
-      <w:pPr>
-        <w:spacing w:after="160"/>
-      </w:pPr>
-      <w:r>
-        <w:rPr>
-          <w:b/>
-          <w:sz w:val="22"/>
-        </w:rPr>
-        <w:t>VRPP subset handling.</w:t>
-      </w:r>
-      <w:r>
-        <w:rPr>
-          <w:sz w:val="22"/>
-        </w:rPr>
-        <w:t xml:space="preserve"> The giant tour is genotype (all nodes); </w:t>
-      </w:r>
-      <w:r>
-        <w:rPr>
-          <w:rFonts w:ascii="Consolas" w:hAnsi="Consolas"/>
-          <w:sz w:val="21"/>
-        </w:rPr>
-        <w:t>routes</w:t>
-      </w:r>
-      <w:r>
-        <w:rPr>
-          <w:sz w:val="22"/>
-        </w:rPr>
-        <w:t xml:space="preserve"> is phenotype (only profitable/visited nodes) — unvisited nodes form an "implicit dummy route" whose order only evolves under crossover pressure. Evaluation pre-filters the giant tour with a break-even hurdle (</w:t>
-      </w:r>
-      <w:r>
-        <w:rPr>
-          <w:rFonts w:ascii="Consolas" w:hAnsi="Consolas"/>
-          <w:sz w:val="21"/>
-        </w:rPr>
-        <w:t>revenue &gt;= round-trip cost</w:t>
-      </w:r>
-      <w:r>
-        <w:rPr>
-          <w:sz w:val="22"/>
-        </w:rPr>
-        <w:t>) before Split, unless the node is mandatory.</w:t>
-      </w:r>
-    </w:p>
-    <w:p>
-      <w:pPr>
-        <w:spacing w:after="160"/>
-      </w:pPr>
-      <w:r>
-        <w:rPr>
-          <w:b/>
-          <w:sz w:val="22"/>
-        </w:rPr>
-        <w:t>Limitations/citations.</w:t>
-      </w:r>
-      <w:r>
-        <w:rPr>
-          <w:sz w:val="22"/>
-        </w:rPr>
-        <w:t xml:space="preserve"> No true parallelism despite a </w:t>
-      </w:r>
-      <w:r>
-        <w:rPr>
-          <w:rFonts w:ascii="Consolas" w:hAnsi="Consolas"/>
-          <w:sz w:val="21"/>
-        </w:rPr>
-        <w:t>PARALLELIZABLE</w:t>
-      </w:r>
-      <w:r>
-        <w:rPr>
-          <w:sz w:val="22"/>
-        </w:rPr>
-        <w:t xml:space="preserve"> policy tag (single-threaded). Cites Vidal, T. (2022), Hybrid genetic search for the CVRP: Open-source implementation and SWAP\ neighborhood*, Computers &amp; Operations Research 140, 105643, and Prins (2004) for Split.</w:t>
-      </w:r>
-    </w:p>
-    <w:p>
-      <w:pPr>
-        <w:pStyle w:val="Heading3"/>
-      </w:pPr>
-      <w:r>
-        <w:t>ALNS (Adaptive Large Neighborhood Search)</w:t>
-      </w:r>
-    </w:p>
-    <w:p>
-      <w:pPr>
-        <w:spacing w:after="160"/>
-      </w:pPr>
-      <w:r>
-        <w:rPr>
-          <w:b/>
-          <w:sz w:val="22"/>
-        </w:rPr>
-        <w:t>Location &amp; engines.</w:t>
-      </w:r>
-      <w:r>
-        <w:rPr>
-          <w:sz w:val="22"/>
-        </w:rPr>
-        <w:t xml:space="preserve"> </w:t>
-      </w:r>
-      <w:r>
-        <w:rPr>
-          <w:rFonts w:ascii="Consolas" w:hAnsi="Consolas"/>
-          <w:sz w:val="21"/>
-        </w:rPr>
-        <w:t>dispatcher.py::run_alns</w:t>
-      </w:r>
-      <w:r>
-        <w:rPr>
-          <w:sz w:val="22"/>
-        </w:rPr>
-        <w:t xml:space="preserve"> branches on engine: </w:t>
-      </w:r>
-      <w:r>
-        <w:rPr>
-          <w:rFonts w:ascii="Consolas" w:hAnsi="Consolas"/>
-          <w:sz w:val="21"/>
-        </w:rPr>
-        <w:t>"package"</w:t>
-      </w:r>
-      <w:r>
-        <w:rPr>
-          <w:sz w:val="22"/>
-        </w:rPr>
-        <w:t xml:space="preserve"> wraps the real PyPI </w:t>
-      </w:r>
-      <w:r>
-        <w:rPr>
-          <w:rFonts w:ascii="Consolas" w:hAnsi="Consolas"/>
-          <w:sz w:val="21"/>
-        </w:rPr>
-        <w:t>alns</w:t>
-      </w:r>
-      <w:r>
-        <w:rPr>
-          <w:sz w:val="22"/>
-        </w:rPr>
-        <w:t xml:space="preserve"> library (minimal — 2 destroy + 1 repair operator, clearly a demo path); </w:t>
-      </w:r>
-      <w:r>
-        <w:rPr>
-          <w:rFonts w:ascii="Consolas" w:hAnsi="Consolas"/>
-          <w:sz w:val="21"/>
-        </w:rPr>
-        <w:t>"ortools"</w:t>
-      </w:r>
-      <w:r>
-        <w:rPr>
-          <w:sz w:val="22"/>
-        </w:rPr>
-        <w:t xml:space="preserve">; </w:t>
-      </w:r>
-      <w:r>
-        <w:rPr>
-          <w:b/>
-          <w:sz w:val="22"/>
-        </w:rPr>
-        <w:t>default `"custom"`</w:t>
-      </w:r>
-      <w:r>
-        <w:rPr>
-          <w:sz w:val="22"/>
-        </w:rPr>
-        <w:t xml:space="preserve"> → </w:t>
-      </w:r>
-      <w:r>
-        <w:rPr>
-          <w:rFonts w:ascii="Consolas" w:hAnsi="Consolas"/>
-          <w:sz w:val="21"/>
-        </w:rPr>
-        <w:t>alns.py::ALNSSolver</w:t>
-      </w:r>
-      <w:r>
-        <w:rPr>
-          <w:sz w:val="22"/>
-        </w:rPr>
-        <w:t>, an 810-line from-scratch Ropke &amp; Pisinger (2005/2006) implementation that is what actually runs.</w:t>
-      </w:r>
-    </w:p>
-    <w:p>
-      <w:pPr>
-        <w:spacing w:after="160"/>
-      </w:pPr>
-      <w:r>
-        <w:rPr>
-          <w:b/>
-          <w:sz w:val="22"/>
-        </w:rPr>
-        <w:t>Main loop.</w:t>
-      </w:r>
-      <w:r>
-        <w:rPr>
-          <w:sz w:val="22"/>
-        </w:rPr>
-        <w:t xml:space="preserve"> Initial solution via greedy construction, then up to </w:t>
-      </w:r>
-      <w:r>
-        <w:rPr>
-          <w:rFonts w:ascii="Consolas" w:hAnsi="Consolas"/>
-          <w:sz w:val="21"/>
-        </w:rPr>
-        <w:t>max_iterations</w:t>
-      </w:r>
-      <w:r>
-        <w:rPr>
-          <w:sz w:val="22"/>
-        </w:rPr>
-        <w:t xml:space="preserve"> (default 5000) or </w:t>
-      </w:r>
-      <w:r>
-        <w:rPr>
-          <w:rFonts w:ascii="Consolas" w:hAnsi="Consolas"/>
-          <w:sz w:val="21"/>
-        </w:rPr>
-        <w:t>time_limit</w:t>
-      </w:r>
-      <w:r>
-        <w:rPr>
-          <w:sz w:val="22"/>
-        </w:rPr>
-        <w:t xml:space="preserve"> (default 60s). Each iteration: roulette-wheel operator selection (</w:t>
-      </w:r>
-      <w:r>
-        <w:rPr>
-          <w:rFonts w:ascii="Consolas" w:hAnsi="Consolas"/>
-          <w:sz w:val="21"/>
-        </w:rPr>
-        <w:t>p_j = w_j/Σw_i</w:t>
-      </w:r>
-      <w:r>
-        <w:rPr>
-          <w:sz w:val="22"/>
-        </w:rPr>
-        <w:t xml:space="preserve">), </w:t>
-      </w:r>
-      <w:r>
-        <w:rPr>
-          <w:rFonts w:ascii="Consolas" w:hAnsi="Consolas"/>
-          <w:sz w:val="21"/>
-        </w:rPr>
-        <w:t>n_remove</w:t>
-      </w:r>
-      <w:r>
-        <w:rPr>
-          <w:sz w:val="22"/>
-        </w:rPr>
-        <w:t xml:space="preserve"> sized per Ropke &amp; Pisinger §4.3.1 bounds (</w:t>
-      </w:r>
-      <w:r>
-        <w:rPr>
-          <w:rFonts w:ascii="Consolas" w:hAnsi="Consolas"/>
-          <w:sz w:val="21"/>
-        </w:rPr>
-        <w:t>lower_bound=min(n,4)</w:t>
-      </w:r>
-      <w:r>
-        <w:rPr>
-          <w:sz w:val="22"/>
-        </w:rPr>
-        <w:t xml:space="preserve">, </w:t>
-      </w:r>
-      <w:r>
-        <w:rPr>
-          <w:rFonts w:ascii="Consolas" w:hAnsi="Consolas"/>
-          <w:sz w:val="21"/>
-        </w:rPr>
-        <w:t>upper_bound=min(100, 0.4·n)</w:t>
-      </w:r>
-      <w:r>
-        <w:rPr>
-          <w:sz w:val="22"/>
-        </w:rPr>
-        <w:t xml:space="preserve">), destroy then repair, profit computed. Acceptance via injected criterion (default Boltzmann-Metropolis / classic SA, geometric cooling </w:t>
-      </w:r>
-      <w:r>
-        <w:rPr>
-          <w:rFonts w:ascii="Consolas" w:hAnsi="Consolas"/>
-          <w:sz w:val="21"/>
-        </w:rPr>
-        <w:t>alpha=0.995</w:t>
-      </w:r>
-      <w:r>
-        <w:rPr>
-          <w:sz w:val="22"/>
-        </w:rPr>
-        <w:t>); start temperature dynamically calibrated (</w:t>
-      </w:r>
-      <w:r>
-        <w:rPr>
-          <w:rFonts w:ascii="Consolas" w:hAnsi="Consolas"/>
-          <w:sz w:val="21"/>
-        </w:rPr>
-        <w:t>t_start = (start_temp_control·best_profit)/ln(2)</w:t>
-      </w:r>
-      <w:r>
-        <w:rPr>
-          <w:sz w:val="22"/>
-        </w:rPr>
-        <w:t xml:space="preserve">, accepting a 5%-worse solution with 0.5 probability, per Ropke &amp; Pisinger §3.5). Scoring follows §3.4: </w:t>
-      </w:r>
-      <w:r>
-        <w:rPr>
-          <w:rFonts w:ascii="Consolas" w:hAnsi="Consolas"/>
-          <w:sz w:val="21"/>
-        </w:rPr>
-        <w:t>sigma_1=33</w:t>
-      </w:r>
-      <w:r>
-        <w:rPr>
-          <w:sz w:val="22"/>
-        </w:rPr>
-        <w:t xml:space="preserve"> new global best, </w:t>
-      </w:r>
-      <w:r>
-        <w:rPr>
-          <w:rFonts w:ascii="Consolas" w:hAnsi="Consolas"/>
-          <w:sz w:val="21"/>
-        </w:rPr>
-        <w:t>sigma_2=9</w:t>
-      </w:r>
-      <w:r>
-        <w:rPr>
-          <w:sz w:val="22"/>
-        </w:rPr>
-        <w:t xml:space="preserve"> accepted-better-and-previously-unvisited, </w:t>
-      </w:r>
-      <w:r>
-        <w:rPr>
-          <w:rFonts w:ascii="Consolas" w:hAnsi="Consolas"/>
-          <w:sz w:val="21"/>
-        </w:rPr>
-        <w:t>sigma_3=13</w:t>
-      </w:r>
-      <w:r>
-        <w:rPr>
-          <w:sz w:val="22"/>
-        </w:rPr>
-        <w:t xml:space="preserve"> accepted-worse-but-unvisited, deduped via canonical solution hashing. Weights update every </w:t>
-      </w:r>
-      <w:r>
-        <w:rPr>
-          <w:rFonts w:ascii="Consolas" w:hAnsi="Consolas"/>
-          <w:sz w:val="21"/>
-        </w:rPr>
-        <w:t>segment_size=100</w:t>
-      </w:r>
-      <w:r>
-        <w:rPr>
-          <w:sz w:val="22"/>
-        </w:rPr>
-        <w:t xml:space="preserve"> iterations: </w:t>
-      </w:r>
-      <w:r>
-        <w:rPr>
-          <w:rFonts w:ascii="Consolas" w:hAnsi="Consolas"/>
-          <w:sz w:val="21"/>
-        </w:rPr>
-        <w:t>w_{i,j+1} = w_{i,j}(1-r) + r·(π_i/θ_i)</w:t>
-      </w:r>
-      <w:r>
-        <w:rPr>
-          <w:sz w:val="22"/>
-        </w:rPr>
-        <w:t xml:space="preserve">, reaction factor </w:t>
-      </w:r>
-      <w:r>
-        <w:rPr>
-          <w:rFonts w:ascii="Consolas" w:hAnsi="Consolas"/>
-          <w:sz w:val="21"/>
-        </w:rPr>
-        <w:t>r=0.1</w:t>
-      </w:r>
-      <w:r>
-        <w:rPr>
-          <w:sz w:val="22"/>
-        </w:rPr>
-        <w:t>.</w:t>
-      </w:r>
-    </w:p>
-    <w:p>
-      <w:pPr>
-        <w:spacing w:after="160"/>
-      </w:pPr>
-      <w:r>
-        <w:rPr>
-          <w:b/>
-          <w:sz w:val="22"/>
-        </w:rPr>
-        <w:t>Destroy operators wired</w:t>
-      </w:r>
-      <w:r>
-        <w:rPr>
-          <w:sz w:val="22"/>
-        </w:rPr>
-        <w:t xml:space="preserve">: core set (always present) = </w:t>
-      </w:r>
-      <w:r>
-        <w:rPr>
-          <w:rFonts w:ascii="Consolas" w:hAnsi="Consolas"/>
-          <w:sz w:val="21"/>
-        </w:rPr>
-        <w:t>RandomRemoval</w:t>
-      </w:r>
-      <w:r>
-        <w:rPr>
-          <w:sz w:val="22"/>
-        </w:rPr>
-        <w:t xml:space="preserve">, </w:t>
-      </w:r>
-      <w:r>
-        <w:rPr>
-          <w:rFonts w:ascii="Consolas" w:hAnsi="Consolas"/>
-          <w:sz w:val="21"/>
-        </w:rPr>
-        <w:t>WorstRemoval</w:t>
-      </w:r>
-      <w:r>
-        <w:rPr>
-          <w:sz w:val="22"/>
-        </w:rPr>
-        <w:t>/</w:t>
-      </w:r>
-      <w:r>
-        <w:rPr>
-          <w:rFonts w:ascii="Consolas" w:hAnsi="Consolas"/>
-          <w:sz w:val="21"/>
-        </w:rPr>
-        <w:t>WorstProfitRemoval</w:t>
-      </w:r>
-      <w:r>
-        <w:rPr>
-          <w:sz w:val="22"/>
-        </w:rPr>
-        <w:t xml:space="preserve"> (randomized-worst per §3.4.1), </w:t>
-      </w:r>
-      <w:r>
-        <w:rPr>
-          <w:rFonts w:ascii="Consolas" w:hAnsi="Consolas"/>
-          <w:sz w:val="21"/>
-        </w:rPr>
-        <w:t>ShawRemoval</w:t>
-      </w:r>
-      <w:r>
-        <w:rPr>
-          <w:sz w:val="22"/>
-        </w:rPr>
-        <w:t>/</w:t>
-      </w:r>
-      <w:r>
-        <w:rPr>
-          <w:rFonts w:ascii="Consolas" w:hAnsi="Consolas"/>
-          <w:sz w:val="21"/>
-        </w:rPr>
-        <w:t>ShawProfitRemoval</w:t>
-      </w:r>
-      <w:r>
-        <w:rPr>
-          <w:sz w:val="22"/>
-        </w:rPr>
-        <w:t xml:space="preserve"> (relatedness-based). If </w:t>
-      </w:r>
-      <w:r>
-        <w:rPr>
-          <w:rFonts w:ascii="Consolas" w:hAnsi="Consolas"/>
-          <w:sz w:val="21"/>
-        </w:rPr>
-        <w:t>extended_operators=True</w:t>
-      </w:r>
-      <w:r>
-        <w:rPr>
-          <w:sz w:val="22"/>
-        </w:rPr>
-        <w:t xml:space="preserve">: </w:t>
-      </w:r>
-      <w:r>
-        <w:rPr>
-          <w:rFonts w:ascii="Consolas" w:hAnsi="Consolas"/>
-          <w:sz w:val="21"/>
-        </w:rPr>
-        <w:t>StringRemoval</w:t>
-      </w:r>
-      <w:r>
-        <w:rPr>
-          <w:sz w:val="22"/>
-        </w:rPr>
-        <w:t xml:space="preserve">, </w:t>
-      </w:r>
-      <w:r>
-        <w:rPr>
-          <w:rFonts w:ascii="Consolas" w:hAnsi="Consolas"/>
-          <w:sz w:val="21"/>
-        </w:rPr>
-        <w:t>ClusterRemoval</w:t>
-      </w:r>
-      <w:r>
-        <w:rPr>
-          <w:sz w:val="22"/>
-        </w:rPr>
-        <w:t xml:space="preserve">, </w:t>
-      </w:r>
-      <w:r>
-        <w:rPr>
-          <w:rFonts w:ascii="Consolas" w:hAnsi="Consolas"/>
-          <w:sz w:val="21"/>
-        </w:rPr>
-        <w:t>NeighborRemoval</w:t>
-      </w:r>
-      <w:r>
-        <w:rPr>
-          <w:sz w:val="22"/>
-        </w:rPr>
-        <w:t xml:space="preserve"> (and their </w:t>
-      </w:r>
-      <w:r>
-        <w:rPr>
-          <w:rFonts w:ascii="Consolas" w:hAnsi="Consolas"/>
-          <w:sz w:val="21"/>
-        </w:rPr>
-        <w:t>*Profit</w:t>
-      </w:r>
-      <w:r>
-        <w:rPr>
-          <w:sz w:val="22"/>
-        </w:rPr>
-        <w:t xml:space="preserve"> siblings) — 3→6 operators total. </w:t>
-      </w:r>
-      <w:r>
-        <w:rPr>
-          <w:rFonts w:ascii="Consolas" w:hAnsi="Consolas"/>
-          <w:sz w:val="21"/>
-        </w:rPr>
-        <w:t>profit_aware_operators</w:t>
-      </w:r>
-      <w:r>
-        <w:rPr>
-          <w:sz w:val="22"/>
-        </w:rPr>
-        <w:t xml:space="preserve"> swaps every destroy op for its profit-marginal variant (targets </w:t>
-      </w:r>
-      <w:r>
-        <w:rPr>
-          <w:rFonts w:ascii="Consolas" w:hAnsi="Consolas"/>
-          <w:sz w:val="21"/>
-        </w:rPr>
-        <w:t>waste_i·R - detour_cost_i·C</w:t>
-      </w:r>
-      <w:r>
-        <w:rPr>
-          <w:sz w:val="22"/>
-        </w:rPr>
-        <w:t xml:space="preserve"> instead of raw distance). Several other destroy operators exist in the codebase (</w:t>
-      </w:r>
-      <w:r>
-        <w:rPr>
-          <w:rFonts w:ascii="Consolas" w:hAnsi="Consolas"/>
-          <w:sz w:val="21"/>
-        </w:rPr>
-        <w:t>historical.py</w:t>
-      </w:r>
-      <w:r>
-        <w:rPr>
-          <w:sz w:val="22"/>
-        </w:rPr>
-        <w:t xml:space="preserve">, </w:t>
-      </w:r>
-      <w:r>
-        <w:rPr>
-          <w:rFonts w:ascii="Consolas" w:hAnsi="Consolas"/>
-          <w:sz w:val="21"/>
-        </w:rPr>
-        <w:t>sector.py</w:t>
-      </w:r>
-      <w:r>
-        <w:rPr>
-          <w:sz w:val="22"/>
-        </w:rPr>
-        <w:t xml:space="preserve">, </w:t>
-      </w:r>
-      <w:r>
-        <w:rPr>
-          <w:rFonts w:ascii="Consolas" w:hAnsi="Consolas"/>
-          <w:sz w:val="21"/>
-        </w:rPr>
-        <w:t>route.py</w:t>
-      </w:r>
-      <w:r>
-        <w:rPr>
-          <w:sz w:val="22"/>
-        </w:rPr>
-        <w:t xml:space="preserve">, </w:t>
-      </w:r>
-      <w:r>
-        <w:rPr>
-          <w:rFonts w:ascii="Consolas" w:hAnsi="Consolas"/>
-          <w:sz w:val="21"/>
-        </w:rPr>
-        <w:t>branch_and_bound.py</w:t>
-      </w:r>
-      <w:r>
-        <w:rPr>
-          <w:sz w:val="22"/>
-        </w:rPr>
-        <w:t xml:space="preserve">, </w:t>
-      </w:r>
-      <w:r>
-        <w:rPr>
-          <w:rFonts w:ascii="Consolas" w:hAnsi="Consolas"/>
-          <w:sz w:val="21"/>
-        </w:rPr>
-        <w:t>guided.py</w:t>
-      </w:r>
-      <w:r>
-        <w:rPr>
-          <w:sz w:val="22"/>
-        </w:rPr>
-        <w:t xml:space="preserve">, </w:t>
-      </w:r>
-      <w:r>
-        <w:rPr>
-          <w:rFonts w:ascii="Consolas" w:hAnsi="Consolas"/>
-          <w:sz w:val="21"/>
-        </w:rPr>
-        <w:t>multi_period.py</w:t>
-      </w:r>
-      <w:r>
-        <w:rPr>
-          <w:sz w:val="22"/>
-        </w:rPr>
-        <w:t xml:space="preserve">) but are </w:t>
-      </w:r>
-      <w:r>
-        <w:rPr>
-          <w:b/>
-          <w:sz w:val="22"/>
-        </w:rPr>
-        <w:t>not wired into `ALNSSolver`</w:t>
-      </w:r>
-      <w:r>
-        <w:rPr>
-          <w:sz w:val="22"/>
-        </w:rPr>
-        <w:t xml:space="preserve"> — reserved for sibling policies.</w:t>
-      </w:r>
-    </w:p>
-    <w:p>
-      <w:pPr>
-        <w:spacing w:after="160"/>
-      </w:pPr>
-      <w:r>
-        <w:rPr>
-          <w:b/>
-          <w:sz w:val="22"/>
-        </w:rPr>
-        <w:t>Repair operators wired</w:t>
-      </w:r>
-      <w:r>
-        <w:rPr>
-          <w:sz w:val="22"/>
-        </w:rPr>
-        <w:t xml:space="preserve">: controlled by </w:t>
-      </w:r>
-      <w:r>
-        <w:rPr>
-          <w:rFonts w:ascii="Consolas" w:hAnsi="Consolas"/>
-          <w:sz w:val="21"/>
-        </w:rPr>
-        <w:t>regret_pool</w:t>
-      </w:r>
-      <w:r>
-        <w:rPr>
-          <w:sz w:val="22"/>
-        </w:rPr>
-        <w:t xml:space="preserve"> ("regret2" | "regret234" default | "regretAll"): </w:t>
-      </w:r>
-      <w:r>
-        <w:rPr>
-          <w:rFonts w:ascii="Consolas" w:hAnsi="Consolas"/>
-          <w:sz w:val="21"/>
-        </w:rPr>
-        <w:t>Greedy</w:t>
-      </w:r>
-      <w:r>
-        <w:rPr>
-          <w:sz w:val="22"/>
-        </w:rPr>
-        <w:t>/</w:t>
-      </w:r>
-      <w:r>
-        <w:rPr>
-          <w:rFonts w:ascii="Consolas" w:hAnsi="Consolas"/>
-          <w:sz w:val="21"/>
-        </w:rPr>
-        <w:t>GreedyProfit</w:t>
-      </w:r>
-      <w:r>
-        <w:rPr>
-          <w:sz w:val="22"/>
-        </w:rPr>
-        <w:t xml:space="preserve">, </w:t>
-      </w:r>
-      <w:r>
-        <w:rPr>
-          <w:rFonts w:ascii="Consolas" w:hAnsi="Consolas"/>
-          <w:sz w:val="21"/>
-        </w:rPr>
-        <w:t>Regret2</w:t>
-      </w:r>
-      <w:r>
-        <w:rPr>
-          <w:sz w:val="22"/>
-        </w:rPr>
-        <w:t>/</w:t>
-      </w:r>
-      <w:r>
-        <w:rPr>
-          <w:rFonts w:ascii="Consolas" w:hAnsi="Consolas"/>
-          <w:sz w:val="21"/>
-        </w:rPr>
-        <w:t>Regret2Profit</w:t>
-      </w:r>
-      <w:r>
-        <w:rPr>
-          <w:sz w:val="22"/>
-        </w:rPr>
-        <w:t xml:space="preserve">, plus (regret234+) </w:t>
-      </w:r>
-      <w:r>
-        <w:rPr>
-          <w:rFonts w:ascii="Consolas" w:hAnsi="Consolas"/>
-          <w:sz w:val="21"/>
-        </w:rPr>
-        <w:t>Regret3</w:t>
-      </w:r>
-      <w:r>
-        <w:rPr>
-          <w:sz w:val="22"/>
-        </w:rPr>
-        <w:t xml:space="preserve">, </w:t>
-      </w:r>
-      <w:r>
-        <w:rPr>
-          <w:rFonts w:ascii="Consolas" w:hAnsi="Consolas"/>
-          <w:sz w:val="21"/>
-        </w:rPr>
-        <w:t>Regret4</w:t>
-      </w:r>
-      <w:r>
-        <w:rPr>
-          <w:sz w:val="22"/>
-        </w:rPr>
-        <w:t xml:space="preserve"> and profit variants, plus (regretAll) </w:t>
-      </w:r>
-      <w:r>
-        <w:rPr>
-          <w:rFonts w:ascii="Consolas" w:hAnsi="Consolas"/>
-          <w:sz w:val="21"/>
-        </w:rPr>
-        <w:t>Savings</w:t>
-      </w:r>
-      <w:r>
-        <w:rPr>
-          <w:sz w:val="22"/>
-        </w:rPr>
-        <w:t>/</w:t>
-      </w:r>
-      <w:r>
-        <w:rPr>
-          <w:rFonts w:ascii="Consolas" w:hAnsi="Consolas"/>
-          <w:sz w:val="21"/>
-        </w:rPr>
-        <w:t>SavingsProfit</w:t>
-      </w:r>
-      <w:r>
-        <w:rPr>
-          <w:sz w:val="22"/>
-        </w:rPr>
-        <w:t xml:space="preserve">. Every noise-capable operator is expanded into </w:t>
-      </w:r>
-      <w:r>
-        <w:rPr>
-          <w:rFonts w:ascii="Consolas" w:hAnsi="Consolas"/>
-          <w:sz w:val="21"/>
-        </w:rPr>
-        <w:t>&lt;Name&gt;Clean</w:t>
-      </w:r>
-      <w:r>
-        <w:rPr>
-          <w:sz w:val="22"/>
-        </w:rPr>
-        <w:t>/</w:t>
-      </w:r>
-      <w:r>
-        <w:rPr>
-          <w:rFonts w:ascii="Consolas" w:hAnsi="Consolas"/>
-          <w:sz w:val="21"/>
-        </w:rPr>
-        <w:t>&lt;Name&gt;Noisy</w:t>
-      </w:r>
-      <w:r>
-        <w:rPr>
-          <w:sz w:val="22"/>
-        </w:rPr>
-        <w:t xml:space="preserve"> adaptive-weight slots (paper Configuration 15) — default </w:t>
-      </w:r>
-      <w:r>
-        <w:rPr>
-          <w:rFonts w:ascii="Consolas" w:hAnsi="Consolas"/>
-          <w:sz w:val="21"/>
-        </w:rPr>
-        <w:t>regret234</w:t>
-      </w:r>
-      <w:r>
-        <w:rPr>
-          <w:sz w:val="22"/>
-        </w:rPr>
-        <w:t xml:space="preserve"> non-profit-aware gives 8 repair slots. Noise is </w:t>
-      </w:r>
-      <w:r>
-        <w:rPr>
-          <w:rFonts w:ascii="Consolas" w:hAnsi="Consolas"/>
-          <w:sz w:val="21"/>
-        </w:rPr>
-        <w:t>U[-η·max_dist, η·max_dist]</w:t>
-      </w:r>
-      <w:r>
-        <w:rPr>
-          <w:sz w:val="22"/>
-        </w:rPr>
-        <w:t xml:space="preserve">, </w:t>
-      </w:r>
-      <w:r>
-        <w:rPr>
-          <w:rFonts w:ascii="Consolas" w:hAnsi="Consolas"/>
-          <w:sz w:val="21"/>
-        </w:rPr>
-        <w:t>η=0.025</w:t>
-      </w:r>
-      <w:r>
-        <w:rPr>
-          <w:sz w:val="22"/>
-        </w:rPr>
-        <w:t>, added only when a noisy slot is drawn — letting the adaptive mechanism itself learn whether noise helps, rather than a naive 50% coin-flip.</w:t>
-      </w:r>
-    </w:p>
-    <w:p>
-      <w:pPr>
-        <w:spacing w:after="160"/>
-      </w:pPr>
-      <w:r>
-        <w:rPr>
-          <w:b/>
-          <w:sz w:val="22"/>
-        </w:rPr>
-        <w:t>VRPP profitable-subset handling.</w:t>
-      </w:r>
-      <w:r>
-        <w:rPr>
-          <w:sz w:val="22"/>
-        </w:rPr>
-        <w:t xml:space="preserve"> Destroy operators pull nodes into an </w:t>
-      </w:r>
-      <w:r>
-        <w:rPr>
-          <w:rFonts w:ascii="Consolas" w:hAnsi="Consolas"/>
-          <w:sz w:val="21"/>
-        </w:rPr>
-        <w:t>unassigned</w:t>
-      </w:r>
-      <w:r>
-        <w:rPr>
-          <w:sz w:val="22"/>
-        </w:rPr>
-        <w:t xml:space="preserve"> pool; profit-aware repair operators compute per-insertion marginal profit </w:t>
-      </w:r>
-      <w:r>
-        <w:rPr>
-          <w:rFonts w:ascii="Consolas" w:hAnsi="Consolas"/>
-          <w:sz w:val="21"/>
-        </w:rPr>
-        <w:t>waste·R - delta_dist·C</w:t>
-      </w:r>
-      <w:r>
-        <w:rPr>
-          <w:sz w:val="22"/>
-        </w:rPr>
-        <w:t xml:space="preserve"> and </w:t>
-      </w:r>
-      <w:r>
-        <w:rPr>
-          <w:b/>
-          <w:sz w:val="22"/>
-        </w:rPr>
-        <w:t>skip nodes with negative marginal profit unless mandatory</w:t>
-      </w:r>
-      <w:r>
-        <w:rPr>
-          <w:sz w:val="22"/>
-        </w:rPr>
-        <w:t xml:space="preserve"> — this is the direct mechanism by which ALNS decides bin inclusion/exclusion; repair may leave nodes unassigned when no profitable position exists, rather than being forced to restore full coverage. </w:t>
-      </w:r>
-      <w:r>
-        <w:rPr>
-          <w:rFonts w:ascii="Consolas" w:hAnsi="Consolas"/>
-          <w:sz w:val="21"/>
-        </w:rPr>
-        <w:t>params.vrpp=True</w:t>
-      </w:r>
-      <w:r>
-        <w:rPr>
-          <w:sz w:val="22"/>
-        </w:rPr>
-        <w:t xml:space="preserve"> (default) enables </w:t>
-      </w:r>
-      <w:r>
-        <w:rPr>
-          <w:rFonts w:ascii="Consolas" w:hAnsi="Consolas"/>
-          <w:sz w:val="21"/>
-        </w:rPr>
-        <w:t>expand_pool</w:t>
-      </w:r>
-      <w:r>
-        <w:rPr>
-          <w:sz w:val="22"/>
-        </w:rPr>
-        <w:t>, letting repair also opportunistically insert any currently-unvisited node, not just just-removed ones.</w:t>
-      </w:r>
-    </w:p>
-    <w:p>
-      <w:pPr>
-        <w:spacing w:after="160"/>
-      </w:pPr>
-      <w:r>
-        <w:rPr>
-          <w:b/>
-          <w:sz w:val="22"/>
-        </w:rPr>
-        <w:t>Limitations/scalability.</w:t>
-      </w:r>
-      <w:r>
-        <w:rPr>
-          <w:sz w:val="22"/>
-        </w:rPr>
-        <w:t xml:space="preserve"> </w:t>
-      </w:r>
-      <w:r>
-        <w:rPr>
-          <w:rFonts w:ascii="Consolas" w:hAnsi="Consolas"/>
-          <w:sz w:val="21"/>
-        </w:rPr>
-        <w:t>max_removal_cap=100</w:t>
-      </w:r>
-      <w:r>
-        <w:rPr>
-          <w:sz w:val="22"/>
-        </w:rPr>
-        <w:t xml:space="preserve"> bounds destroy-segment size regardless of instance size; visited-solution hash set grows unbounded over a run; no restart/diversification mechanism analogous to HGS's population reset — a single trajectory with SA acceptance is the only escape from local optima.</w:t>
-      </w:r>
-    </w:p>
-    <w:p>
-      <w:pPr>
-        <w:spacing w:after="160"/>
-      </w:pPr>
-      <w:r>
-        <w:rPr>
-          <w:b/>
-          <w:sz w:val="22"/>
-        </w:rPr>
-        <w:t>Citations.</w:t>
-      </w:r>
-      <w:r>
-        <w:rPr>
-          <w:sz w:val="22"/>
-        </w:rPr>
-        <w:t xml:space="preserve"> Ropke, S., &amp; Pisinger, D. (2006), An adaptive large neighborhood search heuristic for the pickup and delivery problem with time windows, Transportation Science 40(4), 455-472, with repeated precise section-number references (§3.3, §3.4.1, §3.4.3-4, §3.5, §4.3.1, Eq. 20, "Configuration 15").</w:t>
-      </w:r>
-    </w:p>
-    <w:p>
-      <w:pPr>
-        <w:spacing w:after="160"/>
-      </w:pPr>
-      <w:r>
-        <w:rPr>
-          <w:sz w:val="22"/>
-        </w:rPr>
-        <w:t>---</w:t>
-      </w:r>
-    </w:p>
-    <w:p>
-      <w:pPr>
-        <w:pStyle w:val="Heading3"/>
-      </w:pPr>
-      <w:r>
-        <w:t>SANS (Simulated Annealing Neighborhood Search)</w:t>
-      </w:r>
-    </w:p>
-    <w:p>
-      <w:pPr>
-        <w:spacing w:after="160"/>
-      </w:pPr>
-      <w:r>
-        <w:rPr>
-          <w:sz w:val="22"/>
-        </w:rPr>
-        <w:t xml:space="preserve">Implemented as two distinct engines behind one policy, dispatched by </w:t>
-      </w:r>
-      <w:r>
-        <w:rPr>
-          <w:rFonts w:ascii="Consolas" w:hAnsi="Consolas"/>
-          <w:sz w:val="21"/>
-        </w:rPr>
-        <w:t>SANSParams.engine</w:t>
-      </w:r>
-      <w:r>
-        <w:rPr>
-          <w:sz w:val="22"/>
-        </w:rPr>
-        <w:t xml:space="preserve"> ("new" default, or "og"). Cites the primary source: </w:t>
-      </w:r>
-      <w:r>
-        <w:rPr>
-          <w:b/>
-          <w:sz w:val="22"/>
-        </w:rPr>
-        <w:t>Jorge, D., Antunes, A. P., Ramos, T. R. P., &amp; Barbosa-Póvoa, A. P., "A hybrid metaheuristic for smart waste collection problems with workload concerns", Computers &amp; Operations Research 137 (2022) 105518</w:t>
-      </w:r>
-      <w:r>
-        <w:rPr>
-          <w:sz w:val="22"/>
-        </w:rPr>
-        <w:t xml:space="preserve"> — a look-ahead heuristic + SA/neighborhood-search hybrid validated against a Portuguese waste operator (≥45% profit gain vs. current practice).</w:t>
-      </w:r>
-    </w:p>
-    <w:p>
-      <w:pPr>
-        <w:spacing w:after="160"/>
-      </w:pPr>
-      <w:r>
-        <w:rPr>
-          <w:b/>
-          <w:sz w:val="22"/>
-        </w:rPr>
-        <w:t>"new" engine — `heuristics/sans.py:improved_simulated_annealing`.</w:t>
-      </w:r>
-      <w:r>
-        <w:rPr>
-          <w:sz w:val="22"/>
-        </w:rPr>
-        <w:t xml:space="preserve"> Single-route (typically </w:t>
-      </w:r>
-      <w:r>
-        <w:rPr>
-          <w:rFonts w:ascii="Consolas" w:hAnsi="Consolas"/>
-          <w:sz w:val="21"/>
-        </w:rPr>
-        <w:t>max_vehicles=1</w:t>
-      </w:r>
-      <w:r>
-        <w:rPr>
-          <w:sz w:val="22"/>
-        </w:rPr>
-        <w:t xml:space="preserve">) main loop: outer cooling loop </w:t>
-      </w:r>
-      <w:r>
-        <w:rPr>
-          <w:rFonts w:ascii="Consolas" w:hAnsi="Consolas"/>
-          <w:sz w:val="21"/>
-        </w:rPr>
-        <w:t>while T_min &lt; T</w:t>
-      </w:r>
-      <w:r>
-        <w:rPr>
-          <w:sz w:val="22"/>
-        </w:rPr>
-        <w:t xml:space="preserve">, inner </w:t>
-      </w:r>
-      <w:r>
-        <w:rPr>
-          <w:rFonts w:ascii="Consolas" w:hAnsi="Consolas"/>
-          <w:sz w:val="21"/>
-        </w:rPr>
-        <w:t>for _ in range(iterations_per_T)</w:t>
-      </w:r>
-      <w:r>
-        <w:rPr>
-          <w:sz w:val="22"/>
-        </w:rPr>
-        <w:t xml:space="preserve"> (default 5000). Geometric cooling </w:t>
-      </w:r>
-      <w:r>
-        <w:rPr>
-          <w:rFonts w:ascii="Consolas" w:hAnsi="Consolas"/>
-          <w:sz w:val="21"/>
-        </w:rPr>
-        <w:t>T = T·alpha</w:t>
-      </w:r>
-      <w:r>
-        <w:rPr>
-          <w:sz w:val="22"/>
-        </w:rPr>
-        <w:t xml:space="preserve"> (default </w:t>
-      </w:r>
-      <w:r>
-        <w:rPr>
-          <w:rFonts w:ascii="Consolas" w:hAnsi="Consolas"/>
-          <w:sz w:val="21"/>
-        </w:rPr>
-        <w:t>alpha=0.95</w:t>
-      </w:r>
-      <w:r>
-        <w:rPr>
-          <w:sz w:val="22"/>
-        </w:rPr>
-        <w:t xml:space="preserve">, </w:t>
-      </w:r>
-      <w:r>
-        <w:rPr>
-          <w:rFonts w:ascii="Consolas" w:hAnsi="Consolas"/>
-          <w:sz w:val="21"/>
-        </w:rPr>
-        <w:t>T_init=75.0</w:t>
-      </w:r>
-      <w:r>
-        <w:rPr>
-          <w:sz w:val="22"/>
-        </w:rPr>
-        <w:t xml:space="preserve">, </w:t>
-      </w:r>
-      <w:r>
-        <w:rPr>
-          <w:rFonts w:ascii="Consolas" w:hAnsi="Consolas"/>
-          <w:sz w:val="21"/>
-        </w:rPr>
-        <w:t>T_min=0.01</w:t>
-      </w:r>
-      <w:r>
-        <w:rPr>
-          <w:sz w:val="22"/>
-        </w:rPr>
-        <w:t>). Each inner iteration picks uniformly at random from 14 "route_ops" (</w:t>
-      </w:r>
-      <w:r>
-        <w:rPr>
-          <w:rFonts w:ascii="Consolas" w:hAnsi="Consolas"/>
-          <w:sz w:val="21"/>
-        </w:rPr>
-        <w:t>2opt, move, swap, remove, insert, move_n_random, move_n_consec, swap_n_random, swap_n_consec, remove_n_bins, remove_n_bins_consec, relocate, cross, or-opt</w:t>
-      </w:r>
-      <w:r>
-        <w:rPr>
-          <w:sz w:val="22"/>
-        </w:rPr>
-        <w:t xml:space="preserve">) plus 4 "add_ops" active only when a </w:t>
-      </w:r>
-      <w:r>
-        <w:rPr>
-          <w:rFonts w:ascii="Consolas" w:hAnsi="Consolas"/>
-          <w:sz w:val="21"/>
-        </w:rPr>
-        <w:t>removed_bins</w:t>
-      </w:r>
-      <w:r>
-        <w:rPr>
-          <w:sz w:val="22"/>
-        </w:rPr>
-        <w:t xml:space="preserve"> pool is non-empty — this is how SANS folds the VRPP profitable-subset decision directly into the neighborhood: bins can be dropped into a global </w:t>
-      </w:r>
-      <w:r>
-        <w:rPr>
-          <w:rFonts w:ascii="Consolas" w:hAnsi="Consolas"/>
-          <w:sz w:val="21"/>
-        </w:rPr>
-        <w:t>removed_bins</w:t>
-      </w:r>
-      <w:r>
-        <w:rPr>
-          <w:sz w:val="22"/>
-        </w:rPr>
-        <w:t xml:space="preserve"> set (profit-driven exclusion) and reinserted later. Acceptance is textbook Metropolis (</w:t>
-      </w:r>
-      <w:r>
-        <w:rPr>
-          <w:rFonts w:ascii="Consolas" w:hAnsi="Consolas"/>
-          <w:sz w:val="21"/>
-        </w:rPr>
-        <w:t>delta&gt;0</w:t>
-      </w:r>
-      <w:r>
-        <w:rPr>
-          <w:sz w:val="22"/>
-        </w:rPr>
-        <w:t xml:space="preserve"> accept; else </w:t>
-      </w:r>
-      <w:r>
-        <w:rPr>
-          <w:rFonts w:ascii="Consolas" w:hAnsi="Consolas"/>
-          <w:sz w:val="21"/>
-        </w:rPr>
-        <w:t>p=exp(delta/T)</w:t>
-      </w:r>
-      <w:r>
-        <w:rPr>
-          <w:sz w:val="22"/>
-        </w:rPr>
-        <w:t xml:space="preserve">, guarded against overflow). Stagnation handling: if no improvement for 500 iterations, temperature reheats to </w:t>
-      </w:r>
-      <w:r>
-        <w:rPr>
-          <w:rFonts w:ascii="Consolas" w:hAnsi="Consolas"/>
-          <w:sz w:val="21"/>
-        </w:rPr>
-        <w:t>T_init</w:t>
-      </w:r>
-      <w:r>
-        <w:rPr>
-          <w:sz w:val="22"/>
-        </w:rPr>
-        <w:t xml:space="preserve"> (a reheating mechanism not in vanilla Kirkpatrick SA). Stops on </w:t>
-      </w:r>
-      <w:r>
-        <w:rPr>
-          <w:rFonts w:ascii="Consolas" w:hAnsi="Consolas"/>
-          <w:sz w:val="21"/>
-        </w:rPr>
-        <w:t>T &lt; T_min</w:t>
-      </w:r>
-      <w:r>
-        <w:rPr>
-          <w:sz w:val="22"/>
-        </w:rPr>
-        <w:t xml:space="preserve"> or </w:t>
-      </w:r>
-      <w:r>
-        <w:rPr>
-          <w:rFonts w:ascii="Consolas" w:hAnsi="Consolas"/>
-          <w:sz w:val="21"/>
-        </w:rPr>
-        <w:t>time_limit</w:t>
-      </w:r>
-      <w:r>
-        <w:rPr>
-          <w:sz w:val="22"/>
-        </w:rPr>
-        <w:t xml:space="preserve"> (default 60s).</w:t>
-      </w:r>
-    </w:p>
-    <w:p>
-      <w:pPr>
-        <w:spacing w:after="160"/>
-      </w:pPr>
-      <w:r>
-        <w:rPr>
-          <w:b/>
-          <w:sz w:val="22"/>
-        </w:rPr>
-        <w:t>Move taxonomy.</w:t>
-      </w:r>
-      <w:r>
-        <w:rPr>
-          <w:sz w:val="22"/>
-        </w:rPr>
-        <w:t xml:space="preserve"> </w:t>
-      </w:r>
-      <w:r>
-        <w:rPr>
-          <w:rFonts w:ascii="Consolas" w:hAnsi="Consolas"/>
-          <w:sz w:val="21"/>
-        </w:rPr>
-        <w:t>_handle_2opt</w:t>
-      </w:r>
-      <w:r>
-        <w:rPr>
-          <w:sz w:val="22"/>
-        </w:rPr>
-        <w:t xml:space="preserve"> (intra-route reversal); </w:t>
-      </w:r>
-      <w:r>
-        <w:rPr>
-          <w:rFonts w:ascii="Consolas" w:hAnsi="Consolas"/>
-          <w:sz w:val="21"/>
-        </w:rPr>
-        <w:t>move</w:t>
-      </w:r>
-      <w:r>
-        <w:rPr>
-          <w:sz w:val="22"/>
-        </w:rPr>
-        <w:t>/</w:t>
-      </w:r>
-      <w:r>
-        <w:rPr>
-          <w:rFonts w:ascii="Consolas" w:hAnsi="Consolas"/>
-          <w:sz w:val="21"/>
-        </w:rPr>
-        <w:t>move_between_routes</w:t>
-      </w:r>
-      <w:r>
-        <w:rPr>
-          <w:sz w:val="22"/>
-        </w:rPr>
-        <w:t xml:space="preserve"> (inter-route relocation); </w:t>
-      </w:r>
-      <w:r>
-        <w:rPr>
-          <w:rFonts w:ascii="Consolas" w:hAnsi="Consolas"/>
-          <w:sz w:val="21"/>
-        </w:rPr>
-        <w:t>swap</w:t>
-      </w:r>
-      <w:r>
-        <w:rPr>
-          <w:sz w:val="22"/>
-        </w:rPr>
-        <w:t>/</w:t>
-      </w:r>
-      <w:r>
-        <w:rPr>
-          <w:rFonts w:ascii="Consolas" w:hAnsi="Consolas"/>
-          <w:sz w:val="21"/>
-        </w:rPr>
-        <w:t>mutate_route_by_swapping_bins</w:t>
-      </w:r>
-      <w:r>
-        <w:rPr>
-          <w:sz w:val="22"/>
-        </w:rPr>
-        <w:t xml:space="preserve"> (intra-route pairwise swap); </w:t>
-      </w:r>
-      <w:r>
-        <w:rPr>
-          <w:rFonts w:ascii="Consolas" w:hAnsi="Consolas"/>
-          <w:sz w:val="21"/>
-        </w:rPr>
-        <w:t>relocate_within_route</w:t>
-      </w:r>
-      <w:r>
-        <w:rPr>
-          <w:sz w:val="22"/>
-        </w:rPr>
-        <w:t>/</w:t>
-      </w:r>
-      <w:r>
-        <w:rPr>
-          <w:rFonts w:ascii="Consolas" w:hAnsi="Consolas"/>
-          <w:sz w:val="21"/>
-        </w:rPr>
-        <w:t>insert_bin_in_route</w:t>
-      </w:r>
-      <w:r>
-        <w:rPr>
-          <w:sz w:val="22"/>
-        </w:rPr>
-        <w:t xml:space="preserve"> (intra-route single relocation/best-position insertion); </w:t>
-      </w:r>
-      <w:r>
-        <w:rPr>
-          <w:rFonts w:ascii="Consolas" w:hAnsi="Consolas"/>
-          <w:sz w:val="21"/>
-        </w:rPr>
-        <w:t>cross_exchange</w:t>
-      </w:r>
-      <w:r>
-        <w:rPr>
-          <w:sz w:val="22"/>
-        </w:rPr>
-        <w:t xml:space="preserve"> (inter-route segment swap); </w:t>
-      </w:r>
-      <w:r>
-        <w:rPr>
-          <w:rFonts w:ascii="Consolas" w:hAnsi="Consolas"/>
-          <w:sz w:val="21"/>
-        </w:rPr>
-        <w:t>or_opt_move</w:t>
-      </w:r>
-      <w:r>
-        <w:rPr>
-          <w:sz w:val="22"/>
-        </w:rPr>
-        <w:t xml:space="preserve"> (short-chain relocation); </w:t>
-      </w:r>
-      <w:r>
-        <w:rPr>
-          <w:rFonts w:ascii="Consolas" w:hAnsi="Consolas"/>
-          <w:sz w:val="21"/>
-        </w:rPr>
-        <w:t>move_n_route_random/consec</w:t>
-      </w:r>
-      <w:r>
-        <w:rPr>
-          <w:sz w:val="22"/>
-        </w:rPr>
-        <w:t xml:space="preserve"> and </w:t>
-      </w:r>
-      <w:r>
-        <w:rPr>
-          <w:rFonts w:ascii="Consolas" w:hAnsi="Consolas"/>
-          <w:sz w:val="21"/>
-        </w:rPr>
-        <w:t>swap_n_route_random/consec</w:t>
-      </w:r>
-      <w:r>
-        <w:rPr>
-          <w:sz w:val="22"/>
-        </w:rPr>
-        <w:t xml:space="preserve"> (multi-bin n∈[2,5] relocations, random or contiguous); </w:t>
-      </w:r>
-      <w:r>
-        <w:rPr>
-          <w:rFonts w:ascii="Consolas" w:hAnsi="Consolas"/>
-          <w:sz w:val="21"/>
-        </w:rPr>
-        <w:t>remove_n_bins</w:t>
-      </w:r>
-      <w:r>
-        <w:rPr>
-          <w:sz w:val="22"/>
-        </w:rPr>
-        <w:t>/</w:t>
-      </w:r>
-      <w:r>
-        <w:rPr>
-          <w:rFonts w:ascii="Consolas" w:hAnsi="Consolas"/>
-          <w:sz w:val="21"/>
-        </w:rPr>
-        <w:t>add_n_bins</w:t>
-      </w:r>
-      <w:r>
-        <w:rPr>
-          <w:sz w:val="22"/>
-        </w:rPr>
-        <w:t xml:space="preserve"> (removed-bin pool management at multi-bin granularity).</w:t>
-      </w:r>
-    </w:p>
-    <w:p>
-      <w:pPr>
-        <w:spacing w:after="160"/>
-      </w:pPr>
-      <w:r>
-        <w:rPr>
-          <w:b/>
-          <w:sz w:val="22"/>
-        </w:rPr>
-        <w:t>"og" (LAC) engine.</w:t>
-      </w:r>
-      <w:r>
-        <w:rPr>
-          <w:sz w:val="22"/>
-        </w:rPr>
-        <w:t xml:space="preserve"> A different SA loop tied to </w:t>
-      </w:r>
-      <w:r>
-        <w:rPr>
-          <w:rFonts w:ascii="Consolas" w:hAnsi="Consolas"/>
-          <w:sz w:val="21"/>
-        </w:rPr>
-        <w:t>search/random_search.py:local_search</w:t>
-      </w:r>
-      <w:r>
-        <w:rPr>
-          <w:sz w:val="22"/>
-        </w:rPr>
-        <w:t xml:space="preserve">, which is the actual selection-strategy layer: draws one of 19 named procedures via near-uniform weights (several "Add route" variants pinned to probability 0 — disabled dead code). </w:t>
-      </w:r>
-      <w:r>
-        <w:rPr>
-          <w:rFonts w:ascii="Consolas" w:hAnsi="Consolas"/>
-          <w:sz w:val="21"/>
-        </w:rPr>
-        <w:t>select/random.py</w:t>
-      </w:r>
-      <w:r>
-        <w:rPr>
-          <w:sz w:val="22"/>
-        </w:rPr>
-        <w:t xml:space="preserve"> samples uniformly; </w:t>
-      </w:r>
-      <w:r>
-        <w:rPr>
-          <w:rFonts w:ascii="Consolas" w:hAnsi="Consolas"/>
-          <w:sz w:val="21"/>
-        </w:rPr>
-        <w:t>select/consecutive.py</w:t>
-      </w:r>
-      <w:r>
-        <w:rPr>
-          <w:sz w:val="22"/>
-        </w:rPr>
-        <w:t xml:space="preserve"> extracts contiguous segments (modeling string/segment relocation); </w:t>
-      </w:r>
-      <w:r>
-        <w:rPr>
-          <w:rFonts w:ascii="Consolas" w:hAnsi="Consolas"/>
-          <w:sz w:val="21"/>
-        </w:rPr>
-        <w:t>select/greedy.py</w:t>
-      </w:r>
-      <w:r>
-        <w:rPr>
-          <w:sz w:val="22"/>
-        </w:rPr>
-        <w:t xml:space="preserve"> is a first-improvement hill-climber used in refinement, not inside the SA loop. Temperature follows a </w:t>
-      </w:r>
-      <w:r>
-        <w:rPr>
-          <w:b/>
-          <w:sz w:val="22"/>
-        </w:rPr>
-        <w:t>different, non-geometric schedule</w:t>
-      </w:r>
-      <w:r>
-        <w:rPr>
-          <w:sz w:val="22"/>
-        </w:rPr>
-        <w:t xml:space="preserve">: </w:t>
-      </w:r>
-      <w:r>
-        <w:rPr>
-          <w:rFonts w:ascii="Consolas" w:hAnsi="Consolas"/>
-          <w:sz w:val="21"/>
-        </w:rPr>
-        <w:t>T = T_initial / (i^T_param)</w:t>
-      </w:r>
-      <w:r>
-        <w:rPr>
-          <w:sz w:val="22"/>
-        </w:rPr>
-        <w:t xml:space="preserve"> (power-law, indexed by iteration count). After SA, </w:t>
-      </w:r>
-      <w:r>
-        <w:rPr>
-          <w:rFonts w:ascii="Consolas" w:hAnsi="Consolas"/>
-          <w:sz w:val="21"/>
-        </w:rPr>
-        <w:t>refinement/route_search.py:find_solutions</w:t>
-      </w:r>
-      <w:r>
-        <w:rPr>
-          <w:sz w:val="22"/>
-        </w:rPr>
-        <w:t xml:space="preserve"> chains: uncrossing → SA → </w:t>
-      </w:r>
-      <w:r>
-        <w:rPr>
-          <w:rFonts w:ascii="Consolas" w:hAnsi="Consolas"/>
-          <w:sz w:val="21"/>
-        </w:rPr>
-        <w:t>refinement/refinement.py:refine_solution</w:t>
-      </w:r>
-      <w:r>
-        <w:rPr>
-          <w:sz w:val="22"/>
-        </w:rPr>
-        <w:t xml:space="preserve"> (invoking </w:t>
-      </w:r>
-      <w:r>
-        <w:rPr>
-          <w:rFonts w:ascii="Consolas" w:hAnsi="Consolas"/>
-          <w:sz w:val="21"/>
-        </w:rPr>
-        <w:t>search/deterministic.py</w:t>
-      </w:r>
-      <w:r>
-        <w:rPr>
-          <w:sz w:val="22"/>
-        </w:rPr>
-        <w:t xml:space="preserve"> — nearest-50-candidate first/best-improvement sweep in forward order — and </w:t>
-      </w:r>
-      <w:r>
-        <w:rPr>
-          <w:rFonts w:ascii="Consolas" w:hAnsi="Consolas"/>
-          <w:sz w:val="21"/>
-        </w:rPr>
-        <w:t>search/reversed.py</w:t>
-      </w:r>
-      <w:r>
-        <w:rPr>
-          <w:sz w:val="22"/>
-        </w:rPr>
-        <w:t xml:space="preserve">, the same evaluator applied in reversed route/bin order, a simple diversification trick) → </w:t>
-      </w:r>
-      <w:r>
-        <w:rPr>
-          <w:rFonts w:ascii="Consolas" w:hAnsi="Consolas"/>
-          <w:sz w:val="21"/>
-        </w:rPr>
-        <w:t>refinement/rebalancing.py</w:t>
-      </w:r>
-      <w:r>
-        <w:rPr>
-          <w:sz w:val="22"/>
-        </w:rPr>
-        <w:t xml:space="preserve"> (iterative greedy insert/remove of the removed-bins pool — the second mechanism handling profitable-subset selection).</w:t>
+        <w:t xml:space="preserve"> Three separate mechanisms work together to let BPC decide which bins are worth visiting rather than assuming all of them are: the master problem's coverage constraints are "at most one visit" rather than "exactly one visit" for optional bins; the pricing subproblem is a profit-maximizing search rather than a plain shortest path, so it naturally stops extending a route once further detours cost more than they're worth; and the branching tree explicitly resolves visit/no-visit decisions ahead of routing decisions. A lightweight pre-filtering step (a knapsack-style heuristic) can also prune obviously-unprofitable bins before the expensive exact machinery even starts.</w:t>
       </w:r>
     </w:p>
     <w:p>
@@ -4449,46 +892,7 @@
         <w:rPr>
           <w:sz w:val="22"/>
         </w:rPr>
-        <w:t xml:space="preserve"> The "new" engine's operator selection is uniform regardless of solution state (no adaptive/weighted selection as in ALNS); </w:t>
-      </w:r>
-      <w:r>
-        <w:rPr>
-          <w:rFonts w:ascii="Consolas" w:hAnsi="Consolas"/>
-          <w:sz w:val="21"/>
-        </w:rPr>
-        <w:t>improved_simulated_annealing</w:t>
-      </w:r>
-      <w:r>
-        <w:rPr>
-          <w:sz w:val="22"/>
-        </w:rPr>
-        <w:t xml:space="preserve"> is invoked single-route per call even though multi-route neighborhoods exist; </w:t>
-      </w:r>
-      <w:r>
-        <w:rPr>
-          <w:rFonts w:ascii="Consolas" w:hAnsi="Consolas"/>
-          <w:sz w:val="21"/>
-        </w:rPr>
-        <w:t>local_search_2</w:t>
-      </w:r>
-      <w:r>
-        <w:rPr>
-          <w:sz w:val="22"/>
-        </w:rPr>
-        <w:t>/</w:t>
-      </w:r>
-      <w:r>
-        <w:rPr>
-          <w:rFonts w:ascii="Consolas" w:hAnsi="Consolas"/>
-          <w:sz w:val="21"/>
-        </w:rPr>
-        <w:t>local_search_reversed</w:t>
-      </w:r>
-      <w:r>
-        <w:rPr>
-          <w:sz w:val="22"/>
-        </w:rPr>
-        <w:t xml:space="preserve"> use full deep-copy-based rollback per evaluated candidate — expensive at scale; several procedure probabilities in the "og" engine are hardcoded to 0.</w:t>
+        <w:t xml:space="preserve"> This is an exact method operating under a tight time budget in this benchmark (on the order of a minute per run) — it is not run to mathematically certified completion for larger instances. If time runs out before an integer solution is proven optimal, the solver falls back to a non-exact, greedily-constructed route plan rather than reporting failure — meaning "BPC's result" for a hard instance may in practice be closer to a good heuristic answer than a guaranteed-optimal one. This is worth having ready for the inevitable "so is BPC actually exact here?" question — the honest answer is "yes in principle, but time-limited in practice at this scale, with a documented heuristic fallback on timeout."</w:t>
       </w:r>
     </w:p>
     <w:p>
@@ -4496,57 +900,43 @@
         <w:pStyle w:val="Heading3"/>
       </w:pPr>
       <w:r>
-        <w:t>PG-CLNS (Pheromone-Guided Cooperative Large Neighborhood Search)</w:t>
+        <w:t>SWC-TCF (Smart Waste Collection — Two-Commodity Flow)</w:t>
       </w:r>
     </w:p>
     <w:p>
       <w:pPr>
         <w:spacing w:after="160"/>
       </w:pPr>
-      <w:r>
-        <w:rPr>
-          <w:sz w:val="22"/>
-        </w:rPr>
-        <w:t xml:space="preserve">PG-CLNS is explicitly a </w:t>
-      </w:r>
       <w:r>
         <w:rPr>
           <w:b/>
           <w:sz w:val="22"/>
         </w:rPr>
-        <w:t>WSmart-Route-original hybrid</w:t>
+        <w:t>Big picture.</w:t>
       </w:r>
       <w:r>
         <w:rPr>
           <w:sz w:val="22"/>
         </w:rPr>
-        <w:t xml:space="preserve"> — no bibliography PDF names "PG-CLNS," and no docstring cites an external paper for the combined algorithm; module docstrings only describe the design ("Combines ACO for construction and global guidance with LNS for local improvement, within a population-based framework guided by pheromones"). Components individually map to literature: the LNS layer cites </w:t>
-      </w:r>
+        <w:t xml:space="preserve"> SWC-TCF is the other exact method in the benchmark, but architecturally much simpler than BPC: instead of decomposing the problem into a master problem plus a route-generating subproblem, it writes the entire routing decision as one large mixed-integer program and hands it to a general-purpose commercial solver. It is a direct implementation of a published waste-collection-specific formulation (Ramos, Morais &amp; Barbosa-Póvoa, 2018) that was designed from the ground up for exactly this "should I visit this bin" service-level decision, rather than being retrofitted onto a classical covering-VRP formulation the way BPC's adaptation was.</w:t>
+      </w:r>
+    </w:p>
+    <w:p>
+      <w:pPr>
+        <w:spacing w:after="160"/>
+      </w:pPr>
       <w:r>
         <w:rPr>
           <w:b/>
           <w:sz w:val="22"/>
         </w:rPr>
-        <w:t>Pisinger, D., &amp; Ropke, S. (2007), "A general heuristic for vehicle routing problems," Computers &amp; Operations Research 34(8), 2403-2435</w:t>
+        <w:t>The two-commodity flow trick.</w:t>
       </w:r>
       <w:r>
         <w:rPr>
           <w:sz w:val="22"/>
         </w:rPr>
-        <w:t xml:space="preserve">; the pheromone/candidate-list design (k-sparse edge pheromone, top-k neighbors per node) matches </w:t>
-      </w:r>
-      <w:r>
-        <w:rPr>
-          <w:rFonts w:ascii="Consolas" w:hAnsi="Consolas"/>
-          <w:sz w:val="21"/>
-        </w:rPr>
-        <w:t>bibliography/policies/K-Sparse Ant Colony Optimization.pdf</w:t>
-      </w:r>
-      <w:r>
-        <w:rPr>
-          <w:sz w:val="22"/>
-        </w:rPr>
-        <w:t xml:space="preserve"> (Hale, 2021). No paper is cited for the destroy operators; the closest conceptual precedents are Shaw removal and swap-star/or-opt route-move literature — presented here as precedent, not origin.</w:t>
+        <w:t xml:space="preserve"> The elegant core idea (borrowed from an earlier two-commodity-flow CVRP formulation) is to track two quantities flowing along each potential route arc simultaneously: how much waste has been picked up so far, and how much empty capacity remains. Requiring these two quantities to always sum to exactly the vehicle's total capacity on every used arc automatically enforces both the capacity constraint and prevents the solution from containing disconnected sub-loops that never reach the depot — normally two separate, awkward constraint families in vehicle-routing MILPs, collapsed here into one clean constraint.</w:t>
       </w:r>
     </w:p>
     <w:p>
@@ -4558,740 +948,31 @@
           <w:b/>
           <w:sz w:val="22"/>
         </w:rPr>
-        <w:t>Top-level loop.</w:t>
+        <w:t>Deciding which bins to visit.</w:t>
       </w:r>
       <w:r>
         <w:rPr>
           <w:sz w:val="22"/>
         </w:rPr>
-        <w:t xml:space="preserve"> Population-based: build </w:t>
-      </w:r>
-      <w:r>
-        <w:rPr>
-          <w:rFonts w:ascii="Consolas" w:hAnsi="Consolas"/>
-          <w:sz w:val="21"/>
-        </w:rPr>
-        <w:t>population_size</w:t>
-      </w:r>
-      <w:r>
-        <w:rPr>
-          <w:sz w:val="22"/>
-        </w:rPr>
-        <w:t xml:space="preserve"> (default 10) initial solutions via ant-colony construction (</w:t>
-      </w:r>
-      <w:r>
-        <w:rPr>
-          <w:rFonts w:ascii="Consolas" w:hAnsi="Consolas"/>
-          <w:sz w:val="21"/>
-        </w:rPr>
-        <w:t>max_iterations</w:t>
-      </w:r>
-      <w:r>
-        <w:rPr>
-          <w:sz w:val="22"/>
-        </w:rPr>
-        <w:t xml:space="preserve"> pinned to 1 inside PG-CLNS so it acts purely as a constructive generator; </w:t>
-      </w:r>
-      <w:r>
-        <w:rPr>
-          <w:rFonts w:ascii="Consolas" w:hAnsi="Consolas"/>
-          <w:sz w:val="21"/>
-        </w:rPr>
-        <w:t>local_search=False</w:t>
-      </w:r>
-      <w:r>
-        <w:rPr>
-          <w:sz w:val="22"/>
-        </w:rPr>
-        <w:t xml:space="preserve"> since "LNS handles local search"). Each outer iteration (default 50): (1) </w:t>
-      </w:r>
+        <w:t xml:space="preserve"> Unlike BPC, this is not a bolt-on adaptation — the source formulation already treats "is this bin visited" as a first-class yes/no decision for every bin, with the objective directly trading off collection revenue against travel cost and a per-vehicle usage penalty. A soft aggregate constraint additionally caps how many of the "critical" (must-visit) bins can be skipped, and any bin that is either flagged mandatory or already dangerously full gets hard-forced into the route regardless of what the optimizer would otherwise prefer.</w:t>
+      </w:r>
+    </w:p>
+    <w:p>
+      <w:pPr>
+        <w:spacing w:after="160"/>
+      </w:pPr>
       <w:r>
         <w:rPr>
           <w:b/>
           <w:sz w:val="22"/>
         </w:rPr>
-        <w:t>Coaching</w:t>
+        <w:t>How it's solved.</w:t>
       </w:r>
       <w:r>
         <w:rPr>
           <w:sz w:val="22"/>
         </w:rPr>
-        <w:t xml:space="preserve"> — every population member independently refined by a self-contained destroy/repair/SA-acceptance LNS loop (its own 100-iteration "coaching session"); (2) </w:t>
-      </w:r>
-      <w:r>
-        <w:rPr>
-          <w:b/>
-          <w:sz w:val="22"/>
-        </w:rPr>
-        <w:t>Global competition</w:t>
-      </w:r>
-      <w:r>
-        <w:rPr>
-          <w:sz w:val="22"/>
-        </w:rPr>
-        <w:t xml:space="preserve"> — track best-profit solution with deterministic tie-break; (3) </w:t>
-      </w:r>
-      <w:r>
-        <w:rPr>
-          <w:b/>
-          <w:sz w:val="22"/>
-        </w:rPr>
-        <w:t>Pheromone update</w:t>
-      </w:r>
-      <w:r>
-        <w:rPr>
-          <w:sz w:val="22"/>
-        </w:rPr>
-        <w:t xml:space="preserve"> — evaporate all, then deposit </w:t>
-      </w:r>
-      <w:r>
-        <w:rPr>
-          <w:rFonts w:ascii="Consolas" w:hAnsi="Consolas"/>
-          <w:sz w:val="21"/>
-        </w:rPr>
-        <w:t>elitist_weight/cost</w:t>
-      </w:r>
-      <w:r>
-        <w:rPr>
-          <w:sz w:val="22"/>
-        </w:rPr>
-        <w:t xml:space="preserve"> on the current best-so-far solution's edges only (elitist ACS-style global update); (4) </w:t>
-      </w:r>
-      <w:r>
-        <w:rPr>
-          <w:b/>
-          <w:sz w:val="22"/>
-        </w:rPr>
-        <w:t>Replacement</w:t>
-      </w:r>
-      <w:r>
-        <w:rPr>
-          <w:sz w:val="22"/>
-        </w:rPr>
-        <w:t xml:space="preserve"> — worst 20% of the population regenerated by re-running construction under the updated pheromone field.</w:t>
-      </w:r>
-    </w:p>
-    <w:p>
-      <w:pPr>
-        <w:spacing w:after="160"/>
-      </w:pPr>
-      <w:r>
-        <w:rPr>
-          <w:b/>
-          <w:sz w:val="22"/>
-        </w:rPr>
-        <w:t>What the pheromone actually guides.</w:t>
-      </w:r>
-      <w:r>
-        <w:rPr>
-          <w:sz w:val="22"/>
-        </w:rPr>
-        <w:t xml:space="preserve"> A k-sparse (k=10) </w:t>
-      </w:r>
-      <w:r>
-        <w:rPr>
-          <w:b/>
-          <w:sz w:val="22"/>
-        </w:rPr>
-        <w:t>edge</w:t>
-      </w:r>
-      <w:r>
-        <w:rPr>
-          <w:sz w:val="22"/>
-        </w:rPr>
-        <w:t>-pheromone matrix — deposits on directed arcs (i,j), not bin-inclusion decisions. Local ACS update during construction (</w:t>
-      </w:r>
-      <w:r>
-        <w:rPr>
-          <w:rFonts w:ascii="Consolas" w:hAnsi="Consolas"/>
-          <w:sz w:val="21"/>
-        </w:rPr>
-        <w:t>tau=(1-rho)·tau+rho·tau_0</w:t>
-      </w:r>
-      <w:r>
-        <w:rPr>
-          <w:sz w:val="22"/>
-        </w:rPr>
-        <w:t xml:space="preserve">, discouraging other ants from reusing the same edge within a construction batch) plus the global elitist update above. This is unambiguously </w:t>
-      </w:r>
-      <w:r>
-        <w:rPr>
-          <w:b/>
-          <w:sz w:val="22"/>
-        </w:rPr>
-        <w:t>ant-colony-style solution construction</w:t>
-      </w:r>
-      <w:r>
-        <w:rPr>
-          <w:sz w:val="22"/>
-        </w:rPr>
-        <w:t xml:space="preserve"> feeding pheromone-biased edge selection (pseudo-random-proportional rule, exploit-with-probability </w:t>
-      </w:r>
-      <w:r>
-        <w:rPr>
-          <w:rFonts w:ascii="Consolas" w:hAnsi="Consolas"/>
-          <w:sz w:val="21"/>
-        </w:rPr>
-        <w:t>q0=0.9</w:t>
-      </w:r>
-      <w:r>
-        <w:rPr>
-          <w:sz w:val="22"/>
-        </w:rPr>
-        <w:t xml:space="preserve"> else roulette over </w:t>
-      </w:r>
-      <w:r>
-        <w:rPr>
-          <w:rFonts w:ascii="Consolas" w:hAnsi="Consolas"/>
-          <w:sz w:val="21"/>
-        </w:rPr>
-        <w:t>tau^alpha·eta^beta</w:t>
-      </w:r>
-      <w:r>
-        <w:rPr>
-          <w:sz w:val="22"/>
-        </w:rPr>
-        <w:t xml:space="preserve">) — </w:t>
-      </w:r>
-      <w:r>
-        <w:rPr>
-          <w:b/>
-          <w:sz w:val="22"/>
-        </w:rPr>
-        <w:t>not</w:t>
-      </w:r>
-      <w:r>
-        <w:rPr>
-          <w:sz w:val="22"/>
-        </w:rPr>
-        <w:t xml:space="preserve"> used to weight which destroy/repair/route operator LNS picks. Operator selection inside the LNS "coaching" phase is a separate, orthogonal mechanism: EMA operator weights (</w:t>
-      </w:r>
-      <w:r>
-        <w:rPr>
-          <w:rFonts w:ascii="Consolas" w:hAnsi="Consolas"/>
-          <w:sz w:val="21"/>
-        </w:rPr>
-        <w:t>lambda_decay=0.8</w:t>
-      </w:r>
-      <w:r>
-        <w:rPr>
-          <w:sz w:val="22"/>
-        </w:rPr>
-        <w:t>) via roulette wheel — structurally an ALNS reaction-factor scheme, disconnected from the pheromone trail. PG-CLNS layers ACO (global, cross-population, edge-level guidance shaping where ants explore) on top of ALNS (per-solution, operator-level adaptive weighting), rather than pheromones biasing LNS operator choice directly.</w:t>
-      </w:r>
-    </w:p>
-    <w:p>
-      <w:pPr>
-        <w:spacing w:after="160"/>
-      </w:pPr>
-      <w:r>
-        <w:rPr>
-          <w:b/>
-          <w:sz w:val="22"/>
-        </w:rPr>
-        <w:t>Destroy/repair/intensification inventory and a real gap.</w:t>
-      </w:r>
-      <w:r>
-        <w:rPr>
-          <w:sz w:val="22"/>
-        </w:rPr>
-        <w:t xml:space="preserve"> A full suite is exposed: destroy — random, worst, cluster, Shaw (relatedness-based), string (SISR-style contiguous-segment) removal; repair — greedy, regret-2/k, greedy-with-blinks insertion. </w:t>
-      </w:r>
-      <w:r>
-        <w:rPr>
-          <w:b/>
-          <w:sz w:val="22"/>
-        </w:rPr>
-        <w:t>However, the LNS solver only wires three destroy ops (random, worst, cluster) and two repair ops (greedy, regret-2) into its actual registries</w:t>
-      </w:r>
-      <w:r>
-        <w:rPr>
-          <w:sz w:val="22"/>
-        </w:rPr>
-        <w:t xml:space="preserve"> — Shaw removal, string removal, regret-k insertion, and blink-insertion are fully implemented and exported but dead code from PG-CLNS's runtime path. Intensification moves (2-opt intra, 2-opt, 3-opt intra, swap, or-opt) are likewise implemented and wired into a local-search module, but that module is only invoked when </w:t>
-      </w:r>
-      <w:r>
-        <w:rPr>
-          <w:rFonts w:ascii="Consolas" w:hAnsi="Consolas"/>
-          <w:sz w:val="21"/>
-        </w:rPr>
-        <w:t>local_search=True</w:t>
-      </w:r>
-      <w:r>
-        <w:rPr>
-          <w:sz w:val="22"/>
-        </w:rPr>
-        <w:t xml:space="preserve"> in the ACO solver — and PG-CLNS's config explicitly sets that to </w:t>
-      </w:r>
-      <w:r>
-        <w:rPr>
-          <w:rFonts w:ascii="Consolas" w:hAnsi="Consolas"/>
-          <w:sz w:val="21"/>
-        </w:rPr>
-        <w:t>False</w:t>
-      </w:r>
-      <w:r>
-        <w:rPr>
-          <w:sz w:val="22"/>
-        </w:rPr>
-        <w:t xml:space="preserve">. </w:t>
-      </w:r>
-      <w:r>
-        <w:rPr>
-          <w:b/>
-          <w:sz w:val="22"/>
-        </w:rPr>
-        <w:t>The LNS solver never calls local search at all</w:t>
-      </w:r>
-      <w:r>
-        <w:rPr>
-          <w:sz w:val="22"/>
-        </w:rPr>
-        <w:t>, so in the actual PG-CLNS composition, none of that intensification runs; "coaching" is destroy+repair+SA-acceptance only. This is a legitimate, code-verifiable gap between documented intent and the wired execution path.</w:t>
-      </w:r>
-    </w:p>
-    <w:p>
-      <w:pPr>
-        <w:spacing w:after="160"/>
-      </w:pPr>
-      <w:r>
-        <w:rPr>
-          <w:b/>
-          <w:sz w:val="22"/>
-        </w:rPr>
-        <w:t>Profitable-subset (VRPP) handling.</w:t>
-      </w:r>
-      <w:r>
-        <w:rPr>
-          <w:sz w:val="22"/>
-        </w:rPr>
-        <w:t xml:space="preserve"> Twofold: (1) construction filters candidates — a non-mandatory node is only "feasible" if revenue exceeds marginal insertion cost, and construction halts once no unvisited node is profitable; (2) LNS initialization applies the same screen, and acceptance operates on profit deltas via SA-style Metropolis, exactly like SANS's inner loop but with its own independent temperature schedule (</w:t>
-      </w:r>
-      <w:r>
-        <w:rPr>
-          <w:rFonts w:ascii="Consolas" w:hAnsi="Consolas"/>
-          <w:sz w:val="21"/>
-        </w:rPr>
-        <w:t>start_temp=100.0</w:t>
-      </w:r>
-      <w:r>
-        <w:rPr>
-          <w:sz w:val="22"/>
-        </w:rPr>
-        <w:t xml:space="preserve">, </w:t>
-      </w:r>
-      <w:r>
-        <w:rPr>
-          <w:rFonts w:ascii="Consolas" w:hAnsi="Consolas"/>
-          <w:sz w:val="21"/>
-        </w:rPr>
-        <w:t>cooling_rate=0.95</w:t>
-      </w:r>
-      <w:r>
-        <w:rPr>
-          <w:sz w:val="22"/>
-        </w:rPr>
-        <w:t>).</w:t>
-      </w:r>
-    </w:p>
-    <w:p>
-      <w:pPr>
-        <w:spacing w:after="160"/>
-      </w:pPr>
-      <w:r>
-        <w:rPr>
-          <w:b/>
-          <w:sz w:val="22"/>
-        </w:rPr>
-        <w:t>Scalability notes.</w:t>
-      </w:r>
-      <w:r>
-        <w:rPr>
-          <w:sz w:val="22"/>
-        </w:rPr>
-        <w:t xml:space="preserve"> Pheromone structure intentionally sparse (k-per-node heap eviction) to bound memory; candidate-list precomputation is O(n²), done once; population loop re-runs full 100-iteration LNS coaching sessions for every member every outer iteration — up to 50,000 LNS iterations per call before the 60s time limit typically dominates.</w:t>
-      </w:r>
-    </w:p>
-    <w:p>
-      <w:pPr>
-        <w:spacing w:after="160"/>
-      </w:pPr>
-      <w:r>
-        <w:rPr>
-          <w:sz w:val="22"/>
-        </w:rPr>
-        <w:t>---</w:t>
-      </w:r>
-    </w:p>
-    <w:p>
-      <w:pPr>
-        <w:pStyle w:val="Heading3"/>
-      </w:pPr>
-      <w:r>
-        <w:t>PSOMA (Particle Swarm Optimization Memetic Algorithm)</w:t>
-      </w:r>
-    </w:p>
-    <w:p>
-      <w:pPr>
-        <w:spacing w:after="160"/>
-      </w:pPr>
-      <w:r>
-        <w:rPr>
-          <w:b/>
-          <w:sz w:val="22"/>
-        </w:rPr>
-        <w:t>Source</w:t>
-      </w:r>
-      <w:r>
-        <w:rPr>
-          <w:sz w:val="22"/>
-        </w:rPr>
-        <w:t>: Liu, Wang, Jin &amp; Huang (2006), "An Effective PSO-Based Memetic Algorithm for TSP" (LNCS 4222/ICIC 2006), cited verbatim in code docstrings. A fairly direct, well-attributed port to the profit-maximizing VRPP.</w:t>
-      </w:r>
-    </w:p>
-    <w:p>
-      <w:pPr>
-        <w:spacing w:after="160"/>
-      </w:pPr>
-      <w:r>
-        <w:rPr>
-          <w:b/>
-          <w:sz w:val="22"/>
-        </w:rPr>
-        <w:t>Discrete encoding (the PSO-for-routing trick)</w:t>
-      </w:r>
-      <w:r>
-        <w:rPr>
-          <w:sz w:val="22"/>
-        </w:rPr>
-        <w:t xml:space="preserve">: the paper's </w:t>
-      </w:r>
-      <w:r>
-        <w:rPr>
-          <w:b/>
-          <w:sz w:val="22"/>
-        </w:rPr>
-        <w:t>Ranked-Order-Value (ROV) rule</w:t>
-      </w:r>
-      <w:r>
-        <w:rPr>
-          <w:sz w:val="22"/>
-        </w:rPr>
-        <w:t xml:space="preserve"> — a random-key / smallest-position-value (SPV) encoding. Each particle carries a continuous position vector </w:t>
-      </w:r>
-      <w:r>
-        <w:rPr>
-          <w:rFonts w:ascii="Consolas" w:hAnsi="Consolas"/>
-          <w:sz w:val="21"/>
-        </w:rPr>
-        <w:t>X ∈ ℝⁿ</w:t>
-      </w:r>
-      <w:r>
-        <w:rPr>
-          <w:sz w:val="22"/>
-        </w:rPr>
-        <w:t xml:space="preserve"> (bounded </w:t>
-      </w:r>
-      <w:r>
-        <w:rPr>
-          <w:rFonts w:ascii="Consolas" w:hAnsi="Consolas"/>
-          <w:sz w:val="21"/>
-        </w:rPr>
-        <w:t>[0,4]</w:t>
-      </w:r>
-      <w:r>
-        <w:rPr>
-          <w:sz w:val="22"/>
-        </w:rPr>
-        <w:t xml:space="preserve">). </w:t>
-      </w:r>
-      <w:r>
-        <w:rPr>
-          <w:rFonts w:ascii="Consolas" w:hAnsi="Consolas"/>
-          <w:sz w:val="21"/>
-        </w:rPr>
-        <w:t>argsort(X)</w:t>
-      </w:r>
-      <w:r>
-        <w:rPr>
-          <w:sz w:val="22"/>
-        </w:rPr>
-        <w:t xml:space="preserve"> yields a permutation of client IDs (sorting continuous values = ranking = tour order). The resulting giant tour is decoded into vehicle routes via the same linear-time </w:t>
-      </w:r>
-      <w:r>
-        <w:rPr>
-          <w:rFonts w:ascii="Consolas" w:hAnsi="Consolas"/>
-          <w:sz w:val="21"/>
-        </w:rPr>
-        <w:t>LinearSplit.split()</w:t>
-      </w:r>
-      <w:r>
-        <w:rPr>
-          <w:sz w:val="22"/>
-        </w:rPr>
-        <w:t xml:space="preserve"> DP used by HGS (Vidal/Prins machinery) — this is also where VRPP profitability is handled.</w:t>
-      </w:r>
-    </w:p>
-    <w:p>
-      <w:pPr>
-        <w:spacing w:after="160"/>
-      </w:pPr>
-      <w:r>
-        <w:rPr>
-          <w:b/>
-          <w:sz w:val="22"/>
-        </w:rPr>
-        <w:t>Velocity/position update</w:t>
-      </w:r>
-      <w:r>
-        <w:rPr>
-          <w:sz w:val="22"/>
-        </w:rPr>
-        <w:t xml:space="preserve">: exactly the paper's eq. (2)-(3): </w:t>
-      </w:r>
-      <w:r>
-        <w:rPr>
-          <w:rFonts w:ascii="Consolas" w:hAnsi="Consolas"/>
-          <w:sz w:val="21"/>
-        </w:rPr>
-        <w:t>V = omega*V + c1*r1*(pbest_X - X) + c2*r2*(gbest_X - X)</w:t>
-      </w:r>
-      <w:r>
-        <w:rPr>
-          <w:sz w:val="22"/>
-        </w:rPr>
-        <w:t xml:space="preserve">, clipped to </w:t>
-      </w:r>
-      <w:r>
-        <w:rPr>
-          <w:rFonts w:ascii="Consolas" w:hAnsi="Consolas"/>
-          <w:sz w:val="21"/>
-        </w:rPr>
-        <w:t>[v_min, v_max]</w:t>
-      </w:r>
-      <w:r>
-        <w:rPr>
-          <w:sz w:val="22"/>
-        </w:rPr>
-        <w:t xml:space="preserve">, then </w:t>
-      </w:r>
-      <w:r>
-        <w:rPr>
-          <w:rFonts w:ascii="Consolas" w:hAnsi="Consolas"/>
-          <w:sz w:val="21"/>
-        </w:rPr>
-        <w:t>X = clip(X + V, x_min, x_max)</w:t>
-      </w:r>
-      <w:r>
-        <w:rPr>
-          <w:sz w:val="22"/>
-        </w:rPr>
-        <w:t xml:space="preserve">, with </w:t>
-      </w:r>
-      <w:r>
-        <w:rPr>
-          <w:rFonts w:ascii="Consolas" w:hAnsi="Consolas"/>
-          <w:sz w:val="21"/>
-        </w:rPr>
-        <w:t>r1,r2</w:t>
-      </w:r>
-      <w:r>
-        <w:rPr>
-          <w:sz w:val="22"/>
-        </w:rPr>
-        <w:t xml:space="preserve"> independent U(0,1) draws per-dimension. Defaults: </w:t>
-      </w:r>
-      <w:r>
-        <w:rPr>
-          <w:rFonts w:ascii="Consolas" w:hAnsi="Consolas"/>
-          <w:sz w:val="21"/>
-        </w:rPr>
-        <w:t>pop_size=20</w:t>
-      </w:r>
-      <w:r>
-        <w:rPr>
-          <w:sz w:val="22"/>
-        </w:rPr>
-        <w:t xml:space="preserve">, </w:t>
-      </w:r>
-      <w:r>
-        <w:rPr>
-          <w:rFonts w:ascii="Consolas" w:hAnsi="Consolas"/>
-          <w:sz w:val="21"/>
-        </w:rPr>
-        <w:t>omega=1.0</w:t>
-      </w:r>
-      <w:r>
-        <w:rPr>
-          <w:sz w:val="22"/>
-        </w:rPr>
-        <w:t xml:space="preserve"> (note: the module docstring claims "ω≈0.4 forces intensive local exploitation" but the dataclass default is actually 1.0 — a doc/default mismatch), </w:t>
-      </w:r>
-      <w:r>
-        <w:rPr>
-          <w:rFonts w:ascii="Consolas" w:hAnsi="Consolas"/>
-          <w:sz w:val="21"/>
-        </w:rPr>
-        <w:t>c1=c2=2.0</w:t>
-      </w:r>
-      <w:r>
-        <w:rPr>
-          <w:sz w:val="22"/>
-        </w:rPr>
-        <w:t xml:space="preserve">, </w:t>
-      </w:r>
-      <w:r>
-        <w:rPr>
-          <w:rFonts w:ascii="Consolas" w:hAnsi="Consolas"/>
-          <w:sz w:val="21"/>
-        </w:rPr>
-        <w:t>max_iterations=200</w:t>
-      </w:r>
-      <w:r>
-        <w:rPr>
-          <w:sz w:val="22"/>
-        </w:rPr>
-        <w:t xml:space="preserve">, stagnation cutoff L=30 (gbest unchanged for 30 consecutive iterations → early stop), </w:t>
-      </w:r>
-      <w:r>
-        <w:rPr>
-          <w:rFonts w:ascii="Consolas" w:hAnsi="Consolas"/>
-          <w:sz w:val="21"/>
-        </w:rPr>
-        <w:t>time_limit=60s</w:t>
-      </w:r>
-      <w:r>
-        <w:rPr>
-          <w:sz w:val="22"/>
-        </w:rPr>
-        <w:t>.</w:t>
-      </w:r>
-    </w:p>
-    <w:p>
-      <w:pPr>
-        <w:spacing w:after="160"/>
-      </w:pPr>
-      <w:r>
-        <w:rPr>
-          <w:b/>
-          <w:sz w:val="22"/>
-        </w:rPr>
-        <w:t>Memetic component</w:t>
-      </w:r>
-      <w:r>
-        <w:rPr>
-          <w:sz w:val="22"/>
-        </w:rPr>
-        <w:t xml:space="preserve">: a </w:t>
-      </w:r>
-      <w:r>
-        <w:rPr>
-          <w:b/>
-          <w:sz w:val="22"/>
-        </w:rPr>
-        <w:t>Simulated-Annealing local search with adaptive operator selection</w:t>
-      </w:r>
-      <w:r>
-        <w:rPr>
-          <w:sz w:val="22"/>
-        </w:rPr>
-        <w:t xml:space="preserve"> (the paper's "meta-Lamarckian learning strategy"), applied to the global-best solution once per outer iteration (not per-particle, not elite-only). The main loop alternates: (1) a full PSO sweep over the whole swarm, each particle re-decoded and pbest/gbest updated; (2) one call running SA search on gbest. A one-time training phase evaluates three neighborhood operators — swap, insert, inverse (2-opt-like segment reversal) — each for </w:t>
-      </w:r>
-      <w:r>
-        <w:rPr>
-          <w:rFonts w:ascii="Consolas" w:hAnsi="Consolas"/>
-          <w:sz w:val="21"/>
-        </w:rPr>
-        <w:t>n(n-1)</w:t>
-      </w:r>
-      <w:r>
-        <w:rPr>
-          <w:sz w:val="22"/>
-        </w:rPr>
-        <w:t xml:space="preserve"> Metropolis steps to seed reward estimates; thereafter operator choice uses reward-proportional roulette with an ε=0.05 exploration floor, EMA-updated rewards (γ=0.5). SA acceptance defaults to Boltzmann-Metropolis (</w:t>
-      </w:r>
-      <w:r>
-        <w:rPr>
-          <w:rFonts w:ascii="Consolas" w:hAnsi="Consolas"/>
-          <w:sz w:val="21"/>
-        </w:rPr>
-        <w:t>T0=3.0</w:t>
-      </w:r>
-      <w:r>
-        <w:rPr>
-          <w:sz w:val="22"/>
-        </w:rPr>
-        <w:t xml:space="preserve">, cooling </w:t>
-      </w:r>
-      <w:r>
-        <w:rPr>
-          <w:rFonts w:ascii="Consolas" w:hAnsi="Consolas"/>
-          <w:sz w:val="21"/>
-        </w:rPr>
-        <w:t>λ=0.9</w:t>
-      </w:r>
-      <w:r>
-        <w:rPr>
-          <w:sz w:val="22"/>
-        </w:rPr>
-        <w:t xml:space="preserve">); moves are pre-filtered via an O(1) surrogate delta on a </w:t>
-      </w:r>
-      <w:r>
-        <w:rPr>
-          <w:rFonts w:ascii="Consolas" w:hAnsi="Consolas"/>
-          <w:sz w:val="21"/>
-        </w:rPr>
-        <w:t>biased_dist_matrix</w:t>
-      </w:r>
-      <w:r>
-        <w:rPr>
-          <w:sz w:val="22"/>
-        </w:rPr>
-        <w:t xml:space="preserve"> before paying for the true O(n²) Split evaluation — a "lazy decoding" optimization not in the original paper.</w:t>
-      </w:r>
-    </w:p>
-    <w:p>
-      <w:pPr>
-        <w:spacing w:after="160"/>
-      </w:pPr>
-      <w:r>
-        <w:rPr>
-          <w:b/>
-          <w:sz w:val="22"/>
-        </w:rPr>
-        <w:t>VRPP profitable-subset handling.</w:t>
-      </w:r>
-      <w:r>
-        <w:rPr>
-          <w:sz w:val="22"/>
-        </w:rPr>
-        <w:t xml:space="preserve"> No separate "include bin i" variable — the giant tour always contains all clients, and profitability filtering happens entirely inside the shared </w:t>
-      </w:r>
-      <w:r>
-        <w:rPr>
-          <w:rFonts w:ascii="Consolas" w:hAnsi="Consolas"/>
-          <w:sz w:val="21"/>
-        </w:rPr>
-        <w:t>LinearSplit</w:t>
-      </w:r>
-      <w:r>
-        <w:rPr>
-          <w:sz w:val="22"/>
-        </w:rPr>
-        <w:t xml:space="preserve"> DP (same skip-transition mechanism as HGS). The solver additionally precomputes a </w:t>
-      </w:r>
-      <w:r>
-        <w:rPr>
-          <w:rFonts w:ascii="Consolas" w:hAnsi="Consolas"/>
-          <w:sz w:val="21"/>
-        </w:rPr>
-        <w:t>biased_dist_matrix</w:t>
-      </w:r>
-      <w:r>
-        <w:rPr>
-          <w:sz w:val="22"/>
-        </w:rPr>
-        <w:t xml:space="preserve"> where inter-node distances are discounted by each node's profit-to-cost ratio (scaled by a tuning constant), pulling profitable node-pairs "closer" so cheap surrogate SA moves are biased toward retaining high-value bins without paying for full Split evaluation each time.</w:t>
+        <w:t xml:space="preserve"> The resulting formulation is handed to a general-purpose MILP solver (with three interchangeable backend options wired in) rather than solved via any custom decomposition — meaning there's no pricing, no cutting-plane generation beyond whatever the underlying commercial solver applies automatically, and no problem-specific branching strategy. This makes it much simpler to implement and reason about than BPC, at the cost of scaling only as far as a monolithic MILP formulation can go before the solver's own branch-and-bound runs out of time.</w:t>
       </w:r>
     </w:p>
     <w:p>
@@ -5309,33 +990,7 @@
         <w:rPr>
           <w:sz w:val="22"/>
         </w:rPr>
-        <w:t xml:space="preserve"> SA training costs </w:t>
-      </w:r>
-      <w:r>
-        <w:rPr>
-          <w:rFonts w:ascii="Consolas" w:hAnsi="Consolas"/>
-          <w:sz w:val="21"/>
-        </w:rPr>
-        <w:t>n(n-1)</w:t>
-      </w:r>
-      <w:r>
-        <w:rPr>
-          <w:sz w:val="22"/>
-        </w:rPr>
-        <w:t xml:space="preserve"> Metropolis steps per operator (3 operators) just for initialization — O(n²) before the main loop starts; swarm size defaults to only 20 particles; </w:t>
-      </w:r>
-      <w:r>
-        <w:rPr>
-          <w:rFonts w:ascii="Consolas" w:hAnsi="Consolas"/>
-          <w:sz w:val="21"/>
-        </w:rPr>
-        <w:t>seed=42</w:t>
-      </w:r>
-      <w:r>
-        <w:rPr>
-          <w:sz w:val="22"/>
-        </w:rPr>
-        <w:t xml:space="preserve"> default makes runs reproducible but could mask instability across seeds if not explicitly varied.</w:t>
+        <w:t xml:space="preserve"> Because the model size (both decision variables and constraints) grows roughly quadratically with the number of candidate bins, and there is no decomposition to keep the working problem small, SWC-TCF is the constructor most exposed to instance-size blowups — see the "Additional Result Conclusions" section below for a concrete, data-backed example of this happening on the largest scenario in this benchmark. It is also solved independently by three different solver backends that each re-implement the same mathematical model, so a subtle formulation bug fixed in one backend would not automatically propagate to the others.</w:t>
       </w:r>
     </w:p>
     <w:p>
@@ -5343,7 +998,7 @@
         <w:pStyle w:val="Heading3"/>
       </w:pPr>
       <w:r>
-        <w:t>ACO-HH (Ant Colony Optimization Hyper-Heuristic)</w:t>
+        <w:t>HGS (Hybrid Genetic Search)</w:t>
       </w:r>
     </w:p>
     <w:p>
@@ -5355,13 +1010,13 @@
           <w:b/>
           <w:sz w:val="22"/>
         </w:rPr>
-        <w:t>Source</w:t>
+        <w:t>Big picture.</w:t>
       </w:r>
       <w:r>
         <w:rPr>
           <w:sz w:val="22"/>
         </w:rPr>
-        <w:t>: Chen, Kendall &amp; Vanden Berghe (2007), "An Ant Based Hyper-heuristic for the Travelling Tournament Problem", cited by name, with an explicit "Adaptations from TTP to VRPP" section documenting deliberate deviations.</w:t>
+        <w:t xml:space="preserve"> HGS is this benchmark's flagship memetic algorithm: a population-based evolutionary search (genetic algorithm) where every offspring produced by crossover is immediately polished by local search before being allowed back into the population. This combination of "explore broadly via evolution, then exploit locally via search" is why HGS variants are consistently near the state of the art for vehicle routing in the wider literature. WSmart-Route's own implementation follows a well-known published reference algorithm and design (Vidal, 2022) closely, adapted for VRPP's profit-maximizing, partial-coverage objective.</w:t>
       </w:r>
     </w:p>
     <w:p>
@@ -5373,65 +1028,31 @@
           <w:b/>
           <w:sz w:val="22"/>
         </w:rPr>
-        <w:t>Confirmation it is a true hyper-heuristic, not classical ACO</w:t>
+        <w:t>Genotype vs. phenotype — how routes are represented.</w:t>
       </w:r>
       <w:r>
         <w:rPr>
           <w:sz w:val="22"/>
         </w:rPr>
-        <w:t xml:space="preserve">: the module docstring is explicit — *"ants construct sequences of local search operators rather than node sequences. The pheromone matrix encodes transition probabilities between operators."* Confirmed in code: the pheromone matrix </w:t>
-      </w:r>
-      <w:r>
-        <w:rPr>
-          <w:rFonts w:ascii="Consolas" w:hAnsi="Consolas"/>
-          <w:sz w:val="21"/>
-        </w:rPr>
-        <w:t>tau</w:t>
-      </w:r>
-      <w:r>
-        <w:rPr>
-          <w:sz w:val="22"/>
-        </w:rPr>
-        <w:t xml:space="preserve"> has shape </w:t>
-      </w:r>
-      <w:r>
-        <w:rPr>
-          <w:rFonts w:ascii="Consolas" w:hAnsi="Consolas"/>
-          <w:sz w:val="21"/>
-        </w:rPr>
-        <w:t>(n_operators+1, n_operators)</w:t>
-      </w:r>
-      <w:r>
-        <w:rPr>
-          <w:sz w:val="22"/>
-        </w:rPr>
-        <w:t xml:space="preserve"> — an </w:t>
-      </w:r>
+        <w:t xml:space="preserve"> Rather than directly evolving a set of routes, HGS evolves a single flat ordering of all bins (the "genotype," a giant tour with no route boundaries) and only decodes it into actual vehicle routes (the "phenotype") when needed. This decoding step is a fast dynamic-programming procedure that finds the best way to cut the flat ordering into capacity-respecting route segments — and, crucially for VRPP, is also where the algorithm decides which bins to skip entirely, by allowing the decoder to "jump over" a bin in the ordering whenever including it would reduce net profit. Keeping unprofitable bins present in the genotype (just absent from the decoded phenotype) means their relative position is preserved for future generations, in case circumstances (nearby profitable bins, a different mutation) later make including them worthwhile again.</w:t>
+      </w:r>
+    </w:p>
+    <w:p>
+      <w:pPr>
+        <w:spacing w:after="160"/>
+      </w:pPr>
       <w:r>
         <w:rPr>
           <w:b/>
           <w:sz w:val="22"/>
         </w:rPr>
-        <w:t>operator × operator</w:t>
+        <w:t>The evolutionary loop.</w:t>
       </w:r>
       <w:r>
         <w:rPr>
           <w:sz w:val="22"/>
         </w:rPr>
-        <w:t xml:space="preserve"> transition matrix, not a city × city matrix (row </w:t>
-      </w:r>
-      <w:r>
-        <w:rPr>
-          <w:rFonts w:ascii="Consolas" w:hAnsi="Consolas"/>
-          <w:sz w:val="21"/>
-        </w:rPr>
-        <w:t>n_operators</w:t>
-      </w:r>
-      <w:r>
-        <w:rPr>
-          <w:sz w:val="22"/>
-        </w:rPr>
-        <w:t xml:space="preserve"> is a "virtual start" row). A separate node-level sparse pheromone structure exists but is explicitly decoupled, used only by external callers, and plays no role in the HH's own operator selection.</w:t>
+        <w:t xml:space="preserve"> Two sub-populations are maintained (one of feasible, one of infeasible-but-penalized solutions — a well-known trick that lets promising-but-currently-invalid solutions survive long enough to be repaired by later operators rather than being discarded outright). Each generation: two parents are chosen via tournament selection (biased toward both high profit and genetic diversity, so the population doesn't collapse into near-identical clones), combined via a profit-aware crossover operator that stitches together route segments from both parents, locally improved via neighborhood search, and inserted into the appropriate sub-population — with weak or duplicate individuals periodically culled to keep population size bounded.</w:t>
       </w:r>
     </w:p>
     <w:p>
@@ -5443,480 +1064,13 @@
           <w:b/>
           <w:sz w:val="22"/>
         </w:rPr>
-        <w:t>Low-level heuristics available</w:t>
+        <w:t>Local search / "education."</w:t>
       </w:r>
       <w:r>
         <w:rPr>
           <w:sz w:val="22"/>
         </w:rPr>
-        <w:t xml:space="preserve"> (11 total): </w:t>
-      </w:r>
-      <w:r>
-        <w:rPr>
-          <w:rFonts w:ascii="Consolas" w:hAnsi="Consolas"/>
-          <w:sz w:val="21"/>
-        </w:rPr>
-        <w:t>2opt_intra</w:t>
-      </w:r>
-      <w:r>
-        <w:rPr>
-          <w:sz w:val="22"/>
-        </w:rPr>
-        <w:t xml:space="preserve">, </w:t>
-      </w:r>
-      <w:r>
-        <w:rPr>
-          <w:rFonts w:ascii="Consolas" w:hAnsi="Consolas"/>
-          <w:sz w:val="21"/>
-        </w:rPr>
-        <w:t>3opt_intra</w:t>
-      </w:r>
-      <w:r>
-        <w:rPr>
-          <w:sz w:val="22"/>
-        </w:rPr>
-        <w:t xml:space="preserve">, </w:t>
-      </w:r>
-      <w:r>
-        <w:rPr>
-          <w:rFonts w:ascii="Consolas" w:hAnsi="Consolas"/>
-          <w:sz w:val="21"/>
-        </w:rPr>
-        <w:t>2opt_star</w:t>
-      </w:r>
-      <w:r>
-        <w:rPr>
-          <w:sz w:val="22"/>
-        </w:rPr>
-        <w:t xml:space="preserve">, </w:t>
-      </w:r>
-      <w:r>
-        <w:rPr>
-          <w:rFonts w:ascii="Consolas" w:hAnsi="Consolas"/>
-          <w:sz w:val="21"/>
-        </w:rPr>
-        <w:t>swap</w:t>
-      </w:r>
-      <w:r>
-        <w:rPr>
-          <w:sz w:val="22"/>
-        </w:rPr>
-        <w:t xml:space="preserve">, </w:t>
-      </w:r>
-      <w:r>
-        <w:rPr>
-          <w:rFonts w:ascii="Consolas" w:hAnsi="Consolas"/>
-          <w:sz w:val="21"/>
-        </w:rPr>
-        <w:t>swap_star</w:t>
-      </w:r>
-      <w:r>
-        <w:rPr>
-          <w:sz w:val="22"/>
-        </w:rPr>
-        <w:t xml:space="preserve"> (Top-3 insertion cache, Vidal 2022), </w:t>
-      </w:r>
-      <w:r>
-        <w:rPr>
-          <w:rFonts w:ascii="Consolas" w:hAnsi="Consolas"/>
-          <w:sz w:val="21"/>
-        </w:rPr>
-        <w:t>relocate</w:t>
-      </w:r>
-      <w:r>
-        <w:rPr>
-          <w:sz w:val="22"/>
-        </w:rPr>
-        <w:t xml:space="preserve">, </w:t>
-      </w:r>
-      <w:r>
-        <w:rPr>
-          <w:rFonts w:ascii="Consolas" w:hAnsi="Consolas"/>
-          <w:sz w:val="21"/>
-        </w:rPr>
-        <w:t>perturb</w:t>
-      </w:r>
-      <w:r>
-        <w:rPr>
-          <w:sz w:val="22"/>
-        </w:rPr>
-        <w:t xml:space="preserve"> (random k-node perturbation), </w:t>
-      </w:r>
-      <w:r>
-        <w:rPr>
-          <w:rFonts w:ascii="Consolas" w:hAnsi="Consolas"/>
-          <w:sz w:val="21"/>
-        </w:rPr>
-        <w:t>kick</w:t>
-      </w:r>
-      <w:r>
-        <w:rPr>
-          <w:sz w:val="22"/>
-        </w:rPr>
-        <w:t xml:space="preserve"> (destroy-ratio kick, with a profit-biased variant), </w:t>
-      </w:r>
-      <w:r>
-        <w:rPr>
-          <w:rFonts w:ascii="Consolas" w:hAnsi="Consolas"/>
-          <w:sz w:val="21"/>
-        </w:rPr>
-        <w:t>shaw_removal</w:t>
-      </w:r>
-      <w:r>
-        <w:rPr>
-          <w:sz w:val="22"/>
-        </w:rPr>
-        <w:t xml:space="preserve"> (+ profit variant), </w:t>
-      </w:r>
-      <w:r>
-        <w:rPr>
-          <w:rFonts w:ascii="Consolas" w:hAnsi="Consolas"/>
-          <w:sz w:val="21"/>
-        </w:rPr>
-        <w:t>string_removal</w:t>
-      </w:r>
-      <w:r>
-        <w:rPr>
-          <w:sz w:val="22"/>
-        </w:rPr>
-        <w:t xml:space="preserve">, </w:t>
-      </w:r>
-      <w:r>
-        <w:rPr>
-          <w:rFonts w:ascii="Consolas" w:hAnsi="Consolas"/>
-          <w:sz w:val="21"/>
-        </w:rPr>
-        <w:t>random_removal</w:t>
-      </w:r>
-      <w:r>
-        <w:rPr>
-          <w:sz w:val="22"/>
-        </w:rPr>
-        <w:t xml:space="preserve">. A separate </w:t>
-      </w:r>
-      <w:r>
-        <w:rPr>
-          <w:b/>
-          <w:sz w:val="22"/>
-        </w:rPr>
-        <w:t>bootstrap portfolio</w:t>
-      </w:r>
-      <w:r>
-        <w:rPr>
-          <w:sz w:val="22"/>
-        </w:rPr>
-        <w:t xml:space="preserve"> of 11 construction/insertion heuristics is used only once at construction time: greedy, greedy-with-blinks, nearest, farthest, savings, regret-2/3/4, deep, GENI, and branch-and-bound (LDS) insertion — each with a profit-aware sibling.</w:t>
-      </w:r>
-    </w:p>
-    <w:p>
-      <w:pPr>
-        <w:spacing w:after="160"/>
-      </w:pPr>
-      <w:r>
-        <w:rPr>
-          <w:b/>
-          <w:sz w:val="22"/>
-        </w:rPr>
-        <w:t>Selection formula</w:t>
-      </w:r>
-      <w:r>
-        <w:rPr>
-          <w:sz w:val="22"/>
-        </w:rPr>
-        <w:t xml:space="preserve">: pure Ant-System proportional roulette wheel — </w:t>
-      </w:r>
-      <w:r>
-        <w:rPr>
-          <w:rFonts w:ascii="Consolas" w:hAnsi="Consolas"/>
-          <w:sz w:val="21"/>
-        </w:rPr>
-        <w:t>numerator = tau[current_op]^alpha * eta[current_op]^beta</w:t>
-      </w:r>
-      <w:r>
-        <w:rPr>
-          <w:sz w:val="22"/>
-        </w:rPr>
-        <w:t xml:space="preserve">, normalized to probabilities, sampled categorically. Defaults </w:t>
-      </w:r>
-      <w:r>
-        <w:rPr>
-          <w:rFonts w:ascii="Consolas" w:hAnsi="Consolas"/>
-          <w:sz w:val="21"/>
-        </w:rPr>
-        <w:t>alpha=1.0</w:t>
-      </w:r>
-      <w:r>
-        <w:rPr>
-          <w:sz w:val="22"/>
-        </w:rPr>
-        <w:t xml:space="preserve">, </w:t>
-      </w:r>
-      <w:r>
-        <w:rPr>
-          <w:rFonts w:ascii="Consolas" w:hAnsi="Consolas"/>
-          <w:sz w:val="21"/>
-        </w:rPr>
-        <w:t>beta=2.0</w:t>
-      </w:r>
-      <w:r>
-        <w:rPr>
-          <w:sz w:val="22"/>
-        </w:rPr>
-        <w:t xml:space="preserve">. Each ant builds a sequence of length </w:t>
-      </w:r>
-      <w:r>
-        <w:rPr>
-          <w:rFonts w:ascii="Consolas" w:hAnsi="Consolas"/>
-          <w:sz w:val="21"/>
-        </w:rPr>
-        <w:t>n_operators</w:t>
-      </w:r>
-      <w:r>
-        <w:rPr>
-          <w:sz w:val="22"/>
-        </w:rPr>
-        <w:t xml:space="preserve"> (=11) per journey, departing from the ant's persistent current position across iterations (ants placed uniformly on real operator vertices at init, position carries over between outer iterations).</w:t>
-      </w:r>
-    </w:p>
-    <w:p>
-      <w:pPr>
-        <w:spacing w:after="160"/>
-      </w:pPr>
-      <w:r>
-        <w:rPr>
-          <w:b/>
-          <w:sz w:val="22"/>
-        </w:rPr>
-        <w:t>Pheromone deposit/evaporation</w:t>
-      </w:r>
-      <w:r>
-        <w:rPr>
-          <w:sz w:val="22"/>
-        </w:rPr>
-        <w:t xml:space="preserve">: pure-AS evaporation </w:t>
-      </w:r>
-      <w:r>
-        <w:rPr>
-          <w:rFonts w:ascii="Consolas" w:hAnsi="Consolas"/>
-          <w:sz w:val="21"/>
-        </w:rPr>
-        <w:t>tau *= (1-rho)</w:t>
-      </w:r>
-      <w:r>
-        <w:rPr>
-          <w:sz w:val="22"/>
-        </w:rPr>
-        <w:t xml:space="preserve"> (default </w:t>
-      </w:r>
-      <w:r>
-        <w:rPr>
-          <w:rFonts w:ascii="Consolas" w:hAnsi="Consolas"/>
-          <w:sz w:val="21"/>
-        </w:rPr>
-        <w:t>rho=0.5</w:t>
-      </w:r>
-      <w:r>
-        <w:rPr>
-          <w:sz w:val="22"/>
-        </w:rPr>
-        <w:t xml:space="preserve">), applied once per outer iteration before deposits. Deposit: for every ant whose journey improved the objective, </w:t>
-      </w:r>
-      <w:r>
-        <w:rPr>
-          <w:rFonts w:ascii="Consolas" w:hAnsi="Consolas"/>
-          <w:sz w:val="21"/>
-        </w:rPr>
-        <w:t>delta_tau = Q + journey_improvement/len(sequence)</w:t>
-      </w:r>
-      <w:r>
-        <w:rPr>
-          <w:sz w:val="22"/>
-        </w:rPr>
-        <w:t xml:space="preserve"> (</w:t>
-      </w:r>
-      <w:r>
-        <w:rPr>
-          <w:rFonts w:ascii="Consolas" w:hAnsi="Consolas"/>
-          <w:sz w:val="21"/>
-        </w:rPr>
-        <w:t>Q=1.0</w:t>
-      </w:r>
-      <w:r>
-        <w:rPr>
-          <w:sz w:val="22"/>
-        </w:rPr>
-        <w:t xml:space="preserve"> floor constant preventing weak-but-consistent signals from being erased by evaporation) is added to every traversed operator-transition edge.</w:t>
-      </w:r>
-    </w:p>
-    <w:p>
-      <w:pPr>
-        <w:spacing w:after="160"/>
-      </w:pPr>
-      <w:r>
-        <w:rPr>
-          <w:b/>
-          <w:sz w:val="22"/>
-        </w:rPr>
-        <w:t>Heuristic-information (visibility) update</w:t>
-      </w:r>
-      <w:r>
-        <w:rPr>
-          <w:sz w:val="22"/>
-        </w:rPr>
-        <w:t xml:space="preserve">: </w:t>
-      </w:r>
-      <w:r>
-        <w:rPr>
-          <w:rFonts w:ascii="Consolas" w:hAnsi="Consolas"/>
-          <w:sz w:val="21"/>
-        </w:rPr>
-        <w:t>eta[i][j]</w:t>
-      </w:r>
-      <w:r>
-        <w:rPr>
-          <w:sz w:val="22"/>
-        </w:rPr>
-        <w:t xml:space="preserve"> updated per-edge after each operator application using </w:t>
-      </w:r>
-      <w:r>
-        <w:rPr>
-          <w:rFonts w:ascii="Consolas" w:hAnsi="Consolas"/>
-          <w:sz w:val="21"/>
-        </w:rPr>
-        <w:t>lambda/((execution_time+1e-3)*edge_count)</w:t>
-      </w:r>
-      <w:r>
-        <w:rPr>
-          <w:sz w:val="22"/>
-        </w:rPr>
-        <w:t xml:space="preserve">, where </w:t>
-      </w:r>
-      <w:r>
-        <w:rPr>
-          <w:rFonts w:ascii="Consolas" w:hAnsi="Consolas"/>
-          <w:sz w:val="21"/>
-        </w:rPr>
-        <w:t>lambda</w:t>
-      </w:r>
-      <w:r>
-        <w:rPr>
-          <w:sz w:val="22"/>
-        </w:rPr>
-        <w:t xml:space="preserve"> is either the paper-faithful fixed base (1.0001) or, by default in this repo, a scale-invariant </w:t>
-      </w:r>
-      <w:r>
-        <w:rPr>
-          <w:rFonts w:ascii="Consolas" w:hAnsi="Consolas"/>
-          <w:sz w:val="21"/>
-        </w:rPr>
-        <w:t>exp(improvement/Z)</w:t>
-      </w:r>
-      <w:r>
-        <w:rPr>
-          <w:sz w:val="22"/>
-        </w:rPr>
-        <w:t xml:space="preserve"> with </w:t>
-      </w:r>
-      <w:r>
-        <w:rPr>
-          <w:rFonts w:ascii="Consolas" w:hAnsi="Consolas"/>
-          <w:sz w:val="21"/>
-        </w:rPr>
-        <w:t>Z</w:t>
-      </w:r>
-      <w:r>
-        <w:rPr>
-          <w:sz w:val="22"/>
-        </w:rPr>
-        <w:t xml:space="preserve"> an EMA of </w:t>
-      </w:r>
-      <w:r>
-        <w:rPr>
-          <w:rFonts w:ascii="Consolas" w:hAnsi="Consolas"/>
-          <w:sz w:val="21"/>
-        </w:rPr>
-        <w:t>|improvement|</w:t>
-      </w:r>
-      <w:r>
-        <w:rPr>
-          <w:sz w:val="22"/>
-        </w:rPr>
-        <w:t xml:space="preserve"> — an explicit VRPP-motivated deviation, since the paper's fixed base is not scale-invariant across differently-sized instances. Visibility decays each outer iteration.</w:t>
-      </w:r>
-    </w:p>
-    <w:p>
-      <w:pPr>
-        <w:spacing w:after="160"/>
-      </w:pPr>
-      <w:r>
-        <w:rPr>
-          <w:b/>
-          <w:sz w:val="22"/>
-        </w:rPr>
-        <w:t>Difference from a "regular" meta-heuristic</w:t>
-      </w:r>
-      <w:r>
-        <w:rPr>
-          <w:sz w:val="22"/>
-        </w:rPr>
-        <w:t xml:space="preserve">: classical ACO lays pheromone on city-graph edges and directly constructs solutions; ACO-HH's ants never touch node-to-node choices directly — pheromone/heuristic-information matrices live entirely in </w:t>
-      </w:r>
-      <w:r>
-        <w:rPr>
-          <w:b/>
-          <w:sz w:val="22"/>
-        </w:rPr>
-        <w:t>heuristic-space</w:t>
-      </w:r>
-      <w:r>
-        <w:rPr>
-          <w:sz w:val="22"/>
-        </w:rPr>
-        <w:t xml:space="preserve"> (an 11×11 operator graph), and an ant's "journey" is a sequence of moves to apply to a base solution, not the solution itself. This matches slide 9's framing precisely: it searches the space of algorithmic move-sequences rather than the space of solutions.</w:t>
-      </w:r>
-    </w:p>
-    <w:p>
-      <w:pPr>
-        <w:spacing w:after="160"/>
-      </w:pPr>
-      <w:r>
-        <w:rPr>
-          <w:b/>
-          <w:sz w:val="22"/>
-        </w:rPr>
-        <w:t>VRPP profitable-subset handling.</w:t>
-      </w:r>
-      <w:r>
-        <w:rPr>
-          <w:sz w:val="22"/>
-        </w:rPr>
-        <w:t xml:space="preserve"> Two mechanisms: (1) </w:t>
-      </w:r>
-      <w:r>
-        <w:rPr>
-          <w:rFonts w:ascii="Consolas" w:hAnsi="Consolas"/>
-          <w:sz w:val="21"/>
-        </w:rPr>
-        <w:t>profit_aware_operators=True</w:t>
-      </w:r>
-      <w:r>
-        <w:rPr>
-          <w:sz w:val="22"/>
-        </w:rPr>
-        <w:t xml:space="preserve"> switches every bootstrap/removal/insertion heuristic to its profit-maximizing sibling, weighing revenue-per-kg against marginal cost; (2) </w:t>
-      </w:r>
-      <w:r>
-        <w:rPr>
-          <w:b/>
-          <w:sz w:val="22"/>
-        </w:rPr>
-        <w:t>Strategic Oscillation</w:t>
-      </w:r>
-      <w:r>
-        <w:rPr>
-          <w:sz w:val="22"/>
-        </w:rPr>
-        <w:t xml:space="preserve"> (from the TTP paper's §III.B) — a capacity-violation penalty added to the objective halves after 10 iterations without improvement (relaxing capacity to explore infeasible-but-promising regions) and resets on improvement, indirectly letting the search reconsider which bins to include under relaxed constraints.</w:t>
+        <w:t xml:space="preserve"> The offspring-improvement step considers a fairly rich neighborhood: relocating a bin, reversing a route segment (2-opt), and — the algorithm's signature contribution — a more elaborate inter-route node-exchange move ("SWAP*") that searches for the best possible new position for a swapped node rather than only the nodes' original slots, using a geometric pruning trick (limiting the search to angularly-nearby regions around each depot-relative sector) to keep this tractable on realistic instance sizes.</w:t>
       </w:r>
     </w:p>
     <w:p>
@@ -5934,469 +1088,167 @@
         <w:rPr>
           <w:sz w:val="22"/>
         </w:rPr>
-        <w:t xml:space="preserve"> Sequence length fixed at 11 regardless of problem size; default </w:t>
-      </w:r>
-      <w:r>
-        <w:rPr>
-          <w:rFonts w:ascii="Consolas" w:hAnsi="Consolas"/>
-          <w:sz w:val="21"/>
-        </w:rPr>
-        <w:t>n_ants=10</w:t>
-      </w:r>
-      <w:r>
-        <w:rPr>
-          <w:sz w:val="22"/>
-        </w:rPr>
-        <w:t xml:space="preserve">, </w:t>
-      </w:r>
-      <w:r>
-        <w:rPr>
-          <w:rFonts w:ascii="Consolas" w:hAnsi="Consolas"/>
-          <w:sz w:val="21"/>
-        </w:rPr>
-        <w:t>max_iterations=50</w:t>
-      </w:r>
-      <w:r>
-        <w:rPr>
-          <w:sz w:val="22"/>
-        </w:rPr>
-        <w:t xml:space="preserve">, </w:t>
-      </w:r>
-      <w:r>
-        <w:rPr>
-          <w:rFonts w:ascii="Consolas" w:hAnsi="Consolas"/>
-          <w:sz w:val="21"/>
-        </w:rPr>
-        <w:t>time_limit=30s</w:t>
-      </w:r>
-      <w:r>
-        <w:rPr>
-          <w:sz w:val="22"/>
-        </w:rPr>
-        <w:t xml:space="preserve"> — comparatively shallow budgets vs. PSOMA's 200 iterations/60s; elitism syncing all ants to gbest on improvement risks premature convergence, acknowledged in the docstring as a deliberate fidelity-vs-diversity trade-off.</w:t>
+        <w:t xml:space="preserve"> The implementation runs single-threaded despite the underlying algorithm being naturally parallelizable (different population members could be evaluated concurrently) — a performance ceiling rather than an algorithmic one.</w:t>
       </w:r>
     </w:p>
     <w:p>
       <w:pPr>
-        <w:pStyle w:val="Heading2"/>
-      </w:pPr>
-      <w:r>
-        <w:t>Route Improvers</w:t>
+        <w:pStyle w:val="Heading3"/>
+      </w:pPr>
+      <w:r>
+        <w:t>ALNS (Adaptive Large Neighborhood Search)</w:t>
       </w:r>
     </w:p>
     <w:p>
       <w:pPr>
-        <w:pStyle w:val="Heading3"/>
-      </w:pPr>
-      <w:r>
-        <w:t>CLS (Classical Local Search)</w:t>
-      </w:r>
-    </w:p>
-    <w:p>
-      <w:pPr>
         <w:spacing w:after="160"/>
       </w:pPr>
-      <w:r>
-        <w:rPr>
-          <w:sz w:val="22"/>
-        </w:rPr>
-        <w:t xml:space="preserve">Registered as </w:t>
-      </w:r>
-      <w:r>
-        <w:rPr>
-          <w:rFonts w:ascii="Consolas" w:hAnsi="Consolas"/>
-          <w:sz w:val="21"/>
-        </w:rPr>
-        <w:t>"local_search"</w:t>
-      </w:r>
-      <w:r>
-        <w:rPr>
-          <w:sz w:val="22"/>
-        </w:rPr>
-        <w:t>/</w:t>
-      </w:r>
-      <w:r>
-        <w:rPr>
-          <w:rFonts w:ascii="Consolas" w:hAnsi="Consolas"/>
-          <w:sz w:val="21"/>
-        </w:rPr>
-        <w:t>"classical_local_search"</w:t>
-      </w:r>
-      <w:r>
-        <w:rPr>
-          <w:sz w:val="22"/>
-        </w:rPr>
-        <w:t>/</w:t>
-      </w:r>
-      <w:r>
-        <w:rPr>
-          <w:rFonts w:ascii="Consolas" w:hAnsi="Consolas"/>
-          <w:sz w:val="21"/>
-        </w:rPr>
-        <w:t>"cls"</w:t>
-      </w:r>
-      <w:r>
-        <w:rPr>
-          <w:sz w:val="22"/>
-        </w:rPr>
-        <w:t xml:space="preserve">. The main branch instantiates a </w:t>
-      </w:r>
-      <w:r>
-        <w:rPr>
-          <w:rFonts w:ascii="Consolas" w:hAnsi="Consolas"/>
-          <w:sz w:val="21"/>
-        </w:rPr>
-        <w:t>LocalSearchManager</w:t>
-      </w:r>
-      <w:r>
-        <w:rPr>
-          <w:sz w:val="22"/>
-        </w:rPr>
-        <w:t xml:space="preserve"> driven by a </w:t>
-      </w:r>
       <w:r>
         <w:rPr>
           <w:b/>
           <w:sz w:val="22"/>
         </w:rPr>
-        <w:t>fixed, hard-coded operator list</w:t>
+        <w:t>Big picture.</w:t>
       </w:r>
       <w:r>
         <w:rPr>
           <w:sz w:val="22"/>
         </w:rPr>
-        <w:t>, explicitly ordered "from simplest (cheapest) to most complex (expensive)": relocate → swap → 2-opt intra → or-opt(2) → or-opt(3) → 2-opt (inter-route) → swap → 3-opt intra → 4-opt intra.</w:t>
+        <w:t xml:space="preserve"> Where HGS explores via a population, ALNS is a trajectory-based method: it maintains exactly one current solution and repeatedly destroys part of it (removing a chunk of bins from their routes) and repairs it (reinserting them, ideally better than before). What makes it "adaptive" is that it doesn't commit to one fixed way of destroying or repairing — it maintains a whole toolbox of different destroy and repair operators, tracks which ones have recently been producing good results, and increasingly favors the operators that are working, self-tuning as the search progresses.</w:t>
       </w:r>
     </w:p>
     <w:p>
       <w:pPr>
         <w:spacing w:after="160"/>
       </w:pPr>
-      <w:r>
-        <w:rPr>
-          <w:sz w:val="22"/>
-        </w:rPr>
-        <w:t xml:space="preserve">The outer loop is </w:t>
-      </w:r>
       <w:r>
         <w:rPr>
           <w:b/>
           <w:sz w:val="22"/>
         </w:rPr>
-        <w:t>not textbook steepest descent</w:t>
+        <w:t>The destroy/repair/accept loop.</w:t>
       </w:r>
       <w:r>
         <w:rPr>
           <w:sz w:val="22"/>
         </w:rPr>
-        <w:t xml:space="preserve"> despite the class docstring saying so: each operator returns </w:t>
-      </w:r>
-      <w:r>
-        <w:rPr>
-          <w:rFonts w:ascii="Consolas" w:hAnsi="Consolas"/>
-          <w:sz w:val="21"/>
-        </w:rPr>
-        <w:t>True</w:t>
-      </w:r>
-      <w:r>
-        <w:rPr>
-          <w:sz w:val="22"/>
-        </w:rPr>
-        <w:t xml:space="preserve"> on the first improving candidate it finds (confirmed in </w:t>
-      </w:r>
-      <w:r>
-        <w:rPr>
-          <w:rFonts w:ascii="Consolas" w:hAnsi="Consolas"/>
-          <w:sz w:val="21"/>
-        </w:rPr>
-        <w:t>move_relocate</w:t>
-      </w:r>
-      <w:r>
-        <w:rPr>
-          <w:sz w:val="22"/>
-        </w:rPr>
-        <w:t xml:space="preserve">'s single-candidate delta-and-apply logic — no comparison against other candidates), then the whole scan restarts from operator 1. This is a </w:t>
-      </w:r>
+        <w:t xml:space="preserve"> Each iteration picks one destroy operator and one repair operator (weighted by recent performance), removes a batch of bins sized proportionally to instance size, and reinserts them. The resulting solution is then accepted or rejected via a simulated-annealing-style rule: strictly better solutions are always accepted, while worse ones are still accepted with a probability that starts high and gradually shrinks over the course of the run (allowing early exploration and later convergence) — this is what stops the trajectory from getting permanently stuck in a mediocre local optimum the way plain greedy local search would.</w:t>
+      </w:r>
+    </w:p>
+    <w:p>
+      <w:pPr>
+        <w:spacing w:after="160"/>
+      </w:pPr>
       <w:r>
         <w:rPr>
           <w:b/>
           <w:sz w:val="22"/>
         </w:rPr>
-        <w:t>first-improvement Variable-Neighborhood-Descent (VND)</w:t>
+        <w:t>What "destroy" means, concretely.</w:t>
       </w:r>
       <w:r>
         <w:rPr>
           <w:sz w:val="22"/>
         </w:rPr>
-        <w:t>: neighborhoods cycle in increasing complexity order, and any accepted move re-triggers the cheapest neighborhood first, rather than exhaustively evaluating every neighborhood and picking the single best move across all of them. Stopping is a local optimum with respect to all nine operators, or an iteration cap (default 500) as a safety valve.</w:t>
+        <w:t xml:space="preserve"> Several distinct removal strategies are available: random removal (unbiased, for diversity), worst removal (targeting the bins currently contributing the most cost, with some randomization so it doesn't always attack the exact same bins), and "Shaw" removal (removing a cluster of bins that are related to each other — spatially close, similar demand — on the theory that jointly-reinserting related bins gives repair more freedom to find a good joint placement than removing unrelated bins one at a time). Segment- and cluster-based removal variants extend this further.</w:t>
       </w:r>
     </w:p>
     <w:p>
       <w:pPr>
         <w:spacing w:after="160"/>
       </w:pPr>
-      <w:r>
-        <w:rPr>
-          <w:sz w:val="22"/>
-        </w:rPr>
-        <w:t xml:space="preserve">Cost accounting is </w:t>
-      </w:r>
       <w:r>
         <w:rPr>
           <w:b/>
           <w:sz w:val="22"/>
         </w:rPr>
-        <w:t>pure travel-distance minimization gated by capacity feasibility</w:t>
+        <w:t>What "repair" means, concretely.</w:t>
       </w:r>
       <w:r>
         <w:rPr>
           <w:sz w:val="22"/>
         </w:rPr>
-        <w:t xml:space="preserve">: </w:t>
-      </w:r>
-      <w:r>
-        <w:rPr>
-          <w:rFonts w:ascii="Consolas" w:hAnsi="Consolas"/>
-          <w:sz w:val="21"/>
-        </w:rPr>
-        <w:t>delta</w:t>
-      </w:r>
-      <w:r>
-        <w:rPr>
-          <w:sz w:val="22"/>
-        </w:rPr>
-        <w:t xml:space="preserve"> is exclusively edge-distance differences; revenue (</w:t>
-      </w:r>
-      <w:r>
-        <w:rPr>
-          <w:rFonts w:ascii="Consolas" w:hAnsi="Consolas"/>
-          <w:sz w:val="21"/>
-        </w:rPr>
-        <w:t>R</w:t>
-      </w:r>
-      <w:r>
-        <w:rPr>
-          <w:sz w:val="22"/>
-        </w:rPr>
-        <w:t xml:space="preserve">) is passed into the manager but never enters the relocate/swap/2-opt delta computations — waste totals only gate feasibility (route load must not exceed vehicle capacity </w:t>
-      </w:r>
-      <w:r>
-        <w:rPr>
-          <w:rFonts w:ascii="Consolas" w:hAnsi="Consolas"/>
-          <w:sz w:val="21"/>
-        </w:rPr>
-        <w:t>Q</w:t>
-      </w:r>
-      <w:r>
-        <w:rPr>
-          <w:sz w:val="22"/>
-        </w:rPr>
-        <w:t xml:space="preserve">). </w:t>
-      </w:r>
+        <w:t xml:space="preserve"> Removed bins are reinserted via greedy insertion (always take the cheapest available slot) or, more powerfully, "regret" insertion — which looks ahead at how much worse it would be to delay inserting a bin until later, and prioritizes inserting the bins that would regret being delayed the most first. A controlled amount of randomized noise is optionally injected into the insertion-cost calculation, which — counter-intuitively — helps by preventing repair from being too deterministic and always reaching for the same local optimum.</w:t>
+      </w:r>
+    </w:p>
+    <w:p>
+      <w:pPr>
+        <w:spacing w:after="160"/>
+      </w:pPr>
       <w:r>
         <w:rPr>
           <w:b/>
           <w:sz w:val="22"/>
         </w:rPr>
-        <w:t>This refines the deck's framing</w:t>
+        <w:t>Deciding which bins to include.</w:t>
       </w:r>
       <w:r>
         <w:rPr>
           <w:sz w:val="22"/>
         </w:rPr>
-        <w:t xml:space="preserve">: CLS optimizes distance (km) only, subject to not violating capacity (kg feasibility, not kg optimization); it does not maximize profit or reshuffle waste allocation for revenue. For 100-350 node instances, CLS operates on already-partitioned per-vehicle sub-routes, so </w:t>
-      </w:r>
-      <w:r>
-        <w:rPr>
-          <w:rFonts w:ascii="Consolas" w:hAnsi="Consolas"/>
-          <w:sz w:val="21"/>
-        </w:rPr>
-        <w:t>N</w:t>
-      </w:r>
-      <w:r>
-        <w:rPr>
-          <w:sz w:val="22"/>
-        </w:rPr>
-        <w:t xml:space="preserve"> per operator call is bounded by typical route size, not fleet-wide node count, keeping the O(N³)/O(N⁴) 3-opt/4-opt operators tractable in practice.</w:t>
+        <w:t xml:space="preserve"> Because repair operators evaluate the true marginal profit of reinserting each removed bin (revenue from its waste versus the extra distance needed to reach it), a bin can simply be left out of the reinsertion if no profitable slot exists for it — this is the direct mechanism letting ALNS decide the profitable subset, rather than being forced (as classical VRP repair would be) to reinsert every removed bin somewhere.</w:t>
       </w:r>
     </w:p>
     <w:p>
       <w:pPr>
-        <w:pStyle w:val="Heading3"/>
-      </w:pPr>
-      <w:r>
-        <w:t>Fast-TSP</w:t>
-      </w:r>
-    </w:p>
-    <w:p>
-      <w:pPr>
         <w:spacing w:after="160"/>
       </w:pPr>
-      <w:r>
-        <w:rPr>
-          <w:sz w:val="22"/>
-        </w:rPr>
-        <w:t xml:space="preserve">Registered as </w:t>
-      </w:r>
-      <w:r>
-        <w:rPr>
-          <w:rFonts w:ascii="Consolas" w:hAnsi="Consolas"/>
-          <w:sz w:val="21"/>
-        </w:rPr>
-        <w:t>"fast_tsp"</w:t>
-      </w:r>
-      <w:r>
-        <w:rPr>
-          <w:sz w:val="22"/>
-        </w:rPr>
-        <w:t>/</w:t>
-      </w:r>
-      <w:r>
-        <w:rPr>
-          <w:rFonts w:ascii="Consolas" w:hAnsi="Consolas"/>
-          <w:sz w:val="21"/>
-        </w:rPr>
-        <w:t>"ftsp"</w:t>
-      </w:r>
-      <w:r>
-        <w:rPr>
-          <w:sz w:val="22"/>
-        </w:rPr>
-        <w:t>/</w:t>
-      </w:r>
-      <w:r>
-        <w:rPr>
-          <w:rFonts w:ascii="Consolas" w:hAnsi="Consolas"/>
-          <w:sz w:val="21"/>
-        </w:rPr>
-        <w:t>"tsp"</w:t>
-      </w:r>
-      <w:r>
-        <w:rPr>
-          <w:sz w:val="22"/>
-        </w:rPr>
-        <w:t xml:space="preserve">. Splits the tour into per-vehicle sub-routes, and for every trip with more than one node calls the third-party </w:t>
-      </w:r>
       <w:r>
         <w:rPr>
           <w:b/>
           <w:sz w:val="22"/>
         </w:rPr>
-        <w:t>`fast_tsp` PyPI package</w:t>
+        <w:t>Limitations.</w:t>
       </w:r>
       <w:r>
         <w:rPr>
           <w:sz w:val="22"/>
         </w:rPr>
-        <w:t xml:space="preserve"> (C++ core with pybind11 bindings) after rescaling the sub-distance-matrix to integers (the package requires an integer, symmetric, triangle-inequality-respecting </w:t>
-      </w:r>
-      <w:r>
-        <w:rPr>
-          <w:rFonts w:ascii="Consolas" w:hAnsi="Consolas"/>
-          <w:sz w:val="21"/>
-        </w:rPr>
-        <w:t>uint16</w:t>
-      </w:r>
-      <w:r>
-        <w:rPr>
-          <w:sz w:val="22"/>
-        </w:rPr>
-        <w:t xml:space="preserve"> matrix).</w:t>
+        <w:t xml:space="preserve"> As a purely trajectory-based method, ALNS has no population to fall back on for diversity — its only defense against getting stuck is the annealing-style acceptance rule, with no analogue to HGS's periodic population restart if that proves insufficient on a particularly deceptive instance.</w:t>
       </w:r>
     </w:p>
     <w:p>
       <w:pPr>
+        <w:pStyle w:val="Heading3"/>
+      </w:pPr>
+      <w:r>
+        <w:t>SANS (Simulated Annealing Neighborhood Search)</w:t>
+      </w:r>
+    </w:p>
+    <w:p>
+      <w:pPr>
         <w:spacing w:after="160"/>
       </w:pPr>
-      <w:r>
-        <w:rPr>
-          <w:sz w:val="22"/>
-        </w:rPr>
-        <w:t xml:space="preserve">The package's own documentation states: "Run a local solver to find a near-optimal TSP tour. For small problems, the exact solution is returned." Its exact solver is Held-Karp DP, </w:t>
-      </w:r>
-      <w:r>
-        <w:rPr>
-          <w:rFonts w:ascii="Consolas" w:hAnsi="Consolas"/>
-          <w:sz w:val="21"/>
-        </w:rPr>
-        <w:t>O(2ⁿ·n²)</w:t>
-      </w:r>
-      <w:r>
-        <w:rPr>
-          <w:sz w:val="22"/>
-        </w:rPr>
-        <w:t xml:space="preserve">, with the package's own guidance: "not recommended for n &gt; 20" — this is the concrete origin of the deck's "~20 nodes" crossover claim (inferred from the package's documented guidance, since the code never calls the exact/heuristic sub-functions directly — it always calls </w:t>
-      </w:r>
-      <w:r>
-        <w:rPr>
-          <w:rFonts w:ascii="Consolas" w:hAnsi="Consolas"/>
-          <w:sz w:val="21"/>
-        </w:rPr>
-        <w:t>find_tour</w:t>
-      </w:r>
-      <w:r>
-        <w:rPr>
-          <w:sz w:val="22"/>
-        </w:rPr>
-        <w:t xml:space="preserve">, which decides internally). Beyond that regime, the package's own docs label the fallback explicitly as </w:t>
-      </w:r>
       <w:r>
         <w:rPr>
           <w:b/>
           <w:sz w:val="22"/>
         </w:rPr>
-        <w:t>"An SLS (Stochastic Local Search) solver for TSP"</w:t>
+        <w:t>Big picture.</w:t>
       </w:r>
       <w:r>
         <w:rPr>
           <w:sz w:val="22"/>
         </w:rPr>
-        <w:t xml:space="preserve"> — the exact move-set inside the closed C++ binary is not verifiable from source in this repo, so should be described as "SLS, internals not verified" rather than guessed at (e.g. don't claim it's specifically 2-opt or specifically simulated annealing without hedging).</w:t>
+        <w:t xml:space="preserve"> SANS is a direct implementation of a routing-specific hybrid metaheuristic published specifically for smart waste collection (Jorge et al., 2022) — a trajectory-based method combining simulated annealing's classic accept-sometimes-worse-moves mechanism with a rich, purpose-built library of route-modification neighborhoods, plus an explicit mechanism for temporarily setting bins aside and reconsidering them later (directly analogous to ALNS's destroy/repair, but framed as part of the annealing neighborhood rather than a separate phase).</w:t>
       </w:r>
     </w:p>
     <w:p>
       <w:pPr>
         <w:spacing w:after="160"/>
       </w:pPr>
-      <w:r>
-        <w:rPr>
-          <w:sz w:val="22"/>
-        </w:rPr>
-        <w:t xml:space="preserve">Because Fast-TSP operates strictly on </w:t>
-      </w:r>
-      <w:r>
-        <w:rPr>
-          <w:rFonts w:ascii="Consolas" w:hAnsi="Consolas"/>
-          <w:sz w:val="21"/>
-        </w:rPr>
-        <w:t>(distance matrix, node subset)</w:t>
-      </w:r>
-      <w:r>
-        <w:rPr>
-          <w:sz w:val="22"/>
-        </w:rPr>
-        <w:t xml:space="preserve"> per already-partitioned route, it </w:t>
-      </w:r>
       <w:r>
         <w:rPr>
           <w:b/>
           <w:sz w:val="22"/>
         </w:rPr>
-        <w:t>only reorders visitation sequence within a fixed route/vehicle assignment</w:t>
+        <w:t>How simulated annealing works, briefly.</w:t>
       </w:r>
       <w:r>
         <w:rPr>
           <w:sz w:val="22"/>
         </w:rPr>
-        <w:t xml:space="preserve"> — it cannot move bins between vehicles, drop bins, or reason about revenue/waste; it purely minimizes intra-route distance, the same axis as CLS's core moves but via one global per-route reordering rather than incremental swaps.</w:t>
-      </w:r>
-    </w:p>
-    <w:p>
-      <w:pPr>
-        <w:pStyle w:val="Heading2"/>
-      </w:pPr>
-      <w:r>
-        <w:t>Core Search Operators (2-opt, Or-opt, Swap/Relocate, Node Exchange)</w:t>
+        <w:t xml:space="preserve"> The method is named after the metallurgical process of slowly cooling a heated material so its atoms settle into a low-energy, stable crystal structure rather than a disordered one. Algorithmically: maintain one current solution and a "temperature" that starts high and cools over the run. At each step, propose a random neighboring move; if it improves the solution, accept it; if it makes things worse, still accept it with a probability that depends on both how much worse it is and the current temperature — high temperature tolerates big steps backward (encouraging exploration), low temperature only tolerates tiny ones (encouraging convergence to a good final answer). This is what lets the search escape local optima that pure hill-climbing local search would get permanently stuck in.</w:t>
       </w:r>
     </w:p>
     <w:p>
@@ -6408,78 +1260,13 @@
           <w:b/>
           <w:sz w:val="22"/>
         </w:rPr>
-        <w:t>2-opt</w:t>
+        <w:t>The move library.</w:t>
       </w:r>
       <w:r>
         <w:rPr>
           <w:sz w:val="22"/>
         </w:rPr>
-        <w:t xml:space="preserve"> (a </w:t>
-      </w:r>
-      <w:r>
-        <w:rPr>
-          <w:rFonts w:ascii="Consolas" w:hAnsi="Consolas"/>
-          <w:sz w:val="21"/>
-        </w:rPr>
-        <w:t>k=2</w:t>
-      </w:r>
-      <w:r>
-        <w:rPr>
-          <w:sz w:val="22"/>
-        </w:rPr>
-        <w:t xml:space="preserve"> special case of k-opt): removes two non-adjacent edges </w:t>
-      </w:r>
-      <w:r>
-        <w:rPr>
-          <w:rFonts w:ascii="Consolas" w:hAnsi="Consolas"/>
-          <w:sz w:val="21"/>
-        </w:rPr>
-        <w:t>(u,next_u)</w:t>
-      </w:r>
-      <w:r>
-        <w:rPr>
-          <w:sz w:val="22"/>
-        </w:rPr>
-        <w:t xml:space="preserve"> and </w:t>
-      </w:r>
-      <w:r>
-        <w:rPr>
-          <w:rFonts w:ascii="Consolas" w:hAnsi="Consolas"/>
-          <w:sz w:val="21"/>
-        </w:rPr>
-        <w:t>(v,next_v)</w:t>
-      </w:r>
-      <w:r>
-        <w:rPr>
-          <w:sz w:val="22"/>
-        </w:rPr>
-        <w:t xml:space="preserve"> and reconnects by reversing the segment between them — edges become </w:t>
-      </w:r>
-      <w:r>
-        <w:rPr>
-          <w:rFonts w:ascii="Consolas" w:hAnsi="Consolas"/>
-          <w:sz w:val="21"/>
-        </w:rPr>
-        <w:t>(u,v)</w:t>
-      </w:r>
-      <w:r>
-        <w:rPr>
-          <w:sz w:val="22"/>
-        </w:rPr>
-        <w:t xml:space="preserve"> and </w:t>
-      </w:r>
-      <w:r>
-        <w:rPr>
-          <w:rFonts w:ascii="Consolas" w:hAnsi="Consolas"/>
-          <w:sz w:val="21"/>
-        </w:rPr>
-        <w:t>(next_u,next_v)</w:t>
-      </w:r>
-      <w:r>
-        <w:rPr>
-          <w:sz w:val="22"/>
-        </w:rPr>
-        <w:t>. Per Shen Lin (1965), this eliminates a "crossing" iff the new edge sum is smaller; a single reversal costs O(segment length), and a full first-improvement sweep is O(N²) per pass. "Steepest" 2-opt would evaluate all O(N²) pairs and apply the single best delta; WSmart-Route's implementation is first-improvement (returns on the first accepted pair).</w:t>
+        <w:t xml:space="preserve"> A broad set of neighborhood moves is available and sampled at random each iteration: single-bin relocation and swapping (within and between routes), multi-bin batch relocation/swapping (both from random positions and from contiguous stretches of a route), segment reversal, and route-segment crossover between two routes. Separately, bins can be temporarily dropped into a "removed" pool and later reconsidered for reinsertion — this pool is exactly how SANS handles the VRPP profitable-subset decision, folded directly into the annealing neighborhood rather than requiring a separate mechanism.</w:t>
       </w:r>
     </w:p>
     <w:p>
@@ -6491,13 +1278,13 @@
           <w:b/>
           <w:sz w:val="22"/>
         </w:rPr>
-        <w:t>Or-opt</w:t>
+        <w:t>A refinement pass beyond plain annealing.</w:t>
       </w:r>
       <w:r>
         <w:rPr>
           <w:sz w:val="22"/>
         </w:rPr>
-        <w:t xml:space="preserve"> generalizes relocate to chains of length 1-3: removes a contiguous chain (severing 2 edges) and reinserts it elsewhere (breaking 1 edge, adding 2), evaluated against all target positions. Per the Or-opt literature (Wu, Du &amp; Song 2024), it is a standard iterated-local-search component; O(N²) per chain length per pass, first-improvement here.</w:t>
+        <w:t xml:space="preserve"> After the core annealing loop, an additional refinement stage cleans up the solution further: an "uncrossing" step removes accidental route crossings, followed by more annealing, followed by deterministic local search applied twice — once in normal order and once with routes and positions considered in reverse order (a simple but effective trick for escaping the specific local optima that an order-dependent search creates), and finally a rebalancing pass that revisits the temporarily-removed-bins pool one more time.</w:t>
       </w:r>
     </w:p>
     <w:p>
@@ -6509,13 +1296,21 @@
           <w:b/>
           <w:sz w:val="22"/>
         </w:rPr>
-        <w:t>Swap / Relocate</w:t>
+        <w:t>Limitations.</w:t>
       </w:r>
       <w:r>
         <w:rPr>
           <w:sz w:val="22"/>
         </w:rPr>
-        <w:t>: Relocate ("shift") removes a single node from between its neighbors and reinserts it after another node, delta computed in O(1) per candidate pair (O(N²) full sweep). Swap ("interchange") exchanges the positions of two nodes without removing either from the tour — also O(1) per pair / O(N²) sweep. Both accepted only via a cost-scaled epsilon threshold, i.e. pure distance-cost minimization; capacity feasibility gates inter-route moves but the objective carries no revenue/profit term.</w:t>
+        <w:t xml:space="preserve"> Unlike ALNS, the move (operator) selection here is uniformly random rather than adaptively weighted by recent performance — poorly-performing moves are never down-weighted the way ALNS's reaction-factor mechanism would down-weight them, so SANS relies purely on annealing's acceptance rule (not operator selection) to steer the search.</w:t>
+      </w:r>
+    </w:p>
+    <w:p>
+      <w:pPr>
+        <w:pStyle w:val="Heading3"/>
+      </w:pPr>
+      <w:r>
+        <w:t>PG-CLNS (Pheromone-Guided Cooperative Large Neighborhood Search)</w:t>
       </w:r>
     </w:p>
     <w:p>
@@ -6527,396 +1322,75 @@
           <w:b/>
           <w:sz w:val="22"/>
         </w:rPr>
-        <w:t>Node exchange between routes</w:t>
+        <w:t>Big picture.</w:t>
       </w:r>
       <w:r>
         <w:rPr>
           <w:sz w:val="22"/>
         </w:rPr>
-        <w:t xml:space="preserve"> is realized via swap* (inter-route swap with best-insertion repositioning, not just fixed-slot exchange) and a standalone </w:t>
-      </w:r>
-      <w:r>
-        <w:rPr>
-          <w:rFonts w:ascii="Consolas" w:hAnsi="Consolas"/>
-          <w:sz w:val="21"/>
-        </w:rPr>
-        <w:t>node_exchange_steepest.py</w:t>
-      </w:r>
-      <w:r>
-        <w:rPr>
-          <w:sz w:val="22"/>
-        </w:rPr>
-        <w:t xml:space="preserve"> improver — a separate registrable policy, not composed inside CLS's fixed operator list. Worth flagging if pressed: CLS's internal node-exchange (swap, swap*) is first-improvement, while the standalone "steepest" node-exchange module genuinely implements best-of-neighborhood selection — a real behavioral distinction between two options visible in the same factory.</w:t>
-      </w:r>
-    </w:p>
-    <w:p>
-      <w:pPr>
-        <w:spacing w:after="160"/>
-      </w:pPr>
+        <w:t xml:space="preserve"> PG-CLNS is a WSmart-Route-original design — there is no single external paper describing this exact combination — that layers two well-known ideas on top of each other: </w:t>
+      </w:r>
       <w:r>
         <w:rPr>
           <w:b/>
           <w:sz w:val="22"/>
         </w:rPr>
-        <w:t>K-opt generally</w:t>
+        <w:t>ant colony optimization</w:t>
       </w:r>
       <w:r>
         <w:rPr>
           <w:sz w:val="22"/>
         </w:rPr>
-        <w:t>: for k&gt;2, exhaustive move evaluation grows as O(N^k), matching the O(N³)/O(N⁴) costs of 3-opt/4-opt intra — the reason CLS orders operators cheapest-first and only escalates after cheaper neighborhoods are exhausted.</w:t>
-      </w:r>
-    </w:p>
-    <w:p>
-      <w:pPr>
-        <w:pStyle w:val="Heading2"/>
-      </w:pPr>
-      <w:r>
-        <w:t>Mandatory Selection Strategies — Additional Depth</w:t>
-      </w:r>
-    </w:p>
-    <w:p>
-      <w:pPr>
-        <w:spacing w:after="160"/>
-      </w:pPr>
-      <w:r>
-        <w:rPr>
-          <w:sz w:val="22"/>
-        </w:rPr>
-        <w:t>*(Look-Ahead is already covered on-slide in full mathematical/algorithmic detail — see the deck's slide 7. This section adds depth on the other two strategies and compares all three.)*</w:t>
-      </w:r>
-    </w:p>
-    <w:p>
-      <w:pPr>
-        <w:pStyle w:val="Heading3"/>
-      </w:pPr>
-      <w:r>
-        <w:t>Last-Minute (LM)</w:t>
-      </w:r>
-    </w:p>
-    <w:p>
-      <w:pPr>
-        <w:spacing w:after="160"/>
-      </w:pPr>
-      <w:r>
-        <w:rPr>
-          <w:rFonts w:ascii="Consolas" w:hAnsi="Consolas"/>
-          <w:sz w:val="21"/>
-        </w:rPr>
-        <w:t>selection_last_minute.py</w:t>
-      </w:r>
-      <w:r>
-        <w:rPr>
-          <w:sz w:val="22"/>
-        </w:rPr>
-        <w:t xml:space="preserve">. A pure, memoryless, per-bin greedy threshold check: </w:t>
-      </w:r>
-      <w:r>
-        <w:rPr>
-          <w:rFonts w:ascii="Consolas" w:hAnsi="Consolas"/>
-          <w:sz w:val="21"/>
-        </w:rPr>
-        <w:t>fill_ratio = current_fill/max_fill</w:t>
-      </w:r>
-      <w:r>
-        <w:rPr>
-          <w:sz w:val="22"/>
-        </w:rPr>
-        <w:t xml:space="preserve">, then </w:t>
-      </w:r>
-      <w:r>
-        <w:rPr>
-          <w:rFonts w:ascii="Consolas" w:hAnsi="Consolas"/>
-          <w:sz w:val="21"/>
-        </w:rPr>
-        <w:t>mandatory_mask = (fill_ratio &gt;= threshold)</w:t>
-      </w:r>
-      <w:r>
-        <w:rPr>
-          <w:sz w:val="22"/>
-        </w:rPr>
-        <w:t xml:space="preserve">. There is genuinely </w:t>
+        <w:t xml:space="preserve"> (a swarm-intelligence, population-based construction method where a colony of solutions is repeatedly built and the best-found solution's structure is reinforced via a pheromone trail that biases future construction) providing global guidance across a whole population of candidate solutions, with </w:t>
       </w:r>
       <w:r>
         <w:rPr>
           <w:b/>
           <w:sz w:val="22"/>
         </w:rPr>
-        <w:t>zero lookahead</w:t>
+        <w:t>large neighborhood search</w:t>
       </w:r>
       <w:r>
         <w:rPr>
           <w:sz w:val="22"/>
         </w:rPr>
-        <w:t xml:space="preserve"> — no accumulation rate, no variance, no horizon; each bin is judged in complete isolation against a scalar fill percentage. "CF" in the docstrings/configs stands for </w:t>
-      </w:r>
+        <w:t xml:space="preserve"> (the same destroy/repair trajectory idea used in ALNS) providing local, per-solution refinement — hence "cooperative": a population-level and a per-individual-level search mechanism cooperating rather than either one working alone.</w:t>
+      </w:r>
+    </w:p>
+    <w:p>
+      <w:pPr>
+        <w:spacing w:after="160"/>
+      </w:pPr>
       <w:r>
         <w:rPr>
           <w:b/>
           <w:sz w:val="22"/>
         </w:rPr>
-        <w:t>"Critical Fill"</w:t>
+        <w:t>What the pheromone actually represents here.</w:t>
       </w:r>
       <w:r>
         <w:rPr>
           <w:sz w:val="22"/>
         </w:rPr>
-        <w:t xml:space="preserve"> level, not "confidence factor" (that term is reused for SL). The two deck variants are literally </w:t>
-      </w:r>
-      <w:r>
-        <w:rPr>
-          <w:rFonts w:ascii="Consolas" w:hAnsi="Consolas"/>
-          <w:sz w:val="21"/>
-        </w:rPr>
-        <w:t>last_minute_cf70</w:t>
-      </w:r>
-      <w:r>
-        <w:rPr>
-          <w:sz w:val="22"/>
-        </w:rPr>
-        <w:t xml:space="preserve"> (</w:t>
-      </w:r>
-      <w:r>
-        <w:rPr>
-          <w:rFonts w:ascii="Consolas" w:hAnsi="Consolas"/>
-          <w:sz w:val="21"/>
-        </w:rPr>
-        <w:t>threshold: 70</w:t>
-      </w:r>
-      <w:r>
-        <w:rPr>
-          <w:sz w:val="22"/>
-        </w:rPr>
-        <w:t xml:space="preserve">) and </w:t>
-      </w:r>
-      <w:r>
-        <w:rPr>
-          <w:rFonts w:ascii="Consolas" w:hAnsi="Consolas"/>
-          <w:sz w:val="21"/>
-        </w:rPr>
-        <w:t>last_minute_cf90</w:t>
-      </w:r>
-      <w:r>
-        <w:rPr>
-          <w:sz w:val="22"/>
-        </w:rPr>
-        <w:t xml:space="preserve"> (</w:t>
-      </w:r>
-      <w:r>
-        <w:rPr>
-          <w:rFonts w:ascii="Consolas" w:hAnsi="Consolas"/>
-          <w:sz w:val="21"/>
-        </w:rPr>
-        <w:t>threshold: 90</w:t>
-      </w:r>
-      <w:r>
-        <w:rPr>
-          <w:sz w:val="22"/>
-        </w:rPr>
-        <w:t xml:space="preserve">) in config. An optional EOQ-derived per-bin threshold path exists (Economic-Order-Quantity </w:t>
-      </w:r>
-      <w:r>
-        <w:rPr>
-          <w:rFonts w:ascii="Consolas" w:hAnsi="Consolas"/>
-          <w:sz w:val="21"/>
-        </w:rPr>
-        <w:t>Q* = sqrt(2·D·S/h)</w:t>
-      </w:r>
-      <w:r>
-        <w:rPr>
-          <w:sz w:val="22"/>
-        </w:rPr>
-        <w:t xml:space="preserve"> batch-size formula) but is not used by the CF70/CF90 configs — those use the flat scalar threshold.</w:t>
+        <w:t xml:space="preserve"> This is worth being precise about, since it's easy to describe loosely: the pheromone trail is deposited on edges of the route graph (this stretch of road between these two bins), not on any higher-level decision like which bins to include or which operators to prefer — so when a new solution is constructed, edges that have historically appeared in good solutions are more likely to be chosen again. Only the single best solution found so far deposits pheromone in the shared global trail each round (an "elitist" update, keeping the signal focused rather than diluted across the whole population); a separate, temporary reinforcement also nudges each individual ant away from repeating an edge another ant in the same construction batch just used, encouraging some diversity within a single round.</w:t>
       </w:r>
     </w:p>
     <w:p>
       <w:pPr>
-        <w:pStyle w:val="Heading3"/>
-      </w:pPr>
-      <w:r>
-        <w:t>Service-Level (SL)</w:t>
-      </w:r>
-    </w:p>
-    <w:p>
-      <w:pPr>
         <w:spacing w:after="160"/>
       </w:pPr>
-      <w:r>
-        <w:rPr>
-          <w:rFonts w:ascii="Consolas" w:hAnsi="Consolas"/>
-          <w:sz w:val="21"/>
-        </w:rPr>
-        <w:t>selection_service_level.py</w:t>
-      </w:r>
-      <w:r>
-        <w:rPr>
-          <w:sz w:val="22"/>
-        </w:rPr>
-        <w:t xml:space="preserve">. Core formula is a linear worst-case projection over a horizon: </w:t>
-      </w:r>
-      <w:r>
-        <w:rPr>
-          <w:rFonts w:ascii="Consolas" w:hAnsi="Consolas"/>
-          <w:sz w:val="21"/>
-        </w:rPr>
-        <w:t>predicted_fill = current_fill + accumulation_rate·horizon_days + threshold·std_deviation·horizon_days</w:t>
-      </w:r>
-      <w:r>
-        <w:rPr>
-          <w:sz w:val="22"/>
-        </w:rPr>
-        <w:t xml:space="preserve">, flagging bins mandatory when </w:t>
-      </w:r>
-      <w:r>
-        <w:rPr>
-          <w:rFonts w:ascii="Consolas" w:hAnsi="Consolas"/>
-          <w:sz w:val="21"/>
-        </w:rPr>
-        <w:t>predicted_fill &gt;= 100</w:t>
-      </w:r>
-      <w:r>
-        <w:rPr>
-          <w:sz w:val="22"/>
-        </w:rPr>
-        <w:t xml:space="preserve">. Structurally a safety-stock-style bound </w:t>
-      </w:r>
-      <w:r>
-        <w:rPr>
-          <w:rFonts w:ascii="Consolas" w:hAnsi="Consolas"/>
-          <w:sz w:val="21"/>
-        </w:rPr>
-        <w:t>μ_horizon + z·σ_horizon</w:t>
-      </w:r>
-      <w:r>
-        <w:rPr>
-          <w:sz w:val="22"/>
-        </w:rPr>
-        <w:t xml:space="preserve">, but the confidence value is populated from config key </w:t>
-      </w:r>
-      <w:r>
-        <w:rPr>
-          <w:rFonts w:ascii="Consolas" w:hAnsi="Consolas"/>
-          <w:sz w:val="21"/>
-        </w:rPr>
-        <w:t>confidence_factor</w:t>
-      </w:r>
-      <w:r>
-        <w:rPr>
-          <w:sz w:val="22"/>
-        </w:rPr>
-        <w:t>, not a literal "z_alpha" derivation — the config docstring explicitly calls it a rough Gaussian quantile proxy (</w:t>
-      </w:r>
-      <w:r>
-        <w:rPr>
-          <w:rFonts w:ascii="Consolas" w:hAnsi="Consolas"/>
-          <w:sz w:val="21"/>
-        </w:rPr>
-        <w:t>confidence_factor=0.84 ≈ 80th percentile</w:t>
-      </w:r>
-      <w:r>
-        <w:rPr>
-          <w:sz w:val="22"/>
-        </w:rPr>
-        <w:t xml:space="preserve">), so it is used as a z-score but is a hand-set constant, not computed via </w:t>
-      </w:r>
-      <w:r>
-        <w:rPr>
-          <w:rFonts w:ascii="Consolas" w:hAnsi="Consolas"/>
-          <w:sz w:val="21"/>
-        </w:rPr>
-        <w:t>scipy.stats.norm.ppf</w:t>
-      </w:r>
-      <w:r>
-        <w:rPr>
-          <w:sz w:val="22"/>
-        </w:rPr>
-        <w:t xml:space="preserve">. Both </w:t>
-      </w:r>
-      <w:r>
-        <w:rPr>
-          <w:rFonts w:ascii="Consolas" w:hAnsi="Consolas"/>
-          <w:sz w:val="21"/>
-        </w:rPr>
-        <w:t>μ</w:t>
-      </w:r>
-      <w:r>
-        <w:rPr>
-          <w:sz w:val="22"/>
-        </w:rPr>
-        <w:t xml:space="preserve"> (accumulation rate) and </w:t>
-      </w:r>
-      <w:r>
-        <w:rPr>
-          <w:rFonts w:ascii="Consolas" w:hAnsi="Consolas"/>
-          <w:sz w:val="21"/>
-        </w:rPr>
-        <w:t>σ</w:t>
-      </w:r>
-      <w:r>
-        <w:rPr>
-          <w:sz w:val="22"/>
-        </w:rPr>
-        <w:t xml:space="preserve"> (std deviation) come from the same online Welford estimator described under Simulator Behavior below — not a separately known/assumed sigma, but an empirically-tracked running statistic that starts at zero and only becomes informative after several simulated days (cold-start bias for early-horizon days). </w:t>
-      </w:r>
       <w:r>
         <w:rPr>
           <w:b/>
           <w:sz w:val="22"/>
         </w:rPr>
-        <w:t>SL1 vs SL2 differ purely in `horizon_days`</w:t>
+        <w:t>How the two levels interact.</w:t>
       </w:r>
       <w:r>
         <w:rPr>
           <w:sz w:val="22"/>
         </w:rPr>
-        <w:t xml:space="preserve">: SL1 uses </w:t>
-      </w:r>
-      <w:r>
-        <w:rPr>
-          <w:rFonts w:ascii="Consolas" w:hAnsi="Consolas"/>
-          <w:sz w:val="21"/>
-        </w:rPr>
-        <w:t>horizon_days=1</w:t>
-      </w:r>
-      <w:r>
-        <w:rPr>
-          <w:sz w:val="22"/>
-        </w:rPr>
-        <w:t xml:space="preserve"> (next-day projection), SL2 uses </w:t>
-      </w:r>
-      <w:r>
-        <w:rPr>
-          <w:rFonts w:ascii="Consolas" w:hAnsi="Consolas"/>
-          <w:sz w:val="21"/>
-        </w:rPr>
-        <w:t>horizon_days=2</w:t>
-      </w:r>
-      <w:r>
-        <w:rPr>
-          <w:sz w:val="22"/>
-        </w:rPr>
-        <w:t xml:space="preserve">, both at </w:t>
-      </w:r>
-      <w:r>
-        <w:rPr>
-          <w:rFonts w:ascii="Consolas" w:hAnsi="Consolas"/>
-          <w:sz w:val="21"/>
-        </w:rPr>
-        <w:t>confidence_factor=0.84</w:t>
-      </w:r>
-      <w:r>
-        <w:rPr>
-          <w:sz w:val="22"/>
-        </w:rPr>
-        <w:t xml:space="preserve"> — so the deck's "SL1/SL2" split is a horizon-length ablation, not a confidence-level ablation.</w:t>
-      </w:r>
-    </w:p>
-    <w:p>
-      <w:pPr>
-        <w:pStyle w:val="Heading3"/>
-      </w:pPr>
-      <w:r>
-        <w:t>Comparative Notes (LA vs LM vs SL)</w:t>
+        <w:t xml:space="preserve"> Each round: build a population of candidate solutions guided by the current (evolving) pheromone trail; independently refine every member of that population via its own destroy/repair "coaching" session (a self-contained trajectory search, entirely separate from the ant-colony machinery, with its own internal adaptive weighting of which destroy/repair operators to favor — structurally the same reaction-factor idea ALNS uses, but scoped to just this refinement phase); track the best solution found across the whole population; update the shared pheromone trail from that best solution; and finally regenerate the weakest fraction of the population from scratch under the now-updated pheromone field. So construction is guided by pheromones (population-level, edge-based), while refinement is guided by adaptive operator weights (individual-level, move-based) — two genuinely separate adaptive mechanisms working at different scopes, not one mechanism doing both jobs.</w:t>
       </w:r>
     </w:p>
     <w:p>
@@ -6928,13 +1402,13 @@
           <w:b/>
           <w:sz w:val="22"/>
         </w:rPr>
-        <w:t>Complexity</w:t>
+        <w:t>A documented gap worth knowing about.</w:t>
       </w:r>
       <w:r>
         <w:rPr>
           <w:sz w:val="22"/>
         </w:rPr>
-        <w:t>: LM is strictly O(n) per day — one vectorized comparison, no simulation. SL is also O(n) per day — a closed-form linear projection, no iteration — asymptotically as cheap as LM, though it requires maintaining O(n) running mean/variance state across days. LA is the expensive one: it performs actual forward simulation/rollout of future days per candidate bundling decision, scaling with the lookahead horizon and branching considered — orders of magnitude more expensive per decision than LM/SL.</w:t>
+        <w:t xml:space="preserve"> The codebase implements a considerably richer library of destroy strategies (including relatedness-based and contiguous-segment removal) and intensification moves (route-crossing elimination, best-position node exchange) than the refinement phase actually uses day to day — the wider library exists and is exported, but the wiring that would activate all of it inside this particular algorithm's refinement loop isn't fully connected. This is a legitimate, low-risk future-work item (reconnecting already-built components) rather than a design flaw, and is more honest to mention proactively than to be caught out on.</w:t>
       </w:r>
     </w:p>
     <w:p>
@@ -6946,65 +1420,57 @@
           <w:b/>
           <w:sz w:val="22"/>
         </w:rPr>
-        <w:t>Theoretical properties</w:t>
+        <w:t>Deciding which bins to include.</w:t>
       </w:r>
       <w:r>
         <w:rPr>
           <w:sz w:val="22"/>
         </w:rPr>
-        <w:t xml:space="preserve">: LM offers </w:t>
-      </w:r>
+        <w:t xml:space="preserve"> Both the construction phase and the refinement phase independently screen candidate bins by estimated marginal profitability — a bin only enters a route if its waste revenue would exceed the extra travel cost of detouring to collect it (mandatory bins bypass this check) — so, as with ALNS, the profitable-subset decision emerges from per-insertion profit checks rather than a separate selection phase.</w:t>
+      </w:r>
+    </w:p>
+    <w:p>
+      <w:pPr>
+        <w:spacing w:after="160"/>
+      </w:pPr>
       <w:r>
         <w:rPr>
           <w:b/>
           <w:sz w:val="22"/>
         </w:rPr>
-        <w:t>no probabilistic guarantee whatsoever</w:t>
+        <w:t>Limitations.</w:t>
       </w:r>
       <w:r>
         <w:rPr>
           <w:sz w:val="22"/>
         </w:rPr>
-        <w:t xml:space="preserve"> — a deterministic reactive rule with no model of future accumulation; overflow risk is purely a function of how conservative the fixed threshold is (CF70 vs CF90 trade risk vs. visit frequency by hand-tuning, not by any statistical target). SL is explicitly constructed to approximate a </w:t>
-      </w:r>
+        <w:t xml:space="preserve"> Every population member gets its own full refinement session every round, so total work scales with population size × refinement depth × number of rounds — with default settings this can mean tens of thousands of refinement steps per call, meaning the algorithm is typically stopped by its time budget rather than by natural convergence on non-trivial instances.</w:t>
+      </w:r>
+    </w:p>
+    <w:p>
+      <w:pPr>
+        <w:pStyle w:val="Heading3"/>
+      </w:pPr>
+      <w:r>
+        <w:t>PSOMA (Particle Swarm Optimization Memetic Algorithm)</w:t>
+      </w:r>
+    </w:p>
+    <w:p>
+      <w:pPr>
+        <w:spacing w:after="160"/>
+      </w:pPr>
       <w:r>
         <w:rPr>
           <w:b/>
           <w:sz w:val="22"/>
         </w:rPr>
-        <w:t>service-level / probabilistic overflow bound</w:t>
+        <w:t>Big picture.</w:t>
       </w:r>
       <w:r>
         <w:rPr>
           <w:sz w:val="22"/>
         </w:rPr>
-        <w:t xml:space="preserve">: under a (locally) Gaussian assumption on daily accumulation, </w:t>
-      </w:r>
-      <w:r>
-        <w:rPr>
-          <w:rFonts w:ascii="Consolas" w:hAnsi="Consolas"/>
-          <w:sz w:val="21"/>
-        </w:rPr>
-        <w:t>μ+z·σ</w:t>
-      </w:r>
-      <w:r>
-        <w:rPr>
-          <w:sz w:val="22"/>
-        </w:rPr>
-        <w:t xml:space="preserve"> over the horizon caps the probability that true fill exceeds capacity at roughly a </w:t>
-      </w:r>
-      <w:r>
-        <w:rPr>
-          <w:rFonts w:ascii="Consolas" w:hAnsi="Consolas"/>
-          <w:sz w:val="21"/>
-        </w:rPr>
-        <w:t>Φ(z)</w:t>
-      </w:r>
-      <w:r>
-        <w:rPr>
-          <w:sz w:val="22"/>
-        </w:rPr>
-        <w:t>-controlled confidence — but this is only as good as (a) the Gaussian approximation of what's actually Gamma/empirical-generated waste, and (b) the quality of the online-estimated μ,σ (cold-start bias, no autocorrelation correction). LA is best understood as a heuristic/greedy approximation to an optimal multi-day bundling/DP policy — no closed-form guarantee, but it directly optimizes forward-simulated outcomes rather than relying on a distributional assumption, trading computation for adaptivity.</w:t>
+        <w:t xml:space="preserve"> PSOMA answers a question that isn't obvious at first glance: particle swarm optimization was originally designed for continuous problems (particles moving smoothly through real-valued space, like tuning continuous parameters) — so how do you apply it to something as discrete and combinatorial as "in what order should a vehicle visit these bins"? The answer, and the core trick worth understanding, is an encoding scheme that lets a swarm of continuous position vectors stand in for a swarm of discrete tour orderings, so the standard continuous PSO machinery can run unmodified underneath, with a memetic (evolutionary-plus-local-search) refinement layered on top of the swarm's best-known solution.</w:t>
       </w:r>
     </w:p>
     <w:p>
@@ -7016,273 +1482,62 @@
           <w:b/>
           <w:sz w:val="22"/>
         </w:rPr>
-        <w:t>What else exists but isn't in this deck</w:t>
+        <w:t>The discrete-encoding trick.</w:t>
       </w:r>
       <w:r>
         <w:rPr>
           <w:sz w:val="22"/>
         </w:rPr>
-        <w:t xml:space="preserve">: all three register through the same </w:t>
-      </w:r>
-      <w:r>
-        <w:rPr>
-          <w:rFonts w:ascii="Consolas" w:hAnsi="Consolas"/>
-          <w:sz w:val="21"/>
-        </w:rPr>
-        <w:t>MandatorySelectionFactory</w:t>
-      </w:r>
-      <w:r>
-        <w:rPr>
-          <w:sz w:val="22"/>
-        </w:rPr>
-        <w:t xml:space="preserve"> machinery as ~25 other strategies present in the codebase but not benchmarked here — e.g. </w:t>
-      </w:r>
-      <w:r>
-        <w:rPr>
-          <w:rFonts w:ascii="Consolas" w:hAnsi="Consolas"/>
-          <w:sz w:val="21"/>
-        </w:rPr>
-        <w:t>selection_cvar.py</w:t>
-      </w:r>
-      <w:r>
-        <w:rPr>
-          <w:sz w:val="22"/>
-        </w:rPr>
-        <w:t xml:space="preserve"> (CVaR risk-tail selection), </w:t>
-      </w:r>
-      <w:r>
-        <w:rPr>
-          <w:rFonts w:ascii="Consolas" w:hAnsi="Consolas"/>
-          <w:sz w:val="21"/>
-        </w:rPr>
-        <w:t>selection_wasserstein.py</w:t>
-      </w:r>
-      <w:r>
-        <w:rPr>
-          <w:sz w:val="22"/>
-        </w:rPr>
-        <w:t xml:space="preserve"> (distributionally-robust selection with a Wasserstein ambiguity radius), </w:t>
-      </w:r>
-      <w:r>
-        <w:rPr>
-          <w:rFonts w:ascii="Consolas" w:hAnsi="Consolas"/>
-          <w:sz w:val="21"/>
-        </w:rPr>
-        <w:t>selection_rollout.py</w:t>
-      </w:r>
-      <w:r>
-        <w:rPr>
-          <w:sz w:val="22"/>
-        </w:rPr>
-        <w:t xml:space="preserve"> (Monte-Carlo rollout), </w:t>
-      </w:r>
-      <w:r>
-        <w:rPr>
-          <w:rFonts w:ascii="Consolas" w:hAnsi="Consolas"/>
-          <w:sz w:val="21"/>
-        </w:rPr>
-        <w:t>selection_whittle.py</w:t>
-      </w:r>
-      <w:r>
-        <w:rPr>
-          <w:sz w:val="22"/>
-        </w:rPr>
-        <w:t xml:space="preserve"> (Whittle-index restless-bandit selection), </w:t>
-      </w:r>
-      <w:r>
-        <w:rPr>
-          <w:rFonts w:ascii="Consolas" w:hAnsi="Consolas"/>
-          <w:sz w:val="21"/>
-        </w:rPr>
-        <w:t>selection_learned.py</w:t>
-      </w:r>
-      <w:r>
-        <w:rPr>
-          <w:sz w:val="22"/>
-        </w:rPr>
-        <w:t xml:space="preserve"> (imitation-learned classifier), </w:t>
-      </w:r>
-      <w:r>
-        <w:rPr>
-          <w:rFonts w:ascii="Consolas" w:hAnsi="Consolas"/>
-          <w:sz w:val="21"/>
-        </w:rPr>
-        <w:t>selection_dispatcher_thompson.py</w:t>
-      </w:r>
-      <w:r>
-        <w:rPr>
-          <w:sz w:val="22"/>
-        </w:rPr>
-        <w:t>/</w:t>
-      </w:r>
-      <w:r>
-        <w:rPr>
-          <w:rFonts w:ascii="Consolas" w:hAnsi="Consolas"/>
-          <w:sz w:val="21"/>
-        </w:rPr>
-        <w:t>selection_dispatcher_portfolio.py</w:t>
-      </w:r>
-      <w:r>
-        <w:rPr>
-          <w:sz w:val="22"/>
-        </w:rPr>
-        <w:t xml:space="preserve"> (bandit strategy-selection meta-policies), plus knapsack/Lagrangian/submodular-greedy/savings variants. A much larger experimental surface than the three baselines this talk focuses on — a natural "what else we tried / what's available for future work" answer if pressed on why only LA/LM/SL were benchmarked.</w:t>
-      </w:r>
-    </w:p>
-    <w:p>
-      <w:pPr>
-        <w:pStyle w:val="Heading2"/>
-      </w:pPr>
-      <w:r>
-        <w:t>Simulator Behavior &amp; Properties</w:t>
-      </w:r>
-    </w:p>
-    <w:p>
-      <w:pPr>
-        <w:spacing w:after="160"/>
-      </w:pPr>
+        <w:t xml:space="preserve"> Each "particle" carries an ordinary continuous vector, one coordinate per bin, with values in a fixed range. To turn that into an actual visiting order, simply </w:t>
+      </w:r>
       <w:r>
         <w:rPr>
           <w:b/>
           <w:sz w:val="22"/>
         </w:rPr>
-        <w:t>Daily state transition</w:t>
+        <w:t>rank</w:t>
       </w:r>
       <w:r>
         <w:rPr>
           <w:sz w:val="22"/>
         </w:rPr>
-        <w:t xml:space="preserve">: orchestrated by </w:t>
-      </w:r>
-      <w:r>
-        <w:rPr>
-          <w:rFonts w:ascii="Consolas" w:hAnsi="Consolas"/>
-          <w:sz w:val="21"/>
-        </w:rPr>
-        <w:t>run_day()</w:t>
-      </w:r>
-      <w:r>
-        <w:rPr>
-          <w:sz w:val="22"/>
-        </w:rPr>
-        <w:t xml:space="preserve"> (</w:t>
-      </w:r>
-      <w:r>
-        <w:rPr>
-          <w:rFonts w:ascii="Consolas" w:hAnsi="Consolas"/>
-          <w:sz w:val="21"/>
-        </w:rPr>
-        <w:t>logic/src/pipeline/simulations/day_context.py</w:t>
-      </w:r>
-      <w:r>
-        <w:rPr>
-          <w:sz w:val="22"/>
-        </w:rPr>
-        <w:t xml:space="preserve">) via a fixed Command-Pattern pipeline: Fill → Mandatory Selection → Route Construction → Route Improvement → Collect → Log. The bin-fill physics: waste lost to overflow is computed before clamping — </w:t>
-      </w:r>
-      <w:r>
-        <w:rPr>
-          <w:rFonts w:ascii="Consolas" w:hAnsi="Consolas"/>
-          <w:sz w:val="21"/>
-        </w:rPr>
-        <w:t>todays_lost = max(real_fill + todays_filling - 100, 0)/100 * volume * density</w:t>
-      </w:r>
-      <w:r>
-        <w:rPr>
-          <w:sz w:val="22"/>
-        </w:rPr>
-        <w:t xml:space="preserve"> (kg) — then fill is clamped to 100%. Overflow is flagged when </w:t>
-      </w:r>
-      <w:r>
-        <w:rPr>
-          <w:rFonts w:ascii="Consolas" w:hAnsi="Consolas"/>
-          <w:sz w:val="21"/>
-        </w:rPr>
-        <w:t>real_fill == 100.0</w:t>
-      </w:r>
-      <w:r>
-        <w:rPr>
-          <w:sz w:val="22"/>
-        </w:rPr>
-        <w:t xml:space="preserve"> exactly — a </w:t>
-      </w:r>
+        <w:t xml:space="preserve"> the coordinates from smallest to largest — the resulting rank order (1st smallest, 2nd smallest, …) is the tour. This is sometimes called a "random key" or "ranked-order-value" encoding: the raw numbers themselves are arbitrary, only their relative order matters, and a continuous optimizer can nudge those numbers around exactly the way it would for any ordinary continuous optimization problem, with the discrete tour simply falling out as a side effect of sorting. The resulting single long "giant tour" is then split into actual vehicle routes by the same profit-aware dynamic-programming decoder that HGS uses (see the HGS section above) — which is also where PSOMA, like HGS, decides which bins to skip.</w:t>
+      </w:r>
+    </w:p>
+    <w:p>
+      <w:pPr>
+        <w:spacing w:after="160"/>
+      </w:pPr>
       <w:r>
         <w:rPr>
           <w:b/>
           <w:sz w:val="22"/>
         </w:rPr>
-        <w:t>boolean saturation flag</w:t>
+        <w:t>The swarm mechanics.</w:t>
       </w:r>
       <w:r>
         <w:rPr>
           <w:sz w:val="22"/>
         </w:rPr>
-        <w:t xml:space="preserve">, not a graded penalty; the graded cost is carried separately as </w:t>
-      </w:r>
-      <w:r>
-        <w:rPr>
-          <w:rFonts w:ascii="Consolas" w:hAnsi="Consolas"/>
-          <w:sz w:val="21"/>
-        </w:rPr>
-        <w:t>kg_lost</w:t>
-      </w:r>
-      <w:r>
-        <w:rPr>
-          <w:sz w:val="22"/>
-        </w:rPr>
-        <w:t xml:space="preserve">. Reset-on-visit zeroes both true and observed fill for collected bins and increments the collection counter; profit is </w:t>
-      </w:r>
-      <w:r>
-        <w:rPr>
-          <w:rFonts w:ascii="Consolas" w:hAnsi="Consolas"/>
-          <w:sz w:val="21"/>
-        </w:rPr>
-        <w:t>sum(collected)*revenue - cost*expenses</w:t>
-      </w:r>
-      <w:r>
-        <w:rPr>
-          <w:sz w:val="22"/>
-        </w:rPr>
-        <w:t xml:space="preserve">. </w:t>
-      </w:r>
+        <w:t xml:space="preserve"> Each particle has a position (its ranking vector) and a velocity, updated every iteration by a weighted combination of three pulls: inertia (keep moving the way it was already moving), a pull toward the particle's own best position ever found, and a pull toward the whole swarm's best position ever found. Over many iterations, this causes the swarm to converge — like a flock of birds gradually settling around a food source — while the specific balance between "trust my own experience" and "trust the group" controls how much the swarm explores independently versus converges together.</w:t>
+      </w:r>
+    </w:p>
+    <w:p>
+      <w:pPr>
+        <w:spacing w:after="160"/>
+      </w:pPr>
       <w:r>
         <w:rPr>
           <w:b/>
           <w:sz w:val="22"/>
         </w:rPr>
-        <w:t>Unvisited overflowing bins do not carry the lost mass forward</w:t>
+        <w:t>The memetic component.</w:t>
       </w:r>
       <w:r>
         <w:rPr>
           <w:sz w:val="22"/>
         </w:rPr>
-        <w:t xml:space="preserve"> — the excess is discarded, and fill stays capped at 100%, so a bin left unvisited keeps silently losing waste every subsequent day. Sensor noise (Gaussian) is applied to produce the observed fill used by policies, distinct from ground-truth fill used for the true overflow/loss accounting — a realistic observability gap between what a selection strategy "sees" and what actually happens. Daily reward is </w:t>
-      </w:r>
-      <w:r>
-        <w:rPr>
-          <w:rFonts w:ascii="Consolas" w:hAnsi="Consolas"/>
-          <w:sz w:val="21"/>
-        </w:rPr>
-        <w:t>total_collected - new_overflows - cost</w:t>
-      </w:r>
-      <w:r>
-        <w:rPr>
-          <w:sz w:val="22"/>
-        </w:rPr>
-        <w:t xml:space="preserve"> (note: overflow count, not </w:t>
-      </w:r>
-      <w:r>
-        <w:rPr>
-          <w:rFonts w:ascii="Consolas" w:hAnsi="Consolas"/>
-          <w:sz w:val="21"/>
-        </w:rPr>
-        <w:t>kg_lost</w:t>
-      </w:r>
-      <w:r>
-        <w:rPr>
-          <w:sz w:val="22"/>
-        </w:rPr>
-        <w:t>, is the penalty term in reward, while profit is tracked as a separate primary objective).</w:t>
+        <w:t xml:space="preserve"> Once per iteration (after the whole swarm has moved), the single best solution found so far is handed off to a separate simulated-annealing-based local search that tries several neighborhood moves (swapping two bins, moving one bin elsewhere, reversing a segment) — and, in a nice touch, the algorithm itself learns which of those move types has been paying off recently and increasingly favors trying that one first (an adaptive operator-selection scheme, conceptually similar to ALNS's reaction factors, but applied to a single solution's local-search moves rather than a population's destroy/repair operators). This SA-refinement step is the memetic half of "memetic algorithm" — the swarm explores broadly, the embedded local search exploits the best find so far.</w:t>
       </w:r>
     </w:p>
     <w:p>
@@ -7294,26 +1549,13 @@
           <w:b/>
           <w:sz w:val="22"/>
         </w:rPr>
-        <w:t>Capacity Q / feasibility</w:t>
+        <w:t>Deciding which bins to include.</w:t>
       </w:r>
       <w:r>
         <w:rPr>
           <w:sz w:val="22"/>
         </w:rPr>
-        <w:t xml:space="preserve">: not enforced centrally by the simulator loop — the simulator hands vehicle capacity and the mandatory-bin set to whichever route-constructor adapter is configured, and trusts that adapter's own capacity logic (hard MILP constraint for BPC/exact solvers, penalty or repair-based for metaheuristics). The simulator only recomputes route cost afterward; final km/profit are recomputed during the Collect step. Default </w:t>
-      </w:r>
-      <w:r>
-        <w:rPr>
-          <w:rFonts w:ascii="Consolas" w:hAnsi="Consolas"/>
-          <w:sz w:val="21"/>
-        </w:rPr>
-        <w:t>VEHICLE_CAPACITY = 200.0 kg</w:t>
-      </w:r>
-      <w:r>
-        <w:rPr>
-          <w:sz w:val="22"/>
-        </w:rPr>
-        <w:t xml:space="preserve"> for synthetic instances, passed through config rather than hardcoded per environment.</w:t>
+        <w:t xml:space="preserve"> As with HGS, this happens inside the shared route-splitting decoder rather than anywhere in the swarm mechanics themselves — the swarm always evolves a full ranking of every bin, and profitability filtering happens only when that ranking gets turned into actual routes. A secondary optimization biases the local-search's cost estimates to make profitable bin-pairs look artificially "closer together," nudging the cheap local-search moves toward retaining high-value bins without needing to run the expensive full route-decoding step just to check.</w:t>
       </w:r>
     </w:p>
     <w:p>
@@ -7325,117 +1567,93 @@
           <w:b/>
           <w:sz w:val="22"/>
         </w:rPr>
-        <w:t>Waste-generation stochastics</w:t>
+        <w:t>Limitations.</w:t>
       </w:r>
       <w:r>
         <w:rPr>
           <w:sz w:val="22"/>
         </w:rPr>
-        <w:t xml:space="preserve">: two generator families. </w:t>
-      </w:r>
+        <w:t xml:space="preserve"> The local search's warm-up phase (evaluating each candidate move type before the main loop starts, to get an initial read on which ones work best) costs roughly one comparison for every pair of bins, for each move type being evaluated — a fixed up-front cost that scales quadratically with the number of bins and is paid before any of the swarm's real search has begun.</w:t>
+      </w:r>
+    </w:p>
+    <w:p>
+      <w:pPr>
+        <w:pStyle w:val="Heading3"/>
+      </w:pPr>
+      <w:r>
+        <w:t>ACO-HH (Ant Colony Optimization Hyper-Heuristic)</w:t>
+      </w:r>
+    </w:p>
+    <w:p>
+      <w:pPr>
+        <w:spacing w:after="160"/>
+      </w:pPr>
       <w:r>
         <w:rPr>
           <w:b/>
           <w:sz w:val="22"/>
         </w:rPr>
-        <w:t>Gamma-k</w:t>
+        <w:t>Big picture.</w:t>
       </w:r>
       <w:r>
         <w:rPr>
           <w:sz w:val="22"/>
         </w:rPr>
-        <w:t xml:space="preserve">: draws </w:t>
-      </w:r>
-      <w:r>
-        <w:rPr>
-          <w:rFonts w:ascii="Consolas" w:hAnsi="Consolas"/>
-          <w:sz w:val="21"/>
-        </w:rPr>
-        <w:t>rng.gamma(alpha, theta)</w:t>
-      </w:r>
-      <w:r>
-        <w:rPr>
-          <w:sz w:val="22"/>
-        </w:rPr>
-        <w:t xml:space="preserve"> per bin from preset </w:t>
-      </w:r>
-      <w:r>
-        <w:rPr>
-          <w:rFonts w:ascii="Consolas" w:hAnsi="Consolas"/>
-          <w:sz w:val="21"/>
-        </w:rPr>
-        <w:t>(α,θ)</w:t>
-      </w:r>
-      <w:r>
-        <w:rPr>
-          <w:sz w:val="22"/>
-        </w:rPr>
-        <w:t xml:space="preserve"> pairs tiled heterogeneously across bins (e.g. "gamma3" resolves to alternating blocks of </w:t>
-      </w:r>
-      <w:r>
-        <w:rPr>
-          <w:rFonts w:ascii="Consolas" w:hAnsi="Consolas"/>
-          <w:sz w:val="21"/>
-        </w:rPr>
-        <w:t>α=1</w:t>
-      </w:r>
-      <w:r>
-        <w:rPr>
-          <w:sz w:val="22"/>
-        </w:rPr>
-        <w:t xml:space="preserve"> with θ alternating 8/6, and </w:t>
-      </w:r>
-      <w:r>
-        <w:rPr>
-          <w:rFonts w:ascii="Consolas" w:hAnsi="Consolas"/>
-          <w:sz w:val="21"/>
-        </w:rPr>
-        <w:t>α=3</w:t>
-      </w:r>
-      <w:r>
-        <w:rPr>
-          <w:sz w:val="22"/>
-        </w:rPr>
-        <w:t xml:space="preserve"> for other bin groups) — a genuinely heterogeneous, fitted 3-parameter-family Gamma model, not one global Gamma. </w:t>
-      </w:r>
+        <w:t xml:space="preserve"> ACO-HH is the one true hyper-heuristic in this benchmark, and it is worth contrasting directly with the sibling ant-colony ideas used elsewhere (PG-CLNS): where classical ant colony optimization lays pheromone on edges of the route graph to guide which bins get visited in what order, ACO-HH instead lays pheromone on transitions between operators — it uses the ant-colony metaphor one level of abstraction higher, to decide not "which bin next" but "which local-search move to apply next." This is precisely what makes it a hyper-heuristic rather than a metaheuristic: it searches the space of move sequences, delegating the actual solution modification to whichever move it picked.</w:t>
+      </w:r>
+    </w:p>
+    <w:p>
+      <w:pPr>
+        <w:spacing w:after="160"/>
+      </w:pPr>
       <w:r>
         <w:rPr>
           <w:b/>
           <w:sz w:val="22"/>
         </w:rPr>
-        <w:t>Empirical</w:t>
+        <w:t>How an "ant" behaves here.</w:t>
       </w:r>
       <w:r>
         <w:rPr>
           <w:sz w:val="22"/>
         </w:rPr>
-        <w:t xml:space="preserve">: literal bootstrap resampling of historical daily-fill records from a dataset or grid, not a parametric fit. Per-bin accumulation-rate statistics used by selection strategies (means, std) are </w:t>
-      </w:r>
+        <w:t xml:space="preserve"> Picture a directed graph whose nodes are the available low-level moves (a dozen or so: various flavors of 2-opt, node swap, node relocation, segment removal-and-reinsertion, and more) rather than bins. An "ant" takes a walk across this operator graph, and each step of that walk is "apply this move to the current working solution, then move to the next operator." Which operator comes next is chosen probabilistically, favoring transitions with more accumulated pheromone (operators that have recently led to good outcomes when applied after the current one) — exactly the same probabilistic-reinforcement idea as classical ant colony optimization, just applied to a graph of moves instead of a graph of bins.</w:t>
+      </w:r>
+    </w:p>
+    <w:p>
+      <w:pPr>
+        <w:spacing w:after="160"/>
+      </w:pPr>
       <w:r>
         <w:rPr>
           <w:b/>
           <w:sz w:val="22"/>
         </w:rPr>
-        <w:t>not</w:t>
+        <w:t>Reinforcement.</w:t>
       </w:r>
       <w:r>
         <w:rPr>
           <w:sz w:val="22"/>
         </w:rPr>
-        <w:t xml:space="preserve"> taken from the generator's true parameters — they are estimated online during simulation via </w:t>
-      </w:r>
+        <w:t xml:space="preserve"> After an ant completes its full walk, if the sequence of moves it applied improved the solution, pheromone is deposited along every operator-to-operator transition it used — so operator sequences that tend to work well together get reinforced, not just individually-good operators in isolation. All pheromone gradually evaporates over time (so stale, no-longer-useful sequences fade out), and a separate, faster-adapting signal tracks how efficient each operator has been most recently (factoring in how long it took to run, not just whether it helped), nudging the selection probabilities on a shorter timescale than the slower pheromone trail.</w:t>
+      </w:r>
+    </w:p>
+    <w:p>
+      <w:pPr>
+        <w:spacing w:after="160"/>
+      </w:pPr>
       <w:r>
         <w:rPr>
           <w:b/>
           <w:sz w:val="22"/>
         </w:rPr>
-        <w:t>Welford's algorithm</w:t>
+        <w:t>Two very different sets of "moves."</w:t>
       </w:r>
       <w:r>
         <w:rPr>
           <w:sz w:val="22"/>
         </w:rPr>
-        <w:t>, i.e. adaptive running estimates from realized fills (unless a precomputed stats CSV is preloaded).</w:t>
+        <w:t xml:space="preserve"> There is a rich portfolio of ways to build an initial solution from scratch (various greedy, nearest/farthest-insertion, and regret-based construction heuristics, each with a profit-aware variant), used once up front — and a separate portfolio of ways to modify an already-built solution (the dozen operators described above), which is what the ant-colony-over-operators machinery actually searches over during the main run.</w:t>
       </w:r>
     </w:p>
     <w:p>
@@ -7447,26 +1665,13 @@
           <w:b/>
           <w:sz w:val="22"/>
         </w:rPr>
-        <w:t>Vehicle/depot assumptions</w:t>
+        <w:t>Deciding which bins to include.</w:t>
       </w:r>
       <w:r>
         <w:rPr>
           <w:sz w:val="22"/>
         </w:rPr>
-        <w:t xml:space="preserve">: </w:t>
-      </w:r>
-      <w:r>
-        <w:rPr>
-          <w:rFonts w:ascii="Consolas" w:hAnsi="Consolas"/>
-          <w:sz w:val="21"/>
-        </w:rPr>
-        <w:t>n_vehicles=1</w:t>
-      </w:r>
-      <w:r>
-        <w:rPr>
-          <w:sz w:val="22"/>
-        </w:rPr>
-        <w:t xml:space="preserve"> by default and not overridden in any policy config used in this benchmark — confirming the deck's stated limitation of a single vehicle/depot per region. Heterogeneous-fleet machinery is not visibly wired for actual multi-vehicle dispatch elsewhere either. An implicit max-route-duration proxy exists via a hop-count cap sized to instance scale (√n heuristic) for some environment variants; the core waste-collection environments have no explicit time-window term.</w:t>
+        <w:t xml:space="preserve"> Two mechanisms: every construction and modification heuristic has a profit-aware variant that weighs revenue against marginal cost rather than raw distance, used throughout; and a "strategic oscillation" mechanism periodically relaxes the capacity constraint's penalty (allowing temporarily infeasible, capacity-violating solutions to be explored) whenever the search has stagnated for a while, then tightens it back up once progress resumes — a controlled, temporary rule-bending that lets the search reconsider bin-inclusion decisions it might otherwise be trapped away from.</w:t>
       </w:r>
     </w:p>
     <w:p>
@@ -7478,110 +1683,47 @@
           <w:b/>
           <w:sz w:val="22"/>
         </w:rPr>
-        <w:t>Fairness/reproducibility mechanism</w:t>
+        <w:t>Limitations.</w:t>
       </w:r>
       <w:r>
         <w:rPr>
           <w:sz w:val="22"/>
         </w:rPr>
-        <w:t xml:space="preserve">: RNG seeding is policy-isolated — a </w:t>
-      </w:r>
-      <w:r>
-        <w:rPr>
-          <w:rFonts w:ascii="Consolas" w:hAnsi="Consolas"/>
-          <w:sz w:val="21"/>
-        </w:rPr>
-        <w:t>policy_seed</w:t>
-      </w:r>
-      <w:r>
-        <w:rPr>
-          <w:sz w:val="22"/>
-        </w:rPr>
-        <w:t xml:space="preserve"> is derived from </w:t>
-      </w:r>
-      <w:r>
-        <w:rPr>
-          <w:rFonts w:ascii="Consolas" w:hAnsi="Consolas"/>
-          <w:sz w:val="21"/>
-        </w:rPr>
-        <w:t>(seed + hash(canonical_policy_name) + day)</w:t>
-      </w:r>
-      <w:r>
-        <w:rPr>
-          <w:sz w:val="22"/>
-        </w:rPr>
-        <w:t xml:space="preserve"> and reseeds all RNG streams per (policy, day, sample), ensuring every algorithm sees </w:t>
-      </w:r>
+        <w:t xml:space="preserve"> Every ant's walk covers a fixed number of operator-steps regardless of instance size — potentially excessive churn on small instances, potentially too shallow a walk to meaningfully explore the operator space on large ones. This constructor also runs with a noticeably smaller iteration/time budget than PSOMA in this benchmark's configuration.</w:t>
+      </w:r>
+    </w:p>
+    <w:p>
+      <w:pPr>
+        <w:pStyle w:val="Heading2"/>
+      </w:pPr>
+      <w:r>
+        <w:t>Route Improvers</w:t>
+      </w:r>
+    </w:p>
+    <w:p>
+      <w:pPr>
+        <w:pStyle w:val="Heading3"/>
+      </w:pPr>
+      <w:r>
+        <w:t>CLS (Classical Local Search)</w:t>
+      </w:r>
+    </w:p>
+    <w:p>
+      <w:pPr>
+        <w:spacing w:after="160"/>
+      </w:pPr>
       <w:r>
         <w:rPr>
           <w:b/>
           <w:sz w:val="22"/>
         </w:rPr>
-        <w:t>identical bin-fill draws</w:t>
+        <w:t>Big picture.</w:t>
       </w:r>
       <w:r>
         <w:rPr>
           <w:sz w:val="22"/>
         </w:rPr>
-        <w:t xml:space="preserve"> for a fair comparison — this is the concrete mechanism behind the deck's "identical demand realisations" fairness claim on slide 4. Warm-starting across days is handled by carrying a multi-day context object forward between </w:t>
-      </w:r>
-      <w:r>
-        <w:rPr>
-          <w:rFonts w:ascii="Consolas" w:hAnsi="Consolas"/>
-          <w:sz w:val="21"/>
-        </w:rPr>
-        <w:t>run_day</w:t>
-      </w:r>
-      <w:r>
-        <w:rPr>
-          <w:sz w:val="22"/>
-        </w:rPr>
-        <w:t xml:space="preserve"> calls rather than any environment reset.</w:t>
-      </w:r>
-    </w:p>
-    <w:p>
-      <w:pPr>
-        <w:pStyle w:val="Heading2"/>
-      </w:pPr>
-      <w:r>
-        <w:t>Additional Result Conclusions</w:t>
-      </w:r>
-    </w:p>
-    <w:p>
-      <w:pPr>
-        <w:spacing w:after="160"/>
-      </w:pPr>
-      <w:r>
-        <w:rPr>
-          <w:sz w:val="22"/>
-        </w:rPr>
-        <w:t xml:space="preserve">*(Computed directly from </w:t>
-      </w:r>
-      <w:r>
-        <w:rPr>
-          <w:rFonts w:ascii="Consolas" w:hAnsi="Consolas"/>
-          <w:sz w:val="21"/>
-        </w:rPr>
-        <w:t>public/global/simulation/simulation_summary.csv</w:t>
-      </w:r>
-      <w:r>
-        <w:rPr>
-          <w:sz w:val="22"/>
-        </w:rPr>
-        <w:t xml:space="preserve"> / </w:t>
-      </w:r>
-      <w:r>
-        <w:rPr>
-          <w:rFonts w:ascii="Consolas" w:hAnsi="Consolas"/>
-          <w:sz w:val="21"/>
-        </w:rPr>
-        <w:t>simulation_summary_90d.csv</w:t>
-      </w:r>
-      <w:r>
-        <w:rPr>
-          <w:sz w:val="22"/>
-        </w:rPr>
-        <w:t xml:space="preserve"> as a Q&amp;A backup — these refine, and in one case revise, the existing "most robust constructor" framing on the conclusions slide, so read them as a supplement, not a replacement.)*</w:t>
+        <w:t xml:space="preserve"> CLS is the deck's plain local-search improver: no annealing, no population, no adaptive weighting — just a fixed toolbox of neighborhood moves, tried cheapest-first, applied greedily until nothing in the toolbox can improve the current route plan any further (a local optimum with respect to every move type in the toolbox).</w:t>
       </w:r>
     </w:p>
     <w:p>
@@ -7593,13 +1735,492 @@
           <w:b/>
           <w:sz w:val="22"/>
         </w:rPr>
-        <w:t>Pareto-front membership rate (30-day horizon, per scenario)</w:t>
+        <w:t>How the moves are ordered and applied.</w:t>
       </w:r>
       <w:r>
         <w:rPr>
           <w:sz w:val="22"/>
         </w:rPr>
-        <w:t xml:space="preserve">: recomputing which constructor appears on the non-dominated (min overflows, max kg/km) front in each of the 6 scenario×distribution combinations gives ACO-HH and PG-CLNS tied at the top (4/6 scenarios, 67%), followed by BPC and HGS (3/6, 50%), PSOMA (2/6, 33%), ALNS and SANS (1/6, 17%), and SWC-TCF (0/6). This slightly refines the deck's existing "BPC and PG-CLNS are the most frequent Pareto-front constructors" bullet — the more precise statement is that </w:t>
+        <w:t xml:space="preserve"> The toolbox is deliberately ordered from cheapest to most expensive to evaluate: relocate a single bin, swap two bins, reverse a route segment (2-opt), relocate a short chain of 2 or 3 bins (Or-opt), exchange route tails between two vehicles, exchange bins between routes with re-optimized placement, and — only if all of the above are exhausted — full 3- and 4-bin combinatorial reordering. Whenever any move anywhere in this list succeeds, the search restarts from the cheapest move type again rather than continuing where it left off — a strategy sometimes called Variable Neighborhood Descent, distinct from (and generally cheaper than) evaluating every possible move across every neighborhood and picking the single best one each round.</w:t>
+      </w:r>
+    </w:p>
+    <w:p>
+      <w:pPr>
+        <w:spacing w:after="160"/>
+      </w:pPr>
+      <w:r>
+        <w:rPr>
+          <w:b/>
+          <w:sz w:val="22"/>
+        </w:rPr>
+        <w:t>What it actually optimizes.</w:t>
+      </w:r>
+      <w:r>
+        <w:rPr>
+          <w:sz w:val="22"/>
+        </w:rPr>
+        <w:t xml:space="preserve"> Every move in CLS's toolbox is scored purely by its effect on total travel distance; vehicle capacity is enforced as a hard feasibility check (a move that would overload a route is simply rejected), but the objective being minimized is distance alone — waste revenue and route profit never enter the accept/reject decision. This is an important nuance versus how the deck's own captions describe it: CLS gives the best distance polish, not necessarily the best profit outcome, since it has no mechanism to trade a slightly longer route for a more valuable bin.</w:t>
+      </w:r>
+    </w:p>
+    <w:p>
+      <w:pPr>
+        <w:pStyle w:val="Heading3"/>
+      </w:pPr>
+      <w:r>
+        <w:t>Fast-TSP</w:t>
+      </w:r>
+    </w:p>
+    <w:p>
+      <w:pPr>
+        <w:spacing w:after="160"/>
+      </w:pPr>
+      <w:r>
+        <w:rPr>
+          <w:b/>
+          <w:sz w:val="22"/>
+        </w:rPr>
+        <w:t>Big picture.</w:t>
+      </w:r>
+      <w:r>
+        <w:rPr>
+          <w:sz w:val="22"/>
+        </w:rPr>
+        <w:t xml:space="preserve"> Fast-TSP addresses a narrower problem than CLS: given a route's vehicle-to-bin assignment is already fixed, what is the best possible order to visit those bins in? This is the classic Traveling Salesman Problem, applied independently to each already-constructed route, using a well-established third-party solver rather than custom code.</w:t>
+      </w:r>
+    </w:p>
+    <w:p>
+      <w:pPr>
+        <w:spacing w:after="160"/>
+      </w:pPr>
+      <w:r>
+        <w:rPr>
+          <w:b/>
+          <w:sz w:val="22"/>
+        </w:rPr>
+        <w:t>Two regimes.</w:t>
+      </w:r>
+      <w:r>
+        <w:rPr>
+          <w:sz w:val="22"/>
+        </w:rPr>
+        <w:t xml:space="preserve"> For a small number of bins on a route, the problem is solved to guaranteed optimality via exact dynamic programming (a well-known but computationally expensive technique whose cost roughly doubles with every additional bin, which is why it is only practical up to roughly twenty bins per route). Beyond that size, the same solver switches automatically to a fast randomized local-search heuristic that no longer guarantees optimality but finds a very good ordering in a small, fixed time budget.</w:t>
+      </w:r>
+    </w:p>
+    <w:p>
+      <w:pPr>
+        <w:spacing w:after="160"/>
+      </w:pPr>
+      <w:r>
+        <w:rPr>
+          <w:b/>
+          <w:sz w:val="22"/>
+        </w:rPr>
+        <w:t>What it can and can't do.</w:t>
+      </w:r>
+      <w:r>
+        <w:rPr>
+          <w:sz w:val="22"/>
+        </w:rPr>
+        <w:t xml:space="preserve"> Because it only ever reorders bins within a route that some other constructor has already decided on, Fast-TSP cannot move a bin to a different vehicle, drop a bin entirely, or account for revenue — it purely minimizes the distance needed to visit an already-fixed set of stops, the same underlying objective as CLS's core moves, just solved as one global reordering per route rather than a sequence of incremental swaps.</w:t>
+      </w:r>
+    </w:p>
+    <w:p>
+      <w:pPr>
+        <w:pStyle w:val="Heading2"/>
+      </w:pPr>
+      <w:r>
+        <w:t>Core Search Operators — What the Named Moves Actually Do</w:t>
+      </w:r>
+    </w:p>
+    <w:p>
+      <w:pPr>
+        <w:spacing w:after="160"/>
+      </w:pPr>
+      <w:r>
+        <w:rPr>
+          <w:sz w:val="22"/>
+        </w:rPr>
+        <w:t>These four move types recur across almost every constructor and improver above, so it's worth having a precise, visual mental model of each.</w:t>
+      </w:r>
+    </w:p>
+    <w:p>
+      <w:pPr>
+        <w:spacing w:after="160"/>
+      </w:pPr>
+      <w:r>
+        <w:rPr>
+          <w:b/>
+          <w:sz w:val="22"/>
+        </w:rPr>
+        <w:t>2-opt.</w:t>
+      </w:r>
+      <w:r>
+        <w:rPr>
+          <w:sz w:val="22"/>
+        </w:rPr>
+        <w:t xml:space="preserve"> Pick two non-adjacent connections in a route and remove them both, then reconnect the four loose ends the other way — which, geometrically, is the same as reversing the segment of the route between them. This is the classic fix for a route that "crosses itself": if the path visually crosses over its own earlier path, a 2-opt move can usually uncross it and shorten the total distance. Checking every possible pair of connections to reverse is proportional to the square of the route length — cheap enough to do exhaustively even on realistic instance sizes.</w:t>
+      </w:r>
+    </w:p>
+    <w:p>
+      <w:pPr>
+        <w:spacing w:after="160"/>
+      </w:pPr>
+      <w:r>
+        <w:rPr>
+          <w:b/>
+          <w:sz w:val="22"/>
+        </w:rPr>
+        <w:t>Or-opt.</w:t>
+      </w:r>
+      <w:r>
+        <w:rPr>
+          <w:sz w:val="22"/>
+        </w:rPr>
+        <w:t xml:space="preserve"> A generalization of "relocate one bin" to "relocate a short chain of 1–3 consecutive bins" — pull a small contiguous stretch out of the route and reinsert it (in its original order, no reversal) somewhere else, either later in the same route or into a different vehicle's route entirely. Useful for fixing situations where a small cluster of bins got assigned to an awkward position without needing the heavier machinery of 2-opt or a full re-routing.</w:t>
+      </w:r>
+    </w:p>
+    <w:p>
+      <w:pPr>
+        <w:spacing w:after="160"/>
+      </w:pPr>
+      <w:r>
+        <w:rPr>
+          <w:b/>
+          <w:sz w:val="22"/>
+        </w:rPr>
+        <w:t>Swap and relocate.</w:t>
+      </w:r>
+      <w:r>
+        <w:rPr>
+          <w:sz w:val="22"/>
+        </w:rPr>
+        <w:t xml:space="preserve"> These are the simplest moves and worth distinguishing precisely: relocate (also called "shift") takes one bin out of its current position and reinserts it somewhere else — a bin disappears from one spot and appears in another. Swap (also called "interchange") instead exchanges the positions of two bins with each other — both bins stay in the route, they just trade places. Both can operate within a single route or between two different routes, and both can be evaluated in constant time per candidate pair, making a full sweep over all pairs proportional to the square of the number of bins.</w:t>
+      </w:r>
+    </w:p>
+    <w:p>
+      <w:pPr>
+        <w:spacing w:after="160"/>
+      </w:pPr>
+      <w:r>
+        <w:rPr>
+          <w:b/>
+          <w:sz w:val="22"/>
+        </w:rPr>
+        <w:t>Node exchange between routes ("swap star").</w:t>
+      </w:r>
+      <w:r>
+        <w:rPr>
+          <w:sz w:val="22"/>
+        </w:rPr>
+        <w:t xml:space="preserve"> A more powerful variant of the basic swap move: instead of just trading two bins' existing slots, it searches for each bin's genuinely best possible new position (which may not be where the other bin used to sit) before committing to the trade — considerably more effective at finding good reshuffles between two vehicles' routes, at correspondingly higher computational cost per evaluation.</w:t>
+      </w:r>
+    </w:p>
+    <w:p>
+      <w:pPr>
+        <w:spacing w:after="160"/>
+      </w:pPr>
+      <w:r>
+        <w:rPr>
+          <w:b/>
+          <w:sz w:val="22"/>
+        </w:rPr>
+        <w:t>Why "steepest" and "first-improvement" matter.</w:t>
+      </w:r>
+      <w:r>
+        <w:rPr>
+          <w:sz w:val="22"/>
+        </w:rPr>
+        <w:t xml:space="preserve"> For any of the moves above, there are two ways to decide when to stop looking and commit to a move: first-improvement takes the very first move found that helps at all and applies it immediately (fast per step, but potentially a smaller improvement than was available); steepest descent instead checks every possible move in the neighborhood and applies only the single best one found (slower per step, but each step counts for more). Most of the operator implementations in this benchmark use first-improvement for speed, with one dedicated "steepest" node-exchange variant available separately for when the extra per-step cost is worth it.</w:t>
+      </w:r>
+    </w:p>
+    <w:p>
+      <w:pPr>
+        <w:pStyle w:val="Heading2"/>
+      </w:pPr>
+      <w:r>
+        <w:t>Mandatory Selection Strategies — Additional Depth</w:t>
+      </w:r>
+    </w:p>
+    <w:p>
+      <w:pPr>
+        <w:spacing w:after="160"/>
+      </w:pPr>
+      <w:r>
+        <w:rPr>
+          <w:sz w:val="22"/>
+        </w:rPr>
+        <w:t>*(Look-Ahead is already covered on-slide in full mathematical and algorithmic detail — see the deck's slide 7. This section adds depth on the other two strategies and compares all three.)*</w:t>
+      </w:r>
+    </w:p>
+    <w:p>
+      <w:pPr>
+        <w:pStyle w:val="Heading3"/>
+      </w:pPr>
+      <w:r>
+        <w:t>Last-Minute (LM)</w:t>
+      </w:r>
+    </w:p>
+    <w:p>
+      <w:pPr>
+        <w:spacing w:after="160"/>
+      </w:pPr>
+      <w:r>
+        <w:rPr>
+          <w:sz w:val="22"/>
+        </w:rPr>
+        <w:t>The simplest of the three by a wide margin: a bin becomes mandatory the moment its fill level crosses a fixed percentage threshold — nothing more. There is genuinely no lookahead, no accumulation-rate estimate, no statistical modeling; every bin is judged in complete isolation against one number. "CF" in the naming stands for Critical Fill — the threshold percentage itself — and the deck's two variants (CF70, CF90) are simply that threshold set to 70% and 90% respectively: a purely reactive rule, with the threshold value itself acting as the only knob trading off overflow risk against how often bins are visited.</w:t>
+      </w:r>
+    </w:p>
+    <w:p>
+      <w:pPr>
+        <w:pStyle w:val="Heading3"/>
+      </w:pPr>
+      <w:r>
+        <w:t>Service-Level (SL)</w:t>
+      </w:r>
+    </w:p>
+    <w:p>
+      <w:pPr>
+        <w:spacing w:after="160"/>
+      </w:pPr>
+      <w:r>
+        <w:rPr>
+          <w:sz w:val="22"/>
+        </w:rPr>
+        <w:t>A more statistically-minded strategy: rather than reacting to today's fill level alone, it projects forward over a short planning horizon and asks "given this bin's typical daily accumulation and how much that accumulation tends to vary day to day, what's a conservative (worst-case-ish) estimate of its fill level a few days from now — and would that estimate already be over capacity?" Concretely, it adds a safety margin on top of the projected average fill, sized by a confidence parameter — the more conservative that parameter, the earlier the strategy flags a bin as mandatory, trading efficiency for a lower chance of ever actually overflowing. Both the average daily accumulation and its day-to-day variability are estimated from the running simulation itself (an online statistical estimate that improves as more days are observed, rather than a value assumed known in advance) — meaning the strategy is necessarily a little less reliable very early in a simulation, before it has accumulated enough history to estimate well. The deck's two SL variants (SL1, SL2) differ only in how many days ahead they project (one day vs. two), not in how conservative the safety margin is — a horizon-length comparison, not a confidence-level comparison.</w:t>
+      </w:r>
+    </w:p>
+    <w:p>
+      <w:pPr>
+        <w:pStyle w:val="Heading3"/>
+      </w:pPr>
+      <w:r>
+        <w:t>Comparative Notes (LA vs. LM vs. SL)</w:t>
+      </w:r>
+    </w:p>
+    <w:p>
+      <w:pPr>
+        <w:spacing w:after="160"/>
+      </w:pPr>
+      <w:r>
+        <w:rPr>
+          <w:b/>
+          <w:sz w:val="22"/>
+        </w:rPr>
+        <w:t>Cost to compute.</w:t>
+      </w:r>
+      <w:r>
+        <w:rPr>
+          <w:sz w:val="22"/>
+        </w:rPr>
+        <w:t xml:space="preserve"> LM and SL are both cheap, roughly constant-time-per-bin decisions — LM because it's a single number comparison, SL because it's a closed-form projection formula (SL does require maintaining a running average and variance estimate across days, but that bookkeeping is itself cheap). Look-Ahead is the expensive one by comparison: it actually simulates forward, day by day, to find out when a bundling opportunity would naturally arise, which costs meaningfully more computation per decision the further ahead it needs to look.</w:t>
+      </w:r>
+    </w:p>
+    <w:p>
+      <w:pPr>
+        <w:spacing w:after="160"/>
+      </w:pPr>
+      <w:r>
+        <w:rPr>
+          <w:b/>
+          <w:sz w:val="22"/>
+        </w:rPr>
+        <w:t>What kind of guarantee each one offers.</w:t>
+      </w:r>
+      <w:r>
+        <w:rPr>
+          <w:sz w:val="22"/>
+        </w:rPr>
+        <w:t xml:space="preserve"> LM offers none at all — it is a purely reactive rule, and how well it avoids overflows depends entirely on how conservatively its threshold happens to be hand-tuned, with no underlying model connecting the threshold to actual overflow risk. SL is explicitly designed to approximate a probabilistic overflow guarantee — under the (imperfect) assumption that day-to-day accumulation behaves roughly like a bell curve, its safety margin caps the chance of an actual overflow at roughly the confidence level chosen — though this guarantee is only as good as that bell-curve assumption (real waste accumulation is generated from more skewed, non-symmetric distributions in this benchmark) and the quality of the online-estimated averages feeding into it. Look-Ahead offers no formal guarantee either, but takes a different approach entirely: rather than relying on a statistical model of the future, it directly simulates a plausible future and reacts to what that simulation shows — trading the computational cost of simulation for not needing a distributional assumption at all.</w:t>
+      </w:r>
+    </w:p>
+    <w:p>
+      <w:pPr>
+        <w:spacing w:after="160"/>
+      </w:pPr>
+      <w:r>
+        <w:rPr>
+          <w:b/>
+          <w:sz w:val="22"/>
+        </w:rPr>
+        <w:t>The much larger menu this benchmark didn't explore.</w:t>
+      </w:r>
+      <w:r>
+        <w:rPr>
+          <w:sz w:val="22"/>
+        </w:rPr>
+        <w:t xml:space="preserve"> All three strategies register through the same pluggable strategy-selection mechanism as roughly two dozen other mandatory-selection strategies present in the codebase but not benchmarked in this talk — including risk-averse variants that specifically target the tail of the accumulation distribution rather than its average, distributionally-robust variants that hedge against the accumulation model itself being wrong, Monte-Carlo-rollout variants that simulate many possible futures rather than one, restless-bandit-style variants, and even a machine-learned classifier variant trained to imitate a stronger reference policy. This is a natural, honest answer if asked "why only these three" — the pipeline's plugin architecture was explicitly built to make swapping in any of these a configuration change, not a development project; three representative strategies (reactive, statistical, simulation-based) were chosen to cover the conceptual space without an unwieldy number of benchmark configurations.</w:t>
+      </w:r>
+    </w:p>
+    <w:p>
+      <w:pPr>
+        <w:pStyle w:val="Heading2"/>
+      </w:pPr>
+      <w:r>
+        <w:t>Simulator Behavior &amp; Properties</w:t>
+      </w:r>
+    </w:p>
+    <w:p>
+      <w:pPr>
+        <w:spacing w:after="160"/>
+      </w:pPr>
+      <w:r>
+        <w:rPr>
+          <w:b/>
+          <w:sz w:val="22"/>
+        </w:rPr>
+        <w:t>The daily cycle.</w:t>
+      </w:r>
+      <w:r>
+        <w:rPr>
+          <w:sz w:val="22"/>
+        </w:rPr>
+        <w:t xml:space="preserve"> Every simulated day runs a fixed sequence: bins accumulate waste, the mandatory-selection strategy flags which bins must be visited today, the route constructor builds (and the route improver polishes) a route covering the mandatory bins plus any additional profitable ones, the route is "executed" (collecting whatever it visits), and the day's results are logged before moving to the next day.</w:t>
+      </w:r>
+    </w:p>
+    <w:p>
+      <w:pPr>
+        <w:spacing w:after="160"/>
+      </w:pPr>
+      <w:r>
+        <w:rPr>
+          <w:b/>
+          <w:sz w:val="22"/>
+        </w:rPr>
+        <w:t>What actually happens on overflow.</w:t>
+      </w:r>
+      <w:r>
+        <w:rPr>
+          <w:sz w:val="22"/>
+        </w:rPr>
+        <w:t xml:space="preserve"> A bin's true fill level is tracked continuously; the amount of waste that would have overflowed the bin's capacity is computed and recorded as lost before the bin's displayed fill level is capped at 100% — so the "overflow" flag itself is a simple yes/no signal (did this bin hit capacity today), while the amount of waste lost is tracked as a separate, graded quantity. Critically, an overflowing bin that stays unvisited does not "carry forward" its overflow debt in any special way — the excess is simply discarded that day, the fill level stays pinned at 100%, and the bin keeps quietly losing whatever it accumulates beyond capacity every subsequent day it remains unvisited, until someone finally collects it.</w:t>
+      </w:r>
+    </w:p>
+    <w:p>
+      <w:pPr>
+        <w:spacing w:after="160"/>
+      </w:pPr>
+      <w:r>
+        <w:rPr>
+          <w:b/>
+          <w:sz w:val="22"/>
+        </w:rPr>
+        <w:t>Observed vs. true state — a realistic sensing gap.</w:t>
+      </w:r>
+      <w:r>
+        <w:rPr>
+          <w:sz w:val="22"/>
+        </w:rPr>
+        <w:t xml:space="preserve"> Selection strategies never see a bin's true fill level directly — they see a noisy sensor reading (small random error added on top of the true value), while the actual overflow and waste-loss accounting always uses the true, noise-free level. This mirrors a real deployment, where a smart bin's sensor reading and its literal contents are never perfectly identical, and a selection strategy that looks great on paper could still make occasionally-wrong calls purely because of what its sensors happened to report that day.</w:t>
+      </w:r>
+    </w:p>
+    <w:p>
+      <w:pPr>
+        <w:spacing w:after="160"/>
+      </w:pPr>
+      <w:r>
+        <w:rPr>
+          <w:b/>
+          <w:sz w:val="22"/>
+        </w:rPr>
+        <w:t>Capacity enforcement isn't centralized.</w:t>
+      </w:r>
+      <w:r>
+        <w:rPr>
+          <w:sz w:val="22"/>
+        </w:rPr>
+        <w:t xml:space="preserve"> The simulator itself doesn't directly enforce the vehicle capacity constraint — it simply hands the capacity limit to whichever route constructor is active and trusts that constructor's own internal mechanism to respect it (a hard mathematical constraint for the exact solvers, a penalty-or-repair mechanism for the metaheuristics). The simulator's own role is limited to recomputing the resulting route's true cost and outcomes after construction, not policing capacity during it.</w:t>
+      </w:r>
+    </w:p>
+    <w:p>
+      <w:pPr>
+        <w:spacing w:after="160"/>
+      </w:pPr>
+      <w:r>
+        <w:rPr>
+          <w:b/>
+          <w:sz w:val="22"/>
+        </w:rPr>
+        <w:t>How the stochastic waste-generation models differ.</w:t>
+      </w:r>
+      <w:r>
+        <w:rPr>
+          <w:sz w:val="22"/>
+        </w:rPr>
+        <w:t xml:space="preserve"> Two distinct data-generating processes are used across the benchmark's scenarios. The "Empirical" distribution resamples directly from real historical daily-fill records — a bootstrap approach with no parametric assumptions at all, just literally replaying patterns seen in real data. The "Gamma-3" distribution instead draws from a fitted statistical family (the Gamma distribution, commonly used for modeling non-negative, right-skewed quantities like accumulation rates) with several different parameter presets assigned to different groups of bins — meaning even within one Gamma-3 scenario, different bins can have meaningfully different accumulation behavior, not just different absolute rates. Neither generator directly hands its true parameters to the selection strategies — those strategies always have to estimate accumulation statistics from what they've observed in the simulation so far (the online estimation mentioned in the Service-Level section above), reflecting a real operational constraint: no smart-bin deployment gets to see the "true" generative model, only noisy historical readings.</w:t>
+      </w:r>
+    </w:p>
+    <w:p>
+      <w:pPr>
+        <w:spacing w:after="160"/>
+      </w:pPr>
+      <w:r>
+        <w:rPr>
+          <w:b/>
+          <w:sz w:val="22"/>
+        </w:rPr>
+        <w:t>Fleet assumptions.</w:t>
+      </w:r>
+      <w:r>
+        <w:rPr>
+          <w:sz w:val="22"/>
+        </w:rPr>
+        <w:t xml:space="preserve"> Every scenario in this benchmark uses exactly one vehicle and one depot per region — a deliberate scope decision, not an oversight, and explicitly listed as a stated limitation on the deck's own conclusions slide. The underlying framework's route-construction adapters mostly assume this single-vehicle setup too; genuine multi-vehicle, multi-depot dispatch is not exercised anywhere in this particular benchmark.</w:t>
+      </w:r>
+    </w:p>
+    <w:p>
+      <w:pPr>
+        <w:spacing w:after="160"/>
+      </w:pPr>
+      <w:r>
+        <w:rPr>
+          <w:b/>
+          <w:sz w:val="22"/>
+        </w:rPr>
+        <w:t>Why the comparison across algorithms is fair.</w:t>
+      </w:r>
+      <w:r>
+        <w:rPr>
+          <w:sz w:val="22"/>
+        </w:rPr>
+        <w:t xml:space="preserve"> Every algorithm sees exactly the same random waste-generation draws for a given scenario and day — the simulation's randomness is deliberately re-seeded per policy-and-day combination using a reproducible scheme, rather than each algorithm's run consuming random numbers in whatever order its own internal logic happens to draw them. This is the concrete mechanism behind the deck's "identical demand realisations" fairness claim: it isn't just that every algorithm faces scenarios drawn from the same distribution, it's that they face the literal identical sequence of daily fill levels, bin by bin, day by day.</w:t>
+      </w:r>
+    </w:p>
+    <w:p>
+      <w:pPr>
+        <w:pStyle w:val="Heading2"/>
+      </w:pPr>
+      <w:r>
+        <w:t>Additional Result Conclusions</w:t>
+      </w:r>
+    </w:p>
+    <w:p>
+      <w:pPr>
+        <w:spacing w:after="160"/>
+      </w:pPr>
+      <w:r>
+        <w:rPr>
+          <w:sz w:val="22"/>
+        </w:rPr>
+        <w:t>*(Computed directly from the raw simulation result data as a Q&amp;A backup — these refine, and in one case revise, the existing "most robust constructor" framing on the conclusions slide, so read them as a supplement, not a replacement.)*</w:t>
+      </w:r>
+    </w:p>
+    <w:p>
+      <w:pPr>
+        <w:spacing w:after="160"/>
+      </w:pPr>
+      <w:r>
+        <w:rPr>
+          <w:b/>
+          <w:sz w:val="22"/>
+        </w:rPr>
+        <w:t>Pareto-front membership rate (30-day horizon, per scenario).</w:t>
+      </w:r>
+      <w:r>
+        <w:rPr>
+          <w:sz w:val="22"/>
+        </w:rPr>
+        <w:t xml:space="preserve"> Recomputing which constructor appears on the non-dominated (lowest overflows, highest kg/km) front in each of the six scenario-and-distribution combinations gives ACO-HH and PG-CLNS tied at the top (appearing on the front in 4 of 6 scenarios, 67%), followed by BPC and HGS (3 of 6, 50%), PSOMA (2 of 6, 33%), ALNS and SANS (1 of 6, 17%), and SWC-TCF (0 of 6). This slightly refines the deck's existing "BPC and PG-CLNS are the most frequent Pareto-front constructors" bullet — the more precise statement is that </w:t>
       </w:r>
       <w:r>
         <w:rPr>
@@ -7624,13 +2245,13 @@
           <w:b/>
           <w:sz w:val="22"/>
         </w:rPr>
-        <w:t>Execution time spread is large and worth having ready</w:t>
+        <w:t>Execution time spread is large and worth having ready.</w:t>
       </w:r>
       <w:r>
         <w:rPr>
           <w:sz w:val="22"/>
         </w:rPr>
-        <w:t>: mean per-run wall-clock time at 30 days ranges from ACO-HH (~620s) and PSOMA (~1090s) at the fast end, through SWC-TCF/ALNS/BPC (~1100-1200s), up to PG-CLNS (~2040s), HGS (~2440s), and SANS (~2590s) at the slow end — roughly a 4x spread between the fastest and slowest constructor at the same horizon. At 90 days the spread widens further and reorders somewhat (ACO-HH ~1680s fastest; SANS ~9760s mean, ~25000s max slowest) — the extra-heavyweight metaheuristics (SANS, HGS, PG-CLNS) get proportionally more expensive as the horizon grows, while ACO-HH stays comparatively cheap throughout. This is the concrete backup for the "simulation run execution time" KPI and the natural answer to "what did it cost to run BPC/exact methods vs. the heuristics" — note BPC is not the most expensive constructor by wall-clock; several metaheuristics cost more time per run than the exact B&amp;B-and-price solver at this problem scale.</w:t>
+        <w:t xml:space="preserve"> Mean per-run wall-clock time at the 30-day horizon ranges from ACO-HH (fastest, roughly 10 minutes on average) and PSOMA (roughly 18 minutes) at the quick end, through SWC-TCF, ALNS, and BPC (all clustering around 18–20 minutes), up to PG-CLNS (roughly 34 minutes), HGS (roughly 41 minutes), and SANS (roughly 43 minutes) at the slow end — a roughly 4x spread between the fastest and slowest constructor at the same horizon. At the 90-day horizon the spread widens further (ACO-HH still fastest at roughly 28 minutes mean; SANS slowest at roughly 2.7 hours mean, with a worst-case single run approaching 7 hours) — the heavier metaheuristics get proportionally more expensive as the horizon grows, while ACO-HH stays comparatively cheap throughout. This is the concrete backup for the "simulation run execution time" KPI, and the natural answer to "what did it cost to run the exact method versus the heuristics" — note that BPC is not the most expensive constructor by wall-clock time; several metaheuristics cost more time per run than the exact branch-price-and-cut solver at this problem scale.</w:t>
       </w:r>
     </w:p>
     <w:p>
@@ -7642,13 +2263,13 @@
           <w:b/>
           <w:sz w:val="22"/>
         </w:rPr>
-        <w:t>Horizon robustness is more nuanced than "stable 30→90 days"</w:t>
+        <w:t>Horizon robustness is more nuanced than "stable 30 to 90 days."</w:t>
       </w:r>
       <w:r>
         <w:rPr>
           <w:sz w:val="22"/>
         </w:rPr>
-        <w:t xml:space="preserve">: mean overflow counts blow up sharply for some constructors between the 30-day and 90-day horizons — SWC-TCF (~40x), HGS (~5.4x), BPC (~3.6x), PG-CLNS (~2.7x) — while ACO-HH, PSOMA, and SANS stay close to flat (~1.0-1.1x). Median overflow ratios (less sensitive to outliers) tell a similar but softer story: SWC-TCF ~6.9x, HGS ~4.6x, BPC ~4.0x, PG-CLNS ~2.75x, vs. ACO-HH ~1.75x, SANS ~1.44x, PSOMA ~1.12x. </w:t>
+        <w:t xml:space="preserve"> Mean overflow counts grow sharply for some constructors between the 30-day and 90-day horizons — SWC-TCF by roughly 40x, HGS by roughly 5.4x, BPC by roughly 3.6x, PG-CLNS by roughly 2.7x — while ACO-HH, PSOMA, and SANS stay close to flat (within about 10%). A less outlier-sensitive median-based comparison tells a similar but softer story (SWC-TCF roughly 6.9x, HGS roughly 4.6x, BPC roughly 4.0x, PG-CLNS roughly 2.75x, versus ACO-HH roughly 1.75x, SANS roughly 1.44x, PSOMA roughly 1.12x). </w:t>
       </w:r>
       <w:r>
         <w:rPr>
@@ -7661,7 +2282,7 @@
         <w:rPr>
           <w:sz w:val="22"/>
         </w:rPr>
-        <w:t xml:space="preserve">: the mean-based numbers are heavily influenced by a small number of extreme outlier rows (three 30-day rows and two 90-day rows exceed 500 overflows, all concentrated in the Figueira da Foz / Gamma-3 / 350-bin scenario, mostly under the LA strategy paired with SWC-TCF — e.g. a single 90-day SWC-TCF/LA/FFZ-350/Gamma-3 cell reaches 23,886 overflows). This reads as a specific pathological configuration (a large, high-variance Gamma-3 instance where SWC-TCF's monolithic MILP formulation likely times out or degrades badly under LA's bundling behavior) rather than a universal property of SWC-TCF — if asked "is SWC-TCF just bad at scale," the fairer answer is "one demanding scenario dominates its mean; its median degradation (~7x) is still real but less extreme," and this is exactly the kind of result that motivates the future-work item on richer, constructor-specific timeout/fallback handling at long horizons. Either way, </w:t>
+        <w:t xml:space="preserve">: the mean-based numbers are heavily influenced by a handful of extreme outlier runs, nearly all concentrated in one particularly demanding scenario (the largest region, under the more variable of the two waste-generation models, paired mostly with the Look-Ahead selection strategy) — a single 90-day run in that combination reaches tens of thousands of overflow events. This reads as a specific pathological configuration (a large, high-variance instance where the monolithic MILP formulation likely runs out of time or degrades badly under a particular selection strategy's bin-bundling behavior) rather than a universal property. If asked "is the two-commodity-flow method just bad at scale," the fairer answer is "one demanding scenario dominates its mean; its median degradation is still real but considerably less extreme" — and this is exactly the kind of result that motivates the future-work item on constructor-specific timeout and fallback handling at long horizons, discussed below. Either way, </w:t>
       </w:r>
       <w:r>
         <w:rPr>
@@ -7674,7 +2295,7 @@
         <w:rPr>
           <w:sz w:val="22"/>
         </w:rPr>
-        <w:t xml:space="preserve"> to make confidently under questioning, refining the deck's existing "ACO-HH is the most robust across scenarios and horizons" bullet with concrete numbers rather than leaving it qualitative.</w:t>
+        <w:t xml:space="preserve"> to make confidently under questioning, refining the deck's existing "most robust across scenarios and horizons" bullet with concrete numbers rather than leaving it purely qualitative.</w:t>
       </w:r>
     </w:p>
     <w:p>
@@ -7686,13 +2307,13 @@
           <w:b/>
           <w:sz w:val="22"/>
         </w:rPr>
-        <w:t>kg/km efficiency is comparatively stable across horizons for every constructor</w:t>
+        <w:t>Efficiency stays comparatively stable across horizons for every constructor</w:t>
       </w:r>
       <w:r>
         <w:rPr>
           <w:sz w:val="22"/>
         </w:rPr>
-        <w:t xml:space="preserve"> (deltas of roughly ±0.3-1.1 kg/km on a scale of ~5-8 kg/km baseline, both directions), supporting the deck's existing "KG/KM stays consistent" claim without needing revision — efficiency does not degrade the way overflow counts do, consistent with efficiency being driven mainly by route geometry (which doesn't change much with horizon length) rather than by cumulative overflow risk (which mechanically compounds the longer bins go unvisited).</w:t>
+        <w:t xml:space="preserve"> (changes of roughly half a kg/km either direction, on a baseline scale of roughly 5–8 kg/km), supporting the deck's existing "kg/km stays consistent" claim without needing revision — efficiency does not degrade the way overflow counts do, consistent with efficiency being driven mainly by route geometry (which doesn't change much as the horizon lengthens) rather than by cumulative overflow risk (which mechanically compounds the longer bins go unvisited).</w:t>
       </w:r>
     </w:p>
     <w:p>
@@ -7711,7 +2332,7 @@
         <w:rPr>
           <w:sz w:val="22"/>
         </w:rPr>
-        <w:t>Beyond the deck's stated limitations (single vehicle type/depot per region, waste models calibrated on limited data, 90-day runs restricted to 30-day Pareto-front policies), the codebase research above surfaces several more specific, code-verifiable caveats worth having ready:</w:t>
+        <w:t>Beyond the deck's stated limitations (single vehicle type and depot per region, waste models calibrated on limited data, 90-day runs restricted to the 30-day Pareto-front policies), the deeper research above surfaces several more specific caveats worth having ready:</w:t>
       </w:r>
     </w:p>
     <w:p>
@@ -7724,26 +2345,13 @@
           <w:b/>
           <w:sz w:val="22"/>
         </w:rPr>
-        <w:t>Exact methods are not exact under the hood in this benchmark's time budget.</w:t>
+        <w:t>The exact methods are not run to certified completion in this benchmark.</w:t>
       </w:r>
       <w:r>
         <w:rPr>
           <w:sz w:val="22"/>
         </w:rPr>
-        <w:t xml:space="preserve"> Both BPC (60s default time limit, </w:t>
-      </w:r>
-      <w:r>
-        <w:rPr>
-          <w:rFonts w:ascii="Consolas" w:hAnsi="Consolas"/>
-          <w:sz w:val="21"/>
-        </w:rPr>
-        <w:t>max_bb_nodes=1000</w:t>
-      </w:r>
-      <w:r>
-        <w:rPr>
-          <w:sz w:val="22"/>
-        </w:rPr>
-        <w:t>, RCSPP label caps) and SWC-TCF (60s default MIP time limit) are configured with tight wall-clock budgets for this benchmark's scale, and both have documented non-exact fallback paths on timeout (BPC falls back to CG warm-start greedy routes; SWC-TCF's OR-Tools wrapper falls back to the native Gurobi path on a solver-creation failure signal). Reported "exact method" results should be understood as "best incumbent found within budget," not necessarily certified optimal, for larger instances (FFZ-350 in particular) — this is a defensible, code-grounded answer if challenged on whether BPC/SWC-TCF results are truly optimal.</w:t>
+        <w:t xml:space="preserve"> Both exact solvers operate under a tight per-run time budget at this problem scale, and both have a documented, non-exact fallback behavior if that budget runs out before a proven-optimal answer is found (one falls back to a heuristically-constructed route plan; the other simply returns its best incumbent found so far). Reported "exact method" results should be understood as "best answer found within the time budget," not necessarily certified mathematically optimal, for the larger instances in this benchmark — a defensible, honest answer if challenged on whether the exact-method results are truly optimal.</w:t>
       </w:r>
     </w:p>
     <w:p>
@@ -7756,13 +2364,13 @@
           <w:b/>
           <w:sz w:val="22"/>
         </w:rPr>
-        <w:t>PG-CLNS's documented operator suite is broader than what actually runs.</w:t>
+        <w:t>One hybrid constructor's documented capability is broader than what actually runs day to day.</w:t>
       </w:r>
       <w:r>
         <w:rPr>
           <w:sz w:val="22"/>
         </w:rPr>
-        <w:t xml:space="preserve"> Shaw removal, string removal, regret-k insertion, blink-insertion, and all five intensification moves (2-opt intra/star, 3-opt intra, swap*, or-opt) are implemented and exported by the codebase but not wired into the LNS solver PG-CLNS actually uses — a concrete "known gap between design intent and current wiring" that is honest to disclose rather than risk being caught out on, and a natural, low-effort future-work item (wiring the already-implemented operators back in) rather than new algorithm development.</w:t>
+        <w:t xml:space="preserve"> A richer library of solution-modification strategies is implemented and available in the codebase than the one constructor that was designed to use all of them actually wires into its main loop — a concrete, honestly-disclosed gap between documented design intent and current configuration, and a natural, low-effort future-work item (finishing the wiring) rather than new algorithm development.</w:t>
       </w:r>
     </w:p>
     <w:p>
@@ -7775,13 +2383,13 @@
           <w:b/>
           <w:sz w:val="22"/>
         </w:rPr>
-        <w:t>CLS optimizes distance only, not profit.</w:t>
+        <w:t>The plain local-search improver optimizes distance only, not profit.</w:t>
       </w:r>
       <w:r>
         <w:rPr>
           <w:sz w:val="22"/>
         </w:rPr>
-        <w:t xml:space="preserve"> As detailed above, CLS's neighborhood moves compute deltas purely from edge-distance differences; profit/revenue never enters the acceptance criterion, only capacity feasibility does. A profit-aware local search variant (mirroring the profit-aware destroy/repair operators already used elsewhere in ALNS/PG-CLNS) is a natural, concrete extension distinct from the deck's existing "neural constructors" future-work bullet.</w:t>
+        <w:t xml:space="preserve"> As detailed above, every move it considers is scored purely on travel-distance impact; capacity is enforced as a feasibility check, but waste revenue never enters the decision of which move to make. A profit-aware version of this improver — mirroring the profit-aware destroy/repair operators already used in several of the metaheuristic constructors — is a natural, concrete extension, distinct from the deck's existing "neural constructors" future-work bullet.</w:t>
       </w:r>
     </w:p>
     <w:p>
@@ -7794,13 +2402,13 @@
           <w:b/>
           <w:sz w:val="22"/>
         </w:rPr>
-        <w:t>Fast-TSP's large-instance behavior is a third-party black box.</w:t>
+        <w:t>The fast route-reordering improver's large-instance behavior is a third-party black box.</w:t>
       </w:r>
       <w:r>
         <w:rPr>
           <w:sz w:val="22"/>
         </w:rPr>
-        <w:t xml:space="preserve"> The SLS fallback beyond ~20 nodes runs inside a closed compiled binary; this repo cannot fully verify its internal move set from source. If asked about its worst-case behavior or theoretical guarantees beyond the exact-solver regime, the honest answer is "delegated to a well-used third-party package documented as stochastic local search; internals not independently verified here."</w:t>
+        <w:t xml:space="preserve"> Its fallback heuristic for longer routes runs inside a closed, compiled solver package; this benchmark cannot fully verify its internal move set from source. If asked about its worst-case behavior or theoretical guarantees beyond the small-instance exact regime, the honest answer is "delegated to a well-established third-party package documented as a randomized local-search solver — internals not independently re-verified here."</w:t>
       </w:r>
     </w:p>
     <w:p>
@@ -7813,13 +2421,13 @@
           <w:b/>
           <w:sz w:val="22"/>
         </w:rPr>
-        <w:t>SL's confidence parameter is a hand-set constant, not a computed quantile</w:t>
+        <w:t>The Service-Level strategy's statistical confidence value is a hand-set constant, not a formally computed quantile</w:t>
       </w:r>
       <w:r>
         <w:rPr>
           <w:sz w:val="22"/>
         </w:rPr>
-        <w:t>, and both its mean/variance inputs are cold-start-biased online (Welford) estimates rather than ground-truth distribution parameters — so SL's implied overflow-probability guarantee is only as good as the Gaussian approximation and the estimator's convergence, particularly early in a simulation horizon. This nuances any claim that SL provides a formal statistical guarantee.</w:t>
+        <w:t>, and both its underlying accumulation-rate estimates are online, cold-start-biased estimates rather than ground-truth distribution parameters — so any implied overflow-probability guarantee is only as good as the bell-curve approximation and the estimator's convergence, particularly early in a given simulation horizon. This nuances any claim that the strategy provides a rigorous statistical guarantee.</w:t>
       </w:r>
     </w:p>
     <w:p>
@@ -7838,7 +2446,7 @@
         <w:rPr>
           <w:sz w:val="22"/>
         </w:rPr>
-        <w:t>: roughly 25 additional mandatory-selection strategies (CVaR, Wasserstein-DRO, Monte-Carlo rollout, Whittle-index bandit, imitation-learned, bandit-based meta-selection among strategies, etc.) beyond LA/LM/SL, and a comparable breadth of additional route constructors beyond the eight benchmarked (matheuristics, learning-heuristic hybrids, additional hyper-heuristics). This directly supports and extends the deck's "neural constructors in the same pipeline" future-work bullet — the pipeline's plugin architecture (uniform factory/registry pattern across all policy families) is designed to make swapping in any of these, including neural ones, a configuration change rather than an integration project.</w:t>
+        <w:t xml:space="preserve"> — roughly two dozen additional mandatory-selection strategies beyond the three shown, and a comparable breadth of additional route constructors (further matheuristic hybrids, learning-based hybrids, additional hyper-heuristics) beyond the eight benchmarked. This directly supports and extends the deck's "neural constructors in the same pipeline" future-work bullet — the pipeline's uniform plugin architecture across every policy family is specifically designed to make swapping in any of these, including neural ones, a configuration change rather than an integration project.</w:t>
       </w:r>
     </w:p>
     <w:p>
@@ -7851,13 +2459,13 @@
           <w:b/>
           <w:sz w:val="22"/>
         </w:rPr>
-        <w:t>Horizon-dependent instability (see Additional Result Conclusions above) suggests a concrete methodological future-work item</w:t>
+        <w:t>The horizon-dependent instability documented above suggests a concrete methodological future-work item</w:t>
       </w:r>
       <w:r>
         <w:rPr>
           <w:sz w:val="22"/>
         </w:rPr>
-        <w:t>: rather than only extending the improver/constructor set, adding horizon-adaptive time budgets or constructor-specific fallback/repair strategies for long-horizon runs (especially for SWC-TCF and HGS, whose overflow counts grow fastest with horizon length) would directly address an observed weakness rather than a hypothetical one.</w:t>
+        <w:t>, distinct from simply expanding the algorithm roster: adding horizon-adaptive time budgets, or constructor-specific fallback and repair strategies for long-horizon runs (especially for the two constructors whose overflow counts grow fastest with horizon length), would directly address an observed weakness rather than a hypothetical one.</w:t>
       </w:r>
     </w:p>
     <w:sectPr>
